--- a/template/tagtemplate.docx
+++ b/template/tagtemplate.docx
@@ -7657,23 +7657,7 @@
                 <w:sz w:val="22"/>
                 <w:szCs w:val="22"/>
               </w:rPr>
-              <w:t xml:space="preserve"> сгорание части шлейфа газа в </w:t>
-            </w:r>
-            <w:proofErr w:type="spellStart"/>
-            <w:r>
-              <w:rPr>
-                <w:sz w:val="22"/>
-                <w:szCs w:val="22"/>
-              </w:rPr>
-              <w:t>дефлаграционном</w:t>
-            </w:r>
-            <w:proofErr w:type="spellEnd"/>
-            <w:r>
-              <w:rPr>
-                <w:sz w:val="22"/>
-                <w:szCs w:val="22"/>
-              </w:rPr>
-              <w:t xml:space="preserve"> режиме с образованием ударной волны </w:t>
+              <w:t xml:space="preserve"> сгорание части шлейфа газа в дефлаграционном режиме с образованием ударной волны </w:t>
             </w:r>
             <w:r>
               <w:rPr>
@@ -7825,23 +7809,7 @@
                 <w:sz w:val="22"/>
                 <w:szCs w:val="22"/>
               </w:rPr>
-              <w:t xml:space="preserve"> взрыв ГВС (</w:t>
-            </w:r>
-            <w:proofErr w:type="spellStart"/>
-            <w:r>
-              <w:rPr>
-                <w:sz w:val="22"/>
-                <w:szCs w:val="22"/>
-              </w:rPr>
-              <w:t>дефлаграционное</w:t>
-            </w:r>
-            <w:proofErr w:type="spellEnd"/>
-            <w:r>
-              <w:rPr>
-                <w:sz w:val="22"/>
-                <w:szCs w:val="22"/>
-              </w:rPr>
-              <w:t xml:space="preserve"> сгорание) при наличии источника инициирования  </w:t>
+              <w:t xml:space="preserve"> взрыв ГВС (дефлаграционное сгорание) при наличии источника инициирования  </w:t>
             </w:r>
             <w:r>
               <w:rPr>
@@ -8011,23 +7979,7 @@
                 <w:sz w:val="22"/>
                 <w:szCs w:val="22"/>
               </w:rPr>
-              <w:t xml:space="preserve"> взрыв ГВС (</w:t>
-            </w:r>
-            <w:proofErr w:type="spellStart"/>
-            <w:r>
-              <w:rPr>
-                <w:sz w:val="22"/>
-                <w:szCs w:val="22"/>
-              </w:rPr>
-              <w:t>дефлаграционное</w:t>
-            </w:r>
-            <w:proofErr w:type="spellEnd"/>
-            <w:r>
-              <w:rPr>
-                <w:sz w:val="22"/>
-                <w:szCs w:val="22"/>
-              </w:rPr>
-              <w:t xml:space="preserve"> сгорание) при наличии источника инициирования </w:t>
+              <w:t xml:space="preserve"> взрыв ГВС (дефлаграционное сгорание) при наличии источника инициирования </w:t>
             </w:r>
             <w:r>
               <w:rPr>
@@ -9296,30 +9248,28 @@
           <w:docGrid w:linePitch="360"/>
         </w:sectPr>
       </w:pPr>
-      <w:bookmarkStart w:id="37" w:name="_GoBack"/>
-      <w:bookmarkEnd w:id="37"/>
     </w:p>
     <w:p>
       <w:pPr>
         <w:pStyle w:val="2a"/>
       </w:pPr>
-      <w:bookmarkStart w:id="38" w:name="_Toc392754515"/>
-      <w:bookmarkStart w:id="39" w:name="_Toc430097611"/>
-      <w:bookmarkStart w:id="40" w:name="_Toc430255938"/>
-      <w:bookmarkStart w:id="41" w:name="_Toc209703492"/>
-      <w:bookmarkStart w:id="42" w:name="_Toc221000965"/>
+      <w:bookmarkStart w:id="37" w:name="_Toc392754515"/>
+      <w:bookmarkStart w:id="38" w:name="_Toc430097611"/>
+      <w:bookmarkStart w:id="39" w:name="_Toc430255938"/>
+      <w:bookmarkStart w:id="40" w:name="_Toc209703492"/>
+      <w:bookmarkStart w:id="41" w:name="_Toc221000965"/>
       <w:r>
         <w:lastRenderedPageBreak/>
         <w:t xml:space="preserve">2.2. </w:t>
       </w:r>
+      <w:bookmarkEnd w:id="37"/>
       <w:bookmarkEnd w:id="38"/>
       <w:bookmarkEnd w:id="39"/>
       <w:bookmarkEnd w:id="40"/>
+      <w:r>
+        <w:t>Характеристики аварийности, присущие объекту, и травматизма на нем</w:t>
+      </w:r>
       <w:bookmarkEnd w:id="41"/>
-      <w:r>
-        <w:t>Характеристики аварийности, присущие объекту, и травматизма на нем</w:t>
-      </w:r>
-      <w:bookmarkEnd w:id="42"/>
     </w:p>
     <w:p>
       <w:pPr>
@@ -9471,15 +9421,15 @@
           <w:lang w:eastAsia="en-US"/>
         </w:rPr>
       </w:pPr>
-      <w:bookmarkStart w:id="43" w:name="_Toc405384919"/>
-      <w:bookmarkStart w:id="44" w:name="_Toc405989862"/>
-      <w:bookmarkStart w:id="45" w:name="_Toc409789862"/>
-      <w:bookmarkStart w:id="46" w:name="_Toc409790164"/>
-      <w:bookmarkStart w:id="47" w:name="_Toc427057243"/>
-      <w:bookmarkStart w:id="48" w:name="_Toc430943228"/>
-      <w:bookmarkStart w:id="49" w:name="_Toc430958121"/>
-      <w:bookmarkStart w:id="50" w:name="_Toc209703493"/>
-      <w:bookmarkStart w:id="51" w:name="_Toc221000966"/>
+      <w:bookmarkStart w:id="42" w:name="_Toc405384919"/>
+      <w:bookmarkStart w:id="43" w:name="_Toc405989862"/>
+      <w:bookmarkStart w:id="44" w:name="_Toc409789862"/>
+      <w:bookmarkStart w:id="45" w:name="_Toc409790164"/>
+      <w:bookmarkStart w:id="46" w:name="_Toc427057243"/>
+      <w:bookmarkStart w:id="47" w:name="_Toc430943228"/>
+      <w:bookmarkStart w:id="48" w:name="_Toc430958121"/>
+      <w:bookmarkStart w:id="49" w:name="_Toc209703493"/>
+      <w:bookmarkStart w:id="50" w:name="_Toc221000966"/>
       <w:r>
         <w:rPr>
           <w:lang w:eastAsia="en-US"/>
@@ -9541,6 +9491,7 @@
         </w:rPr>
         <w:t>соответствие задачам ликвидации последствий аварий</w:t>
       </w:r>
+      <w:bookmarkEnd w:id="42"/>
       <w:bookmarkEnd w:id="43"/>
       <w:bookmarkEnd w:id="44"/>
       <w:bookmarkEnd w:id="45"/>
@@ -9549,7 +9500,6 @@
       <w:bookmarkEnd w:id="48"/>
       <w:bookmarkEnd w:id="49"/>
       <w:bookmarkEnd w:id="50"/>
-      <w:bookmarkEnd w:id="51"/>
     </w:p>
     <w:p>
       <w:pPr>
@@ -9789,7 +9739,7 @@
       <w:r>
         <w:t xml:space="preserve"> </w:t>
       </w:r>
-      <w:bookmarkStart w:id="52" w:name="_Hlk221181409"/>
+      <w:bookmarkStart w:id="51" w:name="_Hlk221181409"/>
       <w:sdt>
         <w:sdtPr>
           <w:tag w:val="ORG_SHORT_NAME"/>
@@ -9806,7 +9756,7 @@
           </w:r>
         </w:sdtContent>
       </w:sdt>
-      <w:bookmarkEnd w:id="52"/>
+      <w:bookmarkEnd w:id="51"/>
       <w:r>
         <w:t xml:space="preserve"> и </w:t>
       </w:r>
@@ -9965,23 +9915,24 @@
       <w:pPr>
         <w:pStyle w:val="2a"/>
       </w:pPr>
-      <w:bookmarkStart w:id="53" w:name="_Toc430943229"/>
-      <w:bookmarkStart w:id="54" w:name="_Toc430958122"/>
-      <w:bookmarkStart w:id="55" w:name="_Toc209703494"/>
-      <w:bookmarkStart w:id="56" w:name="_Toc221000967"/>
+      <w:bookmarkStart w:id="52" w:name="_Toc430943229"/>
+      <w:bookmarkStart w:id="53" w:name="_Toc430958122"/>
+      <w:bookmarkStart w:id="54" w:name="_Toc209703494"/>
+      <w:bookmarkStart w:id="55" w:name="_Toc221000967"/>
       <w:r>
         <w:t>4.</w:t>
       </w:r>
       <w:r>
         <w:t xml:space="preserve"> </w:t>
       </w:r>
-      <w:bookmarkStart w:id="57" w:name="_Toc379906092"/>
-      <w:bookmarkStart w:id="58" w:name="_Toc381802538"/>
-      <w:bookmarkStart w:id="59" w:name="_Toc391383486"/>
-      <w:bookmarkStart w:id="60" w:name="_Toc414977738"/>
+      <w:bookmarkStart w:id="56" w:name="_Toc379906092"/>
+      <w:bookmarkStart w:id="57" w:name="_Toc381802538"/>
+      <w:bookmarkStart w:id="58" w:name="_Toc391383486"/>
+      <w:bookmarkStart w:id="59" w:name="_Toc414977738"/>
       <w:r>
         <w:t>Организация взаимодействия сил и средств</w:t>
       </w:r>
+      <w:bookmarkEnd w:id="52"/>
       <w:bookmarkEnd w:id="53"/>
       <w:bookmarkEnd w:id="54"/>
       <w:bookmarkEnd w:id="55"/>
@@ -9989,7 +9940,6 @@
       <w:bookmarkEnd w:id="57"/>
       <w:bookmarkEnd w:id="58"/>
       <w:bookmarkEnd w:id="59"/>
-      <w:bookmarkEnd w:id="60"/>
     </w:p>
     <w:p>
       <w:pPr>
@@ -10183,20 +10133,20 @@
       <w:pPr>
         <w:pStyle w:val="2a"/>
       </w:pPr>
-      <w:bookmarkStart w:id="61" w:name="_Toc430943230"/>
-      <w:bookmarkStart w:id="62" w:name="_Toc430958123"/>
-      <w:bookmarkStart w:id="63" w:name="_Toc209703495"/>
-      <w:bookmarkStart w:id="64" w:name="_Toc221000968"/>
+      <w:bookmarkStart w:id="60" w:name="_Toc430943230"/>
+      <w:bookmarkStart w:id="61" w:name="_Toc430958123"/>
+      <w:bookmarkStart w:id="62" w:name="_Toc209703495"/>
+      <w:bookmarkStart w:id="63" w:name="_Toc221000968"/>
       <w:r>
         <w:t>5</w:t>
       </w:r>
       <w:r>
         <w:t>. Состав и дислокация сил и средств</w:t>
       </w:r>
+      <w:bookmarkEnd w:id="60"/>
       <w:bookmarkEnd w:id="61"/>
       <w:bookmarkEnd w:id="62"/>
       <w:bookmarkEnd w:id="63"/>
-      <w:bookmarkEnd w:id="64"/>
     </w:p>
     <w:p>
       <w:pPr>
@@ -10340,16 +10290,8 @@
               <w:rPr>
                 <w:color w:val="000000"/>
               </w:rPr>
-              <w:t xml:space="preserve">№ </w:t>
-            </w:r>
-            <w:proofErr w:type="spellStart"/>
-            <w:r>
-              <w:rPr>
-                <w:color w:val="000000"/>
-              </w:rPr>
-              <w:t>пп</w:t>
-            </w:r>
-            <w:proofErr w:type="spellEnd"/>
+              <w:t>№ пп</w:t>
+            </w:r>
           </w:p>
         </w:tc>
         <w:tc>
@@ -11356,7 +11298,7 @@
         <w:t>Привлекаемые силы и средства:</w:t>
       </w:r>
     </w:p>
-    <w:bookmarkStart w:id="65" w:name="_Hlk221181612"/>
+    <w:bookmarkStart w:id="64" w:name="_Hlk221181612"/>
     <w:p>
       <w:pPr>
         <w:spacing w:before="240" w:after="0" w:line="240" w:lineRule="auto"/>
@@ -11389,7 +11331,7 @@
           </w:r>
         </w:sdtContent>
       </w:sdt>
-      <w:bookmarkEnd w:id="65"/>
+      <w:bookmarkEnd w:id="64"/>
       <w:r>
         <w:rPr>
           <w:lang w:val="en-US"/>
@@ -11784,7 +11726,7 @@
       <w:r>
         <w:t xml:space="preserve"> </w:t>
       </w:r>
-      <w:bookmarkStart w:id="66" w:name="_Hlk221181717"/>
+      <w:bookmarkStart w:id="65" w:name="_Hlk221181717"/>
       <w:sdt>
         <w:sdtPr>
           <w:tag w:val="ASF_STATUS"/>
@@ -11826,7 +11768,7 @@
       <w:r>
         <w:t xml:space="preserve"> </w:t>
       </w:r>
-      <w:bookmarkEnd w:id="66"/>
+      <w:bookmarkEnd w:id="65"/>
       <w:r>
         <w:t>приведены в Приложении 2.</w:t>
       </w:r>
@@ -11844,10 +11786,10 @@
           <w:lang w:eastAsia="en-US"/>
         </w:rPr>
       </w:pPr>
-      <w:bookmarkStart w:id="67" w:name="_Toc430943233"/>
-      <w:bookmarkStart w:id="68" w:name="_Toc430958125"/>
-      <w:bookmarkStart w:id="69" w:name="_Toc209703496"/>
-      <w:bookmarkStart w:id="70" w:name="_Toc221000969"/>
+      <w:bookmarkStart w:id="66" w:name="_Toc430943233"/>
+      <w:bookmarkStart w:id="67" w:name="_Toc430958125"/>
+      <w:bookmarkStart w:id="68" w:name="_Toc209703496"/>
+      <w:bookmarkStart w:id="69" w:name="_Toc221000969"/>
       <w:r>
         <w:rPr>
           <w:lang w:eastAsia="en-US"/>
@@ -11860,22 +11802,22 @@
         </w:rPr>
         <w:t xml:space="preserve">. Порядок обеспечения постоянной готовности сил и средств к локализации и ликвидации последствий аварий на </w:t>
       </w:r>
+      <w:bookmarkEnd w:id="66"/>
       <w:bookmarkEnd w:id="67"/>
+      <w:r>
+        <w:rPr>
+          <w:lang w:eastAsia="en-US"/>
+        </w:rPr>
+        <w:t>объекте</w:t>
+      </w:r>
+      <w:r>
+        <w:rPr>
+          <w:lang w:eastAsia="en-US"/>
+        </w:rPr>
+        <w:t>, которые несут ответственность за поддержание этих сил и средств в надлежащей степени готовности</w:t>
+      </w:r>
       <w:bookmarkEnd w:id="68"/>
-      <w:r>
-        <w:rPr>
-          <w:lang w:eastAsia="en-US"/>
-        </w:rPr>
-        <w:t>объекте</w:t>
-      </w:r>
-      <w:r>
-        <w:rPr>
-          <w:lang w:eastAsia="en-US"/>
-        </w:rPr>
-        <w:t>, которые несут ответственность за поддержание этих сил и средств в надлежащей степени готовности</w:t>
-      </w:r>
       <w:bookmarkEnd w:id="69"/>
-      <w:bookmarkEnd w:id="70"/>
     </w:p>
     <w:p>
       <w:pPr>
@@ -12066,7 +12008,7 @@
       <w:r>
         <w:t xml:space="preserve"> </w:t>
       </w:r>
-      <w:bookmarkStart w:id="71" w:name="_Hlk221197015"/>
+      <w:bookmarkStart w:id="70" w:name="_Hlk221197015"/>
       <w:sdt>
         <w:sdtPr>
           <w:tag w:val="ASF_STATUS_SHORT"/>
@@ -12083,7 +12025,7 @@
           </w:r>
         </w:sdtContent>
       </w:sdt>
-      <w:bookmarkEnd w:id="71"/>
+      <w:bookmarkEnd w:id="70"/>
       <w:r>
         <w:t xml:space="preserve"> </w:t>
       </w:r>
@@ -12198,23 +12140,23 @@
           <w:i/>
         </w:rPr>
       </w:pPr>
-      <w:bookmarkStart w:id="72" w:name="_Toc430943234"/>
-      <w:bookmarkStart w:id="73" w:name="_Toc430958126"/>
-      <w:bookmarkStart w:id="74" w:name="_Toc209703497"/>
-      <w:bookmarkStart w:id="75" w:name="_Toc221000970"/>
+      <w:bookmarkStart w:id="71" w:name="_Toc430943234"/>
+      <w:bookmarkStart w:id="72" w:name="_Toc430958126"/>
+      <w:bookmarkStart w:id="73" w:name="_Toc209703497"/>
+      <w:bookmarkStart w:id="74" w:name="_Toc221000970"/>
       <w:r>
         <w:t>7</w:t>
       </w:r>
       <w:r>
         <w:t xml:space="preserve">. Организация управления, связи и оповещения при аварии на </w:t>
       </w:r>
+      <w:bookmarkEnd w:id="71"/>
       <w:bookmarkEnd w:id="72"/>
       <w:bookmarkEnd w:id="73"/>
+      <w:r>
+        <w:t>объекте</w:t>
+      </w:r>
       <w:bookmarkEnd w:id="74"/>
-      <w:r>
-        <w:t>объекте</w:t>
-      </w:r>
-      <w:bookmarkEnd w:id="75"/>
     </w:p>
     <w:p>
       <w:pPr>
@@ -12353,27 +12295,17 @@
       <w:r>
         <w:t xml:space="preserve"> </w:t>
       </w:r>
-      <w:proofErr w:type="gramStart"/>
       <w:r>
         <w:t xml:space="preserve">радио </w:t>
       </w:r>
       <w:r>
-        <w:t>связь</w:t>
-      </w:r>
-      <w:proofErr w:type="gramEnd"/>
-      <w:r>
-        <w:t xml:space="preserve">. </w:t>
-      </w:r>
-      <w:proofErr w:type="gramStart"/>
+        <w:t xml:space="preserve">связь. </w:t>
+      </w:r>
       <w:r>
         <w:t>Радио</w:t>
       </w:r>
       <w:r>
-        <w:t xml:space="preserve"> связь</w:t>
-      </w:r>
-      <w:proofErr w:type="gramEnd"/>
-      <w:r>
-        <w:t xml:space="preserve"> наход</w:t>
+        <w:t xml:space="preserve"> связь наход</w:t>
       </w:r>
       <w:r>
         <w:t>и</w:t>
@@ -12603,16 +12535,8 @@
               <w:rPr>
                 <w:rFonts w:eastAsia="Calibri"/>
               </w:rPr>
-              <w:t xml:space="preserve">№ </w:t>
-            </w:r>
-            <w:proofErr w:type="spellStart"/>
-            <w:r>
-              <w:rPr>
-                <w:rFonts w:eastAsia="Calibri"/>
-              </w:rPr>
-              <w:t>пп</w:t>
-            </w:r>
-            <w:proofErr w:type="spellEnd"/>
+              <w:t>№ пп</w:t>
+            </w:r>
           </w:p>
         </w:tc>
         <w:tc>
@@ -13382,21 +13306,7 @@
               <w:rPr>
                 <w:rFonts w:eastAsia="Calibri"/>
               </w:rPr>
-              <w:t xml:space="preserve">г. Владикавказ, ул. </w:t>
-            </w:r>
-            <w:proofErr w:type="spellStart"/>
-            <w:r>
-              <w:rPr>
-                <w:rFonts w:eastAsia="Calibri"/>
-              </w:rPr>
-              <w:t>Иристонская</w:t>
-            </w:r>
-            <w:proofErr w:type="spellEnd"/>
-            <w:r>
-              <w:rPr>
-                <w:rFonts w:eastAsia="Calibri"/>
-              </w:rPr>
-              <w:t xml:space="preserve">, 25а, </w:t>
+              <w:t xml:space="preserve">г. Владикавказ, ул. Иристонская, 25а, </w:t>
             </w:r>
           </w:p>
         </w:tc>
@@ -13906,15 +13816,7 @@
               <w:spacing w:after="0" w:line="240" w:lineRule="auto"/>
             </w:pPr>
             <w:r>
-              <w:t xml:space="preserve">ст. </w:t>
-            </w:r>
-            <w:proofErr w:type="spellStart"/>
-            <w:r>
-              <w:t>Луковская</w:t>
-            </w:r>
-            <w:proofErr w:type="spellEnd"/>
-            <w:r>
-              <w:t>, ул. Ермолова, 8</w:t>
+              <w:t>ст. Луковская, ул. Ермолова, 8</w:t>
             </w:r>
           </w:p>
         </w:tc>
@@ -13964,13 +13866,8 @@
             <w:pPr>
               <w:spacing w:after="0" w:line="240" w:lineRule="auto"/>
             </w:pPr>
-            <w:proofErr w:type="spellStart"/>
-            <w:r>
-              <w:t>Макиев</w:t>
-            </w:r>
-            <w:proofErr w:type="spellEnd"/>
-            <w:r>
-              <w:t xml:space="preserve"> Д.Р.</w:t>
+            <w:r>
+              <w:t>Макиев Д.Р.</w:t>
             </w:r>
           </w:p>
         </w:tc>
@@ -14160,13 +14057,8 @@
             <w:pPr>
               <w:spacing w:after="0" w:line="240" w:lineRule="auto"/>
             </w:pPr>
-            <w:proofErr w:type="spellStart"/>
-            <w:r>
-              <w:t>Дулаев</w:t>
-            </w:r>
-            <w:proofErr w:type="spellEnd"/>
-            <w:r>
-              <w:t xml:space="preserve"> Т.Х.</w:t>
+            <w:r>
+              <w:t>Дулаев Т.Х.</w:t>
             </w:r>
           </w:p>
         </w:tc>
@@ -14269,13 +14161,8 @@
             <w:pPr>
               <w:spacing w:after="0" w:line="240" w:lineRule="auto"/>
             </w:pPr>
-            <w:proofErr w:type="spellStart"/>
-            <w:r>
-              <w:t>Корсунов</w:t>
-            </w:r>
-            <w:proofErr w:type="spellEnd"/>
-            <w:r>
-              <w:t xml:space="preserve"> А.В.</w:t>
+            <w:r>
+              <w:t>Корсунов А.В.</w:t>
             </w:r>
           </w:p>
         </w:tc>
@@ -14318,23 +14205,7 @@
               <w:spacing w:after="0" w:line="240" w:lineRule="auto"/>
             </w:pPr>
             <w:r>
-              <w:t xml:space="preserve">ст. </w:t>
-            </w:r>
-            <w:proofErr w:type="spellStart"/>
-            <w:r>
-              <w:t>Луковская</w:t>
-            </w:r>
-            <w:proofErr w:type="spellEnd"/>
-            <w:r>
-              <w:t xml:space="preserve">, ул. </w:t>
-            </w:r>
-            <w:proofErr w:type="spellStart"/>
-            <w:r>
-              <w:t>Кизлярская</w:t>
-            </w:r>
-            <w:proofErr w:type="spellEnd"/>
-            <w:r>
-              <w:t>, 44</w:t>
+              <w:t>ст. Луковская, ул. Кизлярская, 44</w:t>
             </w:r>
           </w:p>
         </w:tc>
@@ -14486,16 +14357,8 @@
               <w:rPr>
                 <w:rFonts w:eastAsia="Calibri"/>
               </w:rPr>
-              <w:t xml:space="preserve">№ </w:t>
-            </w:r>
-            <w:proofErr w:type="spellStart"/>
-            <w:r>
-              <w:rPr>
-                <w:rFonts w:eastAsia="Calibri"/>
-              </w:rPr>
-              <w:t>пп</w:t>
-            </w:r>
-            <w:proofErr w:type="spellEnd"/>
+              <w:t>№ пп</w:t>
+            </w:r>
           </w:p>
         </w:tc>
         <w:tc>
@@ -14571,13 +14434,8 @@
                 <w:rFonts w:eastAsia="Calibri"/>
               </w:rPr>
             </w:pPr>
-            <w:proofErr w:type="spellStart"/>
-            <w:r>
-              <w:t>Макиев</w:t>
-            </w:r>
-            <w:proofErr w:type="spellEnd"/>
-            <w:r>
-              <w:t xml:space="preserve"> Давид Русланович</w:t>
+            <w:r>
+              <w:t>Макиев Давид Русланович</w:t>
             </w:r>
           </w:p>
         </w:tc>
@@ -14630,13 +14488,8 @@
                 <w:rFonts w:eastAsia="Calibri"/>
               </w:rPr>
             </w:pPr>
-            <w:proofErr w:type="spellStart"/>
-            <w:r>
-              <w:t>Корсунов</w:t>
-            </w:r>
-            <w:proofErr w:type="spellEnd"/>
-            <w:r>
-              <w:t xml:space="preserve"> Андрей Васильевич</w:t>
+            <w:r>
+              <w:t>Корсунов Андрей Васильевич</w:t>
             </w:r>
           </w:p>
         </w:tc>
@@ -14738,19 +14591,9 @@
               <w:spacing w:after="0" w:line="240" w:lineRule="auto"/>
               <w:contextualSpacing/>
             </w:pPr>
-            <w:proofErr w:type="spellStart"/>
-            <w:r>
-              <w:t>Дулаев</w:t>
-            </w:r>
-            <w:proofErr w:type="spellEnd"/>
-            <w:r>
-              <w:t xml:space="preserve"> Таймураз </w:t>
-            </w:r>
-            <w:proofErr w:type="spellStart"/>
-            <w:r>
-              <w:t>Хазбиевич</w:t>
-            </w:r>
-            <w:proofErr w:type="spellEnd"/>
+            <w:r>
+              <w:t>Дулаев Таймураз Хазбиевич</w:t>
+            </w:r>
           </w:p>
         </w:tc>
         <w:tc>
@@ -14817,13 +14660,8 @@
               <w:jc w:val="center"/>
             </w:pPr>
             <w:r>
-              <w:t xml:space="preserve">№ </w:t>
-            </w:r>
-            <w:proofErr w:type="spellStart"/>
-            <w:r>
-              <w:t>пп</w:t>
-            </w:r>
-            <w:proofErr w:type="spellEnd"/>
+              <w:t>№ пп</w:t>
+            </w:r>
           </w:p>
         </w:tc>
         <w:tc>
@@ -18790,11 +18628,11 @@
           <w:lang w:eastAsia="en-US"/>
         </w:rPr>
       </w:pPr>
-      <w:bookmarkStart w:id="76" w:name="_Toc427057250"/>
-      <w:bookmarkStart w:id="77" w:name="_Toc430943235"/>
-      <w:bookmarkStart w:id="78" w:name="_Toc430958127"/>
-      <w:bookmarkStart w:id="79" w:name="_Toc209703498"/>
-      <w:bookmarkStart w:id="80" w:name="_Toc221000971"/>
+      <w:bookmarkStart w:id="75" w:name="_Toc427057250"/>
+      <w:bookmarkStart w:id="76" w:name="_Toc430943235"/>
+      <w:bookmarkStart w:id="77" w:name="_Toc430958127"/>
+      <w:bookmarkStart w:id="78" w:name="_Toc209703498"/>
+      <w:bookmarkStart w:id="79" w:name="_Toc221000971"/>
       <w:r>
         <w:rPr>
           <w:lang w:eastAsia="en-US"/>
@@ -18808,11 +18646,11 @@
         </w:rPr>
         <w:t>. Система взаимного обмена информацией между организациями – участниками локализации и ликвидации последствий аварий на объекте</w:t>
       </w:r>
+      <w:bookmarkEnd w:id="75"/>
       <w:bookmarkEnd w:id="76"/>
       <w:bookmarkEnd w:id="77"/>
       <w:bookmarkEnd w:id="78"/>
       <w:bookmarkEnd w:id="79"/>
-      <w:bookmarkEnd w:id="80"/>
     </w:p>
     <w:p>
       <w:pPr>
@@ -18883,12 +18721,12 @@
           <w:lang w:eastAsia="en-US"/>
         </w:rPr>
       </w:pPr>
-      <w:bookmarkStart w:id="81" w:name="_Toc394928129"/>
-      <w:bookmarkStart w:id="82" w:name="_Toc427057251"/>
-      <w:bookmarkStart w:id="83" w:name="_Toc430943236"/>
-      <w:bookmarkStart w:id="84" w:name="_Toc430958128"/>
-      <w:bookmarkStart w:id="85" w:name="_Toc209703499"/>
-      <w:bookmarkStart w:id="86" w:name="_Toc221000972"/>
+      <w:bookmarkStart w:id="80" w:name="_Toc394928129"/>
+      <w:bookmarkStart w:id="81" w:name="_Toc427057251"/>
+      <w:bookmarkStart w:id="82" w:name="_Toc430943236"/>
+      <w:bookmarkStart w:id="83" w:name="_Toc430958128"/>
+      <w:bookmarkStart w:id="84" w:name="_Toc209703499"/>
+      <w:bookmarkStart w:id="85" w:name="_Toc221000972"/>
       <w:r>
         <w:rPr>
           <w:lang w:eastAsia="en-US"/>
@@ -18901,12 +18739,12 @@
         </w:rPr>
         <w:t>. Первоочередные действия при получении сигнала об аварии на объекте</w:t>
       </w:r>
+      <w:bookmarkEnd w:id="80"/>
       <w:bookmarkEnd w:id="81"/>
       <w:bookmarkEnd w:id="82"/>
       <w:bookmarkEnd w:id="83"/>
       <w:bookmarkEnd w:id="84"/>
       <w:bookmarkEnd w:id="85"/>
-      <w:bookmarkEnd w:id="86"/>
     </w:p>
     <w:p>
       <w:pPr>
@@ -19022,25 +18860,25 @@
           <w:szCs w:val="24"/>
         </w:rPr>
       </w:pPr>
-      <w:bookmarkStart w:id="87" w:name="_Toc430943237"/>
-      <w:bookmarkStart w:id="88" w:name="_Toc430958129"/>
+      <w:bookmarkStart w:id="86" w:name="_Toc430943237"/>
+      <w:bookmarkStart w:id="87" w:name="_Toc430958129"/>
     </w:p>
     <w:p>
       <w:pPr>
         <w:pStyle w:val="2a"/>
       </w:pPr>
-      <w:bookmarkStart w:id="89" w:name="_Toc209703500"/>
-      <w:bookmarkStart w:id="90" w:name="_Toc221000973"/>
+      <w:bookmarkStart w:id="88" w:name="_Toc209703500"/>
+      <w:bookmarkStart w:id="89" w:name="_Toc221000973"/>
       <w:r>
         <w:t>10</w:t>
       </w:r>
       <w:r>
         <w:t>. Действия производственного персонала и аварийно-спасательных служб (формирований) по локализации и ликвидации аварийных ситуаций на ОПО</w:t>
       </w:r>
+      <w:bookmarkEnd w:id="86"/>
       <w:bookmarkEnd w:id="87"/>
       <w:bookmarkEnd w:id="88"/>
       <w:bookmarkEnd w:id="89"/>
-      <w:bookmarkEnd w:id="90"/>
     </w:p>
     <w:p>
       <w:pPr>
@@ -19084,16 +18922,16 @@
       <w:pPr>
         <w:pStyle w:val="2a"/>
       </w:pPr>
-      <w:bookmarkStart w:id="91" w:name="_Toc209703501"/>
-      <w:bookmarkStart w:id="92" w:name="_Toc221000974"/>
+      <w:bookmarkStart w:id="90" w:name="_Toc209703501"/>
+      <w:bookmarkStart w:id="91" w:name="_Toc221000974"/>
       <w:r>
         <w:t>11</w:t>
       </w:r>
       <w:r>
         <w:t>. Мероприятия, направленные на обеспечение безопасности населения</w:t>
       </w:r>
+      <w:bookmarkEnd w:id="90"/>
       <w:bookmarkEnd w:id="91"/>
-      <w:bookmarkEnd w:id="92"/>
     </w:p>
     <w:p>
       <w:pPr>
@@ -19211,13 +19049,8 @@
         <w:ind w:left="0" w:firstLine="709"/>
       </w:pPr>
       <w:r>
-        <w:t xml:space="preserve">организовано оповещение об аварии (пожаре), инциденте </w:t>
-      </w:r>
-      <w:proofErr w:type="gramStart"/>
-      <w:r>
-        <w:t>согласно списков</w:t>
-      </w:r>
-      <w:proofErr w:type="gramEnd"/>
+        <w:t>организовано оповещение об аварии (пожаре), инциденте согласно списков</w:t>
+      </w:r>
       <w:r>
         <w:t xml:space="preserve"> </w:t>
       </w:r>
@@ -19754,8 +19587,8 @@
       <w:pPr>
         <w:pStyle w:val="2a"/>
       </w:pPr>
-      <w:bookmarkStart w:id="93" w:name="_Toc209703502"/>
-      <w:bookmarkStart w:id="94" w:name="_Toc221000975"/>
+      <w:bookmarkStart w:id="92" w:name="_Toc209703502"/>
+      <w:bookmarkStart w:id="93" w:name="_Toc221000975"/>
       <w:r>
         <w:t>1</w:t>
       </w:r>
@@ -19765,8 +19598,8 @@
       <w:r>
         <w:t>. Организация материально-технического, инженерного и финансового обеспечения операций по локализации и ликвидации аварий на объекте</w:t>
       </w:r>
+      <w:bookmarkEnd w:id="92"/>
       <w:bookmarkEnd w:id="93"/>
-      <w:bookmarkEnd w:id="94"/>
     </w:p>
     <w:p>
       <w:pPr>
@@ -19971,20 +19804,20 @@
       <w:pPr>
         <w:pStyle w:val="1"/>
       </w:pPr>
-      <w:bookmarkStart w:id="95" w:name="_Toc394651834"/>
-      <w:bookmarkStart w:id="96" w:name="_Toc430097612"/>
-      <w:bookmarkStart w:id="97" w:name="_Toc430255939"/>
-      <w:bookmarkStart w:id="98" w:name="_Toc209703503"/>
-      <w:bookmarkStart w:id="99" w:name="_Toc221000976"/>
+      <w:bookmarkStart w:id="94" w:name="_Toc394651834"/>
+      <w:bookmarkStart w:id="95" w:name="_Toc430097612"/>
+      <w:bookmarkStart w:id="96" w:name="_Toc430255939"/>
+      <w:bookmarkStart w:id="97" w:name="_Toc209703503"/>
+      <w:bookmarkStart w:id="98" w:name="_Toc221000976"/>
       <w:r>
         <w:lastRenderedPageBreak/>
         <w:t>Специальные разделы плана мероприятий</w:t>
       </w:r>
+      <w:bookmarkEnd w:id="94"/>
       <w:bookmarkEnd w:id="95"/>
       <w:bookmarkEnd w:id="96"/>
       <w:bookmarkEnd w:id="97"/>
       <w:bookmarkEnd w:id="98"/>
-      <w:bookmarkEnd w:id="99"/>
     </w:p>
     <w:p>
       <w:pPr>
@@ -22628,14 +22461,14 @@
           <w:lang w:eastAsia="en-US"/>
         </w:rPr>
       </w:pPr>
-      <w:bookmarkStart w:id="100" w:name="_Toc414022297"/>
-      <w:bookmarkStart w:id="101" w:name="_Toc427057254"/>
-      <w:bookmarkStart w:id="102" w:name="_Toc431390633"/>
-      <w:bookmarkStart w:id="103" w:name="_Toc209703504"/>
-      <w:bookmarkStart w:id="104" w:name="_Toc221000977"/>
-      <w:bookmarkStart w:id="105" w:name="_Toc427057264"/>
-      <w:bookmarkStart w:id="106" w:name="_Toc430943242"/>
-      <w:bookmarkStart w:id="107" w:name="_Toc430958131"/>
+      <w:bookmarkStart w:id="99" w:name="_Toc414022297"/>
+      <w:bookmarkStart w:id="100" w:name="_Toc427057254"/>
+      <w:bookmarkStart w:id="101" w:name="_Toc431390633"/>
+      <w:bookmarkStart w:id="102" w:name="_Toc209703504"/>
+      <w:bookmarkStart w:id="103" w:name="_Toc221000977"/>
+      <w:bookmarkStart w:id="104" w:name="_Toc427057264"/>
+      <w:bookmarkStart w:id="105" w:name="_Toc430943242"/>
+      <w:bookmarkStart w:id="106" w:name="_Toc430958131"/>
       <w:r>
         <w:rPr>
           <w:lang w:eastAsia="en-US"/>
@@ -22649,26 +22482,26 @@
         </w:rPr>
         <w:t>. Распределение обязанностей между отдельными лицами, участвующими в ликвидации аварии</w:t>
       </w:r>
+      <w:bookmarkEnd w:id="99"/>
       <w:bookmarkEnd w:id="100"/>
       <w:bookmarkEnd w:id="101"/>
       <w:bookmarkEnd w:id="102"/>
       <w:bookmarkEnd w:id="103"/>
-      <w:bookmarkEnd w:id="104"/>
     </w:p>
     <w:p>
       <w:pPr>
         <w:pStyle w:val="2a"/>
       </w:pPr>
-      <w:bookmarkStart w:id="108" w:name="_Toc209703505"/>
-      <w:bookmarkStart w:id="109" w:name="_Toc221000978"/>
+      <w:bookmarkStart w:id="107" w:name="_Toc209703505"/>
+      <w:bookmarkStart w:id="108" w:name="_Toc221000978"/>
       <w:r>
         <w:t>13.</w:t>
       </w:r>
       <w:r>
         <w:t>1. Общие положения</w:t>
       </w:r>
+      <w:bookmarkEnd w:id="107"/>
       <w:bookmarkEnd w:id="108"/>
-      <w:bookmarkEnd w:id="109"/>
     </w:p>
     <w:p>
       <w:pPr>
@@ -23195,8 +23028,8 @@
       <w:pPr>
         <w:pStyle w:val="2a"/>
       </w:pPr>
-      <w:bookmarkStart w:id="110" w:name="_Toc209703506"/>
-      <w:bookmarkStart w:id="111" w:name="_Toc221000979"/>
+      <w:bookmarkStart w:id="109" w:name="_Toc209703506"/>
+      <w:bookmarkStart w:id="110" w:name="_Toc221000979"/>
       <w:r>
         <w:t>13.</w:t>
       </w:r>
@@ -23209,8 +23042,8 @@
       <w:r>
         <w:t xml:space="preserve"> руководителем выполняется следующий комплекс мер:</w:t>
       </w:r>
+      <w:bookmarkEnd w:id="109"/>
       <w:bookmarkEnd w:id="110"/>
-      <w:bookmarkEnd w:id="111"/>
     </w:p>
     <w:p>
       <w:pPr>
@@ -23629,16 +23462,16 @@
       <w:pPr>
         <w:pStyle w:val="2a"/>
       </w:pPr>
-      <w:bookmarkStart w:id="112" w:name="_Toc209703507"/>
-      <w:bookmarkStart w:id="113" w:name="_Toc221000980"/>
+      <w:bookmarkStart w:id="111" w:name="_Toc209703507"/>
+      <w:bookmarkStart w:id="112" w:name="_Toc221000980"/>
       <w:r>
         <w:t>13.</w:t>
       </w:r>
       <w:r>
         <w:t>3. Обязанности технического руководителя</w:t>
       </w:r>
+      <w:bookmarkEnd w:id="111"/>
       <w:bookmarkEnd w:id="112"/>
-      <w:bookmarkEnd w:id="113"/>
     </w:p>
     <w:p>
       <w:pPr>
@@ -23670,43 +23503,7 @@
           <w:sz w:val="24"/>
           <w:szCs w:val="24"/>
         </w:rPr>
-        <w:t xml:space="preserve">- разработку специальных программ (с указанием приоритетности реализации), предусматривающих дооснащение объекта средствами контроля, автоматического регулирования, устройствами </w:t>
-      </w:r>
-      <w:proofErr w:type="spellStart"/>
-      <w:r>
-        <w:rPr>
-          <w:rFonts w:ascii="Times New Roman" w:hAnsi="Times New Roman"/>
-          <w:sz w:val="24"/>
-          <w:szCs w:val="24"/>
-        </w:rPr>
-        <w:t>взрывопредупреждения</w:t>
-      </w:r>
-      <w:proofErr w:type="spellEnd"/>
-      <w:r>
-        <w:rPr>
-          <w:rFonts w:ascii="Times New Roman" w:hAnsi="Times New Roman"/>
-          <w:sz w:val="24"/>
-          <w:szCs w:val="24"/>
-        </w:rPr>
-        <w:t xml:space="preserve"> и взрывозащиты, быстродействующими </w:t>
-      </w:r>
-      <w:proofErr w:type="spellStart"/>
-      <w:r>
-        <w:rPr>
-          <w:rFonts w:ascii="Times New Roman" w:hAnsi="Times New Roman"/>
-          <w:sz w:val="24"/>
-          <w:szCs w:val="24"/>
-        </w:rPr>
-        <w:t>отсекателями</w:t>
-      </w:r>
-      <w:proofErr w:type="spellEnd"/>
-      <w:r>
-        <w:rPr>
-          <w:rFonts w:ascii="Times New Roman" w:hAnsi="Times New Roman"/>
-          <w:sz w:val="24"/>
-          <w:szCs w:val="24"/>
-        </w:rPr>
-        <w:t xml:space="preserve">, системами безопасной аварийной остановки объекта, оповещения, защиты и спасения людей, создание запасов дегазирующих реагентов, совершенствование систем улавливания и дегазации вредных выбросов, устройство систем локализации, препятствующих распространению неорганизованных выбросов на территории организации и за ее пределами, и т.п., если при разработке </w:t>
+        <w:t xml:space="preserve">- разработку специальных программ (с указанием приоритетности реализации), предусматривающих дооснащение объекта средствами контроля, автоматического регулирования, устройствами взрывопредупреждения и взрывозащиты, быстродействующими отсекателями, системами безопасной аварийной остановки объекта, оповещения, защиты и спасения людей, создание запасов дегазирующих реагентов, совершенствование систем улавливания и дегазации вредных выбросов, устройство систем локализации, препятствующих распространению неорганизованных выбросов на территории организации и за ее пределами, и т.п., если при разработке </w:t>
       </w:r>
       <w:r>
         <w:rPr>
@@ -24047,8 +23844,8 @@
       <w:pPr>
         <w:pStyle w:val="2a"/>
       </w:pPr>
-      <w:bookmarkStart w:id="114" w:name="_Toc209703508"/>
-      <w:bookmarkStart w:id="115" w:name="_Toc221000981"/>
+      <w:bookmarkStart w:id="113" w:name="_Toc209703508"/>
+      <w:bookmarkStart w:id="114" w:name="_Toc221000981"/>
       <w:r>
         <w:t>13.4.</w:t>
       </w:r>
@@ -24061,8 +23858,8 @@
       <w:r>
         <w:t xml:space="preserve"> </w:t>
       </w:r>
-      <w:bookmarkStart w:id="116" w:name="_Hlk221183206"/>
-      <w:bookmarkEnd w:id="114"/>
+      <w:bookmarkStart w:id="115" w:name="_Hlk221183206"/>
+      <w:bookmarkEnd w:id="113"/>
       <w:sdt>
         <w:sdtPr>
           <w:rPr>
@@ -24085,8 +23882,8 @@
           </w:r>
         </w:sdtContent>
       </w:sdt>
+      <w:bookmarkEnd w:id="114"/>
       <w:bookmarkEnd w:id="115"/>
-      <w:bookmarkEnd w:id="116"/>
     </w:p>
     <w:p>
       <w:pPr>
@@ -24503,8 +24300,8 @@
       <w:pPr>
         <w:pStyle w:val="2a"/>
       </w:pPr>
-      <w:bookmarkStart w:id="117" w:name="_Toc209703509"/>
-      <w:bookmarkStart w:id="118" w:name="_Toc221000982"/>
+      <w:bookmarkStart w:id="116" w:name="_Toc209703509"/>
+      <w:bookmarkStart w:id="117" w:name="_Toc221000982"/>
       <w:r>
         <w:t>13.</w:t>
       </w:r>
@@ -24514,8 +24311,8 @@
       <w:r>
         <w:t>начальника участка</w:t>
       </w:r>
+      <w:bookmarkEnd w:id="116"/>
       <w:bookmarkEnd w:id="117"/>
-      <w:bookmarkEnd w:id="118"/>
     </w:p>
     <w:p>
       <w:pPr>
@@ -24789,8 +24586,8 @@
       <w:pPr>
         <w:pStyle w:val="2a"/>
       </w:pPr>
-      <w:bookmarkStart w:id="119" w:name="_Toc209703510"/>
-      <w:bookmarkStart w:id="120" w:name="_Toc221000983"/>
+      <w:bookmarkStart w:id="118" w:name="_Toc209703510"/>
+      <w:bookmarkStart w:id="119" w:name="_Toc221000983"/>
       <w:r>
         <w:t>13.</w:t>
       </w:r>
@@ -24800,11 +24597,11 @@
       <w:r>
         <w:t xml:space="preserve"> </w:t>
       </w:r>
+      <w:bookmarkEnd w:id="118"/>
+      <w:r>
+        <w:t>Объекта</w:t>
+      </w:r>
       <w:bookmarkEnd w:id="119"/>
-      <w:r>
-        <w:t>Объекта</w:t>
-      </w:r>
-      <w:bookmarkEnd w:id="120"/>
     </w:p>
     <w:p>
       <w:pPr>
@@ -25005,15 +24802,15 @@
       <w:pPr>
         <w:pStyle w:val="2a"/>
       </w:pPr>
-      <w:bookmarkStart w:id="121" w:name="_Toc209703511"/>
-      <w:bookmarkStart w:id="122" w:name="_Toc221000984"/>
+      <w:bookmarkStart w:id="120" w:name="_Toc209703511"/>
+      <w:bookmarkStart w:id="121" w:name="_Toc221000984"/>
       <w:r>
         <w:t>13.</w:t>
       </w:r>
       <w:r>
         <w:t xml:space="preserve">7. Обязанности членов </w:t>
       </w:r>
-      <w:bookmarkStart w:id="123" w:name="_Hlk221183488"/>
+      <w:bookmarkStart w:id="122" w:name="_Hlk221183488"/>
       <w:sdt>
         <w:sdtPr>
           <w:tag w:val="ASF_STATUS_SHORT"/>
@@ -25030,7 +24827,7 @@
           </w:r>
         </w:sdtContent>
       </w:sdt>
-      <w:bookmarkEnd w:id="123"/>
+      <w:bookmarkEnd w:id="122"/>
       <w:r>
         <w:t xml:space="preserve"> </w:t>
       </w:r>
@@ -25050,8 +24847,8 @@
           </w:r>
         </w:sdtContent>
       </w:sdt>
+      <w:bookmarkEnd w:id="120"/>
       <w:bookmarkEnd w:id="121"/>
-      <w:bookmarkEnd w:id="122"/>
     </w:p>
     <w:p>
       <w:pPr>
@@ -25490,16 +25287,16 @@
       <w:pPr>
         <w:pStyle w:val="2a"/>
       </w:pPr>
-      <w:bookmarkStart w:id="124" w:name="_Toc209703512"/>
-      <w:bookmarkStart w:id="125" w:name="_Toc221000985"/>
+      <w:bookmarkStart w:id="123" w:name="_Toc209703512"/>
+      <w:bookmarkStart w:id="124" w:name="_Toc221000985"/>
       <w:r>
         <w:t>13.</w:t>
       </w:r>
       <w:r>
         <w:t>8. Обязанности начальника ПЧ</w:t>
       </w:r>
+      <w:bookmarkEnd w:id="123"/>
       <w:bookmarkEnd w:id="124"/>
-      <w:bookmarkEnd w:id="125"/>
     </w:p>
     <w:p>
       <w:pPr>
@@ -25797,16 +25594,16 @@
       <w:pPr>
         <w:pStyle w:val="2a"/>
       </w:pPr>
-      <w:bookmarkStart w:id="126" w:name="_Toc209703513"/>
-      <w:bookmarkStart w:id="127" w:name="_Toc221000986"/>
+      <w:bookmarkStart w:id="125" w:name="_Toc209703513"/>
+      <w:bookmarkStart w:id="126" w:name="_Toc221000986"/>
       <w:r>
         <w:t>13.</w:t>
       </w:r>
       <w:r>
         <w:t>9. Обязанности медицинского врача</w:t>
       </w:r>
+      <w:bookmarkEnd w:id="125"/>
       <w:bookmarkEnd w:id="126"/>
-      <w:bookmarkEnd w:id="127"/>
     </w:p>
     <w:p>
       <w:pPr>
@@ -25852,16 +25649,16 @@
       <w:pPr>
         <w:pStyle w:val="2a"/>
       </w:pPr>
-      <w:bookmarkStart w:id="128" w:name="_Toc209703514"/>
-      <w:bookmarkStart w:id="129" w:name="_Toc221000987"/>
+      <w:bookmarkStart w:id="127" w:name="_Toc209703514"/>
+      <w:bookmarkStart w:id="128" w:name="_Toc221000987"/>
       <w:r>
         <w:t>13.10</w:t>
       </w:r>
       <w:r>
         <w:t>. Служба безопасности</w:t>
       </w:r>
+      <w:bookmarkEnd w:id="127"/>
       <w:bookmarkEnd w:id="128"/>
-      <w:bookmarkEnd w:id="129"/>
     </w:p>
     <w:p>
       <w:pPr>
@@ -25909,16 +25706,16 @@
           <w:szCs w:val="24"/>
         </w:rPr>
       </w:pPr>
-      <w:bookmarkStart w:id="130" w:name="_Toc433207695"/>
-      <w:bookmarkStart w:id="131" w:name="_Toc209703515"/>
-      <w:bookmarkStart w:id="132" w:name="_Toc221000988"/>
-      <w:bookmarkStart w:id="133" w:name="_Toc381802546"/>
-      <w:bookmarkStart w:id="134" w:name="_Toc391383493"/>
-      <w:bookmarkStart w:id="135" w:name="_Toc414977744"/>
-      <w:bookmarkStart w:id="136" w:name="_Toc430943246"/>
+      <w:bookmarkStart w:id="129" w:name="_Toc433207695"/>
+      <w:bookmarkStart w:id="130" w:name="_Toc209703515"/>
+      <w:bookmarkStart w:id="131" w:name="_Toc221000988"/>
+      <w:bookmarkStart w:id="132" w:name="_Toc381802546"/>
+      <w:bookmarkStart w:id="133" w:name="_Toc391383493"/>
+      <w:bookmarkStart w:id="134" w:name="_Toc414977744"/>
+      <w:bookmarkStart w:id="135" w:name="_Toc430943246"/>
+      <w:bookmarkEnd w:id="104"/>
       <w:bookmarkEnd w:id="105"/>
       <w:bookmarkEnd w:id="106"/>
-      <w:bookmarkEnd w:id="107"/>
       <w:r>
         <w:rPr>
           <w:rFonts w:ascii="Times New Roman" w:hAnsi="Times New Roman"/>
@@ -25970,7 +25767,7 @@
         </w:rPr>
         <w:t xml:space="preserve"> </w:t>
       </w:r>
-      <w:bookmarkEnd w:id="130"/>
+      <w:bookmarkEnd w:id="129"/>
       <w:sdt>
         <w:sdtPr>
           <w:rPr>
@@ -26001,11 +25798,12 @@
           </w:r>
         </w:sdtContent>
       </w:sdt>
+      <w:bookmarkEnd w:id="130"/>
       <w:bookmarkEnd w:id="131"/>
-      <w:bookmarkEnd w:id="132"/>
-    </w:p>
-    <w:p>
-      <w:pPr>
+    </w:p>
+    <w:p>
+      <w:pPr>
+        <w:spacing w:after="0" w:line="240" w:lineRule="auto"/>
         <w:rPr>
           <w:lang w:val="en-US"/>
         </w:rPr>
@@ -26014,20 +25812,34 @@
         <w:rPr>
           <w:lang w:val="en-US"/>
         </w:rPr>
-        <w:t>OBJ_IMAGE_</w:t>
+        <w:t>ASF</w:t>
       </w:r>
       <w:r>
         <w:rPr>
           <w:lang w:val="en-US"/>
         </w:rPr>
-        <w:t>4</w:t>
+        <w:t>_IMAGE_</w:t>
       </w:r>
       <w:r>
         <w:rPr>
           <w:lang w:val="en-US"/>
         </w:rPr>
-        <w:t>_PLACEHOLDER</w:t>
-      </w:r>
+        <w:t>1</w:t>
+      </w:r>
+      <w:r>
+        <w:rPr>
+          <w:lang w:val="en-US"/>
+        </w:rPr>
+        <w:t>_</w:t>
+      </w:r>
+      <w:r>
+        <w:rPr>
+          <w:lang w:val="en-US"/>
+        </w:rPr>
+        <w:t>APPENDIX</w:t>
+      </w:r>
+      <w:bookmarkStart w:id="136" w:name="_Toc209703516"/>
+      <w:bookmarkStart w:id="137" w:name="_Toc221000989"/>
     </w:p>
     <w:p>
       <w:pPr>
@@ -26038,15 +25850,14 @@
         <w:jc w:val="both"/>
         <w:rPr>
           <w:rFonts w:ascii="Times New Roman" w:hAnsi="Times New Roman"/>
-          <w:iCs/>
           <w:color w:val="auto"/>
           <w:sz w:val="24"/>
           <w:szCs w:val="24"/>
           <w:lang w:val="en-US"/>
         </w:rPr>
       </w:pPr>
-      <w:bookmarkStart w:id="137" w:name="_Toc209703516"/>
-      <w:bookmarkStart w:id="138" w:name="_Toc221000989"/>
+      <w:bookmarkStart w:id="138" w:name="_GoBack"/>
+      <w:bookmarkEnd w:id="138"/>
       <w:r>
         <w:rPr>
           <w:rFonts w:ascii="Times New Roman" w:hAnsi="Times New Roman"/>
@@ -26054,26 +25865,9 @@
           <w:color w:val="auto"/>
           <w:sz w:val="24"/>
           <w:szCs w:val="24"/>
-          <w:lang w:val="en-US"/>
-        </w:rPr>
-        <w:br w:type="page"/>
-      </w:r>
-    </w:p>
-    <w:p>
-      <w:pPr>
-        <w:pStyle w:val="2"/>
-        <w:keepLines w:val="0"/>
-        <w:spacing w:before="0" w:line="360" w:lineRule="auto"/>
-        <w:ind w:firstLine="720"/>
-        <w:jc w:val="both"/>
-        <w:rPr>
-          <w:rFonts w:ascii="Times New Roman" w:hAnsi="Times New Roman"/>
-          <w:color w:val="auto"/>
-          <w:sz w:val="24"/>
-          <w:szCs w:val="24"/>
-          <w:lang w:val="en-US"/>
-        </w:rPr>
-      </w:pPr>
+        </w:rPr>
+        <w:t>ПРИЛОЖЕНИЕ</w:t>
+      </w:r>
       <w:r>
         <w:rPr>
           <w:rFonts w:ascii="Times New Roman" w:hAnsi="Times New Roman"/>
@@ -26081,9 +25875,9 @@
           <w:color w:val="auto"/>
           <w:sz w:val="24"/>
           <w:szCs w:val="24"/>
-        </w:rPr>
-        <w:lastRenderedPageBreak/>
-        <w:t>ПРИЛОЖЕНИЕ</w:t>
+          <w:lang w:val="en-US"/>
+        </w:rPr>
+        <w:t xml:space="preserve"> 2. </w:t>
       </w:r>
       <w:r>
         <w:rPr>
@@ -26092,9 +25886,8 @@
           <w:color w:val="auto"/>
           <w:sz w:val="24"/>
           <w:szCs w:val="24"/>
-          <w:lang w:val="en-US"/>
-        </w:rPr>
-        <w:t xml:space="preserve"> 2. </w:t>
+        </w:rPr>
+        <w:t>Паспорт</w:t>
       </w:r>
       <w:r>
         <w:rPr>
@@ -26103,26 +25896,16 @@
           <w:color w:val="auto"/>
           <w:sz w:val="24"/>
           <w:szCs w:val="24"/>
-        </w:rPr>
-        <w:t>Паспорт</w:t>
-      </w:r>
-      <w:r>
-        <w:rPr>
-          <w:rFonts w:ascii="Times New Roman" w:hAnsi="Times New Roman"/>
-          <w:iCs/>
-          <w:color w:val="auto"/>
-          <w:sz w:val="24"/>
-          <w:szCs w:val="24"/>
           <w:lang w:val="en-US"/>
         </w:rPr>
         <w:t xml:space="preserve"> </w:t>
       </w:r>
+      <w:bookmarkEnd w:id="132"/>
       <w:bookmarkEnd w:id="133"/>
       <w:bookmarkEnd w:id="134"/>
       <w:bookmarkEnd w:id="135"/>
       <w:bookmarkEnd w:id="136"/>
       <w:bookmarkEnd w:id="137"/>
-      <w:bookmarkEnd w:id="138"/>
       <w:sdt>
         <w:sdtPr>
           <w:rPr>
@@ -26200,17 +25983,38 @@
       </w:sdt>
     </w:p>
     <w:p>
-      <w:r>
-        <w:t>OBJ_IMAGE_</w:t>
-      </w:r>
+      <w:pPr>
+        <w:spacing w:after="0"/>
+      </w:pPr>
       <w:r>
         <w:rPr>
           <w:lang w:val="en-US"/>
         </w:rPr>
-        <w:t>5</w:t>
-      </w:r>
-      <w:r>
-        <w:t>_PLACEHOLDER</w:t>
+        <w:t>ASF</w:t>
+      </w:r>
+      <w:r>
+        <w:rPr>
+          <w:lang w:val="en-US"/>
+        </w:rPr>
+        <w:t>_IMAGE_</w:t>
+      </w:r>
+      <w:r>
+        <w:rPr>
+          <w:lang w:val="en-US"/>
+        </w:rPr>
+        <w:t>2</w:t>
+      </w:r>
+      <w:r>
+        <w:rPr>
+          <w:lang w:val="en-US"/>
+        </w:rPr>
+        <w:t>_</w:t>
+      </w:r>
+      <w:r>
+        <w:rPr>
+          <w:lang w:val="en-US"/>
+        </w:rPr>
+        <w:t>APPENDIX</w:t>
       </w:r>
     </w:p>
     <w:sectPr>
@@ -33707,6 +33511,7 @@
     <w:rsid w:val="003D7834"/>
     <w:rsid w:val="00451345"/>
     <w:rsid w:val="004C0405"/>
+    <w:rsid w:val="00594162"/>
     <w:rsid w:val="005A552B"/>
     <w:rsid w:val="005E12F1"/>
     <w:rsid w:val="00691E12"/>
@@ -33715,6 +33520,7 @@
     <w:rsid w:val="006E301C"/>
     <w:rsid w:val="008568AE"/>
     <w:rsid w:val="0089646B"/>
+    <w:rsid w:val="008B6AFA"/>
     <w:rsid w:val="008C64D6"/>
     <w:rsid w:val="008D5632"/>
     <w:rsid w:val="00983331"/>
@@ -34621,7 +34427,7 @@
 </file>
 
 <file path=customXml/itemProps1.xml><?xml version="1.0" encoding="utf-8"?>
-<ds:datastoreItem xmlns:ds="http://schemas.openxmlformats.org/officeDocument/2006/customXml" ds:itemID="{0C7DBCA9-B72D-4534-BBEB-FC6D18B02AB6}">
+<ds:datastoreItem xmlns:ds="http://schemas.openxmlformats.org/officeDocument/2006/customXml" ds:itemID="{A4E5BC17-5E97-483D-A79D-08B0EF165F88}">
   <ds:schemaRefs>
     <ds:schemaRef ds:uri="http://schemas.openxmlformats.org/officeDocument/2006/bibliography"/>
   </ds:schemaRefs>

--- a/template/tagtemplate.docx
+++ b/template/tagtemplate.docx
@@ -5301,7 +5301,7 @@
           <w:rPr>
             <w:lang w:val="en-US"/>
           </w:rPr>
-          <w:tag w:val="OBJ_NUM_1_LINC_IMAGE"/>
+          <w:tag w:val="OBJ_NUM_1_IMAGE"/>
           <w:id w:val="1358928698"/>
           <w:placeholder>
             <w:docPart w:val="DefaultPlaceholder_-1854013440"/>
@@ -5320,7 +5320,7 @@
             <w:rPr>
               <w:lang w:val="en-US"/>
             </w:rPr>
-            <w:t>OBJ_NUM_1_LINC_IMAGE</w:t>
+            <w:t>OBJ_NUM_1_IMAGE</w:t>
           </w:r>
           <w:r>
             <w:rPr>
@@ -5837,7 +5837,7 @@
           <w:rPr>
             <w:lang w:val="en-US"/>
           </w:rPr>
-          <w:tag w:val="OBJ_NUM_2_LINC_IMAGE"/>
+          <w:tag w:val="OBJ_NUM_2_IMAGE"/>
           <w:id w:val="-472054734"/>
           <w:placeholder>
             <w:docPart w:val="65E02D35AA15408C98BA9599EB836D50"/>
@@ -5850,7 +5850,7 @@
             <w:rPr>
               <w:lang w:val="en-US"/>
             </w:rPr>
-            <w:t>${OBJ_NUM_2_LINC_IMAGE}</w:t>
+            <w:t>${OBJ_NUM_2_IMAGE}</w:t>
           </w:r>
         </w:sdtContent>
       </w:sdt>
@@ -5891,32 +5891,204 @@
     </w:p>
     <w:p>
       <w:pPr>
-        <w:spacing w:after="0" w:line="360" w:lineRule="auto"/>
+        <w:spacing w:after="0" w:line="240" w:lineRule="auto"/>
         <w:ind w:firstLine="709"/>
         <w:jc w:val="both"/>
-      </w:pPr>
-      <w:r>
-        <w:t>Перечень основного технологического оборудования ОПО представлен в таблице 1.</w:t>
-      </w:r>
-    </w:p>
-    <w:p>
-      <w:pPr>
-        <w:spacing w:after="0" w:line="360" w:lineRule="auto"/>
+        <w:rPr>
+          <w:lang w:val="en-US"/>
+        </w:rPr>
+      </w:pPr>
+      <w:sdt>
+        <w:sdtPr>
+          <w:rPr>
+            <w:lang w:val="en-US"/>
+          </w:rPr>
+          <w:tag w:val="OBJ_LINC_TEXT_1_TABLE"/>
+          <w:id w:val="-314417629"/>
+          <w:placeholder>
+            <w:docPart w:val="DefaultPlaceholder_-1854013440"/>
+          </w:placeholder>
+          <w:text/>
+        </w:sdtPr>
+        <w:sdtEndPr/>
+        <w:sdtContent>
+          <w:r>
+            <w:rPr>
+              <w:lang w:val="en-US"/>
+            </w:rPr>
+            <w:t>${OBJ_LINC_TEXT_1_TABLE}</w:t>
+          </w:r>
+        </w:sdtContent>
+      </w:sdt>
+      <w:r>
+        <w:rPr>
+          <w:lang w:val="en-US"/>
+        </w:rPr>
+        <w:t xml:space="preserve"> </w:t>
+      </w:r>
+      <w:sdt>
+        <w:sdtPr>
+          <w:rPr>
+            <w:lang w:val="en-US"/>
+          </w:rPr>
+          <w:tag w:val="OBJ_NUM_1_TABLE"/>
+          <w:id w:val="2015337340"/>
+          <w:placeholder>
+            <w:docPart w:val="966103BC6AAA40A3BBF84D9B08ACB4BD"/>
+          </w:placeholder>
+          <w:text/>
+        </w:sdtPr>
+        <w:sdtContent>
+          <w:r>
+            <w:rPr>
+              <w:lang w:val="en-US"/>
+            </w:rPr>
+            <w:t>${OBJ_NUM_</w:t>
+          </w:r>
+          <w:r>
+            <w:rPr>
+              <w:lang w:val="en-US"/>
+            </w:rPr>
+            <w:t>1</w:t>
+          </w:r>
+          <w:r>
+            <w:rPr>
+              <w:lang w:val="en-US"/>
+            </w:rPr>
+            <w:t>_TABLE</w:t>
+          </w:r>
+          <w:r>
+            <w:rPr>
+              <w:lang w:val="en-US"/>
+            </w:rPr>
+            <w:t>}</w:t>
+          </w:r>
+        </w:sdtContent>
+      </w:sdt>
+      <w:r>
+        <w:rPr>
+          <w:lang w:val="en-US"/>
+        </w:rPr>
+        <w:t>.</w:t>
+      </w:r>
+    </w:p>
+    <w:p>
+      <w:pPr>
+        <w:spacing w:after="0" w:line="240" w:lineRule="auto"/>
         <w:ind w:firstLine="709"/>
         <w:jc w:val="both"/>
-      </w:pPr>
-      <w:r>
-        <w:t xml:space="preserve">Таблица 1 – </w:t>
-      </w:r>
-      <w:r>
-        <w:t>П</w:t>
-      </w:r>
-      <w:r>
-        <w:t xml:space="preserve">еречень основного технологического оборудования </w:t>
-      </w:r>
-      <w:r>
-        <w:t>ОПО</w:t>
-      </w:r>
+        <w:rPr>
+          <w:lang w:val="en-US"/>
+        </w:rPr>
+      </w:pPr>
+    </w:p>
+    <w:p>
+      <w:pPr>
+        <w:spacing w:after="0" w:line="240" w:lineRule="auto"/>
+        <w:ind w:firstLine="709"/>
+        <w:jc w:val="both"/>
+        <w:rPr>
+          <w:lang w:val="en-US"/>
+        </w:rPr>
+      </w:pPr>
+      <w:r>
+        <w:t>Таблица</w:t>
+      </w:r>
+      <w:r>
+        <w:rPr>
+          <w:lang w:val="en-US"/>
+        </w:rPr>
+        <w:t xml:space="preserve"> </w:t>
+      </w:r>
+      <w:sdt>
+        <w:sdtPr>
+          <w:rPr>
+            <w:lang w:val="en-US"/>
+          </w:rPr>
+          <w:tag w:val="OBJ_NUM_1_TABLE"/>
+          <w:id w:val="606242610"/>
+          <w:placeholder>
+            <w:docPart w:val="DefaultPlaceholder_-1854013440"/>
+          </w:placeholder>
+          <w:text/>
+        </w:sdtPr>
+        <w:sdtContent>
+          <w:r>
+            <w:rPr>
+              <w:lang w:val="en-US"/>
+            </w:rPr>
+            <w:t>${OBJ_NUM_</w:t>
+          </w:r>
+          <w:r>
+            <w:rPr>
+              <w:lang w:val="en-US"/>
+            </w:rPr>
+            <w:t>1</w:t>
+          </w:r>
+          <w:r>
+            <w:rPr>
+              <w:lang w:val="en-US"/>
+            </w:rPr>
+            <w:t>_TABLE</w:t>
+          </w:r>
+          <w:r>
+            <w:rPr>
+              <w:lang w:val="en-US"/>
+            </w:rPr>
+            <w:t>}</w:t>
+          </w:r>
+        </w:sdtContent>
+      </w:sdt>
+      <w:r>
+        <w:rPr>
+          <w:lang w:val="en-US"/>
+        </w:rPr>
+        <w:t xml:space="preserve"> – </w:t>
+      </w:r>
+      <w:sdt>
+        <w:sdtPr>
+          <w:rPr>
+            <w:lang w:val="en-US"/>
+          </w:rPr>
+          <w:tag w:val="OBJ_TEXT_NAME_1_TABLE"/>
+          <w:id w:val="1895999250"/>
+          <w:placeholder>
+            <w:docPart w:val="DefaultPlaceholder_-1854013440"/>
+          </w:placeholder>
+          <w:text/>
+        </w:sdtPr>
+        <w:sdtEndPr/>
+        <w:sdtContent>
+          <w:r>
+            <w:rPr>
+              <w:lang w:val="en-US"/>
+            </w:rPr>
+            <w:t>${</w:t>
+          </w:r>
+          <w:r>
+            <w:rPr>
+              <w:lang w:val="en-US"/>
+            </w:rPr>
+            <w:t>OBJ_TEXT_NAME_1_TABLE</w:t>
+          </w:r>
+          <w:r>
+            <w:rPr>
+              <w:lang w:val="en-US"/>
+            </w:rPr>
+            <w:t>}</w:t>
+          </w:r>
+        </w:sdtContent>
+      </w:sdt>
+    </w:p>
+    <w:p>
+      <w:pPr>
+        <w:spacing w:after="0" w:line="240" w:lineRule="auto"/>
+        <w:ind w:firstLine="709"/>
+        <w:jc w:val="both"/>
+        <w:rPr>
+          <w:lang w:val="en-US"/>
+        </w:rPr>
+      </w:pPr>
     </w:p>
     <w:tbl>
       <w:tblPr>
@@ -6048,7 +6220,7 @@
               <w:spacing w:after="0" w:line="240" w:lineRule="auto"/>
             </w:pPr>
             <w:r>
-              <w:t>TECHNOLOGICAL_EQUIPMENT_TABLE</w:t>
+              <w:t>OBJ_TABLE_1_PLACEHOLDER</w:t>
             </w:r>
           </w:p>
         </w:tc>
@@ -6061,7 +6233,7 @@
               <w:spacing w:after="0" w:line="240" w:lineRule="auto"/>
             </w:pPr>
             <w:r>
-              <w:t>TECHNOLOGICAL_EQUIPMENT_TABLE</w:t>
+              <w:t>OBJ_TABLE_1_PLACEHOLDER</w:t>
             </w:r>
           </w:p>
         </w:tc>
@@ -6074,7 +6246,7 @@
               <w:spacing w:after="0" w:line="240" w:lineRule="auto"/>
             </w:pPr>
             <w:r>
-              <w:t>TECHNOLOGICAL_EQUIPMENT_TABLE</w:t>
+              <w:t>OBJ_TABLE_1_PLACEHOLDER</w:t>
             </w:r>
           </w:p>
         </w:tc>
@@ -6195,32 +6367,182 @@
       <w:r>
         <w:t xml:space="preserve"> </w:t>
       </w:r>
-      <w:r>
-        <w:t>его характеристика приведена в таблице 2.</w:t>
-      </w:r>
-      <w:r>
-        <w:t xml:space="preserve"> </w:t>
-      </w:r>
-    </w:p>
-    <w:p>
-      <w:pPr>
-        <w:spacing w:after="0" w:line="360" w:lineRule="auto"/>
-        <w:ind w:right="-766" w:firstLine="709"/>
-      </w:pPr>
-      <w:r>
-        <w:t>Таблица</w:t>
-      </w:r>
-      <w:r>
-        <w:t xml:space="preserve"> 2 – </w:t>
-      </w:r>
-      <w:r>
-        <w:t>Характеристика</w:t>
-      </w:r>
-      <w:r>
-        <w:t xml:space="preserve"> </w:t>
-      </w:r>
       <w:sdt>
         <w:sdtPr>
+          <w:tag w:val="OBJ_LINC_TEXT_2_TABLE"/>
+          <w:id w:val="100380525"/>
+          <w:placeholder>
+            <w:docPart w:val="DefaultPlaceholder_-1854013440"/>
+          </w:placeholder>
+          <w:text/>
+        </w:sdtPr>
+        <w:sdtEndPr/>
+        <w:sdtContent>
+          <w:r>
+            <w:t>${OBJ_LINC_TEXT_</w:t>
+          </w:r>
+          <w:r>
+            <w:t>2</w:t>
+          </w:r>
+          <w:r>
+            <w:t>_TABLE}</w:t>
+          </w:r>
+        </w:sdtContent>
+      </w:sdt>
+      <w:r>
+        <w:t xml:space="preserve"> </w:t>
+      </w:r>
+      <w:sdt>
+        <w:sdtPr>
+          <w:tag w:val="OBJ_NUM_2_TABLE"/>
+          <w:id w:val="-1559010871"/>
+          <w:placeholder>
+            <w:docPart w:val="E2987E49481B4A8988C0D5E41A0AFDB8"/>
+          </w:placeholder>
+          <w:text/>
+        </w:sdtPr>
+        <w:sdtContent>
+          <w:r>
+            <w:t>${OBJ_NUM_</w:t>
+          </w:r>
+          <w:r>
+            <w:t>2</w:t>
+          </w:r>
+          <w:r>
+            <w:t>_TABLE}</w:t>
+          </w:r>
+        </w:sdtContent>
+      </w:sdt>
+      <w:r>
+        <w:t>.</w:t>
+      </w:r>
+    </w:p>
+    <w:p>
+      <w:pPr>
+        <w:spacing w:after="0" w:line="240" w:lineRule="auto"/>
+        <w:ind w:firstLine="720"/>
+        <w:jc w:val="both"/>
+      </w:pPr>
+    </w:p>
+    <w:p>
+      <w:pPr>
+        <w:spacing w:after="0" w:line="240" w:lineRule="auto"/>
+        <w:ind w:right="-765" w:firstLine="709"/>
+        <w:rPr>
+          <w:lang w:val="en-US"/>
+        </w:rPr>
+      </w:pPr>
+      <w:r>
+        <w:t>Таблица</w:t>
+      </w:r>
+      <w:r>
+        <w:rPr>
+          <w:lang w:val="en-US"/>
+        </w:rPr>
+        <w:t xml:space="preserve"> </w:t>
+      </w:r>
+      <w:sdt>
+        <w:sdtPr>
+          <w:rPr>
+            <w:lang w:val="en-US"/>
+          </w:rPr>
+          <w:tag w:val="OBJ_NUM_2_TABLE"/>
+          <w:id w:val="5799737"/>
+          <w:placeholder>
+            <w:docPart w:val="CE76057F9A8547B4A81853FA15C0E007"/>
+          </w:placeholder>
+          <w:text/>
+        </w:sdtPr>
+        <w:sdtContent>
+          <w:r>
+            <w:rPr>
+              <w:lang w:val="en-US"/>
+            </w:rPr>
+            <w:t>${OBJ_NUM_</w:t>
+          </w:r>
+          <w:r>
+            <w:rPr>
+              <w:lang w:val="en-US"/>
+            </w:rPr>
+            <w:t>2</w:t>
+          </w:r>
+          <w:r>
+            <w:rPr>
+              <w:lang w:val="en-US"/>
+            </w:rPr>
+            <w:t>_TABLE</w:t>
+          </w:r>
+          <w:r>
+            <w:rPr>
+              <w:lang w:val="en-US"/>
+            </w:rPr>
+            <w:t>}</w:t>
+          </w:r>
+        </w:sdtContent>
+      </w:sdt>
+      <w:r>
+        <w:rPr>
+          <w:lang w:val="en-US"/>
+        </w:rPr>
+        <w:t xml:space="preserve"> – </w:t>
+      </w:r>
+      <w:sdt>
+        <w:sdtPr>
+          <w:rPr>
+            <w:lang w:val="en-US"/>
+          </w:rPr>
+          <w:tag w:val="OBJ_TEXT_NAME_2_TABLE"/>
+          <w:id w:val="538701552"/>
+          <w:placeholder>
+            <w:docPart w:val="DefaultPlaceholder_-1854013440"/>
+          </w:placeholder>
+          <w:text/>
+        </w:sdtPr>
+        <w:sdtEndPr/>
+        <w:sdtContent>
+          <w:r>
+            <w:rPr>
+              <w:lang w:val="en-US"/>
+            </w:rPr>
+            <w:t>${</w:t>
+          </w:r>
+          <w:r>
+            <w:rPr>
+              <w:lang w:val="en-US"/>
+            </w:rPr>
+            <w:t>OBJ_TEXT_NAME_</w:t>
+          </w:r>
+          <w:r>
+            <w:rPr>
+              <w:lang w:val="en-US"/>
+            </w:rPr>
+            <w:t>2</w:t>
+          </w:r>
+          <w:r>
+            <w:rPr>
+              <w:lang w:val="en-US"/>
+            </w:rPr>
+            <w:t>_TABLE</w:t>
+          </w:r>
+          <w:r>
+            <w:rPr>
+              <w:lang w:val="en-US"/>
+            </w:rPr>
+            <w:t>}</w:t>
+          </w:r>
+        </w:sdtContent>
+      </w:sdt>
+      <w:r>
+        <w:rPr>
+          <w:lang w:val="en-US"/>
+        </w:rPr>
+        <w:t xml:space="preserve"> </w:t>
+      </w:r>
+      <w:sdt>
+        <w:sdtPr>
+          <w:rPr>
+            <w:lang w:val="en-US"/>
+          </w:rPr>
           <w:tag w:val="OBJ_HAZARDOUS_SUBSTANCE_GEN"/>
           <w:id w:val="-1043678655"/>
           <w:placeholder>
@@ -6231,10 +6553,24 @@
         <w:sdtEndPr/>
         <w:sdtContent>
           <w:r>
+            <w:rPr>
+              <w:lang w:val="en-US"/>
+            </w:rPr>
             <w:t>${OBJ_HAZARDOUS_SUBSTANCE_GEN}</w:t>
           </w:r>
         </w:sdtContent>
       </w:sdt>
+      <w:bookmarkStart w:id="25" w:name="_GoBack"/>
+      <w:bookmarkEnd w:id="25"/>
+    </w:p>
+    <w:p>
+      <w:pPr>
+        <w:spacing w:after="0" w:line="240" w:lineRule="auto"/>
+        <w:ind w:right="-765" w:firstLine="709"/>
+        <w:rPr>
+          <w:lang w:val="en-US"/>
+        </w:rPr>
+      </w:pPr>
     </w:p>
     <w:tbl>
       <w:tblPr>
@@ -6444,7 +6780,13 @@
               <w:spacing w:after="0" w:line="240" w:lineRule="auto"/>
             </w:pPr>
             <w:r>
-              <w:t>OBJ_HAZARD_TABLE</w:t>
+              <w:t>OBJ_TABLE_</w:t>
+            </w:r>
+            <w:r>
+              <w:t>2</w:t>
+            </w:r>
+            <w:r>
+              <w:t>_PLACEHOLDER</w:t>
             </w:r>
           </w:p>
         </w:tc>
@@ -6457,7 +6799,13 @@
               <w:spacing w:after="0" w:line="240" w:lineRule="auto"/>
             </w:pPr>
             <w:r>
-              <w:t>OBJ_HAZARD_TABLE</w:t>
+              <w:t>OBJ_TABLE_</w:t>
+            </w:r>
+            <w:r>
+              <w:t>2</w:t>
+            </w:r>
+            <w:r>
+              <w:t>_PLACEHOLDER</w:t>
             </w:r>
           </w:p>
         </w:tc>
@@ -6470,7 +6818,13 @@
               <w:spacing w:after="0" w:line="240" w:lineRule="auto"/>
             </w:pPr>
             <w:r>
-              <w:t>OBJ_HAZARD_TABLE</w:t>
+              <w:t>OBJ_TABLE_</w:t>
+            </w:r>
+            <w:r>
+              <w:t>2</w:t>
+            </w:r>
+            <w:r>
+              <w:t>_PLACEHOLDER</w:t>
             </w:r>
           </w:p>
         </w:tc>
@@ -6483,7 +6837,13 @@
               <w:spacing w:after="0" w:line="240" w:lineRule="auto"/>
             </w:pPr>
             <w:r>
-              <w:t>OBJ_HAZARD_TABLE</w:t>
+              <w:t>OBJ_TABLE_</w:t>
+            </w:r>
+            <w:r>
+              <w:t>2</w:t>
+            </w:r>
+            <w:r>
+              <w:t>_PLACEHOLDER</w:t>
             </w:r>
           </w:p>
         </w:tc>
@@ -6505,8 +6865,8 @@
       <w:pPr>
         <w:pStyle w:val="2a"/>
       </w:pPr>
-      <w:bookmarkStart w:id="25" w:name="_Toc209703489"/>
-      <w:bookmarkStart w:id="26" w:name="_Toc221000962"/>
+      <w:bookmarkStart w:id="26" w:name="_Toc209703489"/>
+      <w:bookmarkStart w:id="27" w:name="_Toc221000962"/>
       <w:r>
         <w:lastRenderedPageBreak/>
         <w:t>1.3 К</w:t>
@@ -6529,8 +6889,8 @@
       <w:r>
         <w:t>ОПО</w:t>
       </w:r>
-      <w:bookmarkEnd w:id="25"/>
       <w:bookmarkEnd w:id="26"/>
+      <w:bookmarkEnd w:id="27"/>
     </w:p>
     <w:p>
       <w:pPr>
@@ -6594,7 +6954,7 @@
           <w:rPr>
             <w:lang w:val="en-US"/>
           </w:rPr>
-          <w:tag w:val="OBJ_NUM_1_CAPTURE_IMAGE"/>
+          <w:tag w:val="OBJ_NUM_1_IMAGE"/>
           <w:id w:val="158193702"/>
           <w:placeholder>
             <w:docPart w:val="DefaultPlaceholder_-1854013440"/>
@@ -6625,7 +6985,7 @@
             <w:rPr>
               <w:lang w:val="en-US"/>
             </w:rPr>
-            <w:t>CAPTURE_IMAGE</w:t>
+            <w:t>IMAGE</w:t>
           </w:r>
           <w:r>
             <w:rPr>
@@ -6747,7 +7107,7 @@
           <w:rPr>
             <w:lang w:val="en-US"/>
           </w:rPr>
-          <w:tag w:val="OBJ_NUM_2_CAPTURE_IMAGE"/>
+          <w:tag w:val="OBJ_NUM_2_IMAGE"/>
           <w:id w:val="-1989159597"/>
           <w:placeholder>
             <w:docPart w:val="99E015D7842A452787601C8107156144"/>
@@ -6772,7 +7132,7 @@
             <w:rPr>
               <w:lang w:val="en-US"/>
             </w:rPr>
-            <w:t>NUM_2_CAPTURE_IMAGE}</w:t>
+            <w:t>NUM_2_IMAGE}</w:t>
           </w:r>
         </w:sdtContent>
       </w:sdt>
@@ -6854,33 +7214,33 @@
         <w:pStyle w:val="1"/>
         <w:ind w:firstLine="0"/>
       </w:pPr>
-      <w:bookmarkStart w:id="27" w:name="_Toc392754513"/>
-      <w:bookmarkStart w:id="28" w:name="_Toc430097609"/>
-      <w:bookmarkStart w:id="29" w:name="_Toc430255936"/>
-      <w:bookmarkStart w:id="30" w:name="_Toc209703490"/>
-      <w:bookmarkStart w:id="31" w:name="_Toc221000963"/>
+      <w:bookmarkStart w:id="28" w:name="_Toc392754513"/>
+      <w:bookmarkStart w:id="29" w:name="_Toc430097609"/>
+      <w:bookmarkStart w:id="30" w:name="_Toc430255936"/>
+      <w:bookmarkStart w:id="31" w:name="_Toc209703490"/>
+      <w:bookmarkStart w:id="32" w:name="_Toc221000963"/>
       <w:r>
         <w:lastRenderedPageBreak/>
         <w:t xml:space="preserve">2. Анализ опасности </w:t>
       </w:r>
-      <w:bookmarkEnd w:id="27"/>
       <w:bookmarkEnd w:id="28"/>
       <w:bookmarkEnd w:id="29"/>
       <w:bookmarkEnd w:id="30"/>
+      <w:bookmarkEnd w:id="31"/>
       <w:r>
         <w:t>объекта</w:t>
       </w:r>
-      <w:bookmarkEnd w:id="31"/>
+      <w:bookmarkEnd w:id="32"/>
     </w:p>
     <w:p>
       <w:pPr>
         <w:pStyle w:val="2a"/>
       </w:pPr>
-      <w:bookmarkStart w:id="32" w:name="_Toc392754514"/>
-      <w:bookmarkStart w:id="33" w:name="_Toc430097610"/>
-      <w:bookmarkStart w:id="34" w:name="_Toc430255937"/>
-      <w:bookmarkStart w:id="35" w:name="_Toc209703491"/>
-      <w:bookmarkStart w:id="36" w:name="_Toc221000964"/>
+      <w:bookmarkStart w:id="33" w:name="_Toc392754514"/>
+      <w:bookmarkStart w:id="34" w:name="_Toc430097610"/>
+      <w:bookmarkStart w:id="35" w:name="_Toc430255937"/>
+      <w:bookmarkStart w:id="36" w:name="_Toc209703491"/>
+      <w:bookmarkStart w:id="37" w:name="_Toc221000964"/>
       <w:r>
         <w:t xml:space="preserve">2.1. </w:t>
       </w:r>
@@ -6908,11 +7268,11 @@
       <w:r>
         <w:t xml:space="preserve"> возникновения</w:t>
       </w:r>
-      <w:bookmarkEnd w:id="32"/>
       <w:bookmarkEnd w:id="33"/>
       <w:bookmarkEnd w:id="34"/>
       <w:bookmarkEnd w:id="35"/>
       <w:bookmarkEnd w:id="36"/>
+      <w:bookmarkEnd w:id="37"/>
     </w:p>
     <w:p>
       <w:pPr>
@@ -7182,53 +7542,131 @@
         <w:jc w:val="both"/>
       </w:pPr>
       <w:r>
-        <w:t xml:space="preserve">При анализе обобщённых сценариев аварий можно выделить специальные сценарии, относящиеся непосредственно к Объекту. </w:t>
-      </w:r>
-      <w:r>
-        <w:t xml:space="preserve">Схема развития сценариев аварий на </w:t>
-      </w:r>
-      <w:r>
-        <w:t>Объекте</w:t>
-      </w:r>
-      <w:r>
-        <w:t xml:space="preserve"> приведена в таблице </w:t>
-      </w:r>
-      <w:r>
-        <w:t>3</w:t>
-      </w:r>
-      <w:r>
-        <w:t>.</w:t>
-      </w:r>
-    </w:p>
-    <w:p>
-      <w:pPr>
-        <w:spacing w:after="0" w:line="360" w:lineRule="auto"/>
+        <w:t>При анализе обобщённых сценариев аварий можно выделить специальные сценарии, относящиеся непосредственно к Объекту.</w:t>
+      </w:r>
+    </w:p>
+    <w:bookmarkStart w:id="38" w:name="_Hlk221785402"/>
+    <w:p>
+      <w:pPr>
+        <w:spacing w:after="0" w:line="240" w:lineRule="auto"/>
+        <w:ind w:right="-2" w:firstLine="720"/>
+        <w:jc w:val="both"/>
+        <w:rPr>
+          <w:lang w:val="en-US"/>
+        </w:rPr>
+      </w:pPr>
+      <w:sdt>
+        <w:sdtPr>
+          <w:rPr>
+            <w:lang w:val="en-US"/>
+          </w:rPr>
+          <w:tag w:val="OBJ_LINC_TEXT_3_TABLE"/>
+          <w:id w:val="-1334440400"/>
+          <w:placeholder>
+            <w:docPart w:val="DefaultPlaceholder_-1854013440"/>
+          </w:placeholder>
+          <w:text/>
+        </w:sdtPr>
+        <w:sdtEndPr/>
+        <w:sdtContent>
+          <w:r>
+            <w:rPr>
+              <w:lang w:val="en-US"/>
+            </w:rPr>
+            <w:t>${</w:t>
+          </w:r>
+          <w:r>
+            <w:rPr>
+              <w:lang w:val="en-US"/>
+            </w:rPr>
+            <w:t>OBJ_LINC_TEXT_3_TABLE</w:t>
+          </w:r>
+          <w:r>
+            <w:rPr>
+              <w:lang w:val="en-US"/>
+            </w:rPr>
+            <w:t>}</w:t>
+          </w:r>
+        </w:sdtContent>
+      </w:sdt>
+      <w:bookmarkEnd w:id="38"/>
+      <w:r>
+        <w:rPr>
+          <w:lang w:val="en-US"/>
+        </w:rPr>
+        <w:t xml:space="preserve"> 3.</w:t>
+      </w:r>
+    </w:p>
+    <w:p>
+      <w:pPr>
+        <w:spacing w:after="0" w:line="240" w:lineRule="auto"/>
+        <w:ind w:right="-2" w:firstLine="720"/>
+        <w:jc w:val="both"/>
+        <w:rPr>
+          <w:lang w:val="en-US"/>
+        </w:rPr>
+      </w:pPr>
+    </w:p>
+    <w:p>
+      <w:pPr>
+        <w:spacing w:after="0" w:line="240" w:lineRule="auto"/>
         <w:ind w:firstLine="720"/>
-      </w:pPr>
-      <w:r>
-        <w:t xml:space="preserve">Таблица </w:t>
-      </w:r>
-      <w:r>
-        <w:t>3</w:t>
-      </w:r>
-      <w:r>
-        <w:t xml:space="preserve"> –</w:t>
-      </w:r>
-      <w:r>
-        <w:t xml:space="preserve"> Р</w:t>
-      </w:r>
-      <w:r>
-        <w:t>азвити</w:t>
-      </w:r>
-      <w:r>
-        <w:t>е</w:t>
-      </w:r>
-      <w:r>
-        <w:t xml:space="preserve"> сценариев аварий</w:t>
-      </w:r>
-      <w:r>
-        <w:t xml:space="preserve"> на Объекте</w:t>
-      </w:r>
+        <w:rPr>
+          <w:lang w:val="en-US"/>
+        </w:rPr>
+      </w:pPr>
+      <w:r>
+        <w:t>Таблица</w:t>
+      </w:r>
+      <w:r>
+        <w:rPr>
+          <w:lang w:val="en-US"/>
+        </w:rPr>
+        <w:t xml:space="preserve"> 3 – </w:t>
+      </w:r>
+      <w:sdt>
+        <w:sdtPr>
+          <w:rPr>
+            <w:lang w:val="en-US"/>
+          </w:rPr>
+          <w:tag w:val="OBJ_TEXT_NAME_3_TABLE"/>
+          <w:id w:val="-1811321998"/>
+          <w:placeholder>
+            <w:docPart w:val="DefaultPlaceholder_-1854013440"/>
+          </w:placeholder>
+          <w:text/>
+        </w:sdtPr>
+        <w:sdtEndPr/>
+        <w:sdtContent>
+          <w:r>
+            <w:rPr>
+              <w:lang w:val="en-US"/>
+            </w:rPr>
+            <w:t>${OBJ_TEXT_NAME_</w:t>
+          </w:r>
+          <w:r>
+            <w:rPr>
+              <w:lang w:val="en-US"/>
+            </w:rPr>
+            <w:t>3</w:t>
+          </w:r>
+          <w:r>
+            <w:rPr>
+              <w:lang w:val="en-US"/>
+            </w:rPr>
+            <w:t>_TABLE}</w:t>
+          </w:r>
+        </w:sdtContent>
+      </w:sdt>
+    </w:p>
+    <w:p>
+      <w:pPr>
+        <w:spacing w:after="0" w:line="240" w:lineRule="auto"/>
+        <w:ind w:firstLine="720"/>
+        <w:rPr>
+          <w:lang w:val="en-US"/>
+        </w:rPr>
+      </w:pPr>
     </w:p>
     <w:tbl>
       <w:tblPr>
@@ -7657,7 +8095,23 @@
                 <w:sz w:val="22"/>
                 <w:szCs w:val="22"/>
               </w:rPr>
-              <w:t xml:space="preserve"> сгорание части шлейфа газа в дефлаграционном режиме с образованием ударной волны </w:t>
+              <w:t xml:space="preserve"> сгорание части шлейфа газа в </w:t>
+            </w:r>
+            <w:proofErr w:type="spellStart"/>
+            <w:r>
+              <w:rPr>
+                <w:sz w:val="22"/>
+                <w:szCs w:val="22"/>
+              </w:rPr>
+              <w:t>дефлаграционном</w:t>
+            </w:r>
+            <w:proofErr w:type="spellEnd"/>
+            <w:r>
+              <w:rPr>
+                <w:sz w:val="22"/>
+                <w:szCs w:val="22"/>
+              </w:rPr>
+              <w:t xml:space="preserve"> режиме с образованием ударной волны </w:t>
             </w:r>
             <w:r>
               <w:rPr>
@@ -7809,7 +8263,23 @@
                 <w:sz w:val="22"/>
                 <w:szCs w:val="22"/>
               </w:rPr>
-              <w:t xml:space="preserve"> взрыв ГВС (дефлаграционное сгорание) при наличии источника инициирования  </w:t>
+              <w:t xml:space="preserve"> взрыв ГВС (</w:t>
+            </w:r>
+            <w:proofErr w:type="spellStart"/>
+            <w:r>
+              <w:rPr>
+                <w:sz w:val="22"/>
+                <w:szCs w:val="22"/>
+              </w:rPr>
+              <w:t>дефлаграционное</w:t>
+            </w:r>
+            <w:proofErr w:type="spellEnd"/>
+            <w:r>
+              <w:rPr>
+                <w:sz w:val="22"/>
+                <w:szCs w:val="22"/>
+              </w:rPr>
+              <w:t xml:space="preserve"> сгорание) при наличии источника инициирования  </w:t>
             </w:r>
             <w:r>
               <w:rPr>
@@ -7979,7 +8449,23 @@
                 <w:sz w:val="22"/>
                 <w:szCs w:val="22"/>
               </w:rPr>
-              <w:t xml:space="preserve"> взрыв ГВС (дефлаграционное сгорание) при наличии источника инициирования </w:t>
+              <w:t xml:space="preserve"> взрыв ГВС (</w:t>
+            </w:r>
+            <w:proofErr w:type="spellStart"/>
+            <w:r>
+              <w:rPr>
+                <w:sz w:val="22"/>
+                <w:szCs w:val="22"/>
+              </w:rPr>
+              <w:t>дефлаграционное</w:t>
+            </w:r>
+            <w:proofErr w:type="spellEnd"/>
+            <w:r>
+              <w:rPr>
+                <w:sz w:val="22"/>
+                <w:szCs w:val="22"/>
+              </w:rPr>
+              <w:t xml:space="preserve"> сгорание) при наличии источника инициирования </w:t>
             </w:r>
             <w:r>
               <w:rPr>
@@ -8220,53 +8706,115 @@
     <w:p>
       <w:pPr>
         <w:pStyle w:val="25"/>
-        <w:spacing w:before="240" w:line="240" w:lineRule="auto"/>
-      </w:pPr>
-      <w:r>
-        <w:t>Схемы развития возможных аварийных ситуаций</w:t>
-      </w:r>
-      <w:r>
-        <w:t>,</w:t>
-      </w:r>
-      <w:r>
-        <w:t xml:space="preserve"> </w:t>
-      </w:r>
-      <w:r>
-        <w:t xml:space="preserve">источники (места) возникновения аварий </w:t>
-      </w:r>
-      <w:r>
-        <w:t xml:space="preserve">применительно для оборудования приведены в таблице </w:t>
-      </w:r>
-      <w:r>
-        <w:t>4</w:t>
-      </w:r>
-      <w:r>
-        <w:t>.</w:t>
-      </w:r>
+        <w:spacing w:line="240" w:lineRule="auto"/>
+      </w:pPr>
+    </w:p>
+    <w:p>
+      <w:pPr>
+        <w:pStyle w:val="25"/>
+        <w:spacing w:line="240" w:lineRule="auto"/>
+        <w:rPr>
+          <w:lang w:val="en-US"/>
+        </w:rPr>
+      </w:pPr>
+      <w:sdt>
+        <w:sdtPr>
+          <w:rPr>
+            <w:lang w:val="en-US"/>
+          </w:rPr>
+          <w:tag w:val="OBJ_LINC_TEXT_4_TABLE"/>
+          <w:id w:val="-1626920933"/>
+          <w:placeholder>
+            <w:docPart w:val="DefaultPlaceholder_-1854013440"/>
+          </w:placeholder>
+          <w:text/>
+        </w:sdtPr>
+        <w:sdtEndPr/>
+        <w:sdtContent>
+          <w:r>
+            <w:rPr>
+              <w:lang w:val="en-US"/>
+            </w:rPr>
+            <w:t>${OBJ_LINC_TEXT_4_TABLE}</w:t>
+          </w:r>
+        </w:sdtContent>
+      </w:sdt>
+      <w:r>
+        <w:rPr>
+          <w:lang w:val="en-US"/>
+        </w:rPr>
+        <w:t xml:space="preserve"> 4.</w:t>
+      </w:r>
+    </w:p>
+    <w:p>
+      <w:pPr>
+        <w:pStyle w:val="25"/>
+        <w:spacing w:line="240" w:lineRule="auto"/>
+        <w:rPr>
+          <w:lang w:val="en-US"/>
+        </w:rPr>
+      </w:pPr>
     </w:p>
     <w:p>
       <w:pPr>
         <w:pStyle w:val="af4"/>
-        <w:ind w:firstLine="709"/>
-      </w:pPr>
-      <w:r>
-        <w:t xml:space="preserve">Таблица </w:t>
-      </w:r>
-      <w:r>
-        <w:t>4</w:t>
-      </w:r>
-      <w:r>
-        <w:t xml:space="preserve"> – Основные сценарии аварии</w:t>
-      </w:r>
-      <w:r>
-        <w:t xml:space="preserve"> и </w:t>
-      </w:r>
-      <w:r>
-        <w:t>источники (места) возникновения</w:t>
-      </w:r>
-      <w:r>
-        <w:t xml:space="preserve"> </w:t>
-      </w:r>
+        <w:spacing w:line="240" w:lineRule="auto"/>
+        <w:ind w:firstLine="708"/>
+        <w:rPr>
+          <w:lang w:val="en-US"/>
+        </w:rPr>
+      </w:pPr>
+      <w:r>
+        <w:t>Таблица</w:t>
+      </w:r>
+      <w:r>
+        <w:rPr>
+          <w:lang w:val="en-US"/>
+        </w:rPr>
+        <w:t xml:space="preserve"> 4 – </w:t>
+      </w:r>
+      <w:sdt>
+        <w:sdtPr>
+          <w:rPr>
+            <w:lang w:val="en-US"/>
+          </w:rPr>
+          <w:tag w:val="OBJ_TEXT_NAME_4_TABLE"/>
+          <w:id w:val="1696183723"/>
+          <w:placeholder>
+            <w:docPart w:val="9D4C5225C9F54DC4A8D9AE4B943C120F"/>
+          </w:placeholder>
+          <w:text/>
+        </w:sdtPr>
+        <w:sdtEndPr/>
+        <w:sdtContent>
+          <w:r>
+            <w:rPr>
+              <w:lang w:val="en-US"/>
+            </w:rPr>
+            <w:t>${OBJ_TEXT_NAME_</w:t>
+          </w:r>
+          <w:r>
+            <w:rPr>
+              <w:lang w:val="en-US"/>
+            </w:rPr>
+            <w:t>4</w:t>
+          </w:r>
+          <w:r>
+            <w:rPr>
+              <w:lang w:val="en-US"/>
+            </w:rPr>
+            <w:t>_TABLE}</w:t>
+          </w:r>
+        </w:sdtContent>
+      </w:sdt>
+    </w:p>
+    <w:p>
+      <w:pPr>
+        <w:spacing w:after="0" w:line="240" w:lineRule="auto"/>
+        <w:rPr>
+          <w:lang w:val="en-US"/>
+        </w:rPr>
+      </w:pPr>
     </w:p>
     <w:tbl>
       <w:tblPr>
@@ -9038,7 +9586,7 @@
           <w:rPr>
             <w:lang w:val="en-US"/>
           </w:rPr>
-          <w:tag w:val="OBJ_NUM_3_LINC_IMAGE"/>
+          <w:tag w:val="OBJ_NUM_3_IMAGE"/>
           <w:id w:val="-1778789155"/>
           <w:placeholder>
             <w:docPart w:val="DefaultPlaceholder_-1854013440"/>
@@ -9063,7 +9611,7 @@
             <w:rPr>
               <w:lang w:val="en-US"/>
             </w:rPr>
-            <w:t>_LINC_IMAGE}</w:t>
+            <w:t>_IMAGE}</w:t>
           </w:r>
         </w:sdtContent>
       </w:sdt>
@@ -9151,7 +9699,7 @@
           <w:rPr>
             <w:lang w:val="en-US"/>
           </w:rPr>
-          <w:tag w:val="OBJ_NUM_3_CAPTURE_IMAGE"/>
+          <w:tag w:val="OBJ_NUM_3_IMAGE"/>
           <w:id w:val="555131170"/>
           <w:placeholder>
             <w:docPart w:val="DefaultPlaceholder_-1854013440"/>
@@ -9176,7 +9724,7 @@
             <w:rPr>
               <w:lang w:val="en-US"/>
             </w:rPr>
-            <w:t>_CAPTURE_IMAGE}</w:t>
+            <w:t>_IMAGE}</w:t>
           </w:r>
         </w:sdtContent>
       </w:sdt>
@@ -9253,23 +9801,23 @@
       <w:pPr>
         <w:pStyle w:val="2a"/>
       </w:pPr>
-      <w:bookmarkStart w:id="37" w:name="_Toc392754515"/>
-      <w:bookmarkStart w:id="38" w:name="_Toc430097611"/>
-      <w:bookmarkStart w:id="39" w:name="_Toc430255938"/>
-      <w:bookmarkStart w:id="40" w:name="_Toc209703492"/>
-      <w:bookmarkStart w:id="41" w:name="_Toc221000965"/>
+      <w:bookmarkStart w:id="39" w:name="_Toc392754515"/>
+      <w:bookmarkStart w:id="40" w:name="_Toc430097611"/>
+      <w:bookmarkStart w:id="41" w:name="_Toc430255938"/>
+      <w:bookmarkStart w:id="42" w:name="_Toc209703492"/>
+      <w:bookmarkStart w:id="43" w:name="_Toc221000965"/>
       <w:r>
         <w:lastRenderedPageBreak/>
         <w:t xml:space="preserve">2.2. </w:t>
       </w:r>
-      <w:bookmarkEnd w:id="37"/>
-      <w:bookmarkEnd w:id="38"/>
       <w:bookmarkEnd w:id="39"/>
       <w:bookmarkEnd w:id="40"/>
+      <w:bookmarkEnd w:id="41"/>
+      <w:bookmarkEnd w:id="42"/>
       <w:r>
         <w:t>Характеристики аварийности, присущие объекту, и травматизма на нем</w:t>
       </w:r>
-      <w:bookmarkEnd w:id="41"/>
+      <w:bookmarkEnd w:id="43"/>
     </w:p>
     <w:p>
       <w:pPr>
@@ -9421,15 +9969,15 @@
           <w:lang w:eastAsia="en-US"/>
         </w:rPr>
       </w:pPr>
-      <w:bookmarkStart w:id="42" w:name="_Toc405384919"/>
-      <w:bookmarkStart w:id="43" w:name="_Toc405989862"/>
-      <w:bookmarkStart w:id="44" w:name="_Toc409789862"/>
-      <w:bookmarkStart w:id="45" w:name="_Toc409790164"/>
-      <w:bookmarkStart w:id="46" w:name="_Toc427057243"/>
-      <w:bookmarkStart w:id="47" w:name="_Toc430943228"/>
-      <w:bookmarkStart w:id="48" w:name="_Toc430958121"/>
-      <w:bookmarkStart w:id="49" w:name="_Toc209703493"/>
-      <w:bookmarkStart w:id="50" w:name="_Toc221000966"/>
+      <w:bookmarkStart w:id="44" w:name="_Toc405384919"/>
+      <w:bookmarkStart w:id="45" w:name="_Toc405989862"/>
+      <w:bookmarkStart w:id="46" w:name="_Toc409789862"/>
+      <w:bookmarkStart w:id="47" w:name="_Toc409790164"/>
+      <w:bookmarkStart w:id="48" w:name="_Toc427057243"/>
+      <w:bookmarkStart w:id="49" w:name="_Toc430943228"/>
+      <w:bookmarkStart w:id="50" w:name="_Toc430958121"/>
+      <w:bookmarkStart w:id="51" w:name="_Toc209703493"/>
+      <w:bookmarkStart w:id="52" w:name="_Toc221000966"/>
       <w:r>
         <w:rPr>
           <w:lang w:eastAsia="en-US"/>
@@ -9491,8 +10039,6 @@
         </w:rPr>
         <w:t>соответствие задачам ликвидации последствий аварий</w:t>
       </w:r>
-      <w:bookmarkEnd w:id="42"/>
-      <w:bookmarkEnd w:id="43"/>
       <w:bookmarkEnd w:id="44"/>
       <w:bookmarkEnd w:id="45"/>
       <w:bookmarkEnd w:id="46"/>
@@ -9500,6 +10046,8 @@
       <w:bookmarkEnd w:id="48"/>
       <w:bookmarkEnd w:id="49"/>
       <w:bookmarkEnd w:id="50"/>
+      <w:bookmarkEnd w:id="51"/>
+      <w:bookmarkEnd w:id="52"/>
     </w:p>
     <w:p>
       <w:pPr>
@@ -9739,7 +10287,7 @@
       <w:r>
         <w:t xml:space="preserve"> </w:t>
       </w:r>
-      <w:bookmarkStart w:id="51" w:name="_Hlk221181409"/>
+      <w:bookmarkStart w:id="53" w:name="_Hlk221181409"/>
       <w:sdt>
         <w:sdtPr>
           <w:tag w:val="ORG_SHORT_NAME"/>
@@ -9756,7 +10304,7 @@
           </w:r>
         </w:sdtContent>
       </w:sdt>
-      <w:bookmarkEnd w:id="51"/>
+      <w:bookmarkEnd w:id="53"/>
       <w:r>
         <w:t xml:space="preserve"> и </w:t>
       </w:r>
@@ -9915,31 +10463,31 @@
       <w:pPr>
         <w:pStyle w:val="2a"/>
       </w:pPr>
-      <w:bookmarkStart w:id="52" w:name="_Toc430943229"/>
-      <w:bookmarkStart w:id="53" w:name="_Toc430958122"/>
-      <w:bookmarkStart w:id="54" w:name="_Toc209703494"/>
-      <w:bookmarkStart w:id="55" w:name="_Toc221000967"/>
+      <w:bookmarkStart w:id="54" w:name="_Toc430943229"/>
+      <w:bookmarkStart w:id="55" w:name="_Toc430958122"/>
+      <w:bookmarkStart w:id="56" w:name="_Toc209703494"/>
+      <w:bookmarkStart w:id="57" w:name="_Toc221000967"/>
       <w:r>
         <w:t>4.</w:t>
       </w:r>
       <w:r>
         <w:t xml:space="preserve"> </w:t>
       </w:r>
-      <w:bookmarkStart w:id="56" w:name="_Toc379906092"/>
-      <w:bookmarkStart w:id="57" w:name="_Toc381802538"/>
-      <w:bookmarkStart w:id="58" w:name="_Toc391383486"/>
-      <w:bookmarkStart w:id="59" w:name="_Toc414977738"/>
+      <w:bookmarkStart w:id="58" w:name="_Toc379906092"/>
+      <w:bookmarkStart w:id="59" w:name="_Toc381802538"/>
+      <w:bookmarkStart w:id="60" w:name="_Toc391383486"/>
+      <w:bookmarkStart w:id="61" w:name="_Toc414977738"/>
       <w:r>
         <w:t>Организация взаимодействия сил и средств</w:t>
       </w:r>
-      <w:bookmarkEnd w:id="52"/>
-      <w:bookmarkEnd w:id="53"/>
       <w:bookmarkEnd w:id="54"/>
       <w:bookmarkEnd w:id="55"/>
       <w:bookmarkEnd w:id="56"/>
       <w:bookmarkEnd w:id="57"/>
       <w:bookmarkEnd w:id="58"/>
       <w:bookmarkEnd w:id="59"/>
+      <w:bookmarkEnd w:id="60"/>
+      <w:bookmarkEnd w:id="61"/>
     </w:p>
     <w:p>
       <w:pPr>
@@ -10115,9 +10663,22 @@
       <w:r>
         <w:t xml:space="preserve"> при возникновении ЧС приведена на рисунке </w:t>
       </w:r>
-      <w:r>
-        <w:t>4</w:t>
-      </w:r>
+      <w:sdt>
+        <w:sdtPr>
+          <w:tag w:val="OBJ_NUM_4_IMAGE"/>
+          <w:id w:val="-816187138"/>
+          <w:placeholder>
+            <w:docPart w:val="A6AB2859CD35495595DC1B44C13997D9"/>
+          </w:placeholder>
+          <w:text/>
+        </w:sdtPr>
+        <w:sdtEndPr/>
+        <w:sdtContent>
+          <w:r>
+            <w:t>${OBJ_NUM_4_IMAGE}</w:t>
+          </w:r>
+        </w:sdtContent>
+      </w:sdt>
       <w:r>
         <w:t>.</w:t>
       </w:r>
@@ -10133,20 +10694,20 @@
       <w:pPr>
         <w:pStyle w:val="2a"/>
       </w:pPr>
-      <w:bookmarkStart w:id="60" w:name="_Toc430943230"/>
-      <w:bookmarkStart w:id="61" w:name="_Toc430958123"/>
-      <w:bookmarkStart w:id="62" w:name="_Toc209703495"/>
-      <w:bookmarkStart w:id="63" w:name="_Toc221000968"/>
+      <w:bookmarkStart w:id="62" w:name="_Toc430943230"/>
+      <w:bookmarkStart w:id="63" w:name="_Toc430958123"/>
+      <w:bookmarkStart w:id="64" w:name="_Toc209703495"/>
+      <w:bookmarkStart w:id="65" w:name="_Toc221000968"/>
       <w:r>
         <w:t>5</w:t>
       </w:r>
       <w:r>
         <w:t>. Состав и дислокация сил и средств</w:t>
       </w:r>
-      <w:bookmarkEnd w:id="60"/>
-      <w:bookmarkEnd w:id="61"/>
       <w:bookmarkEnd w:id="62"/>
       <w:bookmarkEnd w:id="63"/>
+      <w:bookmarkEnd w:id="64"/>
+      <w:bookmarkEnd w:id="65"/>
     </w:p>
     <w:p>
       <w:pPr>
@@ -10218,32 +10779,136 @@
         <w:t xml:space="preserve"> для ликвидации аварии</w:t>
       </w:r>
       <w:r>
-        <w:t>. Перечень первичных средств приведён в таблице 5</w:t>
+        <w:t xml:space="preserve">. </w:t>
       </w:r>
     </w:p>
     <w:p>
       <w:pPr>
         <w:spacing w:after="0" w:line="240" w:lineRule="auto"/>
         <w:ind w:firstLine="708"/>
-      </w:pPr>
+        <w:rPr>
+          <w:lang w:val="en-US"/>
+        </w:rPr>
+      </w:pPr>
+      <w:sdt>
+        <w:sdtPr>
+          <w:rPr>
+            <w:lang w:val="en-US"/>
+          </w:rPr>
+          <w:tag w:val="OBJ_LINC_TEXT_5_TABLE"/>
+          <w:id w:val="1712078816"/>
+          <w:placeholder>
+            <w:docPart w:val="B1B1AD10BCF345B3B7E8AB8A6E0A0185"/>
+          </w:placeholder>
+          <w:text/>
+        </w:sdtPr>
+        <w:sdtEndPr/>
+        <w:sdtContent>
+          <w:r>
+            <w:rPr>
+              <w:lang w:val="en-US"/>
+            </w:rPr>
+            <w:t>${</w:t>
+          </w:r>
+          <w:r>
+            <w:rPr>
+              <w:lang w:val="en-US"/>
+            </w:rPr>
+            <w:t>OBJ_LINC_TEXT_</w:t>
+          </w:r>
+          <w:r>
+            <w:rPr>
+              <w:lang w:val="en-US"/>
+            </w:rPr>
+            <w:t>5</w:t>
+          </w:r>
+          <w:r>
+            <w:rPr>
+              <w:lang w:val="en-US"/>
+            </w:rPr>
+            <w:t>_TABLE</w:t>
+          </w:r>
+          <w:r>
+            <w:rPr>
+              <w:lang w:val="en-US"/>
+            </w:rPr>
+            <w:t>}</w:t>
+          </w:r>
+        </w:sdtContent>
+      </w:sdt>
+      <w:r>
+        <w:rPr>
+          <w:lang w:val="en-US"/>
+        </w:rPr>
+        <w:t xml:space="preserve"> 5</w:t>
+      </w:r>
     </w:p>
     <w:p>
       <w:pPr>
         <w:spacing w:after="0" w:line="240" w:lineRule="auto"/>
-      </w:pPr>
-      <w:r>
-        <w:t xml:space="preserve">Таблица 5 - </w:t>
-      </w:r>
-      <w:r>
-        <w:t>Перечень первичных средств пожаротушения, инструментов и материалов для ликвидации аварии с указанием мест расположения п</w:t>
-      </w:r>
-      <w:r>
-        <w:t>ервичных средств пожаротушения</w:t>
-      </w:r>
+        <w:ind w:firstLine="708"/>
+        <w:rPr>
+          <w:lang w:val="en-US"/>
+        </w:rPr>
+      </w:pPr>
     </w:p>
     <w:p>
       <w:pPr>
         <w:spacing w:after="0" w:line="240" w:lineRule="auto"/>
+        <w:rPr>
+          <w:lang w:val="en-US"/>
+        </w:rPr>
+      </w:pPr>
+      <w:r>
+        <w:t>Таблица</w:t>
+      </w:r>
+      <w:r>
+        <w:rPr>
+          <w:lang w:val="en-US"/>
+        </w:rPr>
+        <w:t xml:space="preserve"> 5 - </w:t>
+      </w:r>
+      <w:sdt>
+        <w:sdtPr>
+          <w:rPr>
+            <w:lang w:val="en-US"/>
+          </w:rPr>
+          <w:tag w:val="OBJ_TEXT_NAME_5_TABLE"/>
+          <w:id w:val="1698965655"/>
+          <w:placeholder>
+            <w:docPart w:val="CC9BEDD1E228474AB3018C21A34D8E1A"/>
+          </w:placeholder>
+          <w:text/>
+        </w:sdtPr>
+        <w:sdtEndPr/>
+        <w:sdtContent>
+          <w:r>
+            <w:rPr>
+              <w:lang w:val="en-US"/>
+            </w:rPr>
+            <w:t>${OBJ_TEXT_NAME_</w:t>
+          </w:r>
+          <w:r>
+            <w:rPr>
+              <w:lang w:val="en-US"/>
+            </w:rPr>
+            <w:t>5</w:t>
+          </w:r>
+          <w:r>
+            <w:rPr>
+              <w:lang w:val="en-US"/>
+            </w:rPr>
+            <w:t>_TABLE}</w:t>
+          </w:r>
+        </w:sdtContent>
+      </w:sdt>
+    </w:p>
+    <w:p>
+      <w:pPr>
+        <w:spacing w:after="0" w:line="240" w:lineRule="auto"/>
+        <w:rPr>
+          <w:lang w:val="en-US"/>
+        </w:rPr>
       </w:pPr>
     </w:p>
     <w:tbl>
@@ -10290,8 +10955,16 @@
               <w:rPr>
                 <w:color w:val="000000"/>
               </w:rPr>
-              <w:t>№ пп</w:t>
-            </w:r>
+              <w:t xml:space="preserve">№ </w:t>
+            </w:r>
+            <w:proofErr w:type="spellStart"/>
+            <w:r>
+              <w:rPr>
+                <w:color w:val="000000"/>
+              </w:rPr>
+              <w:t>пп</w:t>
+            </w:r>
+            <w:proofErr w:type="spellEnd"/>
           </w:p>
         </w:tc>
         <w:tc>
@@ -11298,7 +11971,7 @@
         <w:t>Привлекаемые силы и средства:</w:t>
       </w:r>
     </w:p>
-    <w:bookmarkStart w:id="64" w:name="_Hlk221181612"/>
+    <w:bookmarkStart w:id="66" w:name="_Hlk221181612"/>
     <w:p>
       <w:pPr>
         <w:spacing w:before="240" w:after="0" w:line="240" w:lineRule="auto"/>
@@ -11331,7 +12004,7 @@
           </w:r>
         </w:sdtContent>
       </w:sdt>
-      <w:bookmarkEnd w:id="64"/>
+      <w:bookmarkEnd w:id="66"/>
       <w:r>
         <w:rPr>
           <w:lang w:val="en-US"/>
@@ -11524,113 +12197,113 @@
           <w:szCs w:val="24"/>
           <w:u w:val="single"/>
         </w:rPr>
-        <w:t xml:space="preserve">. Аттестованных спасателей </w:t>
+        <w:t xml:space="preserve">. Аттестованных спасателей – всего </w:t>
       </w:r>
       <w:r>
         <w:rPr>
           <w:szCs w:val="24"/>
           <w:u w:val="single"/>
         </w:rPr>
-        <w:lastRenderedPageBreak/>
-        <w:t xml:space="preserve">– всего </w:t>
+        <w:t>74</w:t>
       </w:r>
       <w:r>
         <w:rPr>
           <w:szCs w:val="24"/>
           <w:u w:val="single"/>
         </w:rPr>
-        <w:t>74</w:t>
+        <w:t xml:space="preserve">, из них имеют классную квалификацию – </w:t>
       </w:r>
       <w:r>
         <w:rPr>
           <w:szCs w:val="24"/>
           <w:u w:val="single"/>
         </w:rPr>
-        <w:t xml:space="preserve">, из них имеют классную квалификацию – </w:t>
+        <w:t>46</w:t>
       </w:r>
       <w:r>
         <w:rPr>
           <w:szCs w:val="24"/>
           <w:u w:val="single"/>
         </w:rPr>
-        <w:t>46</w:t>
+        <w:t xml:space="preserve"> спасателей; 3 кл</w:t>
       </w:r>
       <w:r>
         <w:rPr>
           <w:szCs w:val="24"/>
           <w:u w:val="single"/>
         </w:rPr>
-        <w:t xml:space="preserve"> спасателей; 3 кл</w:t>
+        <w:t>.</w:t>
       </w:r>
       <w:r>
         <w:rPr>
           <w:szCs w:val="24"/>
           <w:u w:val="single"/>
         </w:rPr>
-        <w:t>.</w:t>
+        <w:t xml:space="preserve"> – 1</w:t>
       </w:r>
       <w:r>
         <w:rPr>
           <w:szCs w:val="24"/>
           <w:u w:val="single"/>
         </w:rPr>
-        <w:t xml:space="preserve"> – 1</w:t>
+        <w:t>3</w:t>
       </w:r>
       <w:r>
         <w:rPr>
           <w:szCs w:val="24"/>
           <w:u w:val="single"/>
         </w:rPr>
-        <w:t>3</w:t>
+        <w:t>; 2 кл</w:t>
       </w:r>
       <w:r>
         <w:rPr>
           <w:szCs w:val="24"/>
           <w:u w:val="single"/>
         </w:rPr>
-        <w:t>; 2 кл</w:t>
+        <w:t>.</w:t>
       </w:r>
       <w:r>
         <w:rPr>
           <w:szCs w:val="24"/>
           <w:u w:val="single"/>
         </w:rPr>
-        <w:t>.</w:t>
+        <w:t xml:space="preserve"> – </w:t>
       </w:r>
       <w:r>
         <w:rPr>
           <w:szCs w:val="24"/>
           <w:u w:val="single"/>
         </w:rPr>
-        <w:t xml:space="preserve"> – </w:t>
+        <w:t>7</w:t>
       </w:r>
       <w:r>
         <w:rPr>
           <w:szCs w:val="24"/>
           <w:u w:val="single"/>
         </w:rPr>
-        <w:t>7</w:t>
+        <w:t>; 1 кл</w:t>
       </w:r>
       <w:r>
         <w:rPr>
           <w:szCs w:val="24"/>
           <w:u w:val="single"/>
         </w:rPr>
-        <w:t>; 1 кл</w:t>
+        <w:t>.</w:t>
       </w:r>
       <w:r>
         <w:rPr>
           <w:szCs w:val="24"/>
           <w:u w:val="single"/>
         </w:rPr>
-        <w:t>.</w:t>
+        <w:t xml:space="preserve"> </w:t>
       </w:r>
       <w:r>
         <w:rPr>
           <w:szCs w:val="24"/>
           <w:u w:val="single"/>
         </w:rPr>
-        <w:t xml:space="preserve"> – </w:t>
+        <w:lastRenderedPageBreak/>
+        <w:t xml:space="preserve">– </w:t>
       </w:r>
       <w:r>
         <w:rPr>
@@ -11726,7 +12399,7 @@
       <w:r>
         <w:t xml:space="preserve"> </w:t>
       </w:r>
-      <w:bookmarkStart w:id="65" w:name="_Hlk221181717"/>
+      <w:bookmarkStart w:id="67" w:name="_Hlk221181717"/>
       <w:sdt>
         <w:sdtPr>
           <w:tag w:val="ASF_STATUS"/>
@@ -11768,7 +12441,7 @@
       <w:r>
         <w:t xml:space="preserve"> </w:t>
       </w:r>
-      <w:bookmarkEnd w:id="65"/>
+      <w:bookmarkEnd w:id="67"/>
       <w:r>
         <w:t>приведены в Приложении 2.</w:t>
       </w:r>
@@ -11786,10 +12459,10 @@
           <w:lang w:eastAsia="en-US"/>
         </w:rPr>
       </w:pPr>
-      <w:bookmarkStart w:id="66" w:name="_Toc430943233"/>
-      <w:bookmarkStart w:id="67" w:name="_Toc430958125"/>
-      <w:bookmarkStart w:id="68" w:name="_Toc209703496"/>
-      <w:bookmarkStart w:id="69" w:name="_Toc221000969"/>
+      <w:bookmarkStart w:id="68" w:name="_Toc430943233"/>
+      <w:bookmarkStart w:id="69" w:name="_Toc430958125"/>
+      <w:bookmarkStart w:id="70" w:name="_Toc209703496"/>
+      <w:bookmarkStart w:id="71" w:name="_Toc221000969"/>
       <w:r>
         <w:rPr>
           <w:lang w:eastAsia="en-US"/>
@@ -11801,23 +12474,23 @@
           <w:lang w:eastAsia="en-US"/>
         </w:rPr>
         <w:t xml:space="preserve">. Порядок обеспечения постоянной готовности сил и средств к локализации и ликвидации последствий аварий на </w:t>
-      </w:r>
-      <w:bookmarkEnd w:id="66"/>
-      <w:bookmarkEnd w:id="67"/>
-      <w:r>
-        <w:rPr>
-          <w:lang w:eastAsia="en-US"/>
-        </w:rPr>
-        <w:t>объекте</w:t>
-      </w:r>
-      <w:r>
-        <w:rPr>
-          <w:lang w:eastAsia="en-US"/>
-        </w:rPr>
-        <w:t>, которые несут ответственность за поддержание этих сил и средств в надлежащей степени готовности</w:t>
       </w:r>
       <w:bookmarkEnd w:id="68"/>
       <w:bookmarkEnd w:id="69"/>
+      <w:r>
+        <w:rPr>
+          <w:lang w:eastAsia="en-US"/>
+        </w:rPr>
+        <w:t>объекте</w:t>
+      </w:r>
+      <w:r>
+        <w:rPr>
+          <w:lang w:eastAsia="en-US"/>
+        </w:rPr>
+        <w:t>, которые несут ответственность за поддержание этих сил и средств в надлежащей степени готовности</w:t>
+      </w:r>
+      <w:bookmarkEnd w:id="70"/>
+      <w:bookmarkEnd w:id="71"/>
     </w:p>
     <w:p>
       <w:pPr>
@@ -12008,7 +12681,7 @@
       <w:r>
         <w:t xml:space="preserve"> </w:t>
       </w:r>
-      <w:bookmarkStart w:id="70" w:name="_Hlk221197015"/>
+      <w:bookmarkStart w:id="72" w:name="_Hlk221197015"/>
       <w:sdt>
         <w:sdtPr>
           <w:tag w:val="ASF_STATUS_SHORT"/>
@@ -12025,7 +12698,7 @@
           </w:r>
         </w:sdtContent>
       </w:sdt>
-      <w:bookmarkEnd w:id="70"/>
+      <w:bookmarkEnd w:id="72"/>
       <w:r>
         <w:t xml:space="preserve"> </w:t>
       </w:r>
@@ -12140,23 +12813,23 @@
           <w:i/>
         </w:rPr>
       </w:pPr>
-      <w:bookmarkStart w:id="71" w:name="_Toc430943234"/>
-      <w:bookmarkStart w:id="72" w:name="_Toc430958126"/>
-      <w:bookmarkStart w:id="73" w:name="_Toc209703497"/>
-      <w:bookmarkStart w:id="74" w:name="_Toc221000970"/>
+      <w:bookmarkStart w:id="73" w:name="_Toc430943234"/>
+      <w:bookmarkStart w:id="74" w:name="_Toc430958126"/>
+      <w:bookmarkStart w:id="75" w:name="_Toc209703497"/>
+      <w:bookmarkStart w:id="76" w:name="_Toc221000970"/>
       <w:r>
         <w:t>7</w:t>
       </w:r>
       <w:r>
         <w:t xml:space="preserve">. Организация управления, связи и оповещения при аварии на </w:t>
       </w:r>
-      <w:bookmarkEnd w:id="71"/>
-      <w:bookmarkEnd w:id="72"/>
       <w:bookmarkEnd w:id="73"/>
+      <w:bookmarkEnd w:id="74"/>
+      <w:bookmarkEnd w:id="75"/>
       <w:r>
         <w:t>объекте</w:t>
       </w:r>
-      <w:bookmarkEnd w:id="74"/>
+      <w:bookmarkEnd w:id="76"/>
     </w:p>
     <w:p>
       <w:pPr>
@@ -12321,7 +12994,6 @@
         <w:jc w:val="both"/>
       </w:pPr>
       <w:r>
-        <w:lastRenderedPageBreak/>
         <w:t xml:space="preserve">В организации </w:t>
       </w:r>
       <w:sdt>
@@ -12363,25 +13035,36 @@
         <w:jc w:val="both"/>
         <w:rPr>
           <w:highlight w:val="yellow"/>
-        </w:rPr>
-      </w:pPr>
-      <w:r>
-        <w:t xml:space="preserve"> </w:t>
-      </w:r>
-      <w:r>
-        <w:t>Список должностных лиц и учреждений, которые должны быть немедленно извещены об аварии, взрыве, пожаре</w:t>
-      </w:r>
-      <w:r>
-        <w:t xml:space="preserve"> показан в</w:t>
-      </w:r>
-      <w:r>
-        <w:t xml:space="preserve"> таблице </w:t>
-      </w:r>
-      <w:r>
-        <w:t>6</w:t>
-      </w:r>
-      <w:r>
-        <w:t>.</w:t>
+          <w:lang w:val="en-US"/>
+        </w:rPr>
+      </w:pPr>
+      <w:sdt>
+        <w:sdtPr>
+          <w:rPr>
+            <w:lang w:val="en-US"/>
+          </w:rPr>
+          <w:tag w:val="OBJ_LINC_TEXT_6_TABLE"/>
+          <w:id w:val="1223405610"/>
+          <w:placeholder>
+            <w:docPart w:val="7687FF12CCEE48EE93BCB1987E5A8179"/>
+          </w:placeholder>
+          <w:text/>
+        </w:sdtPr>
+        <w:sdtEndPr/>
+        <w:sdtContent>
+          <w:r>
+            <w:rPr>
+              <w:lang w:val="en-US"/>
+            </w:rPr>
+            <w:t>${OBJ_LINC_TEXT_6_TABLE}</w:t>
+          </w:r>
+        </w:sdtContent>
+      </w:sdt>
+      <w:r>
+        <w:rPr>
+          <w:lang w:val="en-US"/>
+        </w:rPr>
+        <w:t xml:space="preserve"> 6.</w:t>
       </w:r>
     </w:p>
     <w:p>
@@ -12389,21 +13072,61 @@
         <w:spacing w:after="0" w:line="240" w:lineRule="auto"/>
         <w:ind w:firstLine="709"/>
         <w:jc w:val="both"/>
-      </w:pPr>
-      <w:r>
-        <w:t xml:space="preserve">Список лиц ответственных за выполнения мероприятий, предусмотренных </w:t>
-      </w:r>
-      <w:r>
-        <w:t>ПМЛЛПА показан</w:t>
-      </w:r>
-      <w:r>
-        <w:t xml:space="preserve"> в таблице </w:t>
-      </w:r>
-      <w:r>
-        <w:t>7</w:t>
-      </w:r>
-      <w:r>
-        <w:t>.</w:t>
+        <w:rPr>
+          <w:lang w:val="en-US"/>
+        </w:rPr>
+      </w:pPr>
+      <w:sdt>
+        <w:sdtPr>
+          <w:rPr>
+            <w:lang w:val="en-US"/>
+          </w:rPr>
+          <w:tag w:val="OBJ_LINC_TEXT_7_TABLE"/>
+          <w:id w:val="-394585725"/>
+          <w:placeholder>
+            <w:docPart w:val="76C728EAE1A04C2E9C7CE67DC0682365"/>
+          </w:placeholder>
+          <w:text/>
+        </w:sdtPr>
+        <w:sdtEndPr/>
+        <w:sdtContent>
+          <w:r>
+            <w:rPr>
+              <w:lang w:val="en-US"/>
+            </w:rPr>
+            <w:t>${</w:t>
+          </w:r>
+          <w:r>
+            <w:rPr>
+              <w:lang w:val="en-US"/>
+            </w:rPr>
+            <w:t>OBJ_LINC_TEXT_</w:t>
+          </w:r>
+          <w:r>
+            <w:rPr>
+              <w:lang w:val="en-US"/>
+            </w:rPr>
+            <w:t>7</w:t>
+          </w:r>
+          <w:r>
+            <w:rPr>
+              <w:lang w:val="en-US"/>
+            </w:rPr>
+            <w:t>_TABLE</w:t>
+          </w:r>
+          <w:r>
+            <w:rPr>
+              <w:lang w:val="en-US"/>
+            </w:rPr>
+            <w:t>}</w:t>
+          </w:r>
+        </w:sdtContent>
+      </w:sdt>
+      <w:r>
+        <w:rPr>
+          <w:lang w:val="en-US"/>
+        </w:rPr>
+        <w:t xml:space="preserve"> 7.</w:t>
       </w:r>
     </w:p>
     <w:p>
@@ -12413,18 +13136,71 @@
         <w:jc w:val="both"/>
         <w:rPr>
           <w:highlight w:val="yellow"/>
-        </w:rPr>
-      </w:pPr>
-      <w:r>
-        <w:t>Состав КЧС орг</w:t>
-      </w:r>
-      <w:r>
-        <w:t xml:space="preserve">анизации показан в таблице </w:t>
-      </w:r>
-      <w:r>
+          <w:lang w:val="en-US"/>
+        </w:rPr>
+      </w:pPr>
+      <w:sdt>
+        <w:sdtPr>
+          <w:rPr>
+            <w:lang w:val="en-US"/>
+          </w:rPr>
+          <w:tag w:val="OBJ_LINC_TEXT_8_TABLE"/>
+          <w:id w:val="2085107456"/>
+          <w:placeholder>
+            <w:docPart w:val="6BDB6FDC91FA4D5087A7980222DCCAA8"/>
+          </w:placeholder>
+          <w:text/>
+        </w:sdtPr>
+        <w:sdtEndPr/>
+        <w:sdtContent>
+          <w:r>
+            <w:rPr>
+              <w:lang w:val="en-US"/>
+            </w:rPr>
+            <w:t>${</w:t>
+          </w:r>
+          <w:r>
+            <w:rPr>
+              <w:lang w:val="en-US"/>
+            </w:rPr>
+            <w:t>OBJ_LINC_TEXT_</w:t>
+          </w:r>
+          <w:r>
+            <w:rPr>
+              <w:lang w:val="en-US"/>
+            </w:rPr>
+            <w:t>8</w:t>
+          </w:r>
+          <w:r>
+            <w:rPr>
+              <w:lang w:val="en-US"/>
+            </w:rPr>
+            <w:t>_TABLE</w:t>
+          </w:r>
+          <w:r>
+            <w:rPr>
+              <w:lang w:val="en-US"/>
+            </w:rPr>
+            <w:t>}</w:t>
+          </w:r>
+        </w:sdtContent>
+      </w:sdt>
+      <w:r>
+        <w:rPr>
+          <w:lang w:val="en-US"/>
+        </w:rPr>
+        <w:t xml:space="preserve"> </w:t>
+      </w:r>
+      <w:r>
+        <w:rPr>
+          <w:lang w:val="en-US"/>
+        </w:rPr>
         <w:t>8</w:t>
       </w:r>
       <w:r>
+        <w:rPr>
+          <w:lang w:val="en-US"/>
+        </w:rPr>
         <w:t>.</w:t>
       </w:r>
     </w:p>
@@ -12433,15 +13209,54 @@
         <w:spacing w:after="0" w:line="240" w:lineRule="auto"/>
         <w:ind w:firstLine="709"/>
         <w:jc w:val="both"/>
-      </w:pPr>
-      <w:r>
-        <w:t>Схема вз</w:t>
-      </w:r>
-      <w:r>
-        <w:t xml:space="preserve">аимодействия и оповещения </w:t>
+        <w:rPr>
+          <w:lang w:val="en-US"/>
+        </w:rPr>
+      </w:pPr>
+      <w:r>
+        <w:t>Схема</w:t>
+      </w:r>
+      <w:r>
+        <w:rPr>
+          <w:lang w:val="en-US"/>
+        </w:rPr>
+        <w:t xml:space="preserve"> </w:t>
+      </w:r>
+      <w:r>
+        <w:t>вз</w:t>
+      </w:r>
+      <w:r>
+        <w:t>аимодействия</w:t>
+      </w:r>
+      <w:r>
+        <w:rPr>
+          <w:lang w:val="en-US"/>
+        </w:rPr>
+        <w:t xml:space="preserve"> </w:t>
+      </w:r>
+      <w:r>
+        <w:t>и</w:t>
+      </w:r>
+      <w:r>
+        <w:rPr>
+          <w:lang w:val="en-US"/>
+        </w:rPr>
+        <w:t xml:space="preserve"> </w:t>
+      </w:r>
+      <w:r>
+        <w:t>оповещения</w:t>
+      </w:r>
+      <w:r>
+        <w:rPr>
+          <w:lang w:val="en-US"/>
+        </w:rPr>
+        <w:t xml:space="preserve"> </w:t>
       </w:r>
       <w:sdt>
         <w:sdtPr>
+          <w:rPr>
+            <w:lang w:val="en-US"/>
+          </w:rPr>
           <w:tag w:val="ASF_STATUS_SHORT"/>
           <w:id w:val="-2098780095"/>
           <w:placeholder>
@@ -12452,20 +13267,99 @@
         <w:sdtEndPr/>
         <w:sdtContent>
           <w:r>
+            <w:rPr>
+              <w:lang w:val="en-US"/>
+            </w:rPr>
             <w:t>${ASF_STATUS_SHORT}</w:t>
           </w:r>
         </w:sdtContent>
       </w:sdt>
       <w:r>
+        <w:rPr>
+          <w:lang w:val="en-US"/>
+        </w:rPr>
         <w:t xml:space="preserve"> </w:t>
       </w:r>
       <w:r>
-        <w:t xml:space="preserve">при возникновении ЧС приведена на рисунке </w:t>
-      </w:r>
-      <w:r>
-        <w:t>4</w:t>
-      </w:r>
-      <w:r>
+        <w:t>при</w:t>
+      </w:r>
+      <w:r>
+        <w:rPr>
+          <w:lang w:val="en-US"/>
+        </w:rPr>
+        <w:t xml:space="preserve"> </w:t>
+      </w:r>
+      <w:r>
+        <w:t>возникновении</w:t>
+      </w:r>
+      <w:r>
+        <w:rPr>
+          <w:lang w:val="en-US"/>
+        </w:rPr>
+        <w:t xml:space="preserve"> </w:t>
+      </w:r>
+      <w:r>
+        <w:t>ЧС</w:t>
+      </w:r>
+      <w:r>
+        <w:rPr>
+          <w:lang w:val="en-US"/>
+        </w:rPr>
+        <w:t xml:space="preserve"> </w:t>
+      </w:r>
+      <w:r>
+        <w:t>приведена</w:t>
+      </w:r>
+      <w:r>
+        <w:rPr>
+          <w:lang w:val="en-US"/>
+        </w:rPr>
+        <w:t xml:space="preserve"> </w:t>
+      </w:r>
+      <w:r>
+        <w:t>на</w:t>
+      </w:r>
+      <w:r>
+        <w:rPr>
+          <w:lang w:val="en-US"/>
+        </w:rPr>
+        <w:t xml:space="preserve"> </w:t>
+      </w:r>
+      <w:r>
+        <w:t>рисунке</w:t>
+      </w:r>
+      <w:r>
+        <w:rPr>
+          <w:lang w:val="en-US"/>
+        </w:rPr>
+        <w:t xml:space="preserve"> </w:t>
+      </w:r>
+      <w:sdt>
+        <w:sdtPr>
+          <w:rPr>
+            <w:lang w:val="en-US"/>
+          </w:rPr>
+          <w:tag w:val="OBJ_NUM_4_IMAGE"/>
+          <w:id w:val="1497924021"/>
+          <w:placeholder>
+            <w:docPart w:val="0825214F32474CDF8EE20883F9103C87"/>
+          </w:placeholder>
+          <w:text/>
+        </w:sdtPr>
+        <w:sdtEndPr/>
+        <w:sdtContent>
+          <w:r>
+            <w:rPr>
+              <w:lang w:val="en-US"/>
+            </w:rPr>
+            <w:t>${OBJ_NUM_4_IMAGE}</w:t>
+          </w:r>
+        </w:sdtContent>
+      </w:sdt>
+      <w:r>
+        <w:rPr>
+          <w:lang w:val="en-US"/>
+        </w:rPr>
         <w:t>.</w:t>
       </w:r>
     </w:p>
@@ -12473,33 +13367,70 @@
       <w:pPr>
         <w:spacing w:after="0" w:line="240" w:lineRule="auto"/>
         <w:jc w:val="both"/>
+        <w:rPr>
+          <w:lang w:val="en-US"/>
+        </w:rPr>
       </w:pPr>
     </w:p>
     <w:p>
       <w:pPr>
         <w:spacing w:after="0" w:line="240" w:lineRule="auto"/>
         <w:jc w:val="both"/>
-      </w:pPr>
-      <w:r>
-        <w:t xml:space="preserve">Таблица </w:t>
-      </w:r>
-      <w:r>
-        <w:t>6</w:t>
-      </w:r>
-      <w:r>
-        <w:t xml:space="preserve"> – </w:t>
-      </w:r>
-      <w:r>
-        <w:t>Список должностных лиц и учреждений, которые должны быть немедленно извещены об аварии, взрыве, пожаре</w:t>
-      </w:r>
-      <w:r>
-        <w:t>.</w:t>
-      </w:r>
+        <w:rPr>
+          <w:lang w:val="en-US"/>
+        </w:rPr>
+      </w:pPr>
+      <w:r>
+        <w:t>Таблица</w:t>
+      </w:r>
+      <w:r>
+        <w:rPr>
+          <w:lang w:val="en-US"/>
+        </w:rPr>
+        <w:t xml:space="preserve"> 6 – </w:t>
+      </w:r>
+      <w:sdt>
+        <w:sdtPr>
+          <w:rPr>
+            <w:lang w:val="en-US"/>
+          </w:rPr>
+          <w:tag w:val="OBJ_TEXT_NAME_6_TABLE"/>
+          <w:id w:val="207388156"/>
+          <w:placeholder>
+            <w:docPart w:val="1DBABD64649B4DEE9C5688C6D9AC5E97"/>
+          </w:placeholder>
+          <w:text/>
+        </w:sdtPr>
+        <w:sdtEndPr/>
+        <w:sdtContent>
+          <w:r>
+            <w:rPr>
+              <w:lang w:val="en-US"/>
+            </w:rPr>
+            <w:t>${OBJ_TEXT_NAME_</w:t>
+          </w:r>
+          <w:r>
+            <w:rPr>
+              <w:lang w:val="en-US"/>
+            </w:rPr>
+            <w:t>6</w:t>
+          </w:r>
+          <w:r>
+            <w:rPr>
+              <w:lang w:val="en-US"/>
+            </w:rPr>
+            <w:t>_TABLE}</w:t>
+          </w:r>
+        </w:sdtContent>
+      </w:sdt>
     </w:p>
     <w:p>
       <w:pPr>
         <w:spacing w:after="0" w:line="240" w:lineRule="auto"/>
         <w:jc w:val="both"/>
+        <w:rPr>
+          <w:lang w:val="en-US"/>
+        </w:rPr>
       </w:pPr>
     </w:p>
     <w:tbl>
@@ -12535,8 +13466,16 @@
               <w:rPr>
                 <w:rFonts w:eastAsia="Calibri"/>
               </w:rPr>
-              <w:t>№ пп</w:t>
-            </w:r>
+              <w:t xml:space="preserve">№ </w:t>
+            </w:r>
+            <w:proofErr w:type="spellStart"/>
+            <w:r>
+              <w:rPr>
+                <w:rFonts w:eastAsia="Calibri"/>
+              </w:rPr>
+              <w:t>пп</w:t>
+            </w:r>
+            <w:proofErr w:type="spellEnd"/>
           </w:p>
         </w:tc>
         <w:tc>
@@ -13306,7 +14245,21 @@
               <w:rPr>
                 <w:rFonts w:eastAsia="Calibri"/>
               </w:rPr>
-              <w:t xml:space="preserve">г. Владикавказ, ул. Иристонская, 25а, </w:t>
+              <w:t xml:space="preserve">г. Владикавказ, ул. </w:t>
+            </w:r>
+            <w:proofErr w:type="spellStart"/>
+            <w:r>
+              <w:rPr>
+                <w:rFonts w:eastAsia="Calibri"/>
+              </w:rPr>
+              <w:t>Иристонская</w:t>
+            </w:r>
+            <w:proofErr w:type="spellEnd"/>
+            <w:r>
+              <w:rPr>
+                <w:rFonts w:eastAsia="Calibri"/>
+              </w:rPr>
+              <w:t xml:space="preserve">, 25а, </w:t>
             </w:r>
           </w:p>
         </w:tc>
@@ -13816,7 +14769,15 @@
               <w:spacing w:after="0" w:line="240" w:lineRule="auto"/>
             </w:pPr>
             <w:r>
-              <w:t>ст. Луковская, ул. Ермолова, 8</w:t>
+              <w:t xml:space="preserve">ст. </w:t>
+            </w:r>
+            <w:proofErr w:type="spellStart"/>
+            <w:r>
+              <w:t>Луковская</w:t>
+            </w:r>
+            <w:proofErr w:type="spellEnd"/>
+            <w:r>
+              <w:t>, ул. Ермолова, 8</w:t>
             </w:r>
           </w:p>
         </w:tc>
@@ -13837,7 +14798,6 @@
               <w:rPr>
                 <w:rFonts w:eastAsia="Calibri"/>
               </w:rPr>
-              <w:lastRenderedPageBreak/>
               <w:t>10</w:t>
             </w:r>
           </w:p>
@@ -13866,8 +14826,13 @@
             <w:pPr>
               <w:spacing w:after="0" w:line="240" w:lineRule="auto"/>
             </w:pPr>
-            <w:r>
-              <w:t>Макиев Д.Р.</w:t>
+            <w:proofErr w:type="spellStart"/>
+            <w:r>
+              <w:t>Макиев</w:t>
+            </w:r>
+            <w:proofErr w:type="spellEnd"/>
+            <w:r>
+              <w:t xml:space="preserve"> Д.Р.</w:t>
             </w:r>
           </w:p>
         </w:tc>
@@ -14025,6 +14990,7 @@
               <w:rPr>
                 <w:rFonts w:eastAsia="Calibri"/>
               </w:rPr>
+              <w:lastRenderedPageBreak/>
               <w:t>12</w:t>
             </w:r>
           </w:p>
@@ -14057,8 +15023,13 @@
             <w:pPr>
               <w:spacing w:after="0" w:line="240" w:lineRule="auto"/>
             </w:pPr>
-            <w:r>
-              <w:t>Дулаев Т.Х.</w:t>
+            <w:proofErr w:type="spellStart"/>
+            <w:r>
+              <w:t>Дулаев</w:t>
+            </w:r>
+            <w:proofErr w:type="spellEnd"/>
+            <w:r>
+              <w:t xml:space="preserve"> Т.Х.</w:t>
             </w:r>
           </w:p>
         </w:tc>
@@ -14161,8 +15132,13 @@
             <w:pPr>
               <w:spacing w:after="0" w:line="240" w:lineRule="auto"/>
             </w:pPr>
-            <w:r>
-              <w:t>Корсунов А.В.</w:t>
+            <w:proofErr w:type="spellStart"/>
+            <w:r>
+              <w:t>Корсунов</w:t>
+            </w:r>
+            <w:proofErr w:type="spellEnd"/>
+            <w:r>
+              <w:t xml:space="preserve"> А.В.</w:t>
             </w:r>
           </w:p>
         </w:tc>
@@ -14205,7 +15181,23 @@
               <w:spacing w:after="0" w:line="240" w:lineRule="auto"/>
             </w:pPr>
             <w:r>
-              <w:t>ст. Луковская, ул. Кизлярская, 44</w:t>
+              <w:t xml:space="preserve">ст. </w:t>
+            </w:r>
+            <w:proofErr w:type="spellStart"/>
+            <w:r>
+              <w:t>Луковская</w:t>
+            </w:r>
+            <w:proofErr w:type="spellEnd"/>
+            <w:r>
+              <w:t xml:space="preserve">, ул. </w:t>
+            </w:r>
+            <w:proofErr w:type="spellStart"/>
+            <w:r>
+              <w:t>Кизлярская</w:t>
+            </w:r>
+            <w:proofErr w:type="spellEnd"/>
+            <w:r>
+              <w:t>, 44</w:t>
             </w:r>
           </w:p>
         </w:tc>
@@ -14304,27 +15296,61 @@
       <w:pPr>
         <w:spacing w:after="0" w:line="240" w:lineRule="auto"/>
         <w:jc w:val="both"/>
-      </w:pPr>
+        <w:rPr>
+          <w:lang w:val="en-US"/>
+        </w:rPr>
+      </w:pPr>
+      <w:r>
+        <w:t>Таблица</w:t>
+      </w:r>
+      <w:r>
+        <w:rPr>
+          <w:lang w:val="en-US"/>
+        </w:rPr>
+        <w:t xml:space="preserve"> 7 – </w:t>
+      </w:r>
+      <w:sdt>
+        <w:sdtPr>
+          <w:rPr>
+            <w:lang w:val="en-US"/>
+          </w:rPr>
+          <w:tag w:val="OBJ_TEXT_NAME_7_TABLE"/>
+          <w:id w:val="-1912919203"/>
+          <w:placeholder>
+            <w:docPart w:val="759EDD12A804487E82E849137AFC2B1D"/>
+          </w:placeholder>
+          <w:text/>
+        </w:sdtPr>
+        <w:sdtEndPr/>
+        <w:sdtContent>
+          <w:r>
+            <w:rPr>
+              <w:lang w:val="en-US"/>
+            </w:rPr>
+            <w:t>${OBJ_TEXT_NAME_</w:t>
+          </w:r>
+          <w:r>
+            <w:rPr>
+              <w:lang w:val="en-US"/>
+            </w:rPr>
+            <w:t>7</w:t>
+          </w:r>
+          <w:r>
+            <w:rPr>
+              <w:lang w:val="en-US"/>
+            </w:rPr>
+            <w:t>_TABLE}</w:t>
+          </w:r>
+        </w:sdtContent>
+      </w:sdt>
     </w:p>
     <w:p>
       <w:pPr>
         <w:spacing w:after="0" w:line="240" w:lineRule="auto"/>
         <w:jc w:val="both"/>
-      </w:pPr>
-      <w:r>
-        <w:t>Таблица 7</w:t>
-      </w:r>
-      <w:r>
-        <w:t xml:space="preserve"> – </w:t>
-      </w:r>
-      <w:r>
-        <w:t>Список лиц ответственных за выполнения мероприятий, предусмотренных планом</w:t>
-      </w:r>
-    </w:p>
-    <w:p>
-      <w:pPr>
-        <w:spacing w:after="0" w:line="360" w:lineRule="auto"/>
-        <w:jc w:val="both"/>
+        <w:rPr>
+          <w:lang w:val="en-US"/>
+        </w:rPr>
       </w:pPr>
     </w:p>
     <w:tbl>
@@ -14357,8 +15383,16 @@
               <w:rPr>
                 <w:rFonts w:eastAsia="Calibri"/>
               </w:rPr>
-              <w:t>№ пп</w:t>
-            </w:r>
+              <w:t xml:space="preserve">№ </w:t>
+            </w:r>
+            <w:proofErr w:type="spellStart"/>
+            <w:r>
+              <w:rPr>
+                <w:rFonts w:eastAsia="Calibri"/>
+              </w:rPr>
+              <w:t>пп</w:t>
+            </w:r>
+            <w:proofErr w:type="spellEnd"/>
           </w:p>
         </w:tc>
         <w:tc>
@@ -14434,8 +15468,13 @@
                 <w:rFonts w:eastAsia="Calibri"/>
               </w:rPr>
             </w:pPr>
-            <w:r>
-              <w:t>Макиев Давид Русланович</w:t>
+            <w:proofErr w:type="spellStart"/>
+            <w:r>
+              <w:t>Макиев</w:t>
+            </w:r>
+            <w:proofErr w:type="spellEnd"/>
+            <w:r>
+              <w:t xml:space="preserve"> Давид Русланович</w:t>
             </w:r>
           </w:p>
         </w:tc>
@@ -14488,8 +15527,13 @@
                 <w:rFonts w:eastAsia="Calibri"/>
               </w:rPr>
             </w:pPr>
-            <w:r>
-              <w:t>Корсунов Андрей Васильевич</w:t>
+            <w:proofErr w:type="spellStart"/>
+            <w:r>
+              <w:t>Корсунов</w:t>
+            </w:r>
+            <w:proofErr w:type="spellEnd"/>
+            <w:r>
+              <w:t xml:space="preserve"> Андрей Васильевич</w:t>
             </w:r>
           </w:p>
         </w:tc>
@@ -14591,9 +15635,19 @@
               <w:spacing w:after="0" w:line="240" w:lineRule="auto"/>
               <w:contextualSpacing/>
             </w:pPr>
-            <w:r>
-              <w:t>Дулаев Таймураз Хазбиевич</w:t>
-            </w:r>
+            <w:proofErr w:type="spellStart"/>
+            <w:r>
+              <w:t>Дулаев</w:t>
+            </w:r>
+            <w:proofErr w:type="spellEnd"/>
+            <w:r>
+              <w:t xml:space="preserve"> Таймураз </w:t>
+            </w:r>
+            <w:proofErr w:type="spellStart"/>
+            <w:r>
+              <w:t>Хазбиевич</w:t>
+            </w:r>
+            <w:proofErr w:type="spellEnd"/>
           </w:p>
         </w:tc>
         <w:tc>
@@ -14612,26 +15666,87 @@
         </w:tc>
       </w:tr>
     </w:tbl>
-    <w:p/>
-    <w:p>
-      <w:r>
-        <w:t xml:space="preserve">Таблица </w:t>
-      </w:r>
-      <w:r>
+    <w:p>
+      <w:pPr>
+        <w:spacing w:after="0" w:line="240" w:lineRule="auto"/>
+      </w:pPr>
+    </w:p>
+    <w:p>
+      <w:pPr>
+        <w:spacing w:after="0" w:line="240" w:lineRule="auto"/>
+        <w:rPr>
+          <w:lang w:val="en-US"/>
+        </w:rPr>
+      </w:pPr>
+      <w:r>
+        <w:t>Таблица</w:t>
+      </w:r>
+      <w:r>
+        <w:rPr>
+          <w:lang w:val="en-US"/>
+        </w:rPr>
+        <w:t xml:space="preserve"> </w:t>
+      </w:r>
+      <w:r>
+        <w:rPr>
+          <w:lang w:val="en-US"/>
+        </w:rPr>
         <w:t>8</w:t>
       </w:r>
       <w:r>
+        <w:rPr>
+          <w:lang w:val="en-US"/>
+        </w:rPr>
         <w:t xml:space="preserve"> </w:t>
       </w:r>
       <w:r>
-        <w:t>–</w:t>
-      </w:r>
-      <w:r>
-        <w:t xml:space="preserve"> Состав </w:t>
-      </w:r>
-      <w:r>
-        <w:t>КСЧ и ОПБ Объекта</w:t>
-      </w:r>
+        <w:rPr>
+          <w:lang w:val="en-US"/>
+        </w:rPr>
+        <w:t xml:space="preserve">– </w:t>
+      </w:r>
+      <w:sdt>
+        <w:sdtPr>
+          <w:rPr>
+            <w:lang w:val="en-US"/>
+          </w:rPr>
+          <w:tag w:val="OBJ_TEXT_NAME_8_TABLE"/>
+          <w:id w:val="-2070185096"/>
+          <w:placeholder>
+            <w:docPart w:val="1471732E123F4223ACD4D704DEC4FDD1"/>
+          </w:placeholder>
+          <w:text/>
+        </w:sdtPr>
+        <w:sdtEndPr/>
+        <w:sdtContent>
+          <w:r>
+            <w:rPr>
+              <w:lang w:val="en-US"/>
+            </w:rPr>
+            <w:t>${OBJ_TEXT_NAME_</w:t>
+          </w:r>
+          <w:r>
+            <w:rPr>
+              <w:lang w:val="en-US"/>
+            </w:rPr>
+            <w:t>8</w:t>
+          </w:r>
+          <w:r>
+            <w:rPr>
+              <w:lang w:val="en-US"/>
+            </w:rPr>
+            <w:t>_TABLE}</w:t>
+          </w:r>
+        </w:sdtContent>
+      </w:sdt>
+    </w:p>
+    <w:p>
+      <w:pPr>
+        <w:spacing w:after="0" w:line="240" w:lineRule="auto"/>
+        <w:rPr>
+          <w:lang w:val="en-US"/>
+        </w:rPr>
+      </w:pPr>
     </w:p>
     <w:tbl>
       <w:tblPr>
@@ -14660,8 +15775,13 @@
               <w:jc w:val="center"/>
             </w:pPr>
             <w:r>
-              <w:t>№ пп</w:t>
-            </w:r>
+              <w:t xml:space="preserve">№ </w:t>
+            </w:r>
+            <w:proofErr w:type="spellStart"/>
+            <w:r>
+              <w:t>пп</w:t>
+            </w:r>
+            <w:proofErr w:type="spellEnd"/>
           </w:p>
         </w:tc>
         <w:tc>
@@ -18583,7 +19703,26 @@
         <w:jc w:val="center"/>
       </w:pPr>
       <w:r>
-        <w:t xml:space="preserve">Рисунок 4 </w:t>
+        <w:t xml:space="preserve">Рисунок </w:t>
+      </w:r>
+      <w:sdt>
+        <w:sdtPr>
+          <w:tag w:val="OBJ_NUM_4_IMAGE"/>
+          <w:id w:val="343449069"/>
+          <w:placeholder>
+            <w:docPart w:val="EF14DDBA4A6D4538BED443C6C116647B"/>
+          </w:placeholder>
+          <w:text/>
+        </w:sdtPr>
+        <w:sdtEndPr/>
+        <w:sdtContent>
+          <w:r>
+            <w:t>${OBJ_NUM_4_IMAGE}</w:t>
+          </w:r>
+        </w:sdtContent>
+      </w:sdt>
+      <w:r>
+        <w:t xml:space="preserve"> </w:t>
       </w:r>
       <w:r>
         <w:t xml:space="preserve">– Схема взаимодействия и оповещения </w:t>
@@ -18628,11 +19767,11 @@
           <w:lang w:eastAsia="en-US"/>
         </w:rPr>
       </w:pPr>
-      <w:bookmarkStart w:id="75" w:name="_Toc427057250"/>
-      <w:bookmarkStart w:id="76" w:name="_Toc430943235"/>
-      <w:bookmarkStart w:id="77" w:name="_Toc430958127"/>
-      <w:bookmarkStart w:id="78" w:name="_Toc209703498"/>
-      <w:bookmarkStart w:id="79" w:name="_Toc221000971"/>
+      <w:bookmarkStart w:id="77" w:name="_Toc427057250"/>
+      <w:bookmarkStart w:id="78" w:name="_Toc430943235"/>
+      <w:bookmarkStart w:id="79" w:name="_Toc430958127"/>
+      <w:bookmarkStart w:id="80" w:name="_Toc209703498"/>
+      <w:bookmarkStart w:id="81" w:name="_Toc221000971"/>
       <w:r>
         <w:rPr>
           <w:lang w:eastAsia="en-US"/>
@@ -18646,11 +19785,11 @@
         </w:rPr>
         <w:t>. Система взаимного обмена информацией между организациями – участниками локализации и ликвидации последствий аварий на объекте</w:t>
       </w:r>
-      <w:bookmarkEnd w:id="75"/>
-      <w:bookmarkEnd w:id="76"/>
       <w:bookmarkEnd w:id="77"/>
       <w:bookmarkEnd w:id="78"/>
       <w:bookmarkEnd w:id="79"/>
+      <w:bookmarkEnd w:id="80"/>
+      <w:bookmarkEnd w:id="81"/>
     </w:p>
     <w:p>
       <w:pPr>
@@ -18721,12 +19860,12 @@
           <w:lang w:eastAsia="en-US"/>
         </w:rPr>
       </w:pPr>
-      <w:bookmarkStart w:id="80" w:name="_Toc394928129"/>
-      <w:bookmarkStart w:id="81" w:name="_Toc427057251"/>
-      <w:bookmarkStart w:id="82" w:name="_Toc430943236"/>
-      <w:bookmarkStart w:id="83" w:name="_Toc430958128"/>
-      <w:bookmarkStart w:id="84" w:name="_Toc209703499"/>
-      <w:bookmarkStart w:id="85" w:name="_Toc221000972"/>
+      <w:bookmarkStart w:id="82" w:name="_Toc394928129"/>
+      <w:bookmarkStart w:id="83" w:name="_Toc427057251"/>
+      <w:bookmarkStart w:id="84" w:name="_Toc430943236"/>
+      <w:bookmarkStart w:id="85" w:name="_Toc430958128"/>
+      <w:bookmarkStart w:id="86" w:name="_Toc209703499"/>
+      <w:bookmarkStart w:id="87" w:name="_Toc221000972"/>
       <w:r>
         <w:rPr>
           <w:lang w:eastAsia="en-US"/>
@@ -18739,12 +19878,12 @@
         </w:rPr>
         <w:t>. Первоочередные действия при получении сигнала об аварии на объекте</w:t>
       </w:r>
-      <w:bookmarkEnd w:id="80"/>
-      <w:bookmarkEnd w:id="81"/>
       <w:bookmarkEnd w:id="82"/>
       <w:bookmarkEnd w:id="83"/>
       <w:bookmarkEnd w:id="84"/>
       <w:bookmarkEnd w:id="85"/>
+      <w:bookmarkEnd w:id="86"/>
+      <w:bookmarkEnd w:id="87"/>
     </w:p>
     <w:p>
       <w:pPr>
@@ -18860,25 +19999,25 @@
           <w:szCs w:val="24"/>
         </w:rPr>
       </w:pPr>
-      <w:bookmarkStart w:id="86" w:name="_Toc430943237"/>
-      <w:bookmarkStart w:id="87" w:name="_Toc430958129"/>
+      <w:bookmarkStart w:id="88" w:name="_Toc430943237"/>
+      <w:bookmarkStart w:id="89" w:name="_Toc430958129"/>
     </w:p>
     <w:p>
       <w:pPr>
         <w:pStyle w:val="2a"/>
       </w:pPr>
-      <w:bookmarkStart w:id="88" w:name="_Toc209703500"/>
-      <w:bookmarkStart w:id="89" w:name="_Toc221000973"/>
+      <w:bookmarkStart w:id="90" w:name="_Toc209703500"/>
+      <w:bookmarkStart w:id="91" w:name="_Toc221000973"/>
       <w:r>
         <w:t>10</w:t>
       </w:r>
       <w:r>
         <w:t>. Действия производственного персонала и аварийно-спасательных служб (формирований) по локализации и ликвидации аварийных ситуаций на ОПО</w:t>
       </w:r>
-      <w:bookmarkEnd w:id="86"/>
-      <w:bookmarkEnd w:id="87"/>
       <w:bookmarkEnd w:id="88"/>
       <w:bookmarkEnd w:id="89"/>
+      <w:bookmarkEnd w:id="90"/>
+      <w:bookmarkEnd w:id="91"/>
     </w:p>
     <w:p>
       <w:pPr>
@@ -18895,14 +20034,24 @@
       <w:r>
         <w:t xml:space="preserve">и сигнала об аварии на объекте </w:t>
       </w:r>
-      <w:r>
-        <w:t>привед</w:t>
-      </w:r>
-      <w:r>
-        <w:t>ё</w:t>
-      </w:r>
-      <w:r>
-        <w:t xml:space="preserve">н в таблице </w:t>
+      <w:sdt>
+        <w:sdtPr>
+          <w:tag w:val="OBJ_LINC_TEXT_9_TABLE"/>
+          <w:id w:val="-1640867996"/>
+          <w:placeholder>
+            <w:docPart w:val="223CEE558B09480CA6141FB049D92A20"/>
+          </w:placeholder>
+          <w:text/>
+        </w:sdtPr>
+        <w:sdtEndPr/>
+        <w:sdtContent>
+          <w:r>
+            <w:t>${OBJ_LINC_TEXT_9_TABLE}</w:t>
+          </w:r>
+        </w:sdtContent>
+      </w:sdt>
+      <w:r>
+        <w:t xml:space="preserve"> </w:t>
       </w:r>
       <w:r>
         <w:t>9</w:t>
@@ -18922,16 +20071,16 @@
       <w:pPr>
         <w:pStyle w:val="2a"/>
       </w:pPr>
-      <w:bookmarkStart w:id="90" w:name="_Toc209703501"/>
-      <w:bookmarkStart w:id="91" w:name="_Toc221000974"/>
+      <w:bookmarkStart w:id="92" w:name="_Toc209703501"/>
+      <w:bookmarkStart w:id="93" w:name="_Toc221000974"/>
       <w:r>
         <w:t>11</w:t>
       </w:r>
       <w:r>
         <w:t>. Мероприятия, направленные на обеспечение безопасности населения</w:t>
       </w:r>
-      <w:bookmarkEnd w:id="90"/>
-      <w:bookmarkEnd w:id="91"/>
+      <w:bookmarkEnd w:id="92"/>
+      <w:bookmarkEnd w:id="93"/>
     </w:p>
     <w:p>
       <w:pPr>
@@ -19587,8 +20736,8 @@
       <w:pPr>
         <w:pStyle w:val="2a"/>
       </w:pPr>
-      <w:bookmarkStart w:id="92" w:name="_Toc209703502"/>
-      <w:bookmarkStart w:id="93" w:name="_Toc221000975"/>
+      <w:bookmarkStart w:id="94" w:name="_Toc209703502"/>
+      <w:bookmarkStart w:id="95" w:name="_Toc221000975"/>
       <w:r>
         <w:t>1</w:t>
       </w:r>
@@ -19598,8 +20747,8 @@
       <w:r>
         <w:t>. Организация материально-технического, инженерного и финансового обеспечения операций по локализации и ликвидации аварий на объекте</w:t>
       </w:r>
-      <w:bookmarkEnd w:id="92"/>
-      <w:bookmarkEnd w:id="93"/>
+      <w:bookmarkEnd w:id="94"/>
+      <w:bookmarkEnd w:id="95"/>
     </w:p>
     <w:p>
       <w:pPr>
@@ -19804,41 +20953,60 @@
       <w:pPr>
         <w:pStyle w:val="1"/>
       </w:pPr>
-      <w:bookmarkStart w:id="94" w:name="_Toc394651834"/>
-      <w:bookmarkStart w:id="95" w:name="_Toc430097612"/>
-      <w:bookmarkStart w:id="96" w:name="_Toc430255939"/>
-      <w:bookmarkStart w:id="97" w:name="_Toc209703503"/>
-      <w:bookmarkStart w:id="98" w:name="_Toc221000976"/>
+      <w:bookmarkStart w:id="96" w:name="_Toc394651834"/>
+      <w:bookmarkStart w:id="97" w:name="_Toc430097612"/>
+      <w:bookmarkStart w:id="98" w:name="_Toc430255939"/>
+      <w:bookmarkStart w:id="99" w:name="_Toc209703503"/>
+      <w:bookmarkStart w:id="100" w:name="_Toc221000976"/>
       <w:r>
         <w:lastRenderedPageBreak/>
         <w:t>Специальные разделы плана мероприятий</w:t>
       </w:r>
-      <w:bookmarkEnd w:id="94"/>
-      <w:bookmarkEnd w:id="95"/>
       <w:bookmarkEnd w:id="96"/>
       <w:bookmarkEnd w:id="97"/>
       <w:bookmarkEnd w:id="98"/>
-    </w:p>
-    <w:p>
-      <w:pPr>
-        <w:spacing w:after="0" w:line="360" w:lineRule="auto"/>
+      <w:bookmarkEnd w:id="99"/>
+      <w:bookmarkEnd w:id="100"/>
+    </w:p>
+    <w:p>
+      <w:pPr>
+        <w:spacing w:after="0" w:line="240" w:lineRule="auto"/>
         <w:ind w:firstLine="709"/>
       </w:pPr>
       <w:r>
-        <w:t xml:space="preserve">Таблица </w:t>
-      </w:r>
-      <w:r>
-        <w:t>8</w:t>
+        <w:t>Таблица</w:t>
+      </w:r>
+      <w:r>
+        <w:t xml:space="preserve"> </w:t>
+      </w:r>
+      <w:r>
+        <w:t>9</w:t>
       </w:r>
       <w:r>
         <w:t xml:space="preserve"> – </w:t>
       </w:r>
-      <w:r>
-        <w:t xml:space="preserve">Порядок действия в случае аварии </w:t>
-      </w:r>
-      <w:r>
-        <w:t>на ОПО</w:t>
-      </w:r>
+      <w:sdt>
+        <w:sdtPr>
+          <w:tag w:val="OBJ_TEXT_NAME_9_TABLE"/>
+          <w:id w:val="-1704402631"/>
+          <w:placeholder>
+            <w:docPart w:val="5AAFAEC2D3C344E39A90A06977C5E3AB"/>
+          </w:placeholder>
+          <w:text/>
+        </w:sdtPr>
+        <w:sdtEndPr/>
+        <w:sdtContent>
+          <w:r>
+            <w:t>${OBJ_TEXT_NAME_9_TABLE}</w:t>
+          </w:r>
+        </w:sdtContent>
+      </w:sdt>
+    </w:p>
+    <w:p>
+      <w:pPr>
+        <w:spacing w:after="0" w:line="240" w:lineRule="auto"/>
+        <w:ind w:firstLine="709"/>
+      </w:pPr>
     </w:p>
     <w:tbl>
       <w:tblPr>
@@ -22461,14 +23629,14 @@
           <w:lang w:eastAsia="en-US"/>
         </w:rPr>
       </w:pPr>
-      <w:bookmarkStart w:id="99" w:name="_Toc414022297"/>
-      <w:bookmarkStart w:id="100" w:name="_Toc427057254"/>
-      <w:bookmarkStart w:id="101" w:name="_Toc431390633"/>
-      <w:bookmarkStart w:id="102" w:name="_Toc209703504"/>
-      <w:bookmarkStart w:id="103" w:name="_Toc221000977"/>
-      <w:bookmarkStart w:id="104" w:name="_Toc427057264"/>
-      <w:bookmarkStart w:id="105" w:name="_Toc430943242"/>
-      <w:bookmarkStart w:id="106" w:name="_Toc430958131"/>
+      <w:bookmarkStart w:id="101" w:name="_Toc414022297"/>
+      <w:bookmarkStart w:id="102" w:name="_Toc427057254"/>
+      <w:bookmarkStart w:id="103" w:name="_Toc431390633"/>
+      <w:bookmarkStart w:id="104" w:name="_Toc209703504"/>
+      <w:bookmarkStart w:id="105" w:name="_Toc221000977"/>
+      <w:bookmarkStart w:id="106" w:name="_Toc427057264"/>
+      <w:bookmarkStart w:id="107" w:name="_Toc430943242"/>
+      <w:bookmarkStart w:id="108" w:name="_Toc430958131"/>
       <w:r>
         <w:rPr>
           <w:lang w:eastAsia="en-US"/>
@@ -22482,26 +23650,26 @@
         </w:rPr>
         <w:t>. Распределение обязанностей между отдельными лицами, участвующими в ликвидации аварии</w:t>
       </w:r>
-      <w:bookmarkEnd w:id="99"/>
-      <w:bookmarkEnd w:id="100"/>
       <w:bookmarkEnd w:id="101"/>
       <w:bookmarkEnd w:id="102"/>
       <w:bookmarkEnd w:id="103"/>
+      <w:bookmarkEnd w:id="104"/>
+      <w:bookmarkEnd w:id="105"/>
     </w:p>
     <w:p>
       <w:pPr>
         <w:pStyle w:val="2a"/>
       </w:pPr>
-      <w:bookmarkStart w:id="107" w:name="_Toc209703505"/>
-      <w:bookmarkStart w:id="108" w:name="_Toc221000978"/>
+      <w:bookmarkStart w:id="109" w:name="_Toc209703505"/>
+      <w:bookmarkStart w:id="110" w:name="_Toc221000978"/>
       <w:r>
         <w:t>13.</w:t>
       </w:r>
       <w:r>
         <w:t>1. Общие положения</w:t>
       </w:r>
-      <w:bookmarkEnd w:id="107"/>
-      <w:bookmarkEnd w:id="108"/>
+      <w:bookmarkEnd w:id="109"/>
+      <w:bookmarkEnd w:id="110"/>
     </w:p>
     <w:p>
       <w:pPr>
@@ -23028,8 +24196,8 @@
       <w:pPr>
         <w:pStyle w:val="2a"/>
       </w:pPr>
-      <w:bookmarkStart w:id="109" w:name="_Toc209703506"/>
-      <w:bookmarkStart w:id="110" w:name="_Toc221000979"/>
+      <w:bookmarkStart w:id="111" w:name="_Toc209703506"/>
+      <w:bookmarkStart w:id="112" w:name="_Toc221000979"/>
       <w:r>
         <w:t>13.</w:t>
       </w:r>
@@ -23042,8 +24210,8 @@
       <w:r>
         <w:t xml:space="preserve"> руководителем выполняется следующий комплекс мер:</w:t>
       </w:r>
-      <w:bookmarkEnd w:id="109"/>
-      <w:bookmarkEnd w:id="110"/>
+      <w:bookmarkEnd w:id="111"/>
+      <w:bookmarkEnd w:id="112"/>
     </w:p>
     <w:p>
       <w:pPr>
@@ -23462,16 +24630,16 @@
       <w:pPr>
         <w:pStyle w:val="2a"/>
       </w:pPr>
-      <w:bookmarkStart w:id="111" w:name="_Toc209703507"/>
-      <w:bookmarkStart w:id="112" w:name="_Toc221000980"/>
+      <w:bookmarkStart w:id="113" w:name="_Toc209703507"/>
+      <w:bookmarkStart w:id="114" w:name="_Toc221000980"/>
       <w:r>
         <w:t>13.</w:t>
       </w:r>
       <w:r>
         <w:t>3. Обязанности технического руководителя</w:t>
       </w:r>
-      <w:bookmarkEnd w:id="111"/>
-      <w:bookmarkEnd w:id="112"/>
+      <w:bookmarkEnd w:id="113"/>
+      <w:bookmarkEnd w:id="114"/>
     </w:p>
     <w:p>
       <w:pPr>
@@ -23503,22 +24671,58 @@
           <w:sz w:val="24"/>
           <w:szCs w:val="24"/>
         </w:rPr>
-        <w:t xml:space="preserve">- разработку специальных программ (с указанием приоритетности реализации), предусматривающих дооснащение объекта средствами контроля, автоматического регулирования, устройствами взрывопредупреждения и взрывозащиты, быстродействующими отсекателями, системами безопасной аварийной остановки объекта, оповещения, защиты и спасения людей, создание запасов дегазирующих реагентов, совершенствование систем улавливания и дегазации вредных выбросов, устройство систем локализации, препятствующих распространению неорганизованных выбросов на территории организации и за ее пределами, и т.п., если при разработке </w:t>
-      </w:r>
+        <w:t xml:space="preserve">- разработку специальных программ (с указанием приоритетности реализации), предусматривающих дооснащение объекта средствами контроля, автоматического регулирования, устройствами </w:t>
+      </w:r>
+      <w:proofErr w:type="spellStart"/>
       <w:r>
         <w:rPr>
           <w:rFonts w:ascii="Times New Roman" w:hAnsi="Times New Roman"/>
           <w:sz w:val="24"/>
           <w:szCs w:val="24"/>
         </w:rPr>
-        <w:t>ПМЛЛПА</w:t>
-      </w:r>
+        <w:t>взрывопредупреждения</w:t>
+      </w:r>
+      <w:proofErr w:type="spellEnd"/>
       <w:r>
         <w:rPr>
           <w:rFonts w:ascii="Times New Roman" w:hAnsi="Times New Roman"/>
           <w:sz w:val="24"/>
           <w:szCs w:val="24"/>
         </w:rPr>
+        <w:t xml:space="preserve"> и взрывозащиты, быстродействующими </w:t>
+      </w:r>
+      <w:proofErr w:type="spellStart"/>
+      <w:r>
+        <w:rPr>
+          <w:rFonts w:ascii="Times New Roman" w:hAnsi="Times New Roman"/>
+          <w:sz w:val="24"/>
+          <w:szCs w:val="24"/>
+        </w:rPr>
+        <w:t>отсекателями</w:t>
+      </w:r>
+      <w:proofErr w:type="spellEnd"/>
+      <w:r>
+        <w:rPr>
+          <w:rFonts w:ascii="Times New Roman" w:hAnsi="Times New Roman"/>
+          <w:sz w:val="24"/>
+          <w:szCs w:val="24"/>
+        </w:rPr>
+        <w:t xml:space="preserve">, системами безопасной аварийной остановки объекта, оповещения, защиты и спасения людей, создание запасов дегазирующих реагентов, совершенствование систем улавливания и дегазации вредных выбросов, устройство систем локализации, препятствующих распространению неорганизованных выбросов на территории организации и за ее пределами, и т.п., если при разработке </w:t>
+      </w:r>
+      <w:r>
+        <w:rPr>
+          <w:rFonts w:ascii="Times New Roman" w:hAnsi="Times New Roman"/>
+          <w:sz w:val="24"/>
+          <w:szCs w:val="24"/>
+        </w:rPr>
+        <w:t>ПМЛЛПА</w:t>
+      </w:r>
+      <w:r>
+        <w:rPr>
+          <w:rFonts w:ascii="Times New Roman" w:hAnsi="Times New Roman"/>
+          <w:sz w:val="24"/>
+          <w:szCs w:val="24"/>
+        </w:rPr>
         <w:t xml:space="preserve"> выявляется недостаточная готовность объекта к противоаварийной защите;</w:t>
       </w:r>
     </w:p>
@@ -23844,8 +25048,8 @@
       <w:pPr>
         <w:pStyle w:val="2a"/>
       </w:pPr>
-      <w:bookmarkStart w:id="113" w:name="_Toc209703508"/>
-      <w:bookmarkStart w:id="114" w:name="_Toc221000981"/>
+      <w:bookmarkStart w:id="115" w:name="_Toc209703508"/>
+      <w:bookmarkStart w:id="116" w:name="_Toc221000981"/>
       <w:r>
         <w:t>13.4.</w:t>
       </w:r>
@@ -23858,8 +25062,8 @@
       <w:r>
         <w:t xml:space="preserve"> </w:t>
       </w:r>
-      <w:bookmarkStart w:id="115" w:name="_Hlk221183206"/>
-      <w:bookmarkEnd w:id="113"/>
+      <w:bookmarkStart w:id="117" w:name="_Hlk221183206"/>
+      <w:bookmarkEnd w:id="115"/>
       <w:sdt>
         <w:sdtPr>
           <w:rPr>
@@ -23882,8 +25086,8 @@
           </w:r>
         </w:sdtContent>
       </w:sdt>
-      <w:bookmarkEnd w:id="114"/>
-      <w:bookmarkEnd w:id="115"/>
+      <w:bookmarkEnd w:id="116"/>
+      <w:bookmarkEnd w:id="117"/>
     </w:p>
     <w:p>
       <w:pPr>
@@ -24300,8 +25504,8 @@
       <w:pPr>
         <w:pStyle w:val="2a"/>
       </w:pPr>
-      <w:bookmarkStart w:id="116" w:name="_Toc209703509"/>
-      <w:bookmarkStart w:id="117" w:name="_Toc221000982"/>
+      <w:bookmarkStart w:id="118" w:name="_Toc209703509"/>
+      <w:bookmarkStart w:id="119" w:name="_Toc221000982"/>
       <w:r>
         <w:t>13.</w:t>
       </w:r>
@@ -24311,8 +25515,8 @@
       <w:r>
         <w:t>начальника участка</w:t>
       </w:r>
-      <w:bookmarkEnd w:id="116"/>
-      <w:bookmarkEnd w:id="117"/>
+      <w:bookmarkEnd w:id="118"/>
+      <w:bookmarkEnd w:id="119"/>
     </w:p>
     <w:p>
       <w:pPr>
@@ -24586,8 +25790,8 @@
       <w:pPr>
         <w:pStyle w:val="2a"/>
       </w:pPr>
-      <w:bookmarkStart w:id="118" w:name="_Toc209703510"/>
-      <w:bookmarkStart w:id="119" w:name="_Toc221000983"/>
+      <w:bookmarkStart w:id="120" w:name="_Toc209703510"/>
+      <w:bookmarkStart w:id="121" w:name="_Toc221000983"/>
       <w:r>
         <w:t>13.</w:t>
       </w:r>
@@ -24597,11 +25801,11 @@
       <w:r>
         <w:t xml:space="preserve"> </w:t>
       </w:r>
-      <w:bookmarkEnd w:id="118"/>
+      <w:bookmarkEnd w:id="120"/>
       <w:r>
         <w:t>Объекта</w:t>
       </w:r>
-      <w:bookmarkEnd w:id="119"/>
+      <w:bookmarkEnd w:id="121"/>
     </w:p>
     <w:p>
       <w:pPr>
@@ -24802,15 +26006,15 @@
       <w:pPr>
         <w:pStyle w:val="2a"/>
       </w:pPr>
-      <w:bookmarkStart w:id="120" w:name="_Toc209703511"/>
-      <w:bookmarkStart w:id="121" w:name="_Toc221000984"/>
+      <w:bookmarkStart w:id="122" w:name="_Toc209703511"/>
+      <w:bookmarkStart w:id="123" w:name="_Toc221000984"/>
       <w:r>
         <w:t>13.</w:t>
       </w:r>
       <w:r>
         <w:t xml:space="preserve">7. Обязанности членов </w:t>
       </w:r>
-      <w:bookmarkStart w:id="122" w:name="_Hlk221183488"/>
+      <w:bookmarkStart w:id="124" w:name="_Hlk221183488"/>
       <w:sdt>
         <w:sdtPr>
           <w:tag w:val="ASF_STATUS_SHORT"/>
@@ -24827,7 +26031,7 @@
           </w:r>
         </w:sdtContent>
       </w:sdt>
-      <w:bookmarkEnd w:id="122"/>
+      <w:bookmarkEnd w:id="124"/>
       <w:r>
         <w:t xml:space="preserve"> </w:t>
       </w:r>
@@ -24847,8 +26051,8 @@
           </w:r>
         </w:sdtContent>
       </w:sdt>
-      <w:bookmarkEnd w:id="120"/>
-      <w:bookmarkEnd w:id="121"/>
+      <w:bookmarkEnd w:id="122"/>
+      <w:bookmarkEnd w:id="123"/>
     </w:p>
     <w:p>
       <w:pPr>
@@ -25287,16 +26491,16 @@
       <w:pPr>
         <w:pStyle w:val="2a"/>
       </w:pPr>
-      <w:bookmarkStart w:id="123" w:name="_Toc209703512"/>
-      <w:bookmarkStart w:id="124" w:name="_Toc221000985"/>
+      <w:bookmarkStart w:id="125" w:name="_Toc209703512"/>
+      <w:bookmarkStart w:id="126" w:name="_Toc221000985"/>
       <w:r>
         <w:t>13.</w:t>
       </w:r>
       <w:r>
         <w:t>8. Обязанности начальника ПЧ</w:t>
       </w:r>
-      <w:bookmarkEnd w:id="123"/>
-      <w:bookmarkEnd w:id="124"/>
+      <w:bookmarkEnd w:id="125"/>
+      <w:bookmarkEnd w:id="126"/>
     </w:p>
     <w:p>
       <w:pPr>
@@ -25594,16 +26798,16 @@
       <w:pPr>
         <w:pStyle w:val="2a"/>
       </w:pPr>
-      <w:bookmarkStart w:id="125" w:name="_Toc209703513"/>
-      <w:bookmarkStart w:id="126" w:name="_Toc221000986"/>
+      <w:bookmarkStart w:id="127" w:name="_Toc209703513"/>
+      <w:bookmarkStart w:id="128" w:name="_Toc221000986"/>
       <w:r>
         <w:t>13.</w:t>
       </w:r>
       <w:r>
         <w:t>9. Обязанности медицинского врача</w:t>
       </w:r>
-      <w:bookmarkEnd w:id="125"/>
-      <w:bookmarkEnd w:id="126"/>
+      <w:bookmarkEnd w:id="127"/>
+      <w:bookmarkEnd w:id="128"/>
     </w:p>
     <w:p>
       <w:pPr>
@@ -25649,16 +26853,16 @@
       <w:pPr>
         <w:pStyle w:val="2a"/>
       </w:pPr>
-      <w:bookmarkStart w:id="127" w:name="_Toc209703514"/>
-      <w:bookmarkStart w:id="128" w:name="_Toc221000987"/>
+      <w:bookmarkStart w:id="129" w:name="_Toc209703514"/>
+      <w:bookmarkStart w:id="130" w:name="_Toc221000987"/>
       <w:r>
         <w:t>13.10</w:t>
       </w:r>
       <w:r>
         <w:t>. Служба безопасности</w:t>
       </w:r>
-      <w:bookmarkEnd w:id="127"/>
-      <w:bookmarkEnd w:id="128"/>
+      <w:bookmarkEnd w:id="129"/>
+      <w:bookmarkEnd w:id="130"/>
     </w:p>
     <w:p>
       <w:pPr>
@@ -25706,16 +26910,16 @@
           <w:szCs w:val="24"/>
         </w:rPr>
       </w:pPr>
-      <w:bookmarkStart w:id="129" w:name="_Toc433207695"/>
-      <w:bookmarkStart w:id="130" w:name="_Toc209703515"/>
-      <w:bookmarkStart w:id="131" w:name="_Toc221000988"/>
-      <w:bookmarkStart w:id="132" w:name="_Toc381802546"/>
-      <w:bookmarkStart w:id="133" w:name="_Toc391383493"/>
-      <w:bookmarkStart w:id="134" w:name="_Toc414977744"/>
-      <w:bookmarkStart w:id="135" w:name="_Toc430943246"/>
-      <w:bookmarkEnd w:id="104"/>
-      <w:bookmarkEnd w:id="105"/>
+      <w:bookmarkStart w:id="131" w:name="_Toc433207695"/>
+      <w:bookmarkStart w:id="132" w:name="_Toc209703515"/>
+      <w:bookmarkStart w:id="133" w:name="_Toc221000988"/>
+      <w:bookmarkStart w:id="134" w:name="_Toc381802546"/>
+      <w:bookmarkStart w:id="135" w:name="_Toc391383493"/>
+      <w:bookmarkStart w:id="136" w:name="_Toc414977744"/>
+      <w:bookmarkStart w:id="137" w:name="_Toc430943246"/>
       <w:bookmarkEnd w:id="106"/>
+      <w:bookmarkEnd w:id="107"/>
+      <w:bookmarkEnd w:id="108"/>
       <w:r>
         <w:rPr>
           <w:rFonts w:ascii="Times New Roman" w:hAnsi="Times New Roman"/>
@@ -25767,7 +26971,7 @@
         </w:rPr>
         <w:t xml:space="preserve"> </w:t>
       </w:r>
-      <w:bookmarkEnd w:id="129"/>
+      <w:bookmarkEnd w:id="131"/>
       <w:sdt>
         <w:sdtPr>
           <w:rPr>
@@ -25798,8 +27002,8 @@
           </w:r>
         </w:sdtContent>
       </w:sdt>
-      <w:bookmarkEnd w:id="130"/>
-      <w:bookmarkEnd w:id="131"/>
+      <w:bookmarkEnd w:id="132"/>
+      <w:bookmarkEnd w:id="133"/>
     </w:p>
     <w:p>
       <w:pPr>
@@ -25838,8 +27042,8 @@
         </w:rPr>
         <w:t>APPENDIX</w:t>
       </w:r>
-      <w:bookmarkStart w:id="136" w:name="_Toc209703516"/>
-      <w:bookmarkStart w:id="137" w:name="_Toc221000989"/>
+      <w:bookmarkStart w:id="138" w:name="_Toc209703516"/>
+      <w:bookmarkStart w:id="139" w:name="_Toc221000989"/>
     </w:p>
     <w:p>
       <w:pPr>
@@ -25856,8 +27060,6 @@
           <w:lang w:val="en-US"/>
         </w:rPr>
       </w:pPr>
-      <w:bookmarkStart w:id="138" w:name="_GoBack"/>
-      <w:bookmarkEnd w:id="138"/>
       <w:r>
         <w:rPr>
           <w:rFonts w:ascii="Times New Roman" w:hAnsi="Times New Roman"/>
@@ -25900,12 +27102,12 @@
         </w:rPr>
         <w:t xml:space="preserve"> </w:t>
       </w:r>
-      <w:bookmarkEnd w:id="132"/>
-      <w:bookmarkEnd w:id="133"/>
       <w:bookmarkEnd w:id="134"/>
       <w:bookmarkEnd w:id="135"/>
       <w:bookmarkEnd w:id="136"/>
       <w:bookmarkEnd w:id="137"/>
+      <w:bookmarkEnd w:id="138"/>
+      <w:bookmarkEnd w:id="139"/>
       <w:sdt>
         <w:sdtPr>
           <w:rPr>
@@ -33378,6 +34580,499 @@
         </w:p>
       </w:docPartBody>
     </w:docPart>
+    <w:docPart>
+      <w:docPartPr>
+        <w:name w:val="A6AB2859CD35495595DC1B44C13997D9"/>
+        <w:category>
+          <w:name w:val="Общие"/>
+          <w:gallery w:val="placeholder"/>
+        </w:category>
+        <w:types>
+          <w:type w:val="bbPlcHdr"/>
+        </w:types>
+        <w:behaviors>
+          <w:behavior w:val="content"/>
+        </w:behaviors>
+        <w:guid w:val="{23C51C8B-71E5-4416-B192-CFD8906B9C1B}"/>
+      </w:docPartPr>
+      <w:docPartBody>
+        <w:p>
+          <w:pPr>
+            <w:pStyle w:val="A6AB2859CD35495595DC1B44C13997D9"/>
+          </w:pPr>
+          <w:r>
+            <w:rPr>
+              <w:rStyle w:val="a3"/>
+            </w:rPr>
+            <w:t>Место для ввода текста.</w:t>
+          </w:r>
+        </w:p>
+      </w:docPartBody>
+    </w:docPart>
+    <w:docPart>
+      <w:docPartPr>
+        <w:name w:val="9D4C5225C9F54DC4A8D9AE4B943C120F"/>
+        <w:category>
+          <w:name w:val="Общие"/>
+          <w:gallery w:val="placeholder"/>
+        </w:category>
+        <w:types>
+          <w:type w:val="bbPlcHdr"/>
+        </w:types>
+        <w:behaviors>
+          <w:behavior w:val="content"/>
+        </w:behaviors>
+        <w:guid w:val="{6D32BA92-7E82-4783-8137-7DA27E536F70}"/>
+      </w:docPartPr>
+      <w:docPartBody>
+        <w:p>
+          <w:pPr>
+            <w:pStyle w:val="9D4C5225C9F54DC4A8D9AE4B943C120F"/>
+          </w:pPr>
+          <w:r>
+            <w:rPr>
+              <w:rStyle w:val="a3"/>
+            </w:rPr>
+            <w:t>Место для ввода текста.</w:t>
+          </w:r>
+        </w:p>
+      </w:docPartBody>
+    </w:docPart>
+    <w:docPart>
+      <w:docPartPr>
+        <w:name w:val="B1B1AD10BCF345B3B7E8AB8A6E0A0185"/>
+        <w:category>
+          <w:name w:val="Общие"/>
+          <w:gallery w:val="placeholder"/>
+        </w:category>
+        <w:types>
+          <w:type w:val="bbPlcHdr"/>
+        </w:types>
+        <w:behaviors>
+          <w:behavior w:val="content"/>
+        </w:behaviors>
+        <w:guid w:val="{96BE731D-CFBE-40A5-A37D-806B051168AF}"/>
+      </w:docPartPr>
+      <w:docPartBody>
+        <w:p>
+          <w:pPr>
+            <w:pStyle w:val="B1B1AD10BCF345B3B7E8AB8A6E0A0185"/>
+          </w:pPr>
+          <w:r>
+            <w:rPr>
+              <w:rStyle w:val="a3"/>
+            </w:rPr>
+            <w:t>Место для ввода текста.</w:t>
+          </w:r>
+        </w:p>
+      </w:docPartBody>
+    </w:docPart>
+    <w:docPart>
+      <w:docPartPr>
+        <w:name w:val="CC9BEDD1E228474AB3018C21A34D8E1A"/>
+        <w:category>
+          <w:name w:val="Общие"/>
+          <w:gallery w:val="placeholder"/>
+        </w:category>
+        <w:types>
+          <w:type w:val="bbPlcHdr"/>
+        </w:types>
+        <w:behaviors>
+          <w:behavior w:val="content"/>
+        </w:behaviors>
+        <w:guid w:val="{9E4B49E7-9817-4362-B7A2-C00271F7FE2F}"/>
+      </w:docPartPr>
+      <w:docPartBody>
+        <w:p>
+          <w:pPr>
+            <w:pStyle w:val="CC9BEDD1E228474AB3018C21A34D8E1A"/>
+          </w:pPr>
+          <w:r>
+            <w:rPr>
+              <w:rStyle w:val="a3"/>
+            </w:rPr>
+            <w:t>Место для ввода текста.</w:t>
+          </w:r>
+        </w:p>
+      </w:docPartBody>
+    </w:docPart>
+    <w:docPart>
+      <w:docPartPr>
+        <w:name w:val="1DBABD64649B4DEE9C5688C6D9AC5E97"/>
+        <w:category>
+          <w:name w:val="Общие"/>
+          <w:gallery w:val="placeholder"/>
+        </w:category>
+        <w:types>
+          <w:type w:val="bbPlcHdr"/>
+        </w:types>
+        <w:behaviors>
+          <w:behavior w:val="content"/>
+        </w:behaviors>
+        <w:guid w:val="{4CCDBA74-4C04-4F0B-B33D-F9733141573F}"/>
+      </w:docPartPr>
+      <w:docPartBody>
+        <w:p>
+          <w:pPr>
+            <w:pStyle w:val="1DBABD64649B4DEE9C5688C6D9AC5E97"/>
+          </w:pPr>
+          <w:r>
+            <w:rPr>
+              <w:rStyle w:val="a3"/>
+            </w:rPr>
+            <w:t>Место для ввода текста.</w:t>
+          </w:r>
+        </w:p>
+      </w:docPartBody>
+    </w:docPart>
+    <w:docPart>
+      <w:docPartPr>
+        <w:name w:val="759EDD12A804487E82E849137AFC2B1D"/>
+        <w:category>
+          <w:name w:val="Общие"/>
+          <w:gallery w:val="placeholder"/>
+        </w:category>
+        <w:types>
+          <w:type w:val="bbPlcHdr"/>
+        </w:types>
+        <w:behaviors>
+          <w:behavior w:val="content"/>
+        </w:behaviors>
+        <w:guid w:val="{1BE4343E-338C-4E02-BC86-38DF5D7500FF}"/>
+      </w:docPartPr>
+      <w:docPartBody>
+        <w:p>
+          <w:pPr>
+            <w:pStyle w:val="759EDD12A804487E82E849137AFC2B1D"/>
+          </w:pPr>
+          <w:r>
+            <w:rPr>
+              <w:rStyle w:val="a3"/>
+            </w:rPr>
+            <w:t>Место для ввода текста.</w:t>
+          </w:r>
+        </w:p>
+      </w:docPartBody>
+    </w:docPart>
+    <w:docPart>
+      <w:docPartPr>
+        <w:name w:val="1471732E123F4223ACD4D704DEC4FDD1"/>
+        <w:category>
+          <w:name w:val="Общие"/>
+          <w:gallery w:val="placeholder"/>
+        </w:category>
+        <w:types>
+          <w:type w:val="bbPlcHdr"/>
+        </w:types>
+        <w:behaviors>
+          <w:behavior w:val="content"/>
+        </w:behaviors>
+        <w:guid w:val="{AAA1CF48-DE4C-40BE-9BEE-32C07BAB1CFD}"/>
+      </w:docPartPr>
+      <w:docPartBody>
+        <w:p>
+          <w:pPr>
+            <w:pStyle w:val="1471732E123F4223ACD4D704DEC4FDD1"/>
+          </w:pPr>
+          <w:r>
+            <w:rPr>
+              <w:rStyle w:val="a3"/>
+            </w:rPr>
+            <w:t>Место для ввода текста.</w:t>
+          </w:r>
+        </w:p>
+      </w:docPartBody>
+    </w:docPart>
+    <w:docPart>
+      <w:docPartPr>
+        <w:name w:val="7687FF12CCEE48EE93BCB1987E5A8179"/>
+        <w:category>
+          <w:name w:val="Общие"/>
+          <w:gallery w:val="placeholder"/>
+        </w:category>
+        <w:types>
+          <w:type w:val="bbPlcHdr"/>
+        </w:types>
+        <w:behaviors>
+          <w:behavior w:val="content"/>
+        </w:behaviors>
+        <w:guid w:val="{C44F92DB-BC0E-4BAF-86B1-DC17AA145273}"/>
+      </w:docPartPr>
+      <w:docPartBody>
+        <w:p>
+          <w:pPr>
+            <w:pStyle w:val="7687FF12CCEE48EE93BCB1987E5A8179"/>
+          </w:pPr>
+          <w:r>
+            <w:rPr>
+              <w:rStyle w:val="a3"/>
+            </w:rPr>
+            <w:t>Место для ввода текста.</w:t>
+          </w:r>
+        </w:p>
+      </w:docPartBody>
+    </w:docPart>
+    <w:docPart>
+      <w:docPartPr>
+        <w:name w:val="76C728EAE1A04C2E9C7CE67DC0682365"/>
+        <w:category>
+          <w:name w:val="Общие"/>
+          <w:gallery w:val="placeholder"/>
+        </w:category>
+        <w:types>
+          <w:type w:val="bbPlcHdr"/>
+        </w:types>
+        <w:behaviors>
+          <w:behavior w:val="content"/>
+        </w:behaviors>
+        <w:guid w:val="{147A5834-725F-4B11-8F4E-E147F3F21F0B}"/>
+      </w:docPartPr>
+      <w:docPartBody>
+        <w:p>
+          <w:pPr>
+            <w:pStyle w:val="76C728EAE1A04C2E9C7CE67DC0682365"/>
+          </w:pPr>
+          <w:r>
+            <w:rPr>
+              <w:rStyle w:val="a3"/>
+            </w:rPr>
+            <w:t>Место для ввода текста.</w:t>
+          </w:r>
+        </w:p>
+      </w:docPartBody>
+    </w:docPart>
+    <w:docPart>
+      <w:docPartPr>
+        <w:name w:val="6BDB6FDC91FA4D5087A7980222DCCAA8"/>
+        <w:category>
+          <w:name w:val="Общие"/>
+          <w:gallery w:val="placeholder"/>
+        </w:category>
+        <w:types>
+          <w:type w:val="bbPlcHdr"/>
+        </w:types>
+        <w:behaviors>
+          <w:behavior w:val="content"/>
+        </w:behaviors>
+        <w:guid w:val="{7DC592F1-3E47-434D-9857-E029D19134B8}"/>
+      </w:docPartPr>
+      <w:docPartBody>
+        <w:p>
+          <w:pPr>
+            <w:pStyle w:val="6BDB6FDC91FA4D5087A7980222DCCAA8"/>
+          </w:pPr>
+          <w:r>
+            <w:rPr>
+              <w:rStyle w:val="a3"/>
+            </w:rPr>
+            <w:t>Место для ввода текста.</w:t>
+          </w:r>
+        </w:p>
+      </w:docPartBody>
+    </w:docPart>
+    <w:docPart>
+      <w:docPartPr>
+        <w:name w:val="0825214F32474CDF8EE20883F9103C87"/>
+        <w:category>
+          <w:name w:val="Общие"/>
+          <w:gallery w:val="placeholder"/>
+        </w:category>
+        <w:types>
+          <w:type w:val="bbPlcHdr"/>
+        </w:types>
+        <w:behaviors>
+          <w:behavior w:val="content"/>
+        </w:behaviors>
+        <w:guid w:val="{CF6ACD12-69E1-4FA9-B874-BEBA29FDE69C}"/>
+      </w:docPartPr>
+      <w:docPartBody>
+        <w:p>
+          <w:pPr>
+            <w:pStyle w:val="0825214F32474CDF8EE20883F9103C87"/>
+          </w:pPr>
+          <w:r>
+            <w:rPr>
+              <w:rStyle w:val="a3"/>
+            </w:rPr>
+            <w:t>Место для ввода текста.</w:t>
+          </w:r>
+        </w:p>
+      </w:docPartBody>
+    </w:docPart>
+    <w:docPart>
+      <w:docPartPr>
+        <w:name w:val="EF14DDBA4A6D4538BED443C6C116647B"/>
+        <w:category>
+          <w:name w:val="Общие"/>
+          <w:gallery w:val="placeholder"/>
+        </w:category>
+        <w:types>
+          <w:type w:val="bbPlcHdr"/>
+        </w:types>
+        <w:behaviors>
+          <w:behavior w:val="content"/>
+        </w:behaviors>
+        <w:guid w:val="{B384A457-03AD-4245-AA7A-E312B08F4EFD}"/>
+      </w:docPartPr>
+      <w:docPartBody>
+        <w:p>
+          <w:pPr>
+            <w:pStyle w:val="EF14DDBA4A6D4538BED443C6C116647B"/>
+          </w:pPr>
+          <w:r>
+            <w:rPr>
+              <w:rStyle w:val="a3"/>
+            </w:rPr>
+            <w:t>Место для ввода текста.</w:t>
+          </w:r>
+        </w:p>
+      </w:docPartBody>
+    </w:docPart>
+    <w:docPart>
+      <w:docPartPr>
+        <w:name w:val="223CEE558B09480CA6141FB049D92A20"/>
+        <w:category>
+          <w:name w:val="Общие"/>
+          <w:gallery w:val="placeholder"/>
+        </w:category>
+        <w:types>
+          <w:type w:val="bbPlcHdr"/>
+        </w:types>
+        <w:behaviors>
+          <w:behavior w:val="content"/>
+        </w:behaviors>
+        <w:guid w:val="{C1C62E73-745D-4DE6-B98F-0FA9B6E13259}"/>
+      </w:docPartPr>
+      <w:docPartBody>
+        <w:p>
+          <w:pPr>
+            <w:pStyle w:val="223CEE558B09480CA6141FB049D92A20"/>
+          </w:pPr>
+          <w:r>
+            <w:rPr>
+              <w:rStyle w:val="a3"/>
+            </w:rPr>
+            <w:t>Место для ввода текста.</w:t>
+          </w:r>
+        </w:p>
+      </w:docPartBody>
+    </w:docPart>
+    <w:docPart>
+      <w:docPartPr>
+        <w:name w:val="5AAFAEC2D3C344E39A90A06977C5E3AB"/>
+        <w:category>
+          <w:name w:val="Общие"/>
+          <w:gallery w:val="placeholder"/>
+        </w:category>
+        <w:types>
+          <w:type w:val="bbPlcHdr"/>
+        </w:types>
+        <w:behaviors>
+          <w:behavior w:val="content"/>
+        </w:behaviors>
+        <w:guid w:val="{DB08A386-AD4E-4A8D-9443-0BD0D81127F5}"/>
+      </w:docPartPr>
+      <w:docPartBody>
+        <w:p>
+          <w:pPr>
+            <w:pStyle w:val="5AAFAEC2D3C344E39A90A06977C5E3AB"/>
+          </w:pPr>
+          <w:r>
+            <w:rPr>
+              <w:rStyle w:val="a3"/>
+            </w:rPr>
+            <w:t>Место для ввода текста.</w:t>
+          </w:r>
+        </w:p>
+      </w:docPartBody>
+    </w:docPart>
+    <w:docPart>
+      <w:docPartPr>
+        <w:name w:val="966103BC6AAA40A3BBF84D9B08ACB4BD"/>
+        <w:category>
+          <w:name w:val="Общие"/>
+          <w:gallery w:val="placeholder"/>
+        </w:category>
+        <w:types>
+          <w:type w:val="bbPlcHdr"/>
+        </w:types>
+        <w:behaviors>
+          <w:behavior w:val="content"/>
+        </w:behaviors>
+        <w:guid w:val="{98613EFA-EC3E-4ABC-8FDC-BBC8036748EB}"/>
+      </w:docPartPr>
+      <w:docPartBody>
+        <w:p>
+          <w:pPr>
+            <w:pStyle w:val="966103BC6AAA40A3BBF84D9B08ACB4BD"/>
+          </w:pPr>
+          <w:r>
+            <w:rPr>
+              <w:rStyle w:val="a3"/>
+            </w:rPr>
+            <w:t>Место для ввода текста.</w:t>
+          </w:r>
+        </w:p>
+      </w:docPartBody>
+    </w:docPart>
+    <w:docPart>
+      <w:docPartPr>
+        <w:name w:val="E2987E49481B4A8988C0D5E41A0AFDB8"/>
+        <w:category>
+          <w:name w:val="Общие"/>
+          <w:gallery w:val="placeholder"/>
+        </w:category>
+        <w:types>
+          <w:type w:val="bbPlcHdr"/>
+        </w:types>
+        <w:behaviors>
+          <w:behavior w:val="content"/>
+        </w:behaviors>
+        <w:guid w:val="{EEF1ECFC-6557-4087-BCB6-3BFF8F71CFF3}"/>
+      </w:docPartPr>
+      <w:docPartBody>
+        <w:p>
+          <w:pPr>
+            <w:pStyle w:val="E2987E49481B4A8988C0D5E41A0AFDB8"/>
+          </w:pPr>
+          <w:r>
+            <w:rPr>
+              <w:rStyle w:val="a3"/>
+            </w:rPr>
+            <w:t>Место для ввода текста.</w:t>
+          </w:r>
+        </w:p>
+      </w:docPartBody>
+    </w:docPart>
+    <w:docPart>
+      <w:docPartPr>
+        <w:name w:val="CE76057F9A8547B4A81853FA15C0E007"/>
+        <w:category>
+          <w:name w:val="Общие"/>
+          <w:gallery w:val="placeholder"/>
+        </w:category>
+        <w:types>
+          <w:type w:val="bbPlcHdr"/>
+        </w:types>
+        <w:behaviors>
+          <w:behavior w:val="content"/>
+        </w:behaviors>
+        <w:guid w:val="{5703CFBB-5134-49F3-87A4-D9257AE5CB63}"/>
+      </w:docPartPr>
+      <w:docPartBody>
+        <w:p>
+          <w:pPr>
+            <w:pStyle w:val="CE76057F9A8547B4A81853FA15C0E007"/>
+          </w:pPr>
+          <w:r>
+            <w:rPr>
+              <w:rStyle w:val="a3"/>
+            </w:rPr>
+            <w:t>Место для ввода текста.</w:t>
+          </w:r>
+        </w:p>
+      </w:docPartBody>
+    </w:docPart>
   </w:docParts>
 </w:glossaryDocument>
 </file>
@@ -33435,7 +35130,7 @@
   </w:font>
   <w:font w:name="Arial">
     <w:panose1 w:val="020B0604020202020204"/>
-    <w:charset w:val="CC"/>
+    <w:charset w:val="00"/>
     <w:family w:val="swiss"/>
     <w:pitch w:val="variable"/>
     <w:sig w:usb0="E0002EFF" w:usb1="C000785B" w:usb2="00000009" w:usb3="00000000" w:csb0="000001FF" w:csb1="00000000"/>
@@ -33500,6 +35195,7 @@
     <w:rsid w:val="00152D9F"/>
     <w:rsid w:val="00161281"/>
     <w:rsid w:val="001B085C"/>
+    <w:rsid w:val="00222FCC"/>
     <w:rsid w:val="002234A2"/>
     <w:rsid w:val="0022586E"/>
     <w:rsid w:val="002E32E4"/>
@@ -33510,6 +35206,7 @@
     <w:rsid w:val="00383679"/>
     <w:rsid w:val="003D7834"/>
     <w:rsid w:val="00451345"/>
+    <w:rsid w:val="00482A4F"/>
     <w:rsid w:val="004C0405"/>
     <w:rsid w:val="00594162"/>
     <w:rsid w:val="005A552B"/>
@@ -33523,6 +35220,7 @@
     <w:rsid w:val="008B6AFA"/>
     <w:rsid w:val="008C64D6"/>
     <w:rsid w:val="008D5632"/>
+    <w:rsid w:val="008F7EFA"/>
     <w:rsid w:val="00983331"/>
     <w:rsid w:val="00987BD2"/>
     <w:rsid w:val="00991C9C"/>
@@ -33535,10 +35233,12 @@
     <w:rsid w:val="00C10959"/>
     <w:rsid w:val="00C14CD6"/>
     <w:rsid w:val="00CD19C9"/>
+    <w:rsid w:val="00CF1004"/>
     <w:rsid w:val="00D40919"/>
     <w:rsid w:val="00DC1856"/>
     <w:rsid w:val="00DF152C"/>
     <w:rsid w:val="00E429B7"/>
+    <w:rsid w:val="00E511F3"/>
     <w:rsid w:val="00E95897"/>
     <w:rsid w:val="00EC2765"/>
     <w:rsid w:val="00EC6E2E"/>
@@ -33996,7 +35696,7 @@
     <w:basedOn w:val="a0"/>
     <w:uiPriority w:val="99"/>
     <w:semiHidden/>
-    <w:rsid w:val="00B66477"/>
+    <w:rsid w:val="00CF1004"/>
     <w:rPr>
       <w:color w:val="808080"/>
     </w:rPr>
@@ -34116,6 +35816,78 @@
   <w:style w:type="paragraph" w:customStyle="1" w:styleId="65E02D35AA15408C98BA9599EB836D50">
     <w:name w:val="65E02D35AA15408C98BA9599EB836D50"/>
     <w:rsid w:val="00B66477"/>
+  </w:style>
+  <w:style w:type="paragraph" w:customStyle="1" w:styleId="A6AB2859CD35495595DC1B44C13997D9">
+    <w:name w:val="A6AB2859CD35495595DC1B44C13997D9"/>
+    <w:rsid w:val="008F7EFA"/>
+  </w:style>
+  <w:style w:type="paragraph" w:customStyle="1" w:styleId="9D4C5225C9F54DC4A8D9AE4B943C120F">
+    <w:name w:val="9D4C5225C9F54DC4A8D9AE4B943C120F"/>
+    <w:rsid w:val="00482A4F"/>
+  </w:style>
+  <w:style w:type="paragraph" w:customStyle="1" w:styleId="B1B1AD10BCF345B3B7E8AB8A6E0A0185">
+    <w:name w:val="B1B1AD10BCF345B3B7E8AB8A6E0A0185"/>
+    <w:rsid w:val="00482A4F"/>
+  </w:style>
+  <w:style w:type="paragraph" w:customStyle="1" w:styleId="CC9BEDD1E228474AB3018C21A34D8E1A">
+    <w:name w:val="CC9BEDD1E228474AB3018C21A34D8E1A"/>
+    <w:rsid w:val="00482A4F"/>
+  </w:style>
+  <w:style w:type="paragraph" w:customStyle="1" w:styleId="1DBABD64649B4DEE9C5688C6D9AC5E97">
+    <w:name w:val="1DBABD64649B4DEE9C5688C6D9AC5E97"/>
+    <w:rsid w:val="00482A4F"/>
+  </w:style>
+  <w:style w:type="paragraph" w:customStyle="1" w:styleId="759EDD12A804487E82E849137AFC2B1D">
+    <w:name w:val="759EDD12A804487E82E849137AFC2B1D"/>
+    <w:rsid w:val="00482A4F"/>
+  </w:style>
+  <w:style w:type="paragraph" w:customStyle="1" w:styleId="1471732E123F4223ACD4D704DEC4FDD1">
+    <w:name w:val="1471732E123F4223ACD4D704DEC4FDD1"/>
+    <w:rsid w:val="00482A4F"/>
+  </w:style>
+  <w:style w:type="paragraph" w:customStyle="1" w:styleId="7687FF12CCEE48EE93BCB1987E5A8179">
+    <w:name w:val="7687FF12CCEE48EE93BCB1987E5A8179"/>
+    <w:rsid w:val="00482A4F"/>
+  </w:style>
+  <w:style w:type="paragraph" w:customStyle="1" w:styleId="76C728EAE1A04C2E9C7CE67DC0682365">
+    <w:name w:val="76C728EAE1A04C2E9C7CE67DC0682365"/>
+    <w:rsid w:val="00482A4F"/>
+  </w:style>
+  <w:style w:type="paragraph" w:customStyle="1" w:styleId="6BDB6FDC91FA4D5087A7980222DCCAA8">
+    <w:name w:val="6BDB6FDC91FA4D5087A7980222DCCAA8"/>
+    <w:rsid w:val="00482A4F"/>
+  </w:style>
+  <w:style w:type="paragraph" w:customStyle="1" w:styleId="0825214F32474CDF8EE20883F9103C87">
+    <w:name w:val="0825214F32474CDF8EE20883F9103C87"/>
+    <w:rsid w:val="00482A4F"/>
+  </w:style>
+  <w:style w:type="paragraph" w:customStyle="1" w:styleId="EF14DDBA4A6D4538BED443C6C116647B">
+    <w:name w:val="EF14DDBA4A6D4538BED443C6C116647B"/>
+    <w:rsid w:val="00482A4F"/>
+  </w:style>
+  <w:style w:type="paragraph" w:customStyle="1" w:styleId="B73C2B3B50D44DEF991A29F32908951D">
+    <w:name w:val="B73C2B3B50D44DEF991A29F32908951D"/>
+    <w:rsid w:val="00482A4F"/>
+  </w:style>
+  <w:style w:type="paragraph" w:customStyle="1" w:styleId="223CEE558B09480CA6141FB049D92A20">
+    <w:name w:val="223CEE558B09480CA6141FB049D92A20"/>
+    <w:rsid w:val="00482A4F"/>
+  </w:style>
+  <w:style w:type="paragraph" w:customStyle="1" w:styleId="5AAFAEC2D3C344E39A90A06977C5E3AB">
+    <w:name w:val="5AAFAEC2D3C344E39A90A06977C5E3AB"/>
+    <w:rsid w:val="00482A4F"/>
+  </w:style>
+  <w:style w:type="paragraph" w:customStyle="1" w:styleId="966103BC6AAA40A3BBF84D9B08ACB4BD">
+    <w:name w:val="966103BC6AAA40A3BBF84D9B08ACB4BD"/>
+    <w:rsid w:val="00CF1004"/>
+  </w:style>
+  <w:style w:type="paragraph" w:customStyle="1" w:styleId="E2987E49481B4A8988C0D5E41A0AFDB8">
+    <w:name w:val="E2987E49481B4A8988C0D5E41A0AFDB8"/>
+    <w:rsid w:val="00CF1004"/>
+  </w:style>
+  <w:style w:type="paragraph" w:customStyle="1" w:styleId="CE76057F9A8547B4A81853FA15C0E007">
+    <w:name w:val="CE76057F9A8547B4A81853FA15C0E007"/>
+    <w:rsid w:val="00CF1004"/>
   </w:style>
 </w:styles>
 </file>
@@ -34427,7 +36199,7 @@
 </file>
 
 <file path=customXml/itemProps1.xml><?xml version="1.0" encoding="utf-8"?>
-<ds:datastoreItem xmlns:ds="http://schemas.openxmlformats.org/officeDocument/2006/customXml" ds:itemID="{A4E5BC17-5E97-483D-A79D-08B0EF165F88}">
+<ds:datastoreItem xmlns:ds="http://schemas.openxmlformats.org/officeDocument/2006/customXml" ds:itemID="{7831FB2C-8AB7-4C03-BF3E-409884F84B19}">
   <ds:schemaRefs>
     <ds:schemaRef ds:uri="http://schemas.openxmlformats.org/officeDocument/2006/bibliography"/>
   </ds:schemaRefs>

--- a/template/tagtemplate.docx
+++ b/template/tagtemplate.docx
@@ -19,7 +19,6 @@
         </w:placeholder>
         <w:text/>
       </w:sdtPr>
-      <w:sdtEndPr/>
       <w:sdtContent>
         <w:p>
           <w:pPr>
@@ -80,6 +79,9 @@
         <w:gridCol w:w="5103"/>
       </w:tblGrid>
       <w:tr>
+        <w:trPr>
+          <w:trHeight w:val="1929"/>
+        </w:trPr>
         <w:tc>
           <w:tcPr>
             <w:tcW w:w="4820" w:type="dxa"/>
@@ -140,7 +142,6 @@
               </w:placeholder>
               <w:text/>
             </w:sdtPr>
-            <w:sdtEndPr/>
             <w:sdtContent>
               <w:p>
                 <w:pPr>
@@ -164,39 +165,35 @@
           <w:sdt>
             <w:sdtPr>
               <w:rPr>
-                <w:rStyle w:val="10"/>
-                <w:sz w:val="24"/>
-                <w:szCs w:val="24"/>
+                <w:b/>
+                <w:bCs/>
+                <w:noProof/>
                 <w:lang w:val="en-US"/>
               </w:rPr>
               <w:tag w:val="ASF_FULL_NAME"/>
-              <w:id w:val="1108927838"/>
+              <w:id w:val="-1659379789"/>
               <w:placeholder>
-                <w:docPart w:val="DefaultPlaceholder_-1854013440"/>
+                <w:docPart w:val="2C5C71BCBCE540ACB0F5F69DB6BB6D39"/>
               </w:placeholder>
               <w:text/>
             </w:sdtPr>
-            <w:sdtEndPr>
-              <w:rPr>
-                <w:rStyle w:val="10"/>
-              </w:rPr>
-            </w:sdtEndPr>
             <w:sdtContent>
               <w:p>
                 <w:pPr>
                   <w:spacing w:after="0" w:line="240" w:lineRule="auto"/>
                   <w:jc w:val="center"/>
                   <w:rPr>
-                    <w:rStyle w:val="a6"/>
                     <w:b/>
+                    <w:bCs/>
+                    <w:noProof/>
                     <w:lang w:val="en-US"/>
                   </w:rPr>
                 </w:pPr>
                 <w:r>
                   <w:rPr>
-                    <w:rStyle w:val="10"/>
-                    <w:sz w:val="24"/>
-                    <w:szCs w:val="24"/>
+                    <w:b/>
+                    <w:bCs/>
+                    <w:noProof/>
                     <w:lang w:val="en-US"/>
                   </w:rPr>
                   <w:t>${ASF_FULL_NAME}</w:t>
@@ -204,17 +201,6 @@
               </w:p>
             </w:sdtContent>
           </w:sdt>
-          <w:p>
-            <w:pPr>
-              <w:spacing w:after="0" w:line="240" w:lineRule="auto"/>
-              <w:jc w:val="center"/>
-              <w:rPr>
-                <w:b/>
-                <w:sz w:val="28"/>
-                <w:lang w:val="en-US"/>
-              </w:rPr>
-            </w:pPr>
-          </w:p>
         </w:tc>
         <w:tc>
           <w:tcPr>
@@ -262,7 +248,6 @@
               </w:placeholder>
               <w:text/>
             </w:sdtPr>
-            <w:sdtEndPr/>
             <w:sdtContent>
               <w:p>
                 <w:pPr>
@@ -299,7 +284,6 @@
               </w:placeholder>
               <w:text/>
             </w:sdtPr>
-            <w:sdtEndPr/>
             <w:sdtContent>
               <w:p>
                 <w:pPr>
@@ -308,6 +292,8 @@
                   <w:rPr>
                     <w:b/>
                     <w:bCs/>
+                    <w:caps/>
+                    <w:spacing w:val="-20"/>
                     <w:lang w:val="en-US"/>
                   </w:rPr>
                 </w:pPr>
@@ -323,37 +309,6 @@
               </w:p>
             </w:sdtContent>
           </w:sdt>
-          <w:p>
-            <w:pPr>
-              <w:spacing w:after="0" w:line="240" w:lineRule="auto"/>
-              <w:rPr>
-                <w:b/>
-                <w:bCs/>
-                <w:lang w:val="en-US"/>
-              </w:rPr>
-            </w:pPr>
-          </w:p>
-          <w:p>
-            <w:pPr>
-              <w:spacing w:after="0" w:line="240" w:lineRule="auto"/>
-              <w:rPr>
-                <w:b/>
-                <w:lang w:val="en-US"/>
-              </w:rPr>
-            </w:pPr>
-          </w:p>
-          <w:p>
-            <w:pPr>
-              <w:spacing w:after="0" w:line="240" w:lineRule="auto"/>
-              <w:rPr>
-                <w:b/>
-                <w:bCs/>
-                <w:caps/>
-                <w:spacing w:val="-20"/>
-                <w:lang w:val="en-US"/>
-              </w:rPr>
-            </w:pPr>
-          </w:p>
         </w:tc>
       </w:tr>
       <w:tr>
@@ -399,7 +354,6 @@
                 </w:placeholder>
                 <w:text/>
               </w:sdtPr>
-              <w:sdtEndPr/>
               <w:sdtContent>
                 <w:r>
                   <w:rPr>
@@ -492,7 +446,6 @@
                 </w:placeholder>
                 <w:text/>
               </w:sdtPr>
-              <w:sdtEndPr/>
               <w:sdtContent>
                 <w:r>
                   <w:rPr>
@@ -668,23 +621,27 @@
       <w:r>
         <w:rPr>
           <w:bCs/>
-          <w:caps/>
-        </w:rPr>
-        <w:t>на опасном про</w:t>
+        </w:rPr>
+        <w:t>НА ОПАСНОМ ПРО</w:t>
+      </w:r>
+      <w:r>
+        <w:rPr>
+          <w:bCs/>
+        </w:rPr>
+        <w:t>И</w:t>
+      </w:r>
+      <w:r>
+        <w:rPr>
+          <w:bCs/>
+        </w:rPr>
+        <w:t>ЗВОДСТВЕННОМ ОБЪЕКТЕ</w:t>
       </w:r>
       <w:r>
         <w:rPr>
           <w:bCs/>
           <w:caps/>
         </w:rPr>
-        <w:t>И</w:t>
-      </w:r>
-      <w:r>
-        <w:rPr>
-          <w:bCs/>
-          <w:caps/>
-        </w:rPr>
-        <w:t>зводственном объекте:</w:t>
+        <w:t>:</w:t>
       </w:r>
     </w:p>
     <w:sdt>
@@ -699,7 +656,6 @@
         </w:placeholder>
         <w:text/>
       </w:sdtPr>
-      <w:sdtEndPr/>
       <w:sdtContent>
         <w:p>
           <w:pPr>
@@ -997,7 +953,6 @@
           <w:docPartUnique/>
         </w:docPartObj>
       </w:sdtPr>
-      <w:sdtEndPr/>
       <w:sdtContent>
         <w:p>
           <w:pPr>
@@ -3407,7 +3362,7 @@
           <w:pPr>
             <w:sectPr>
               <w:pgSz w:w="11906" w:h="16838"/>
-              <w:pgMar w:top="1134" w:right="850" w:bottom="1134" w:left="1701" w:header="708" w:footer="708" w:gutter="0"/>
+              <w:pgMar w:top="1276" w:right="850" w:bottom="1134" w:left="1701" w:header="708" w:footer="708" w:gutter="0"/>
               <w:cols w:space="708"/>
               <w:docGrid w:linePitch="360"/>
             </w:sectPr>
@@ -3452,7 +3407,6 @@
         <w:jc w:val="both"/>
         <w:rPr>
           <w:rFonts w:eastAsia="Lucida Sans Unicode"/>
-          <w:b/>
           <w:color w:val="000000"/>
           <w:lang w:bidi="ru-RU"/>
         </w:rPr>
@@ -3500,6 +3454,7 @@
         <w:jc w:val="both"/>
         <w:rPr>
           <w:rFonts w:eastAsia="Lucida Sans Unicode"/>
+          <w:b/>
           <w:color w:val="000000"/>
           <w:lang w:bidi="ru-RU"/>
         </w:rPr>
@@ -3511,58 +3466,15 @@
           <w:color w:val="000000"/>
           <w:lang w:bidi="ru-RU"/>
         </w:rPr>
-        <w:t>ГВС</w:t>
-      </w:r>
-      <w:r>
-        <w:rPr>
-          <w:rFonts w:eastAsia="Lucida Sans Unicode"/>
-          <w:color w:val="000000"/>
-          <w:lang w:bidi="ru-RU"/>
-        </w:rPr>
-        <w:t xml:space="preserve"> </w:t>
-      </w:r>
-      <w:r>
-        <w:rPr>
-          <w:rFonts w:eastAsia="Lucida Sans Unicode"/>
-          <w:color w:val="000000"/>
-          <w:lang w:bidi="ru-RU"/>
-        </w:rPr>
-        <w:t>–</w:t>
-      </w:r>
-      <w:r>
-        <w:rPr>
-          <w:rFonts w:eastAsia="Lucida Sans Unicode"/>
-          <w:color w:val="000000"/>
-          <w:lang w:bidi="ru-RU"/>
-        </w:rPr>
-        <w:t xml:space="preserve"> газовоздушная смесь.</w:t>
-      </w:r>
-    </w:p>
-    <w:p>
-      <w:pPr>
-        <w:widowControl w:val="0"/>
-        <w:spacing w:after="0" w:line="360" w:lineRule="auto"/>
-        <w:ind w:left="40"/>
-        <w:jc w:val="both"/>
+        <w:t>АСР ЛРН(море)</w:t>
+      </w:r>
+      <w:r>
         <w:rPr>
           <w:rFonts w:eastAsia="Lucida Sans Unicode"/>
           <w:b/>
           <w:color w:val="000000"/>
           <w:lang w:bidi="ru-RU"/>
         </w:rPr>
-      </w:pPr>
-      <w:r>
-        <w:rPr>
-          <w:b/>
-          <w:bCs/>
-        </w:rPr>
-        <w:t>ГЖ</w:t>
-      </w:r>
-      <w:r>
-        <w:rPr>
-          <w:b/>
-          <w:bCs/>
-        </w:rPr>
         <w:t xml:space="preserve"> </w:t>
       </w:r>
       <w:r>
@@ -3571,44 +3483,23 @@
           <w:color w:val="000000"/>
           <w:lang w:bidi="ru-RU"/>
         </w:rPr>
-        <w:t>–</w:t>
-      </w:r>
-      <w:r>
-        <w:rPr>
-          <w:b/>
-          <w:bCs/>
-        </w:rPr>
-        <w:t xml:space="preserve"> </w:t>
-      </w:r>
-      <w:r>
-        <w:rPr>
-          <w:bCs/>
-        </w:rPr>
-        <w:t>г</w:t>
-      </w:r>
-      <w:r>
-        <w:rPr>
-          <w:bCs/>
-        </w:rPr>
-        <w:t>орюч</w:t>
-      </w:r>
-      <w:r>
-        <w:rPr>
-          <w:bCs/>
-        </w:rPr>
-        <w:t>ие</w:t>
-      </w:r>
-      <w:r>
-        <w:rPr>
-          <w:bCs/>
-        </w:rPr>
-        <w:t xml:space="preserve"> жидкост</w:t>
-      </w:r>
-      <w:r>
-        <w:rPr>
-          <w:bCs/>
-        </w:rPr>
-        <w:t>и</w:t>
+        <w:t xml:space="preserve">– </w:t>
+      </w:r>
+      <w:r>
+        <w:rPr>
+          <w:rFonts w:eastAsia="Lucida Sans Unicode"/>
+          <w:color w:val="000000"/>
+          <w:lang w:bidi="ru-RU"/>
+        </w:rPr>
+        <w:t>аварийно-спасательные работы по ликвидации разливов нефти и нефтепродуктов на море</w:t>
+      </w:r>
+      <w:r>
+        <w:rPr>
+          <w:rFonts w:eastAsia="Lucida Sans Unicode"/>
+          <w:color w:val="000000"/>
+          <w:lang w:bidi="ru-RU"/>
+        </w:rPr>
+        <w:t>.</w:t>
       </w:r>
     </w:p>
     <w:p>
@@ -3630,45 +3521,8 @@
           <w:color w:val="000000"/>
           <w:lang w:bidi="ru-RU"/>
         </w:rPr>
-        <w:t>ГРП</w:t>
-      </w:r>
-      <w:r>
-        <w:rPr>
-          <w:rFonts w:eastAsia="Lucida Sans Unicode"/>
-          <w:color w:val="000000"/>
-          <w:lang w:bidi="ru-RU"/>
-        </w:rPr>
-        <w:t xml:space="preserve"> </w:t>
-      </w:r>
-      <w:r>
-        <w:rPr>
-          <w:rFonts w:eastAsia="Lucida Sans Unicode"/>
-          <w:color w:val="000000"/>
-          <w:lang w:bidi="ru-RU"/>
-        </w:rPr>
-        <w:t>–</w:t>
-      </w:r>
-      <w:r>
-        <w:rPr>
-          <w:rFonts w:eastAsia="Lucida Sans Unicode"/>
-          <w:color w:val="000000"/>
-          <w:lang w:bidi="ru-RU"/>
-        </w:rPr>
-        <w:t xml:space="preserve"> газораспределительный пункт.</w:t>
-      </w:r>
-    </w:p>
-    <w:p>
-      <w:pPr>
-        <w:widowControl w:val="0"/>
-        <w:spacing w:after="0" w:line="360" w:lineRule="auto"/>
-        <w:ind w:left="40"/>
-        <w:jc w:val="both"/>
-        <w:rPr>
-          <w:rFonts w:eastAsia="Lucida Sans Unicode"/>
-          <w:color w:val="000000"/>
-          <w:lang w:bidi="ru-RU"/>
-        </w:rPr>
-      </w:pPr>
+        <w:t>АСР ЛРН(тер.)</w:t>
+      </w:r>
       <w:r>
         <w:rPr>
           <w:rFonts w:eastAsia="Lucida Sans Unicode"/>
@@ -3676,7 +3530,7 @@
           <w:color w:val="000000"/>
           <w:lang w:bidi="ru-RU"/>
         </w:rPr>
-        <w:t>ИТР</w:t>
+        <w:t xml:space="preserve"> </w:t>
       </w:r>
       <w:r>
         <w:rPr>
@@ -3684,7 +3538,7 @@
           <w:color w:val="000000"/>
           <w:lang w:bidi="ru-RU"/>
         </w:rPr>
-        <w:t xml:space="preserve"> </w:t>
+        <w:t xml:space="preserve">– </w:t>
       </w:r>
       <w:r>
         <w:rPr>
@@ -3692,7 +3546,7 @@
           <w:color w:val="000000"/>
           <w:lang w:bidi="ru-RU"/>
         </w:rPr>
-        <w:t>–</w:t>
+        <w:t>аварийно-спасательные работы по ликвидации разливов нефти и нефтепродуктов на сухопутной территории РФ</w:t>
       </w:r>
       <w:r>
         <w:rPr>
@@ -3700,7 +3554,7 @@
           <w:color w:val="000000"/>
           <w:lang w:bidi="ru-RU"/>
         </w:rPr>
-        <w:t xml:space="preserve"> инженерно-технические работники.</w:t>
+        <w:t>.</w:t>
       </w:r>
     </w:p>
     <w:p>
@@ -3722,7 +3576,7 @@
           <w:color w:val="000000"/>
           <w:lang w:bidi="ru-RU"/>
         </w:rPr>
-        <w:t xml:space="preserve">КИП </w:t>
+        <w:t>АСР ТП</w:t>
       </w:r>
       <w:r>
         <w:rPr>
@@ -3731,7 +3585,15 @@
           <w:color w:val="000000"/>
           <w:lang w:bidi="ru-RU"/>
         </w:rPr>
-        <w:t>и</w:t>
+        <w:t xml:space="preserve"> </w:t>
+      </w:r>
+      <w:r>
+        <w:rPr>
+          <w:rFonts w:eastAsia="Lucida Sans Unicode"/>
+          <w:color w:val="000000"/>
+          <w:lang w:bidi="ru-RU"/>
+        </w:rPr>
+        <w:t>–</w:t>
       </w:r>
       <w:r>
         <w:rPr>
@@ -3740,7 +3602,7 @@
           <w:color w:val="000000"/>
           <w:lang w:bidi="ru-RU"/>
         </w:rPr>
-        <w:t xml:space="preserve"> А </w:t>
+        <w:t xml:space="preserve"> </w:t>
       </w:r>
       <w:r>
         <w:rPr>
@@ -3748,7 +3610,7 @@
           <w:color w:val="000000"/>
           <w:lang w:bidi="ru-RU"/>
         </w:rPr>
-        <w:t>–</w:t>
+        <w:t>Аварийно-спасательные работы, связанные с тушением пожаров</w:t>
       </w:r>
       <w:r>
         <w:rPr>
@@ -3756,23 +3618,7 @@
           <w:color w:val="000000"/>
           <w:lang w:bidi="ru-RU"/>
         </w:rPr>
-        <w:t xml:space="preserve"> контрольно-измерительные приборы </w:t>
-      </w:r>
-      <w:r>
-        <w:rPr>
-          <w:rFonts w:eastAsia="Lucida Sans Unicode"/>
-          <w:color w:val="000000"/>
-          <w:lang w:bidi="ru-RU"/>
-        </w:rPr>
-        <w:t>и</w:t>
-      </w:r>
-      <w:r>
-        <w:rPr>
-          <w:rFonts w:eastAsia="Lucida Sans Unicode"/>
-          <w:color w:val="000000"/>
-          <w:lang w:bidi="ru-RU"/>
-        </w:rPr>
-        <w:t xml:space="preserve"> автоматика.</w:t>
+        <w:t>.</w:t>
       </w:r>
     </w:p>
     <w:p>
@@ -3794,7 +3640,7 @@
           <w:color w:val="000000"/>
           <w:lang w:bidi="ru-RU"/>
         </w:rPr>
-        <w:t>КЧС</w:t>
+        <w:t>ГВС</w:t>
       </w:r>
       <w:r>
         <w:rPr>
@@ -3802,23 +3648,43 @@
           <w:color w:val="000000"/>
           <w:lang w:bidi="ru-RU"/>
         </w:rPr>
-        <w:t xml:space="preserve"> </w:t>
-      </w:r>
+        <w:t xml:space="preserve"> – </w:t>
+      </w:r>
+      <w:proofErr w:type="spellStart"/>
       <w:r>
         <w:rPr>
           <w:rFonts w:eastAsia="Lucida Sans Unicode"/>
           <w:color w:val="000000"/>
           <w:lang w:bidi="ru-RU"/>
         </w:rPr>
-        <w:t>–</w:t>
-      </w:r>
+        <w:t>газовоздушная</w:t>
+      </w:r>
+      <w:proofErr w:type="spellEnd"/>
       <w:r>
         <w:rPr>
           <w:rFonts w:eastAsia="Lucida Sans Unicode"/>
           <w:color w:val="000000"/>
           <w:lang w:bidi="ru-RU"/>
         </w:rPr>
-        <w:t xml:space="preserve"> комиссия </w:t>
+        <w:t xml:space="preserve"> смесь.</w:t>
+      </w:r>
+    </w:p>
+    <w:p>
+      <w:pPr>
+        <w:widowControl w:val="0"/>
+        <w:spacing w:after="0" w:line="360" w:lineRule="auto"/>
+        <w:ind w:left="40"/>
+        <w:jc w:val="both"/>
+        <w:rPr>
+          <w:bCs/>
+        </w:rPr>
+      </w:pPr>
+      <w:r>
+        <w:rPr>
+          <w:b/>
+          <w:bCs/>
+        </w:rPr>
+        <w:t xml:space="preserve">ГЖ </w:t>
       </w:r>
       <w:r>
         <w:rPr>
@@ -3826,15 +3692,20 @@
           <w:color w:val="000000"/>
           <w:lang w:bidi="ru-RU"/>
         </w:rPr>
-        <w:t>п</w:t>
-      </w:r>
-      <w:r>
-        <w:rPr>
-          <w:rFonts w:eastAsia="Lucida Sans Unicode"/>
-          <w:color w:val="000000"/>
-          <w:lang w:bidi="ru-RU"/>
-        </w:rPr>
-        <w:t>о предупреждению и ликвидации чрезвычайных ситуаций.</w:t>
+        <w:t>–</w:t>
+      </w:r>
+      <w:r>
+        <w:rPr>
+          <w:b/>
+          <w:bCs/>
+        </w:rPr>
+        <w:t xml:space="preserve"> </w:t>
+      </w:r>
+      <w:r>
+        <w:rPr>
+          <w:bCs/>
+        </w:rPr>
+        <w:t>горючие жидкости.</w:t>
       </w:r>
     </w:p>
     <w:p>
@@ -3843,83 +3714,14 @@
         <w:spacing w:after="0" w:line="360" w:lineRule="auto"/>
         <w:ind w:left="40"/>
         <w:jc w:val="both"/>
-        <w:rPr>
-          <w:rFonts w:eastAsia="Lucida Sans Unicode"/>
-          <w:color w:val="000000"/>
-          <w:lang w:bidi="ru-RU"/>
-        </w:rPr>
-      </w:pPr>
-      <w:r>
-        <w:rPr>
-          <w:b/>
-          <w:bCs/>
-        </w:rPr>
-        <w:t>КЧС и ОПБ</w:t>
-      </w:r>
-      <w:r>
-        <w:t xml:space="preserve"> – </w:t>
-      </w:r>
-      <w:r>
-        <w:t>комиссия по предупреждению и ликвидации чрезвычайных ситуаций и обеспечению пожарной безопасности</w:t>
-      </w:r>
-      <w:r>
-        <w:t>.</w:t>
-      </w:r>
-    </w:p>
-    <w:p>
-      <w:pPr>
-        <w:widowControl w:val="0"/>
-        <w:spacing w:after="0" w:line="360" w:lineRule="auto"/>
-        <w:ind w:left="40"/>
-        <w:jc w:val="both"/>
-        <w:rPr>
-          <w:rFonts w:eastAsia="Lucida Sans Unicode"/>
-          <w:color w:val="000000"/>
-          <w:lang w:bidi="ru-RU"/>
-        </w:rPr>
-      </w:pPr>
-      <w:r>
         <w:rPr>
           <w:rFonts w:eastAsia="Lucida Sans Unicode"/>
           <w:b/>
           <w:color w:val="000000"/>
           <w:lang w:bidi="ru-RU"/>
         </w:rPr>
-        <w:t>ОПО</w:t>
-      </w:r>
-      <w:r>
-        <w:rPr>
-          <w:rFonts w:eastAsia="Lucida Sans Unicode"/>
-          <w:color w:val="000000"/>
-          <w:lang w:bidi="ru-RU"/>
-        </w:rPr>
-        <w:t xml:space="preserve"> </w:t>
-      </w:r>
-      <w:r>
-        <w:rPr>
-          <w:rFonts w:eastAsia="Lucida Sans Unicode"/>
-          <w:color w:val="000000"/>
-          <w:lang w:bidi="ru-RU"/>
-        </w:rPr>
-        <w:t>–</w:t>
-      </w:r>
-      <w:r>
-        <w:rPr>
-          <w:rFonts w:eastAsia="Lucida Sans Unicode"/>
-          <w:color w:val="000000"/>
-          <w:lang w:bidi="ru-RU"/>
-        </w:rPr>
-        <w:t xml:space="preserve"> опасные производственные объекты.</w:t>
-      </w:r>
-    </w:p>
-    <w:p>
-      <w:pPr>
-        <w:spacing w:after="0" w:line="360" w:lineRule="auto"/>
-        <w:ind w:left="40"/>
-        <w:rPr>
-          <w:b/>
-        </w:rPr>
-      </w:pPr>
+      </w:pPr>
+      <w:proofErr w:type="spellStart"/>
       <w:r>
         <w:rPr>
           <w:rFonts w:eastAsia="Lucida Sans Unicode"/>
@@ -3927,68 +3729,55 @@
           <w:color w:val="000000"/>
           <w:lang w:bidi="ru-RU"/>
         </w:rPr>
-        <w:t xml:space="preserve">САУ </w:t>
-      </w:r>
-      <w:r>
-        <w:rPr>
-          <w:rFonts w:eastAsia="Lucida Sans Unicode"/>
-          <w:color w:val="000000"/>
-          <w:lang w:bidi="ru-RU"/>
-        </w:rPr>
-        <w:t>– система автоматического управления</w:t>
-      </w:r>
-      <w:r>
-        <w:rPr>
-          <w:b/>
-        </w:rPr>
-        <w:t>.</w:t>
-      </w:r>
-    </w:p>
-    <w:p>
-      <w:pPr>
-        <w:widowControl w:val="0"/>
-        <w:spacing w:after="0" w:line="360" w:lineRule="auto"/>
-        <w:ind w:left="40"/>
-        <w:jc w:val="both"/>
+        <w:t>ГзСР</w:t>
+      </w:r>
+      <w:proofErr w:type="spellEnd"/>
+      <w:r>
         <w:rPr>
           <w:rFonts w:eastAsia="Lucida Sans Unicode"/>
           <w:b/>
           <w:color w:val="000000"/>
           <w:lang w:bidi="ru-RU"/>
         </w:rPr>
-      </w:pPr>
-      <w:r>
-        <w:rPr>
-          <w:b/>
-          <w:bCs/>
-        </w:rPr>
-        <w:t>ТВС</w:t>
-      </w:r>
-      <w:r>
-        <w:rPr>
-          <w:b/>
-          <w:bCs/>
-        </w:rPr>
-        <w:t xml:space="preserve"> – </w:t>
-      </w:r>
-      <w:r>
-        <w:rPr>
-          <w:bCs/>
-        </w:rPr>
-        <w:t>топлив</w:t>
-      </w:r>
-      <w:r>
-        <w:rPr>
-          <w:bCs/>
-        </w:rPr>
-        <w:t>н</w:t>
-      </w:r>
-      <w:r>
-        <w:rPr>
-          <w:bCs/>
-        </w:rPr>
-        <w:t>о-воздушная смесь</w:t>
-      </w:r>
+        <w:t xml:space="preserve"> </w:t>
+      </w:r>
+      <w:r>
+        <w:rPr>
+          <w:rFonts w:eastAsia="Lucida Sans Unicode"/>
+          <w:color w:val="000000"/>
+          <w:lang w:bidi="ru-RU"/>
+        </w:rPr>
+        <w:t xml:space="preserve">– </w:t>
+      </w:r>
+      <w:r>
+        <w:rPr>
+          <w:rFonts w:eastAsia="Lucida Sans Unicode"/>
+          <w:color w:val="000000"/>
+          <w:lang w:bidi="ru-RU"/>
+        </w:rPr>
+        <w:t>Газоспасательные работы</w:t>
+      </w:r>
+      <w:r>
+        <w:rPr>
+          <w:rFonts w:eastAsia="Lucida Sans Unicode"/>
+          <w:color w:val="000000"/>
+          <w:lang w:bidi="ru-RU"/>
+        </w:rPr>
+        <w:t>.</w:t>
+      </w:r>
+    </w:p>
+    <w:p>
+      <w:pPr>
+        <w:widowControl w:val="0"/>
+        <w:spacing w:after="0" w:line="360" w:lineRule="auto"/>
+        <w:ind w:left="40"/>
+        <w:jc w:val="both"/>
+        <w:rPr>
+          <w:rFonts w:eastAsia="Lucida Sans Unicode"/>
+          <w:color w:val="000000"/>
+          <w:lang w:bidi="ru-RU"/>
+        </w:rPr>
+      </w:pPr>
       <w:r>
         <w:rPr>
           <w:rFonts w:eastAsia="Lucida Sans Unicode"/>
@@ -3996,7 +3785,31 @@
           <w:color w:val="000000"/>
           <w:lang w:bidi="ru-RU"/>
         </w:rPr>
-        <w:t>.</w:t>
+        <w:t>ГРП</w:t>
+      </w:r>
+      <w:r>
+        <w:rPr>
+          <w:rFonts w:eastAsia="Lucida Sans Unicode"/>
+          <w:color w:val="000000"/>
+          <w:lang w:bidi="ru-RU"/>
+        </w:rPr>
+        <w:t xml:space="preserve"> </w:t>
+      </w:r>
+      <w:r>
+        <w:rPr>
+          <w:rFonts w:eastAsia="Lucida Sans Unicode"/>
+          <w:color w:val="000000"/>
+          <w:lang w:bidi="ru-RU"/>
+        </w:rPr>
+        <w:t>–</w:t>
+      </w:r>
+      <w:r>
+        <w:rPr>
+          <w:rFonts w:eastAsia="Lucida Sans Unicode"/>
+          <w:color w:val="000000"/>
+          <w:lang w:bidi="ru-RU"/>
+        </w:rPr>
+        <w:t xml:space="preserve"> газораспределительный пункт.</w:t>
       </w:r>
     </w:p>
     <w:p>
@@ -4006,9 +3819,9 @@
         <w:ind w:left="40"/>
         <w:jc w:val="both"/>
         <w:rPr>
-          <w:rFonts w:eastAsia="MS Gothic"/>
-          <w:b/>
-          <w:bCs/>
+          <w:rFonts w:eastAsia="Lucida Sans Unicode"/>
+          <w:color w:val="000000"/>
+          <w:lang w:bidi="ru-RU"/>
         </w:rPr>
       </w:pPr>
       <w:r>
@@ -4018,8 +3831,45 @@
           <w:color w:val="000000"/>
           <w:lang w:bidi="ru-RU"/>
         </w:rPr>
-        <w:t>П</w:t>
-      </w:r>
+        <w:t>ИТР</w:t>
+      </w:r>
+      <w:r>
+        <w:rPr>
+          <w:rFonts w:eastAsia="Lucida Sans Unicode"/>
+          <w:color w:val="000000"/>
+          <w:lang w:bidi="ru-RU"/>
+        </w:rPr>
+        <w:t xml:space="preserve"> </w:t>
+      </w:r>
+      <w:r>
+        <w:rPr>
+          <w:rFonts w:eastAsia="Lucida Sans Unicode"/>
+          <w:color w:val="000000"/>
+          <w:lang w:bidi="ru-RU"/>
+        </w:rPr>
+        <w:t>–</w:t>
+      </w:r>
+      <w:r>
+        <w:rPr>
+          <w:rFonts w:eastAsia="Lucida Sans Unicode"/>
+          <w:color w:val="000000"/>
+          <w:lang w:bidi="ru-RU"/>
+        </w:rPr>
+        <w:t xml:space="preserve"> инженерно-технические работники.</w:t>
+      </w:r>
+    </w:p>
+    <w:p>
+      <w:pPr>
+        <w:widowControl w:val="0"/>
+        <w:spacing w:after="0" w:line="360" w:lineRule="auto"/>
+        <w:ind w:left="40"/>
+        <w:jc w:val="both"/>
+        <w:rPr>
+          <w:rFonts w:eastAsia="Lucida Sans Unicode"/>
+          <w:color w:val="000000"/>
+          <w:lang w:bidi="ru-RU"/>
+        </w:rPr>
+      </w:pPr>
       <w:r>
         <w:rPr>
           <w:rFonts w:eastAsia="Lucida Sans Unicode"/>
@@ -4027,69 +3877,8 @@
           <w:color w:val="000000"/>
           <w:lang w:bidi="ru-RU"/>
         </w:rPr>
-        <w:t>АСФ</w:t>
-      </w:r>
-      <w:r>
-        <w:rPr>
-          <w:rFonts w:eastAsia="Lucida Sans Unicode"/>
-          <w:color w:val="000000"/>
-          <w:lang w:bidi="ru-RU"/>
-        </w:rPr>
-        <w:t xml:space="preserve"> </w:t>
-      </w:r>
-      <w:r>
-        <w:rPr>
-          <w:rFonts w:eastAsia="Lucida Sans Unicode"/>
-          <w:color w:val="000000"/>
-          <w:lang w:bidi="ru-RU"/>
-        </w:rPr>
-        <w:t>–</w:t>
-      </w:r>
-      <w:r>
-        <w:rPr>
-          <w:rFonts w:eastAsia="Lucida Sans Unicode"/>
-          <w:color w:val="000000"/>
-          <w:lang w:bidi="ru-RU"/>
-        </w:rPr>
-        <w:t xml:space="preserve"> </w:t>
-      </w:r>
-      <w:r>
-        <w:rPr>
-          <w:rFonts w:eastAsia="Lucida Sans Unicode"/>
-          <w:color w:val="000000"/>
-          <w:lang w:bidi="ru-RU"/>
-        </w:rPr>
-        <w:t xml:space="preserve">профессиональное </w:t>
-      </w:r>
-      <w:r>
-        <w:rPr>
-          <w:rFonts w:eastAsia="Lucida Sans Unicode"/>
-          <w:color w:val="000000"/>
-          <w:lang w:bidi="ru-RU"/>
-        </w:rPr>
-        <w:t>аварийно-спасательное формирование.</w:t>
-      </w:r>
-      <w:r>
-        <w:rPr>
-          <w:rFonts w:eastAsia="MS Gothic"/>
-          <w:b/>
-          <w:bCs/>
-        </w:rPr>
-        <w:t xml:space="preserve"> </w:t>
-      </w:r>
-    </w:p>
-    <w:p>
-      <w:pPr>
-        <w:widowControl w:val="0"/>
-        <w:spacing w:after="0" w:line="360" w:lineRule="auto"/>
-        <w:ind w:left="40"/>
-        <w:jc w:val="both"/>
-        <w:rPr>
-          <w:rFonts w:eastAsia="Lucida Sans Unicode"/>
-          <w:color w:val="000000"/>
-          <w:lang w:bidi="ru-RU"/>
-        </w:rPr>
-      </w:pPr>
+        <w:t xml:space="preserve">КИП </w:t>
+      </w:r>
       <w:r>
         <w:rPr>
           <w:rFonts w:eastAsia="Lucida Sans Unicode"/>
@@ -4097,7 +3886,16 @@
           <w:color w:val="000000"/>
           <w:lang w:bidi="ru-RU"/>
         </w:rPr>
-        <w:t>ПДК</w:t>
+        <w:t>и</w:t>
+      </w:r>
+      <w:r>
+        <w:rPr>
+          <w:rFonts w:eastAsia="Lucida Sans Unicode"/>
+          <w:b/>
+          <w:color w:val="000000"/>
+          <w:lang w:bidi="ru-RU"/>
+        </w:rPr>
+        <w:t xml:space="preserve"> А </w:t>
       </w:r>
       <w:r>
         <w:rPr>
@@ -4105,7 +3903,7 @@
           <w:color w:val="000000"/>
           <w:lang w:bidi="ru-RU"/>
         </w:rPr>
-        <w:t xml:space="preserve"> </w:t>
+        <w:t>–</w:t>
       </w:r>
       <w:r>
         <w:rPr>
@@ -4113,7 +3911,7 @@
           <w:color w:val="000000"/>
           <w:lang w:bidi="ru-RU"/>
         </w:rPr>
-        <w:t>–</w:t>
+        <w:t xml:space="preserve"> контрольно-измерительные приборы </w:t>
       </w:r>
       <w:r>
         <w:rPr>
@@ -4121,7 +3919,410 @@
           <w:color w:val="000000"/>
           <w:lang w:bidi="ru-RU"/>
         </w:rPr>
+        <w:t>и</w:t>
+      </w:r>
+      <w:r>
+        <w:rPr>
+          <w:rFonts w:eastAsia="Lucida Sans Unicode"/>
+          <w:color w:val="000000"/>
+          <w:lang w:bidi="ru-RU"/>
+        </w:rPr>
+        <w:t xml:space="preserve"> автоматика.</w:t>
+      </w:r>
+    </w:p>
+    <w:p>
+      <w:pPr>
+        <w:widowControl w:val="0"/>
+        <w:spacing w:after="0" w:line="360" w:lineRule="auto"/>
+        <w:ind w:left="40"/>
+        <w:jc w:val="both"/>
+        <w:rPr>
+          <w:rFonts w:eastAsia="Lucida Sans Unicode"/>
+          <w:color w:val="000000"/>
+          <w:lang w:bidi="ru-RU"/>
+        </w:rPr>
+      </w:pPr>
+      <w:r>
+        <w:rPr>
+          <w:rFonts w:eastAsia="Lucida Sans Unicode"/>
+          <w:b/>
+          <w:color w:val="000000"/>
+          <w:lang w:bidi="ru-RU"/>
+        </w:rPr>
+        <w:t>КЧС</w:t>
+      </w:r>
+      <w:r>
+        <w:rPr>
+          <w:rFonts w:eastAsia="Lucida Sans Unicode"/>
+          <w:color w:val="000000"/>
+          <w:lang w:bidi="ru-RU"/>
+        </w:rPr>
+        <w:t xml:space="preserve"> </w:t>
+      </w:r>
+      <w:r>
+        <w:rPr>
+          <w:rFonts w:eastAsia="Lucida Sans Unicode"/>
+          <w:color w:val="000000"/>
+          <w:lang w:bidi="ru-RU"/>
+        </w:rPr>
+        <w:t>–</w:t>
+      </w:r>
+      <w:r>
+        <w:rPr>
+          <w:rFonts w:eastAsia="Lucida Sans Unicode"/>
+          <w:color w:val="000000"/>
+          <w:lang w:bidi="ru-RU"/>
+        </w:rPr>
+        <w:t xml:space="preserve"> комиссия </w:t>
+      </w:r>
+      <w:r>
+        <w:rPr>
+          <w:rFonts w:eastAsia="Lucida Sans Unicode"/>
+          <w:color w:val="000000"/>
+          <w:lang w:bidi="ru-RU"/>
+        </w:rPr>
+        <w:t>п</w:t>
+      </w:r>
+      <w:r>
+        <w:rPr>
+          <w:rFonts w:eastAsia="Lucida Sans Unicode"/>
+          <w:color w:val="000000"/>
+          <w:lang w:bidi="ru-RU"/>
+        </w:rPr>
+        <w:t>о предупреждению и ликвидации чрезвычайных ситуаций.</w:t>
+      </w:r>
+    </w:p>
+    <w:p>
+      <w:pPr>
+        <w:widowControl w:val="0"/>
+        <w:spacing w:after="0" w:line="360" w:lineRule="auto"/>
+        <w:ind w:left="40"/>
+        <w:jc w:val="both"/>
+        <w:rPr>
+          <w:rFonts w:eastAsia="Lucida Sans Unicode"/>
+          <w:color w:val="000000"/>
+          <w:lang w:bidi="ru-RU"/>
+        </w:rPr>
+      </w:pPr>
+      <w:r>
+        <w:rPr>
+          <w:b/>
+          <w:bCs/>
+        </w:rPr>
+        <w:t>КЧС и ОПБ</w:t>
+      </w:r>
+      <w:r>
+        <w:t xml:space="preserve"> – </w:t>
+      </w:r>
+      <w:r>
+        <w:t>комиссия по предупреждению и ликвидации чрезвычайных ситуаций и обеспечению пожарной безопасности</w:t>
+      </w:r>
+      <w:r>
+        <w:t>.</w:t>
+      </w:r>
+    </w:p>
+    <w:p>
+      <w:pPr>
+        <w:widowControl w:val="0"/>
+        <w:spacing w:after="0" w:line="360" w:lineRule="auto"/>
+        <w:ind w:left="40"/>
+        <w:jc w:val="both"/>
+        <w:rPr>
+          <w:rFonts w:eastAsia="Lucida Sans Unicode"/>
+          <w:color w:val="000000"/>
+          <w:lang w:bidi="ru-RU"/>
+        </w:rPr>
+      </w:pPr>
+      <w:r>
+        <w:rPr>
+          <w:rFonts w:eastAsia="Lucida Sans Unicode"/>
+          <w:b/>
+          <w:color w:val="000000"/>
+          <w:lang w:bidi="ru-RU"/>
+        </w:rPr>
+        <w:t>ОПО</w:t>
+      </w:r>
+      <w:r>
+        <w:rPr>
+          <w:rFonts w:eastAsia="Lucida Sans Unicode"/>
+          <w:color w:val="000000"/>
+          <w:lang w:bidi="ru-RU"/>
+        </w:rPr>
+        <w:t xml:space="preserve"> </w:t>
+      </w:r>
+      <w:r>
+        <w:rPr>
+          <w:rFonts w:eastAsia="Lucida Sans Unicode"/>
+          <w:color w:val="000000"/>
+          <w:lang w:bidi="ru-RU"/>
+        </w:rPr>
+        <w:t>–</w:t>
+      </w:r>
+      <w:r>
+        <w:rPr>
+          <w:rFonts w:eastAsia="Lucida Sans Unicode"/>
+          <w:color w:val="000000"/>
+          <w:lang w:bidi="ru-RU"/>
+        </w:rPr>
+        <w:t xml:space="preserve"> опасные производственные объекты.</w:t>
+      </w:r>
+    </w:p>
+    <w:p>
+      <w:pPr>
+        <w:spacing w:after="0" w:line="360" w:lineRule="auto"/>
+        <w:ind w:left="40"/>
+        <w:rPr>
+          <w:b/>
+        </w:rPr>
+      </w:pPr>
+      <w:r>
+        <w:rPr>
+          <w:rFonts w:eastAsia="Lucida Sans Unicode"/>
+          <w:b/>
+          <w:color w:val="000000"/>
+          <w:lang w:bidi="ru-RU"/>
+        </w:rPr>
+        <w:t xml:space="preserve">САУ </w:t>
+      </w:r>
+      <w:r>
+        <w:rPr>
+          <w:rFonts w:eastAsia="Lucida Sans Unicode"/>
+          <w:color w:val="000000"/>
+          <w:lang w:bidi="ru-RU"/>
+        </w:rPr>
+        <w:t>– система автоматического управления</w:t>
+      </w:r>
+      <w:r>
+        <w:rPr>
+          <w:b/>
+        </w:rPr>
+        <w:t>.</w:t>
+      </w:r>
+    </w:p>
+    <w:p>
+      <w:pPr>
+        <w:widowControl w:val="0"/>
+        <w:spacing w:after="0" w:line="360" w:lineRule="auto"/>
+        <w:ind w:left="40"/>
+        <w:jc w:val="both"/>
+        <w:rPr>
+          <w:rFonts w:eastAsia="Lucida Sans Unicode"/>
+          <w:b/>
+          <w:color w:val="000000"/>
+          <w:lang w:bidi="ru-RU"/>
+        </w:rPr>
+      </w:pPr>
+      <w:r>
+        <w:rPr>
+          <w:b/>
+          <w:bCs/>
+        </w:rPr>
+        <w:t>ТВС</w:t>
+      </w:r>
+      <w:r>
+        <w:rPr>
+          <w:b/>
+          <w:bCs/>
+        </w:rPr>
+        <w:t xml:space="preserve"> – </w:t>
+      </w:r>
+      <w:r>
+        <w:rPr>
+          <w:bCs/>
+        </w:rPr>
+        <w:t>топлив</w:t>
+      </w:r>
+      <w:r>
+        <w:rPr>
+          <w:bCs/>
+        </w:rPr>
+        <w:t>н</w:t>
+      </w:r>
+      <w:r>
+        <w:rPr>
+          <w:bCs/>
+        </w:rPr>
+        <w:t>о-воздушная смесь</w:t>
+      </w:r>
+      <w:r>
+        <w:rPr>
+          <w:rFonts w:eastAsia="Lucida Sans Unicode"/>
+          <w:b/>
+          <w:color w:val="000000"/>
+          <w:lang w:bidi="ru-RU"/>
+        </w:rPr>
+        <w:t>.</w:t>
+      </w:r>
+    </w:p>
+    <w:p>
+      <w:pPr>
+        <w:widowControl w:val="0"/>
+        <w:spacing w:after="0" w:line="360" w:lineRule="auto"/>
+        <w:ind w:left="40"/>
+        <w:jc w:val="both"/>
+        <w:rPr>
+          <w:rFonts w:eastAsia="MS Gothic"/>
+          <w:b/>
+          <w:bCs/>
+        </w:rPr>
+      </w:pPr>
+      <w:r>
+        <w:rPr>
+          <w:rFonts w:eastAsia="Lucida Sans Unicode"/>
+          <w:b/>
+          <w:color w:val="000000"/>
+          <w:lang w:bidi="ru-RU"/>
+        </w:rPr>
+        <w:t>П</w:t>
+      </w:r>
+      <w:r>
+        <w:rPr>
+          <w:rFonts w:eastAsia="Lucida Sans Unicode"/>
+          <w:b/>
+          <w:color w:val="000000"/>
+          <w:lang w:bidi="ru-RU"/>
+        </w:rPr>
+        <w:t>АСФ</w:t>
+      </w:r>
+      <w:r>
+        <w:rPr>
+          <w:rFonts w:eastAsia="Lucida Sans Unicode"/>
+          <w:color w:val="000000"/>
+          <w:lang w:bidi="ru-RU"/>
+        </w:rPr>
+        <w:t xml:space="preserve"> </w:t>
+      </w:r>
+      <w:r>
+        <w:rPr>
+          <w:rFonts w:eastAsia="Lucida Sans Unicode"/>
+          <w:color w:val="000000"/>
+          <w:lang w:bidi="ru-RU"/>
+        </w:rPr>
+        <w:t>–</w:t>
+      </w:r>
+      <w:r>
+        <w:rPr>
+          <w:rFonts w:eastAsia="Lucida Sans Unicode"/>
+          <w:color w:val="000000"/>
+          <w:lang w:bidi="ru-RU"/>
+        </w:rPr>
+        <w:t xml:space="preserve"> </w:t>
+      </w:r>
+      <w:r>
+        <w:rPr>
+          <w:rFonts w:eastAsia="Lucida Sans Unicode"/>
+          <w:color w:val="000000"/>
+          <w:lang w:bidi="ru-RU"/>
+        </w:rPr>
+        <w:t xml:space="preserve">профессиональное </w:t>
+      </w:r>
+      <w:r>
+        <w:rPr>
+          <w:rFonts w:eastAsia="Lucida Sans Unicode"/>
+          <w:color w:val="000000"/>
+          <w:lang w:bidi="ru-RU"/>
+        </w:rPr>
+        <w:t>аварийно-спасательное формирование.</w:t>
+      </w:r>
+      <w:r>
+        <w:rPr>
+          <w:rFonts w:eastAsia="MS Gothic"/>
+          <w:b/>
+          <w:bCs/>
+        </w:rPr>
+        <w:t xml:space="preserve"> </w:t>
+      </w:r>
+    </w:p>
+    <w:p>
+      <w:pPr>
+        <w:widowControl w:val="0"/>
+        <w:spacing w:after="0" w:line="360" w:lineRule="auto"/>
+        <w:ind w:left="40"/>
+        <w:jc w:val="both"/>
+        <w:rPr>
+          <w:rFonts w:eastAsia="Lucida Sans Unicode"/>
+          <w:color w:val="000000"/>
+          <w:lang w:bidi="ru-RU"/>
+        </w:rPr>
+      </w:pPr>
+      <w:r>
+        <w:rPr>
+          <w:rFonts w:eastAsia="Lucida Sans Unicode"/>
+          <w:b/>
+          <w:color w:val="000000"/>
+          <w:lang w:bidi="ru-RU"/>
+        </w:rPr>
+        <w:t>ПДК</w:t>
+      </w:r>
+      <w:r>
+        <w:rPr>
+          <w:rFonts w:eastAsia="Lucida Sans Unicode"/>
+          <w:color w:val="000000"/>
+          <w:lang w:bidi="ru-RU"/>
+        </w:rPr>
+        <w:t xml:space="preserve"> </w:t>
+      </w:r>
+      <w:r>
+        <w:rPr>
+          <w:rFonts w:eastAsia="Lucida Sans Unicode"/>
+          <w:color w:val="000000"/>
+          <w:lang w:bidi="ru-RU"/>
+        </w:rPr>
+        <w:t>–</w:t>
+      </w:r>
+      <w:r>
+        <w:rPr>
+          <w:rFonts w:eastAsia="Lucida Sans Unicode"/>
+          <w:color w:val="000000"/>
+          <w:lang w:bidi="ru-RU"/>
+        </w:rPr>
         <w:t xml:space="preserve"> предельно допустимая концентрация вещества.</w:t>
+      </w:r>
+    </w:p>
+    <w:p>
+      <w:pPr>
+        <w:widowControl w:val="0"/>
+        <w:spacing w:after="0" w:line="360" w:lineRule="auto"/>
+        <w:ind w:left="40"/>
+        <w:jc w:val="both"/>
+        <w:rPr>
+          <w:rFonts w:eastAsia="Lucida Sans Unicode"/>
+          <w:color w:val="000000"/>
+          <w:lang w:bidi="ru-RU"/>
+        </w:rPr>
+      </w:pPr>
+      <w:r>
+        <w:rPr>
+          <w:rFonts w:eastAsia="Lucida Sans Unicode"/>
+          <w:b/>
+          <w:color w:val="000000"/>
+          <w:lang w:bidi="ru-RU"/>
+        </w:rPr>
+        <w:t xml:space="preserve">ПСР </w:t>
+      </w:r>
+      <w:r>
+        <w:rPr>
+          <w:rFonts w:eastAsia="Lucida Sans Unicode"/>
+          <w:color w:val="000000"/>
+          <w:lang w:bidi="ru-RU"/>
+        </w:rPr>
+        <w:t xml:space="preserve">– </w:t>
+      </w:r>
+      <w:r>
+        <w:rPr>
+          <w:rFonts w:eastAsia="Lucida Sans Unicode"/>
+          <w:color w:val="000000"/>
+          <w:lang w:bidi="ru-RU"/>
+        </w:rPr>
+        <w:t>поисково-спасательные работы</w:t>
+      </w:r>
+      <w:r>
+        <w:rPr>
+          <w:rFonts w:eastAsia="Lucida Sans Unicode"/>
+          <w:color w:val="000000"/>
+          <w:lang w:bidi="ru-RU"/>
+        </w:rPr>
+        <w:t>.</w:t>
       </w:r>
     </w:p>
     <w:p>
@@ -4533,6 +4734,7 @@
     <w:p>
       <w:pPr>
         <w:spacing w:after="0" w:line="240" w:lineRule="auto"/>
+        <w:jc w:val="both"/>
       </w:pPr>
       <w:r>
         <w:t xml:space="preserve">План мероприятий по локализации и ликвидации последствий аварий </w:t>
@@ -4555,7 +4757,6 @@
           </w:placeholder>
           <w:text/>
         </w:sdtPr>
-        <w:sdtEndPr/>
         <w:sdtContent>
           <w:r>
             <w:rPr>
@@ -4582,6 +4783,7 @@
       <w:pPr>
         <w:spacing w:line="240" w:lineRule="auto"/>
         <w:ind w:firstLine="708"/>
+        <w:jc w:val="both"/>
       </w:pPr>
       <w:r>
         <w:t xml:space="preserve">- «Положению о разработке планов мероприятий по локализации и ликвидации последствий аварий на опасных производственных объектах», утвержденного постановлением Правительства РФ от </w:t>
@@ -4615,6 +4817,7 @@
       <w:pPr>
         <w:spacing w:line="240" w:lineRule="auto"/>
         <w:ind w:firstLine="708"/>
+        <w:jc w:val="both"/>
       </w:pPr>
       <w:r>
         <w:t>- Федерального закона от 21.07.97 г. №</w:t>
@@ -5074,7 +5277,13 @@
         <w:rPr>
           <w:color w:val="000000"/>
         </w:rPr>
-        <w:t>21</w:t>
+        <w:t>2</w:t>
+      </w:r>
+      <w:r>
+        <w:rPr>
+          <w:color w:val="000000"/>
+        </w:rPr>
+        <w:t>0</w:t>
       </w:r>
       <w:r>
         <w:rPr>
@@ -5114,7 +5323,6 @@
           </w:placeholder>
           <w:text/>
         </w:sdtPr>
-        <w:sdtEndPr/>
         <w:sdtContent>
           <w:r>
             <w:rPr>
@@ -5146,7 +5354,7 @@
         <w:jc w:val="both"/>
         <w:sectPr>
           <w:pgSz w:w="11906" w:h="16838"/>
-          <w:pgMar w:top="1134" w:right="850" w:bottom="1134" w:left="1701" w:header="708" w:footer="708" w:gutter="0"/>
+          <w:pgMar w:top="1276" w:right="850" w:bottom="1134" w:left="1701" w:header="708" w:footer="708" w:gutter="0"/>
           <w:cols w:space="708"/>
           <w:docGrid w:linePitch="360"/>
         </w:sectPr>
@@ -5243,7 +5451,6 @@
           </w:placeholder>
           <w:text/>
         </w:sdtPr>
-        <w:sdtEndPr/>
         <w:sdtContent>
           <w:r>
             <w:t>${OBJ_ADDRESS_FULL}</w:t>
@@ -5268,7 +5475,6 @@
           </w:placeholder>
           <w:text/>
         </w:sdtPr>
-        <w:sdtEndPr/>
         <w:sdtContent>
           <w:r>
             <w:rPr>
@@ -5308,7 +5514,6 @@
           </w:placeholder>
           <w:text/>
         </w:sdtPr>
-        <w:sdtEndPr/>
         <w:sdtContent>
           <w:r>
             <w:rPr>
@@ -5392,7 +5597,6 @@
           </w:placeholder>
           <w:text/>
         </w:sdtPr>
-        <w:sdtEndPr/>
         <w:sdtContent>
           <w:r>
             <w:rPr>
@@ -5441,7 +5645,6 @@
           </w:placeholder>
           <w:text/>
         </w:sdtPr>
-        <w:sdtEndPr/>
         <w:sdtContent>
           <w:r>
             <w:rPr>
@@ -5515,7 +5718,6 @@
           </w:placeholder>
           <w:text/>
         </w:sdtPr>
-        <w:sdtEndPr/>
         <w:sdtContent>
           <w:r>
             <w:rPr>
@@ -5597,7 +5799,6 @@
           </w:placeholder>
           <w:text/>
         </w:sdtPr>
-        <w:sdtEndPr/>
         <w:sdtContent>
           <w:r>
             <w:rPr>
@@ -5647,7 +5848,6 @@
           </w:placeholder>
           <w:text/>
         </w:sdtPr>
-        <w:sdtEndPr/>
         <w:sdtContent>
           <w:r>
             <w:rPr>
@@ -5689,7 +5889,6 @@
           </w:placeholder>
           <w:text/>
         </w:sdtPr>
-        <w:sdtEndPr/>
         <w:sdtContent>
           <w:r>
             <w:rPr>
@@ -5711,25 +5910,58 @@
         <w:spacing w:after="0" w:line="240" w:lineRule="auto"/>
         <w:ind w:firstLine="708"/>
         <w:jc w:val="both"/>
+        <w:rPr>
+          <w:lang w:val="en-US"/>
+        </w:rPr>
       </w:pPr>
       <w:r>
         <w:t>ОПО</w:t>
       </w:r>
       <w:r>
-        <w:t xml:space="preserve"> состоит из:</w:t>
+        <w:rPr>
+          <w:lang w:val="en-US"/>
+        </w:rPr>
+        <w:t xml:space="preserve"> </w:t>
+      </w:r>
+      <w:r>
+        <w:t>состоит</w:t>
+      </w:r>
+      <w:r>
+        <w:rPr>
+          <w:lang w:val="en-US"/>
+        </w:rPr>
+        <w:t xml:space="preserve"> </w:t>
+      </w:r>
+      <w:r>
+        <w:t>из</w:t>
+      </w:r>
+      <w:r>
+        <w:rPr>
+          <w:lang w:val="en-US"/>
+        </w:rPr>
+        <w:t>:</w:t>
       </w:r>
     </w:p>
     <w:p>
       <w:pPr>
         <w:spacing w:after="0" w:line="240" w:lineRule="auto"/>
-      </w:pPr>
-      <w:r>
+        <w:rPr>
+          <w:lang w:val="en-US"/>
+        </w:rPr>
+      </w:pPr>
+      <w:r>
+        <w:rPr>
+          <w:lang w:val="en-US"/>
+        </w:rPr>
         <w:t>OBJ_STRUCTURE_LIST1</w:t>
       </w:r>
     </w:p>
     <w:p>
       <w:pPr>
         <w:spacing w:after="0" w:line="240" w:lineRule="auto"/>
+        <w:rPr>
+          <w:lang w:val="en-US"/>
+        </w:rPr>
       </w:pPr>
     </w:p>
     <w:p>
@@ -5737,15 +5969,60 @@
         <w:spacing w:after="0" w:line="240" w:lineRule="auto"/>
         <w:ind w:firstLine="708"/>
         <w:jc w:val="both"/>
+        <w:rPr>
+          <w:lang w:val="en-US"/>
+        </w:rPr>
       </w:pPr>
       <w:r>
         <w:t>ОПО</w:t>
       </w:r>
       <w:r>
-        <w:t xml:space="preserve"> можно условно разделить на </w:t>
+        <w:rPr>
+          <w:lang w:val="en-US"/>
+        </w:rPr>
+        <w:t xml:space="preserve"> </w:t>
+      </w:r>
+      <w:r>
+        <w:t>можно</w:t>
+      </w:r>
+      <w:r>
+        <w:rPr>
+          <w:lang w:val="en-US"/>
+        </w:rPr>
+        <w:t xml:space="preserve"> </w:t>
+      </w:r>
+      <w:r>
+        <w:t>условно</w:t>
+      </w:r>
+      <w:r>
+        <w:rPr>
+          <w:lang w:val="en-US"/>
+        </w:rPr>
+        <w:t xml:space="preserve"> </w:t>
+      </w:r>
+      <w:r>
+        <w:t>разделить</w:t>
+      </w:r>
+      <w:r>
+        <w:rPr>
+          <w:lang w:val="en-US"/>
+        </w:rPr>
+        <w:t xml:space="preserve"> </w:t>
+      </w:r>
+      <w:r>
+        <w:t>на</w:t>
+      </w:r>
+      <w:r>
+        <w:rPr>
+          <w:lang w:val="en-US"/>
+        </w:rPr>
+        <w:t xml:space="preserve"> </w:t>
       </w:r>
       <w:sdt>
         <w:sdtPr>
+          <w:rPr>
+            <w:lang w:val="en-US"/>
+          </w:rPr>
           <w:tag w:val="OBJ_AMOUNT_TECHNOLOGICAL_BLOCK"/>
           <w:id w:val="-968664416"/>
           <w:placeholder>
@@ -5753,17 +6030,25 @@
           </w:placeholder>
           <w:text/>
         </w:sdtPr>
-        <w:sdtEndPr/>
         <w:sdtContent>
           <w:r>
+            <w:rPr>
+              <w:lang w:val="en-US"/>
+            </w:rPr>
             <w:t>${OBJ_AMOUNT_TECHNOLOGICAL_BLOCK}</w:t>
           </w:r>
         </w:sdtContent>
       </w:sdt>
       <w:r>
-        <w:t xml:space="preserve"> технологических блока:</w:t>
-      </w:r>
-      <w:r>
+        <w:rPr>
+          <w:lang w:val="en-US"/>
+        </w:rPr>
+        <w:t>:</w:t>
+      </w:r>
+      <w:r>
+        <w:rPr>
+          <w:lang w:val="en-US"/>
+        </w:rPr>
         <w:t xml:space="preserve"> </w:t>
       </w:r>
     </w:p>
@@ -5816,7 +6101,6 @@
           </w:placeholder>
           <w:text/>
         </w:sdtPr>
-        <w:sdtEndPr/>
         <w:sdtContent>
           <w:r>
             <w:rPr>
@@ -5844,7 +6128,6 @@
           </w:placeholder>
           <w:text/>
         </w:sdtPr>
-        <w:sdtEndPr/>
         <w:sdtContent>
           <w:r>
             <w:rPr>
@@ -5870,7 +6153,7 @@
         </w:rPr>
         <w:sectPr>
           <w:pgSz w:w="11906" w:h="16838"/>
-          <w:pgMar w:top="1134" w:right="850" w:bottom="1134" w:left="1701" w:header="708" w:footer="708" w:gutter="0"/>
+          <w:pgMar w:top="1276" w:right="850" w:bottom="1134" w:left="1701" w:header="708" w:footer="708" w:gutter="0"/>
           <w:cols w:space="708"/>
           <w:docGrid w:linePitch="360"/>
         </w:sectPr>
@@ -5904,7 +6187,6 @@
           </w:placeholder>
           <w:text/>
         </w:sdtPr>
-        <w:sdtEndPr/>
         <w:sdtContent>
           <w:r>
             <w:t>${OBJ_LINC_TEXT_1_TABLE}</w:t>
@@ -5923,7 +6205,6 @@
           </w:placeholder>
           <w:text/>
         </w:sdtPr>
-        <w:sdtEndPr/>
         <w:sdtContent>
           <w:r>
             <w:t>${OBJ_NUM_1_TABLE}</w:t>
@@ -5971,7 +6252,6 @@
           </w:placeholder>
           <w:text/>
         </w:sdtPr>
-        <w:sdtEndPr/>
         <w:sdtContent>
           <w:r>
             <w:rPr>
@@ -6017,7 +6297,6 @@
           </w:placeholder>
           <w:text/>
         </w:sdtPr>
-        <w:sdtEndPr/>
         <w:sdtContent>
           <w:r>
             <w:rPr>
@@ -6223,7 +6502,6 @@
         </w:placeholder>
         <w:text/>
       </w:sdtPr>
-      <w:sdtEndPr/>
       <w:sdtContent>
         <w:p>
           <w:pPr>
@@ -6255,7 +6533,7 @@
         <w:pStyle w:val="2a"/>
         <w:sectPr>
           <w:pgSz w:w="11906" w:h="16838"/>
-          <w:pgMar w:top="709" w:right="850" w:bottom="1134" w:left="1134" w:header="708" w:footer="708" w:gutter="0"/>
+          <w:pgMar w:top="1276" w:right="850" w:bottom="1134" w:left="1134" w:header="708" w:footer="708" w:gutter="0"/>
           <w:cols w:space="708"/>
           <w:docGrid w:linePitch="360"/>
         </w:sectPr>
@@ -6319,7 +6597,6 @@
           </w:placeholder>
           <w:text/>
         </w:sdtPr>
-        <w:sdtEndPr/>
         <w:sdtContent>
           <w:r>
             <w:t>${OBJ_HAZARDOUS_SUBSTANCE}</w:t>
@@ -6338,7 +6615,6 @@
           </w:placeholder>
           <w:text/>
         </w:sdtPr>
-        <w:sdtEndPr/>
         <w:sdtContent>
           <w:r>
             <w:t>${OBJ_LINC_TEXT_</w:t>
@@ -6363,7 +6639,6 @@
           </w:placeholder>
           <w:text/>
         </w:sdtPr>
-        <w:sdtEndPr/>
         <w:sdtContent>
           <w:r>
             <w:t>${OBJ_NUM_2_TABLE}</w:t>
@@ -6410,7 +6685,6 @@
           </w:placeholder>
           <w:text/>
         </w:sdtPr>
-        <w:sdtEndPr/>
         <w:sdtContent>
           <w:r>
             <w:rPr>
@@ -6456,7 +6730,6 @@
           </w:placeholder>
           <w:text/>
         </w:sdtPr>
-        <w:sdtEndPr/>
         <w:sdtContent>
           <w:r>
             <w:rPr>
@@ -6508,7 +6781,6 @@
           </w:placeholder>
           <w:text/>
         </w:sdtPr>
-        <w:sdtEndPr/>
         <w:sdtContent>
           <w:r>
             <w:rPr>
@@ -6722,7 +6994,7 @@
         <w:ind w:right="-766"/>
         <w:sectPr>
           <w:pgSz w:w="11906" w:h="16838"/>
-          <w:pgMar w:top="709" w:right="850" w:bottom="1134" w:left="1134" w:header="708" w:footer="708" w:gutter="0"/>
+          <w:pgMar w:top="1276" w:right="850" w:bottom="1134" w:left="1134" w:header="708" w:footer="708" w:gutter="0"/>
           <w:cols w:space="708"/>
           <w:docGrid w:linePitch="360"/>
         </w:sectPr>
@@ -6838,7 +7110,6 @@
           </w:placeholder>
           <w:text/>
         </w:sdtPr>
-        <w:sdtEndPr/>
         <w:sdtContent>
           <w:r>
             <w:rPr>
@@ -6890,7 +7161,6 @@
           </w:placeholder>
           <w:text/>
         </w:sdtPr>
-        <w:sdtEndPr/>
         <w:sdtContent>
           <w:r>
             <w:rPr>
@@ -7002,7 +7272,6 @@
           </w:placeholder>
           <w:text/>
         </w:sdtPr>
-        <w:sdtEndPr/>
         <w:sdtContent>
           <w:r>
             <w:rPr>
@@ -7042,7 +7311,6 @@
           </w:placeholder>
           <w:text/>
         </w:sdtPr>
-        <w:sdtEndPr/>
         <w:sdtContent>
           <w:r>
             <w:rPr>
@@ -7091,7 +7359,7 @@
         <w:sectPr>
           <w:type w:val="continuous"/>
           <w:pgSz w:w="11907" w:h="16839" w:code="9"/>
-          <w:pgMar w:top="850" w:right="1134" w:bottom="1276" w:left="1134" w:header="708" w:footer="708" w:gutter="0"/>
+          <w:pgMar w:top="1276" w:right="1134" w:bottom="1276" w:left="1134" w:header="708" w:footer="708" w:gutter="0"/>
           <w:cols w:space="708"/>
           <w:docGrid w:linePitch="360"/>
         </w:sectPr>
@@ -7455,7 +7723,6 @@
           </w:placeholder>
           <w:text/>
         </w:sdtPr>
-        <w:sdtEndPr/>
         <w:sdtContent>
           <w:r>
             <w:rPr>
@@ -7525,7 +7792,6 @@
           </w:placeholder>
           <w:text/>
         </w:sdtPr>
-        <w:sdtEndPr/>
         <w:sdtContent>
           <w:r>
             <w:rPr>
@@ -7554,7 +7820,6 @@
           </w:placeholder>
           <w:text/>
         </w:sdtPr>
-        <w:sdtEndPr/>
         <w:sdtContent>
           <w:r>
             <w:rPr>
@@ -7729,7 +7994,6 @@
           </w:placeholder>
           <w:text/>
         </w:sdtPr>
-        <w:sdtEndPr/>
         <w:sdtContent>
           <w:r>
             <w:rPr>
@@ -7785,7 +8049,6 @@
           </w:placeholder>
           <w:text/>
         </w:sdtPr>
-        <w:sdtEndPr/>
         <w:sdtContent>
           <w:r>
             <w:rPr>
@@ -7813,7 +8076,6 @@
           </w:placeholder>
           <w:text/>
         </w:sdtPr>
-        <w:sdtEndPr/>
         <w:sdtContent>
           <w:r>
             <w:rPr>
@@ -7976,7 +8238,7 @@
     </w:p>
     <w:p>
       <w:pPr>
-        <w:spacing w:before="240" w:after="0" w:line="240" w:lineRule="auto"/>
+        <w:spacing w:after="0" w:line="240" w:lineRule="auto"/>
         <w:ind w:firstLine="709"/>
         <w:jc w:val="both"/>
         <w:rPr>
@@ -7995,7 +8257,6 @@
           </w:placeholder>
           <w:text/>
         </w:sdtPr>
-        <w:sdtEndPr/>
         <w:sdtContent>
           <w:r>
             <w:rPr>
@@ -8035,7 +8296,6 @@
           </w:placeholder>
           <w:text/>
         </w:sdtPr>
-        <w:sdtEndPr/>
         <w:sdtContent>
           <w:r>
             <w:rPr>
@@ -8084,7 +8344,7 @@
         </w:rPr>
         <w:sectPr>
           <w:pgSz w:w="11906" w:h="16838"/>
-          <w:pgMar w:top="1134" w:right="850" w:bottom="1134" w:left="1418" w:header="708" w:footer="708" w:gutter="0"/>
+          <w:pgMar w:top="1276" w:right="850" w:bottom="1134" w:left="1418" w:header="708" w:footer="708" w:gutter="0"/>
           <w:cols w:space="708"/>
           <w:docGrid w:linePitch="360"/>
         </w:sectPr>
@@ -8160,7 +8420,6 @@
           </w:placeholder>
           <w:text/>
         </w:sdtPr>
-        <w:sdtEndPr/>
         <w:sdtContent>
           <w:r>
             <w:rPr>
@@ -8200,7 +8459,6 @@
           </w:placeholder>
           <w:text/>
         </w:sdtPr>
-        <w:sdtEndPr/>
         <w:sdtContent>
           <w:r>
             <w:rPr>
@@ -8245,7 +8503,7 @@
         </w:rPr>
         <w:sectPr>
           <w:pgSz w:w="16838" w:h="11906" w:orient="landscape"/>
-          <w:pgMar w:top="1418" w:right="1134" w:bottom="850" w:left="1134" w:header="708" w:footer="708" w:gutter="0"/>
+          <w:pgMar w:top="1276" w:right="1134" w:bottom="850" w:left="1134" w:header="708" w:footer="708" w:gutter="0"/>
           <w:cols w:space="708"/>
           <w:docGrid w:linePitch="360"/>
         </w:sectPr>
@@ -8403,7 +8661,7 @@
         <w:jc w:val="both"/>
         <w:sectPr>
           <w:pgSz w:w="11906" w:h="16838"/>
-          <w:pgMar w:top="1134" w:right="850" w:bottom="1134" w:left="1701" w:header="708" w:footer="708" w:gutter="0"/>
+          <w:pgMar w:top="1276" w:right="850" w:bottom="1134" w:left="1701" w:header="708" w:footer="708" w:gutter="0"/>
           <w:cols w:space="708"/>
           <w:docGrid w:linePitch="360"/>
         </w:sectPr>
@@ -8533,7 +8791,6 @@
           </w:placeholder>
           <w:text/>
         </w:sdtPr>
-        <w:sdtEndPr/>
         <w:sdtContent>
           <w:r>
             <w:t>${ASF_STATUS_SHORT}</w:t>
@@ -8555,7 +8812,6 @@
           </w:placeholder>
           <w:text/>
         </w:sdtPr>
-        <w:sdtEndPr/>
         <w:sdtContent>
           <w:r>
             <w:t>${ASF_FULL_NAME_GEN}</w:t>
@@ -8574,7 +8830,6 @@
           </w:placeholder>
           <w:text/>
         </w:sdtPr>
-        <w:sdtEndPr/>
         <w:sdtContent>
           <w:r>
             <w:t>${ASF_SHORT_NAME}</w:t>
@@ -8603,7 +8858,6 @@
           </w:placeholder>
           <w:text/>
         </w:sdtPr>
-        <w:sdtEndPr/>
         <w:sdtContent>
           <w:r>
             <w:rPr>
@@ -8649,7 +8903,6 @@
           </w:placeholder>
           <w:text/>
         </w:sdtPr>
-        <w:sdtEndPr/>
         <w:sdtContent>
           <w:r>
             <w:rPr>
@@ -8677,7 +8930,6 @@
           </w:placeholder>
           <w:text/>
         </w:sdtPr>
-        <w:sdtEndPr/>
         <w:sdtContent>
           <w:r>
             <w:t>${ASF_CERTIFICATE_TEXT}</w:t>
@@ -8706,7 +8958,6 @@
           </w:placeholder>
           <w:text/>
         </w:sdtPr>
-        <w:sdtEndPr/>
         <w:sdtContent>
           <w:r>
             <w:t>${ASF_WORK_TYPES}</w:t>
@@ -8751,7 +9002,6 @@
           </w:placeholder>
           <w:text/>
         </w:sdtPr>
-        <w:sdtEndPr/>
         <w:sdtContent>
           <w:r>
             <w:t>${ORG_SHORT_NAME}</w:t>
@@ -8771,7 +9021,6 @@
           </w:placeholder>
           <w:text/>
         </w:sdtPr>
-        <w:sdtEndPr/>
         <w:sdtContent>
           <w:r>
             <w:t>${ASF_SHORT_NAME}</w:t>
@@ -8814,7 +9063,6 @@
           </w:placeholder>
           <w:text/>
         </w:sdtPr>
-        <w:sdtEndPr/>
         <w:sdtContent>
           <w:r>
             <w:rPr>
@@ -9074,7 +9322,6 @@
           </w:placeholder>
           <w:text/>
         </w:sdtPr>
-        <w:sdtEndPr/>
         <w:sdtContent>
           <w:r>
             <w:t>${ORG_SHORT_NAME}</w:t>
@@ -9106,7 +9353,6 @@
           </w:placeholder>
           <w:text/>
         </w:sdtPr>
-        <w:sdtEndPr/>
         <w:sdtContent>
           <w:r>
             <w:t>${ASF_STATUS_SHORT}</w:t>
@@ -9125,7 +9371,6 @@
           </w:placeholder>
           <w:text/>
         </w:sdtPr>
-        <w:sdtEndPr/>
         <w:sdtContent>
           <w:r>
             <w:t>${OBJ_NUM_4_IMAGE}</w:t>
@@ -9203,7 +9448,6 @@
           </w:placeholder>
           <w:text/>
         </w:sdtPr>
-        <w:sdtEndPr/>
         <w:sdtContent>
           <w:r>
             <w:t>${ORG_SHORT_NAME}</w:t>
@@ -9255,7 +9499,6 @@
           </w:placeholder>
           <w:text/>
         </w:sdtPr>
-        <w:sdtEndPr/>
         <w:sdtContent>
           <w:r>
             <w:rPr>
@@ -9293,7 +9536,34 @@
         <w:rPr>
           <w:lang w:val="en-US"/>
         </w:rPr>
-        <w:t xml:space="preserve"> 5</w:t>
+        <w:t xml:space="preserve"> </w:t>
+      </w:r>
+      <w:sdt>
+        <w:sdtPr>
+          <w:rPr>
+            <w:lang w:val="en-US"/>
+          </w:rPr>
+          <w:tag w:val="OBJ_NUM_5_TABLE"/>
+          <w:id w:val="-1639251121"/>
+          <w:placeholder>
+            <w:docPart w:val="25C393A9F5674557B3B86A4BD59F57FE"/>
+          </w:placeholder>
+          <w:text/>
+        </w:sdtPr>
+        <w:sdtContent>
+          <w:r>
+            <w:rPr>
+              <w:lang w:val="en-US"/>
+            </w:rPr>
+            <w:t>${OBJ_NUM_5_TABLE}</w:t>
+          </w:r>
+        </w:sdtContent>
+      </w:sdt>
+      <w:r>
+        <w:rPr>
+          <w:lang w:val="en-US"/>
+        </w:rPr>
+        <w:t>.</w:t>
       </w:r>
     </w:p>
     <w:p>
@@ -9333,7 +9603,6 @@
           </w:placeholder>
           <w:text/>
         </w:sdtPr>
-        <w:sdtEndPr/>
         <w:sdtContent>
           <w:r>
             <w:rPr>
@@ -9361,7 +9630,6 @@
           </w:placeholder>
           <w:text/>
         </w:sdtPr>
-        <w:sdtEndPr/>
         <w:sdtContent>
           <w:r>
             <w:rPr>
@@ -9582,6 +9850,7 @@
           <w:p>
             <w:pPr>
               <w:spacing w:after="0" w:line="240" w:lineRule="auto"/>
+              <w:jc w:val="center"/>
               <w:rPr>
                 <w:rFonts w:eastAsia="Calibri"/>
               </w:rPr>
@@ -9621,23 +9890,12 @@
         </w:rPr>
         <w:t>Привлекаемые силы и средства:</w:t>
       </w:r>
-    </w:p>
-    <w:bookmarkStart w:id="66" w:name="_Hlk221181612"/>
-    <w:p>
-      <w:pPr>
-        <w:spacing w:before="240" w:after="0" w:line="240" w:lineRule="auto"/>
-        <w:ind w:firstLine="709"/>
-        <w:jc w:val="both"/>
-        <w:rPr>
-          <w:u w:val="single"/>
-          <w:lang w:val="en-US"/>
-        </w:rPr>
-      </w:pPr>
+      <w:bookmarkStart w:id="66" w:name="_Hlk221181612"/>
+      <w:r>
+        <w:t xml:space="preserve"> </w:t>
+      </w:r>
       <w:sdt>
         <w:sdtPr>
-          <w:rPr>
-            <w:lang w:val="en-US"/>
-          </w:rPr>
           <w:tag w:val="ASF_STATUS_SHORT"/>
           <w:id w:val="869728644"/>
           <w:placeholder>
@@ -9645,34 +9903,21 @@
           </w:placeholder>
           <w:text/>
         </w:sdtPr>
-        <w:sdtEndPr/>
         <w:sdtContent>
           <w:r>
-            <w:rPr>
-              <w:lang w:val="en-US"/>
-            </w:rPr>
             <w:t>${ASF_STATUS_SHORT}</w:t>
           </w:r>
         </w:sdtContent>
       </w:sdt>
       <w:bookmarkEnd w:id="66"/>
       <w:r>
-        <w:rPr>
-          <w:lang w:val="en-US"/>
-        </w:rPr>
         <w:t xml:space="preserve"> –</w:t>
       </w:r>
       <w:r>
-        <w:rPr>
-          <w:lang w:val="en-US"/>
-        </w:rPr>
         <w:t xml:space="preserve"> </w:t>
       </w:r>
       <w:sdt>
         <w:sdtPr>
-          <w:rPr>
-            <w:lang w:val="en-US"/>
-          </w:rPr>
           <w:tag w:val="ASF_SHORT_NAME"/>
           <w:id w:val="-964432912"/>
           <w:placeholder>
@@ -9680,16 +9925,15 @@
           </w:placeholder>
           <w:text/>
         </w:sdtPr>
-        <w:sdtEndPr/>
         <w:sdtContent>
           <w:r>
-            <w:rPr>
-              <w:lang w:val="en-US"/>
-            </w:rPr>
             <w:t>${ASF_SHORT_NAME}</w:t>
           </w:r>
         </w:sdtContent>
       </w:sdt>
+      <w:r>
+        <w:t>.</w:t>
+      </w:r>
     </w:p>
     <w:p>
       <w:pPr>
@@ -9701,28 +9945,46 @@
         <w:rPr>
           <w:u w:val="single"/>
         </w:rPr>
-        <w:t>Зона ответственности:</w:t>
-      </w:r>
-      <w:r>
-        <w:t xml:space="preserve"> Обслуживаемые </w:t>
-      </w:r>
-      <w:r>
-        <w:t>ОПО</w:t>
-      </w:r>
-      <w:r>
-        <w:t xml:space="preserve"> ТЭК, ЖКХ и другие, расположенные на территории Ставропольского края,</w:t>
-      </w:r>
-      <w:r>
-        <w:t xml:space="preserve"> Республике Дагестан и Республике Чечня</w:t>
-      </w:r>
-      <w:r>
-        <w:t xml:space="preserve"> с возможностью эшелонированного взаимодействия с другими филиалами АО «ЦАСЭО» в случае возникновения </w:t>
-      </w:r>
-      <w:r>
-        <w:t>ЧС</w:t>
-      </w:r>
-      <w:r>
-        <w:t xml:space="preserve"> более высокого уровня.</w:t>
+        <w:t>Зона</w:t>
+      </w:r>
+      <w:r>
+        <w:rPr>
+          <w:u w:val="single"/>
+        </w:rPr>
+        <w:t xml:space="preserve"> </w:t>
+      </w:r>
+      <w:r>
+        <w:rPr>
+          <w:u w:val="single"/>
+        </w:rPr>
+        <w:t>ответственности</w:t>
+      </w:r>
+      <w:r>
+        <w:rPr>
+          <w:u w:val="single"/>
+        </w:rPr>
+        <w:t>:</w:t>
+      </w:r>
+      <w:r>
+        <w:t xml:space="preserve"> </w:t>
+      </w:r>
+      <w:sdt>
+        <w:sdtPr>
+          <w:tag w:val="ASF_AREA_RESPONSIBILITY"/>
+          <w:id w:val="1602531032"/>
+          <w:placeholder>
+            <w:docPart w:val="DefaultPlaceholder_-1854013440"/>
+          </w:placeholder>
+          <w:text/>
+        </w:sdtPr>
+        <w:sdtContent>
+          <w:r>
+            <w:t>${ASF_AREA_RESPONSIBILITY}</w:t>
+          </w:r>
+        </w:sdtContent>
+      </w:sdt>
+      <w:r>
+        <w:t>.</w:t>
       </w:r>
     </w:p>
     <w:p>
@@ -9739,7 +10001,58 @@
           <w:szCs w:val="24"/>
           <w:u w:val="single"/>
         </w:rPr>
-        <w:t>Место дислокации: 355041, г. Ставрополь, ул. Балахонова, д. 40; тел. оперативного дежурного +7 (8652) 35-71-02, тел. приемной +7 (8652) 35-71-03;</w:t>
+        <w:t>Место</w:t>
+      </w:r>
+      <w:r>
+        <w:rPr>
+          <w:szCs w:val="24"/>
+          <w:u w:val="single"/>
+        </w:rPr>
+        <w:t xml:space="preserve"> </w:t>
+      </w:r>
+      <w:r>
+        <w:rPr>
+          <w:szCs w:val="24"/>
+          <w:u w:val="single"/>
+        </w:rPr>
+        <w:t>дислокации</w:t>
+      </w:r>
+      <w:r>
+        <w:rPr>
+          <w:szCs w:val="24"/>
+          <w:u w:val="single"/>
+        </w:rPr>
+        <w:t xml:space="preserve">: </w:t>
+      </w:r>
+      <w:sdt>
+        <w:sdtPr>
+          <w:rPr>
+            <w:szCs w:val="24"/>
+            <w:u w:val="single"/>
+          </w:rPr>
+          <w:tag w:val="ASF_PLACE_LOCATION"/>
+          <w:id w:val="86665426"/>
+          <w:placeholder>
+            <w:docPart w:val="DefaultPlaceholder_-1854013440"/>
+          </w:placeholder>
+          <w:text/>
+        </w:sdtPr>
+        <w:sdtContent>
+          <w:r>
+            <w:rPr>
+              <w:szCs w:val="24"/>
+              <w:u w:val="single"/>
+            </w:rPr>
+            <w:t>${ASF_PLACE_LOCATION}</w:t>
+          </w:r>
+        </w:sdtContent>
+      </w:sdt>
+      <w:r>
+        <w:rPr>
+          <w:szCs w:val="24"/>
+          <w:u w:val="single"/>
+        </w:rPr>
+        <w:t>.</w:t>
       </w:r>
     </w:p>
     <w:p>
@@ -9749,16 +10062,132 @@
         <w:rPr>
           <w:szCs w:val="24"/>
           <w:u w:val="single"/>
-          <w:lang w:val="en-US"/>
-        </w:rPr>
-      </w:pPr>
-      <w:r>
+        </w:rPr>
+      </w:pPr>
+      <w:r>
+        <w:rPr>
+          <w:szCs w:val="24"/>
+          <w:u w:val="single"/>
+        </w:rPr>
+        <w:t>тел. оперативног</w:t>
+      </w:r>
+      <w:r>
+        <w:rPr>
+          <w:szCs w:val="24"/>
+          <w:u w:val="single"/>
+        </w:rPr>
+        <w:t xml:space="preserve">о дежурного </w:t>
+      </w:r>
+      <w:sdt>
+        <w:sdtPr>
+          <w:rPr>
+            <w:szCs w:val="24"/>
+            <w:u w:val="single"/>
+          </w:rPr>
+          <w:tag w:val="ASF_DUTY_OFFICER_PHONE"/>
+          <w:id w:val="1897008712"/>
+          <w:placeholder>
+            <w:docPart w:val="DefaultPlaceholder_-1854013440"/>
+          </w:placeholder>
+          <w:text/>
+        </w:sdtPr>
+        <w:sdtContent>
+          <w:r>
+            <w:rPr>
+              <w:szCs w:val="24"/>
+              <w:u w:val="single"/>
+            </w:rPr>
+            <w:t>${ASF_DUTY_OFFICER_PHONE}</w:t>
+          </w:r>
+        </w:sdtContent>
+      </w:sdt>
+      <w:r>
+        <w:rPr>
+          <w:szCs w:val="24"/>
+          <w:u w:val="single"/>
+        </w:rPr>
+        <w:t>.</w:t>
+      </w:r>
+    </w:p>
+    <w:p>
+      <w:pPr>
+        <w:pStyle w:val="25"/>
+        <w:spacing w:before="240" w:line="240" w:lineRule="auto"/>
         <w:rPr>
           <w:szCs w:val="24"/>
           <w:u w:val="single"/>
           <w:lang w:val="en-US"/>
         </w:rPr>
-        <w:t xml:space="preserve">e-mail: stavropol@ecospas.ru. </w:t>
+      </w:pPr>
+      <w:r>
+        <w:rPr>
+          <w:szCs w:val="24"/>
+          <w:u w:val="single"/>
+        </w:rPr>
+        <w:t>т</w:t>
+      </w:r>
+      <w:r>
+        <w:rPr>
+          <w:szCs w:val="24"/>
+          <w:u w:val="single"/>
+        </w:rPr>
+        <w:t>ел</w:t>
+      </w:r>
+      <w:r>
+        <w:rPr>
+          <w:szCs w:val="24"/>
+          <w:u w:val="single"/>
+          <w:lang w:val="en-US"/>
+        </w:rPr>
+        <w:t xml:space="preserve">. </w:t>
+      </w:r>
+      <w:r>
+        <w:rPr>
+          <w:szCs w:val="24"/>
+          <w:u w:val="single"/>
+        </w:rPr>
+        <w:t>приемной</w:t>
+      </w:r>
+      <w:r>
+        <w:rPr>
+          <w:szCs w:val="24"/>
+          <w:u w:val="single"/>
+          <w:lang w:val="en-US"/>
+        </w:rPr>
+        <w:t xml:space="preserve"> </w:t>
+      </w:r>
+      <w:sdt>
+        <w:sdtPr>
+          <w:rPr>
+            <w:szCs w:val="24"/>
+            <w:u w:val="single"/>
+            <w:lang w:val="en-US"/>
+          </w:rPr>
+          <w:tag w:val="ASF_RECEPTION_PHONE"/>
+          <w:id w:val="-1119301055"/>
+          <w:placeholder>
+            <w:docPart w:val="DefaultPlaceholder_-1854013440"/>
+          </w:placeholder>
+          <w:text/>
+        </w:sdtPr>
+        <w:sdtContent>
+          <w:r>
+            <w:rPr>
+              <w:szCs w:val="24"/>
+              <w:u w:val="single"/>
+              <w:lang w:val="en-US"/>
+            </w:rPr>
+            <w:t>${ASF_RECEPTION_PHONE}</w:t>
+          </w:r>
+        </w:sdtContent>
+      </w:sdt>
+      <w:r>
+        <w:rPr>
+          <w:szCs w:val="24"/>
+          <w:u w:val="single"/>
+          <w:lang w:val="en-US"/>
+        </w:rPr>
+        <w:t>.</w:t>
       </w:r>
     </w:p>
     <w:p>
@@ -9768,42 +10197,57 @@
         <w:rPr>
           <w:szCs w:val="24"/>
           <w:u w:val="single"/>
+          <w:lang w:val="en-US"/>
         </w:rPr>
       </w:pPr>
       <w:r>
         <w:rPr>
           <w:szCs w:val="24"/>
           <w:u w:val="single"/>
-        </w:rPr>
-        <w:t>Количество зданий, строений: 3 помещений, общей площадью – 6</w:t>
+          <w:lang w:val="en-US"/>
+        </w:rPr>
+        <w:t>E-mail</w:t>
       </w:r>
       <w:r>
         <w:rPr>
           <w:szCs w:val="24"/>
           <w:u w:val="single"/>
-        </w:rPr>
-        <w:t>70</w:t>
-      </w:r>
+          <w:lang w:val="en-US"/>
+        </w:rPr>
+        <w:t xml:space="preserve">: </w:t>
+      </w:r>
+      <w:sdt>
+        <w:sdtPr>
+          <w:rPr>
+            <w:szCs w:val="24"/>
+            <w:u w:val="single"/>
+            <w:lang w:val="en-US"/>
+          </w:rPr>
+          <w:tag w:val="ASF_E_MAIL"/>
+          <w:id w:val="1192881628"/>
+          <w:placeholder>
+            <w:docPart w:val="DefaultPlaceholder_-1854013440"/>
+          </w:placeholder>
+          <w:text/>
+        </w:sdtPr>
+        <w:sdtContent>
+          <w:r>
+            <w:rPr>
+              <w:szCs w:val="24"/>
+              <w:u w:val="single"/>
+              <w:lang w:val="en-US"/>
+            </w:rPr>
+            <w:t>${ASF_E_MAIL}</w:t>
+          </w:r>
+        </w:sdtContent>
+      </w:sdt>
       <w:r>
         <w:rPr>
           <w:szCs w:val="24"/>
           <w:u w:val="single"/>
-        </w:rPr>
-        <w:t>,</w:t>
-      </w:r>
-      <w:r>
-        <w:rPr>
-          <w:szCs w:val="24"/>
-          <w:u w:val="single"/>
-        </w:rPr>
-        <w:t>8</w:t>
-      </w:r>
-      <w:r>
-        <w:rPr>
-          <w:szCs w:val="24"/>
-          <w:u w:val="single"/>
-        </w:rPr>
-        <w:t xml:space="preserve"> м2, в аренде.</w:t>
+          <w:lang w:val="en-US"/>
+        </w:rPr>
+        <w:t>.</w:t>
       </w:r>
     </w:p>
     <w:p>
@@ -9813,6 +10257,7 @@
         <w:rPr>
           <w:szCs w:val="24"/>
           <w:u w:val="single"/>
+          <w:lang w:val="en-US"/>
         </w:rPr>
       </w:pPr>
       <w:r>
@@ -9820,145 +10265,139 @@
           <w:szCs w:val="24"/>
           <w:u w:val="single"/>
         </w:rPr>
-        <w:t>Количество личного состава: по штату 7</w:t>
+        <w:t>Количество</w:t>
       </w:r>
       <w:r>
         <w:rPr>
           <w:szCs w:val="24"/>
           <w:u w:val="single"/>
-        </w:rPr>
-        <w:t>6</w:t>
+          <w:lang w:val="en-US"/>
+        </w:rPr>
+        <w:t xml:space="preserve"> </w:t>
       </w:r>
       <w:r>
         <w:rPr>
           <w:szCs w:val="24"/>
           <w:u w:val="single"/>
         </w:rPr>
-        <w:t>, по списку 7</w:t>
+        <w:t>зданий</w:t>
       </w:r>
       <w:r>
         <w:rPr>
           <w:szCs w:val="24"/>
           <w:u w:val="single"/>
-        </w:rPr>
-        <w:t>6</w:t>
+          <w:lang w:val="en-US"/>
+        </w:rPr>
+        <w:t xml:space="preserve">, </w:t>
       </w:r>
       <w:r>
         <w:rPr>
           <w:szCs w:val="24"/>
           <w:u w:val="single"/>
         </w:rPr>
-        <w:t xml:space="preserve">. Аттестованных спасателей – всего </w:t>
+        <w:t>строений</w:t>
       </w:r>
       <w:r>
         <w:rPr>
           <w:szCs w:val="24"/>
           <w:u w:val="single"/>
-        </w:rPr>
-        <w:t>74</w:t>
-      </w:r>
+          <w:lang w:val="en-US"/>
+        </w:rPr>
+        <w:t xml:space="preserve">: </w:t>
+      </w:r>
+      <w:sdt>
+        <w:sdtPr>
+          <w:rPr>
+            <w:szCs w:val="24"/>
+            <w:u w:val="single"/>
+            <w:lang w:val="en-US"/>
+          </w:rPr>
+          <w:tag w:val="ASF_NUMBER_BUILDINGS"/>
+          <w:id w:val="-275405254"/>
+          <w:placeholder>
+            <w:docPart w:val="DefaultPlaceholder_-1854013440"/>
+          </w:placeholder>
+          <w:text/>
+        </w:sdtPr>
+        <w:sdtContent>
+          <w:r>
+            <w:rPr>
+              <w:szCs w:val="24"/>
+              <w:u w:val="single"/>
+              <w:lang w:val="en-US"/>
+            </w:rPr>
+            <w:t>${ASF_NUMBER_BUILDINGS}</w:t>
+          </w:r>
+        </w:sdtContent>
+      </w:sdt>
       <w:r>
         <w:rPr>
           <w:szCs w:val="24"/>
           <w:u w:val="single"/>
-        </w:rPr>
-        <w:t xml:space="preserve">, из них имеют классную квалификацию – </w:t>
+          <w:lang w:val="en-US"/>
+        </w:rPr>
+        <w:t xml:space="preserve">, </w:t>
       </w:r>
       <w:r>
         <w:rPr>
           <w:szCs w:val="24"/>
           <w:u w:val="single"/>
         </w:rPr>
-        <w:t>46</w:t>
+        <w:t>общей</w:t>
       </w:r>
       <w:r>
         <w:rPr>
           <w:szCs w:val="24"/>
           <w:u w:val="single"/>
-        </w:rPr>
-        <w:t xml:space="preserve"> спасателей; 3 кл</w:t>
+          <w:lang w:val="en-US"/>
+        </w:rPr>
+        <w:t xml:space="preserve"> </w:t>
       </w:r>
       <w:r>
         <w:rPr>
           <w:szCs w:val="24"/>
           <w:u w:val="single"/>
         </w:rPr>
-        <w:t>.</w:t>
+        <w:t>площадью</w:t>
       </w:r>
       <w:r>
         <w:rPr>
           <w:szCs w:val="24"/>
           <w:u w:val="single"/>
-        </w:rPr>
-        <w:t xml:space="preserve"> – 1</w:t>
-      </w:r>
+          <w:lang w:val="en-US"/>
+        </w:rPr>
+        <w:t xml:space="preserve"> – </w:t>
+      </w:r>
+      <w:sdt>
+        <w:sdtPr>
+          <w:rPr>
+            <w:szCs w:val="24"/>
+            <w:u w:val="single"/>
+            <w:lang w:val="en-US"/>
+          </w:rPr>
+          <w:tag w:val="ASF_TOTAL_BUILDING_AREA"/>
+          <w:id w:val="-1898035710"/>
+          <w:placeholder>
+            <w:docPart w:val="DefaultPlaceholder_-1854013440"/>
+          </w:placeholder>
+          <w:text/>
+        </w:sdtPr>
+        <w:sdtContent>
+          <w:r>
+            <w:rPr>
+              <w:szCs w:val="24"/>
+              <w:u w:val="single"/>
+              <w:lang w:val="en-US"/>
+            </w:rPr>
+            <w:t>${ASF_TOTAL_BUILDING_AREA}</w:t>
+          </w:r>
+        </w:sdtContent>
+      </w:sdt>
       <w:r>
         <w:rPr>
           <w:szCs w:val="24"/>
           <w:u w:val="single"/>
-        </w:rPr>
-        <w:t>3</w:t>
-      </w:r>
-      <w:r>
-        <w:rPr>
-          <w:szCs w:val="24"/>
-          <w:u w:val="single"/>
-        </w:rPr>
-        <w:t>; 2 кл</w:t>
-      </w:r>
-      <w:r>
-        <w:rPr>
-          <w:szCs w:val="24"/>
-          <w:u w:val="single"/>
-        </w:rPr>
-        <w:t>.</w:t>
-      </w:r>
-      <w:r>
-        <w:rPr>
-          <w:szCs w:val="24"/>
-          <w:u w:val="single"/>
-        </w:rPr>
-        <w:t xml:space="preserve"> – </w:t>
-      </w:r>
-      <w:r>
-        <w:rPr>
-          <w:szCs w:val="24"/>
-          <w:u w:val="single"/>
-        </w:rPr>
-        <w:t>7</w:t>
-      </w:r>
-      <w:r>
-        <w:rPr>
-          <w:szCs w:val="24"/>
-          <w:u w:val="single"/>
-        </w:rPr>
-        <w:t>; 1 кл</w:t>
-      </w:r>
-      <w:r>
-        <w:rPr>
-          <w:szCs w:val="24"/>
-          <w:u w:val="single"/>
-        </w:rPr>
-        <w:t>.</w:t>
-      </w:r>
-      <w:r>
-        <w:rPr>
-          <w:szCs w:val="24"/>
-          <w:u w:val="single"/>
-        </w:rPr>
-        <w:t xml:space="preserve"> – </w:t>
-      </w:r>
-      <w:r>
-        <w:rPr>
-          <w:szCs w:val="24"/>
-          <w:u w:val="single"/>
-        </w:rPr>
-        <w:t>8</w:t>
-      </w:r>
-      <w:r>
-        <w:rPr>
-          <w:szCs w:val="24"/>
-          <w:u w:val="single"/>
+          <w:lang w:val="en-US"/>
         </w:rPr>
         <w:t>.</w:t>
       </w:r>
@@ -9967,56 +10406,307 @@
       <w:pPr>
         <w:pStyle w:val="25"/>
         <w:spacing w:before="240" w:line="240" w:lineRule="auto"/>
-      </w:pPr>
-      <w:r>
         <w:rPr>
           <w:szCs w:val="24"/>
           <w:u w:val="single"/>
-        </w:rPr>
-        <w:t xml:space="preserve">Наличие специалистов: всего </w:t>
-      </w:r>
+          <w:lang w:val="en-US"/>
+        </w:rPr>
+      </w:pPr>
       <w:r>
         <w:rPr>
           <w:szCs w:val="24"/>
           <w:u w:val="single"/>
         </w:rPr>
-        <w:t>74</w:t>
+        <w:t>Количество</w:t>
       </w:r>
       <w:r>
         <w:rPr>
           <w:szCs w:val="24"/>
           <w:u w:val="single"/>
-        </w:rPr>
-        <w:t xml:space="preserve">; из них – </w:t>
+          <w:lang w:val="en-US"/>
+        </w:rPr>
+        <w:t xml:space="preserve"> </w:t>
       </w:r>
       <w:r>
         <w:rPr>
           <w:szCs w:val="24"/>
           <w:u w:val="single"/>
         </w:rPr>
-        <w:t>74</w:t>
+        <w:t>личного</w:t>
       </w:r>
       <w:r>
         <w:rPr>
           <w:szCs w:val="24"/>
           <w:u w:val="single"/>
-        </w:rPr>
-        <w:t xml:space="preserve"> газоспасателей; </w:t>
+          <w:lang w:val="en-US"/>
+        </w:rPr>
+        <w:t xml:space="preserve"> </w:t>
       </w:r>
       <w:r>
         <w:rPr>
           <w:szCs w:val="24"/>
           <w:u w:val="single"/>
         </w:rPr>
-        <w:t>7</w:t>
+        <w:t>состава</w:t>
       </w:r>
       <w:r>
         <w:rPr>
           <w:szCs w:val="24"/>
           <w:u w:val="single"/>
-        </w:rPr>
-        <w:t>4 специалистов ЛРН, 12 водителей.</w:t>
-      </w:r>
+          <w:lang w:val="en-US"/>
+        </w:rPr>
+        <w:t xml:space="preserve">: </w:t>
+      </w:r>
+      <w:r>
+        <w:rPr>
+          <w:szCs w:val="24"/>
+          <w:u w:val="single"/>
+        </w:rPr>
+        <w:t>по</w:t>
+      </w:r>
+      <w:r>
+        <w:rPr>
+          <w:szCs w:val="24"/>
+          <w:u w:val="single"/>
+          <w:lang w:val="en-US"/>
+        </w:rPr>
+        <w:t xml:space="preserve"> </w:t>
+      </w:r>
+      <w:r>
+        <w:rPr>
+          <w:szCs w:val="24"/>
+          <w:u w:val="single"/>
+        </w:rPr>
+        <w:t>штату</w:t>
+      </w:r>
+      <w:r>
+        <w:rPr>
+          <w:szCs w:val="24"/>
+          <w:u w:val="single"/>
+          <w:lang w:val="en-US"/>
+        </w:rPr>
+        <w:t xml:space="preserve"> </w:t>
+      </w:r>
+      <w:sdt>
+        <w:sdtPr>
+          <w:rPr>
+            <w:szCs w:val="24"/>
+            <w:u w:val="single"/>
+            <w:lang w:val="en-US"/>
+          </w:rPr>
+          <w:tag w:val="ASF_NUMBER_PERSONNEL_STAFF"/>
+          <w:id w:val="-1379548914"/>
+          <w:placeholder>
+            <w:docPart w:val="B609DC87062C4BCB851A40A916F065A2"/>
+          </w:placeholder>
+          <w:text/>
+        </w:sdtPr>
+        <w:sdtContent>
+          <w:r>
+            <w:rPr>
+              <w:szCs w:val="24"/>
+              <w:u w:val="single"/>
+              <w:lang w:val="en-US"/>
+            </w:rPr>
+            <w:t>${</w:t>
+          </w:r>
+          <w:r>
+            <w:rPr>
+              <w:szCs w:val="24"/>
+              <w:u w:val="single"/>
+              <w:lang w:val="en-US"/>
+            </w:rPr>
+            <w:t>ASF_</w:t>
+          </w:r>
+          <w:r>
+            <w:rPr>
+              <w:szCs w:val="24"/>
+              <w:u w:val="single"/>
+              <w:lang w:val="en-US"/>
+            </w:rPr>
+            <w:t>NUMBER_PERSONNEL_STAFF}</w:t>
+          </w:r>
+        </w:sdtContent>
+      </w:sdt>
+      <w:r>
+        <w:rPr>
+          <w:szCs w:val="24"/>
+          <w:u w:val="single"/>
+          <w:lang w:val="en-US"/>
+        </w:rPr>
+        <w:t xml:space="preserve">, </w:t>
+      </w:r>
+      <w:r>
+        <w:rPr>
+          <w:szCs w:val="24"/>
+          <w:u w:val="single"/>
+        </w:rPr>
+        <w:t>по</w:t>
+      </w:r>
+      <w:r>
+        <w:rPr>
+          <w:szCs w:val="24"/>
+          <w:u w:val="single"/>
+          <w:lang w:val="en-US"/>
+        </w:rPr>
+        <w:t xml:space="preserve"> </w:t>
+      </w:r>
+      <w:r>
+        <w:rPr>
+          <w:szCs w:val="24"/>
+          <w:u w:val="single"/>
+        </w:rPr>
+        <w:t>списку</w:t>
+      </w:r>
+      <w:r>
+        <w:rPr>
+          <w:szCs w:val="24"/>
+          <w:u w:val="single"/>
+          <w:lang w:val="en-US"/>
+        </w:rPr>
+        <w:t xml:space="preserve"> </w:t>
+      </w:r>
+      <w:sdt>
+        <w:sdtPr>
+          <w:rPr>
+            <w:szCs w:val="24"/>
+            <w:u w:val="single"/>
+            <w:lang w:val="en-US"/>
+          </w:rPr>
+          <w:tag w:val="ASF_NUMBER_PERSONNEL_LIST"/>
+          <w:id w:val="1206679452"/>
+          <w:placeholder>
+            <w:docPart w:val="B609DC87062C4BCB851A40A916F065A2"/>
+          </w:placeholder>
+          <w:text/>
+        </w:sdtPr>
+        <w:sdtContent>
+          <w:r>
+            <w:rPr>
+              <w:szCs w:val="24"/>
+              <w:u w:val="single"/>
+              <w:lang w:val="en-US"/>
+            </w:rPr>
+            <w:t>${</w:t>
+          </w:r>
+          <w:r>
+            <w:rPr>
+              <w:szCs w:val="24"/>
+              <w:u w:val="single"/>
+              <w:lang w:val="en-US"/>
+            </w:rPr>
+            <w:t>ASF_</w:t>
+          </w:r>
+          <w:r>
+            <w:rPr>
+              <w:szCs w:val="24"/>
+              <w:u w:val="single"/>
+              <w:lang w:val="en-US"/>
+            </w:rPr>
+            <w:t>NUMBER_PERSONNEL_LIST}</w:t>
+          </w:r>
+        </w:sdtContent>
+      </w:sdt>
+    </w:p>
+    <w:sdt>
+      <w:sdtPr>
+        <w:rPr>
+          <w:szCs w:val="24"/>
+          <w:u w:val="single"/>
+          <w:lang w:val="en-US"/>
+        </w:rPr>
+        <w:tag w:val="ASF_CERTIFIED_RESCUERS"/>
+        <w:id w:val="-99032970"/>
+        <w:placeholder>
+          <w:docPart w:val="B609DC87062C4BCB851A40A916F065A2"/>
+        </w:placeholder>
+        <w:text/>
+      </w:sdtPr>
+      <w:sdtContent>
+        <w:p>
+          <w:pPr>
+            <w:pStyle w:val="25"/>
+            <w:spacing w:line="240" w:lineRule="auto"/>
+            <w:rPr>
+              <w:szCs w:val="24"/>
+              <w:u w:val="single"/>
+              <w:lang w:val="en-US"/>
+            </w:rPr>
+          </w:pPr>
+          <w:r>
+            <w:rPr>
+              <w:szCs w:val="24"/>
+              <w:u w:val="single"/>
+              <w:lang w:val="en-US"/>
+            </w:rPr>
+            <w:t>${ASF_CERTIFIED_RESCUERS}</w:t>
+          </w:r>
+        </w:p>
+      </w:sdtContent>
+    </w:sdt>
+    <w:p>
+      <w:pPr>
+        <w:pStyle w:val="25"/>
+        <w:spacing w:before="240" w:line="240" w:lineRule="auto"/>
+        <w:rPr>
+          <w:lang w:val="en-US"/>
+        </w:rPr>
+      </w:pPr>
+      <w:r>
+        <w:rPr>
+          <w:szCs w:val="24"/>
+          <w:u w:val="single"/>
+        </w:rPr>
+        <w:t>Наличие</w:t>
+      </w:r>
+      <w:r>
+        <w:rPr>
+          <w:szCs w:val="24"/>
+          <w:u w:val="single"/>
+          <w:lang w:val="en-US"/>
+        </w:rPr>
+        <w:t xml:space="preserve"> </w:t>
+      </w:r>
+      <w:r>
+        <w:rPr>
+          <w:szCs w:val="24"/>
+          <w:u w:val="single"/>
+        </w:rPr>
+        <w:t>специалистов</w:t>
+      </w:r>
+      <w:r>
+        <w:rPr>
+          <w:szCs w:val="24"/>
+          <w:u w:val="single"/>
+          <w:lang w:val="en-US"/>
+        </w:rPr>
+        <w:t xml:space="preserve">: </w:t>
+      </w:r>
+      <w:sdt>
+        <w:sdtPr>
+          <w:rPr>
+            <w:szCs w:val="24"/>
+            <w:u w:val="single"/>
+            <w:lang w:val="en-US"/>
+          </w:rPr>
+          <w:tag w:val="ASF_AVAILABLE_SPECIALISTS"/>
+          <w:id w:val="1110325810"/>
+          <w:placeholder>
+            <w:docPart w:val="DefaultPlaceholder_-1854013440"/>
+          </w:placeholder>
+          <w:text/>
+        </w:sdtPr>
+        <w:sdtContent>
+          <w:r>
+            <w:rPr>
+              <w:szCs w:val="24"/>
+              <w:u w:val="single"/>
+              <w:lang w:val="en-US"/>
+            </w:rPr>
+            <w:t>${ASF_AVAILABLE_SPECIALISTS}</w:t>
+          </w:r>
+        </w:sdtContent>
+      </w:sdt>
     </w:p>
     <w:p>
       <w:pPr>
@@ -10052,7 +10742,6 @@
           </w:placeholder>
           <w:text/>
         </w:sdtPr>
-        <w:sdtEndPr/>
         <w:sdtContent>
           <w:r>
             <w:t>${ASF_STATUS_SHORT}</w:t>
@@ -10074,7 +10763,6 @@
           </w:placeholder>
           <w:text/>
         </w:sdtPr>
-        <w:sdtEndPr/>
         <w:sdtContent>
           <w:r>
             <w:t>${ASF_SHORT_NAME}</w:t>
@@ -10156,7 +10844,6 @@
           </w:placeholder>
           <w:text/>
         </w:sdtPr>
-        <w:sdtEndPr/>
         <w:sdtContent>
           <w:r>
             <w:t>${ASF_STATUS_SHORT}</w:t>
@@ -10178,7 +10865,6 @@
           </w:placeholder>
           <w:text/>
         </w:sdtPr>
-        <w:sdtEndPr/>
         <w:sdtContent>
           <w:r>
             <w:t>${ASF_SHORT_NAME}</w:t>
@@ -10209,7 +10895,6 @@
         <w:jc w:val="both"/>
       </w:pPr>
       <w:r>
-        <w:lastRenderedPageBreak/>
         <w:t>- соответствующей подготовкой органов управления, руководства и персонала к действиям в аварийных ситуациях, ЧС;</w:t>
       </w:r>
     </w:p>
@@ -10242,6 +10927,7 @@
         <w:jc w:val="both"/>
       </w:pPr>
       <w:r>
+        <w:lastRenderedPageBreak/>
         <w:t xml:space="preserve">- комплектованием </w:t>
       </w:r>
       <w:r>
@@ -10335,7 +11021,6 @@
           </w:placeholder>
           <w:text/>
         </w:sdtPr>
-        <w:sdtEndPr/>
         <w:sdtContent>
           <w:r>
             <w:t>${ASF_STATUS_SHORT}</w:t>
@@ -10358,7 +11043,6 @@
           </w:placeholder>
           <w:text/>
         </w:sdtPr>
-        <w:sdtEndPr/>
         <w:sdtContent>
           <w:r>
             <w:t>${ASF_SHORT_NAME}</w:t>
@@ -10493,7 +11177,6 @@
           </w:placeholder>
           <w:text/>
         </w:sdtPr>
-        <w:sdtEndPr/>
         <w:sdtContent>
           <w:r>
             <w:t>${ORG_SHORT_NAME}</w:t>
@@ -10568,7 +11251,6 @@
           </w:placeholder>
           <w:text/>
         </w:sdtPr>
-        <w:sdtEndPr/>
         <w:sdtContent>
           <w:r>
             <w:t>${ORG_SHORT_NAME}</w:t>
@@ -10670,7 +11352,6 @@
           </w:placeholder>
           <w:text/>
         </w:sdtPr>
-        <w:sdtEndPr/>
         <w:sdtContent>
           <w:r>
             <w:rPr>
@@ -10698,7 +11379,6 @@
           </w:placeholder>
           <w:text/>
         </w:sdtPr>
-        <w:sdtEndPr/>
         <w:sdtContent>
           <w:r>
             <w:rPr>
@@ -10746,7 +11426,6 @@
           </w:placeholder>
           <w:text/>
         </w:sdtPr>
-        <w:sdtEndPr/>
         <w:sdtContent>
           <w:r>
             <w:rPr>
@@ -10774,7 +11453,6 @@
           </w:placeholder>
           <w:text/>
         </w:sdtPr>
-        <w:sdtEndPr/>
         <w:sdtContent>
           <w:r>
             <w:rPr>
@@ -10812,7 +11490,6 @@
           </w:placeholder>
           <w:text/>
         </w:sdtPr>
-        <w:sdtEndPr/>
         <w:sdtContent>
           <w:r>
             <w:rPr>
@@ -10864,7 +11541,6 @@
           </w:placeholder>
           <w:text/>
         </w:sdtPr>
-        <w:sdtEndPr/>
         <w:sdtContent>
           <w:r>
             <w:rPr>
@@ -10915,7 +11591,6 @@
           </w:placeholder>
           <w:text/>
         </w:sdtPr>
-        <w:sdtEndPr/>
         <w:sdtContent>
           <w:r>
             <w:rPr>
@@ -10967,7 +11642,6 @@
           </w:placeholder>
           <w:text/>
         </w:sdtPr>
-        <w:sdtEndPr/>
         <w:sdtContent>
           <w:r>
             <w:rPr>
@@ -11017,7 +11691,6 @@
           </w:placeholder>
           <w:text/>
         </w:sdtPr>
-        <w:sdtEndPr/>
         <w:sdtContent>
           <w:r>
             <w:rPr>
@@ -11045,7 +11718,6 @@
           </w:placeholder>
           <w:text/>
         </w:sdtPr>
-        <w:sdtEndPr/>
         <w:sdtContent>
           <w:r>
             <w:rPr>
@@ -11100,7 +11772,6 @@
           </w:placeholder>
           <w:text/>
         </w:sdtPr>
-        <w:sdtEndPr/>
         <w:sdtContent>
           <w:r>
             <w:rPr>
@@ -11128,7 +11799,6 @@
           </w:placeholder>
           <w:text/>
         </w:sdtPr>
-        <w:sdtEndPr/>
         <w:sdtContent>
           <w:r>
             <w:rPr>
@@ -11163,8 +11833,9 @@
     <w:tbl>
       <w:tblPr>
         <w:tblStyle w:val="afb"/>
+        <w:tblpPr w:leftFromText="180" w:rightFromText="180" w:vertAnchor="text" w:tblpX="-147" w:tblpY="1"/>
+        <w:tblOverlap w:val="never"/>
         <w:tblW w:w="9781" w:type="dxa"/>
-        <w:tblInd w:w="-147" w:type="dxa"/>
         <w:tblLayout w:type="fixed"/>
         <w:tblLook w:val="04A0" w:firstRow="1" w:lastRow="0" w:firstColumn="1" w:lastColumn="0" w:noHBand="0" w:noVBand="1"/>
       </w:tblPr>
@@ -11262,7 +11933,10 @@
               </w:rPr>
             </w:pPr>
             <w:r>
-              <w:t>№ п/п</w:t>
+              <w:t>А</w:t>
+            </w:r>
+            <w:r>
+              <w:t>дрес</w:t>
             </w:r>
           </w:p>
         </w:tc>
@@ -11280,11 +11954,11 @@
               </w:rPr>
             </w:pPr>
             <w:r>
-              <w:t>OBJ_TA</w:t>
+              <w:t>OBJ_TABLE_6_</w:t>
             </w:r>
             <w:r>
               <w:lastRenderedPageBreak/>
-              <w:t>BLE_6_PLACEHOLDER</w:t>
+              <w:t>PLACEHOLDER</w:t>
             </w:r>
           </w:p>
         </w:tc>
@@ -11363,8 +12037,6 @@
           <w:lang w:val="en-US"/>
         </w:rPr>
       </w:pPr>
-      <w:bookmarkStart w:id="77" w:name="_GoBack"/>
-      <w:bookmarkEnd w:id="77"/>
     </w:p>
     <w:p>
       <w:pPr>
@@ -11388,14 +12060,13 @@
           <w:rPr>
             <w:lang w:val="en-US"/>
           </w:rPr>
-          <w:tag w:val="OBJ_NUM_3_TABLE"/>
+          <w:tag w:val="OBJ_NUM_7_TABLE"/>
           <w:id w:val="-1744093772"/>
           <w:placeholder>
             <w:docPart w:val="59CA6B42588A4E4B83AAD4F149CC44DD"/>
           </w:placeholder>
           <w:text/>
         </w:sdtPr>
-        <w:sdtEndPr/>
         <w:sdtContent>
           <w:r>
             <w:rPr>
@@ -11423,7 +12094,6 @@
           </w:placeholder>
           <w:text/>
         </w:sdtPr>
-        <w:sdtEndPr/>
         <w:sdtContent>
           <w:r>
             <w:rPr>
@@ -11623,14 +12293,13 @@
           <w:rPr>
             <w:lang w:val="en-US"/>
           </w:rPr>
-          <w:tag w:val="OBJ_NUM_3_TABLE"/>
+          <w:tag w:val="OBJ_NUM_8_TABLE"/>
           <w:id w:val="1609316530"/>
           <w:placeholder>
             <w:docPart w:val="FD93F6FFDC23483CA9518F68AA893474"/>
           </w:placeholder>
           <w:text/>
         </w:sdtPr>
-        <w:sdtEndPr/>
         <w:sdtContent>
           <w:r>
             <w:rPr>
@@ -11664,7 +12333,6 @@
           </w:placeholder>
           <w:text/>
         </w:sdtPr>
-        <w:sdtEndPr/>
         <w:sdtContent>
           <w:r>
             <w:rPr>
@@ -11930,16 +12598,9 @@
         <w:tabs>
           <w:tab w:val="left" w:pos="885"/>
         </w:tabs>
-      </w:pPr>
-    </w:p>
-    <w:p>
-      <w:pPr>
-        <w:tabs>
-          <w:tab w:val="left" w:pos="885"/>
-        </w:tabs>
         <w:sectPr>
           <w:pgSz w:w="11906" w:h="16838"/>
-          <w:pgMar w:top="1134" w:right="850" w:bottom="1134" w:left="1701" w:header="708" w:footer="708" w:gutter="0"/>
+          <w:pgMar w:top="1276" w:right="850" w:bottom="1134" w:left="1701" w:header="708" w:footer="708" w:gutter="0"/>
           <w:cols w:space="708"/>
           <w:docGrid w:linePitch="360"/>
         </w:sectPr>
@@ -12019,7 +12680,6 @@
           </w:placeholder>
           <w:text/>
         </w:sdtPr>
-        <w:sdtEndPr/>
         <w:sdtContent>
           <w:r>
             <w:rPr>
@@ -12047,7 +12707,6 @@
           </w:placeholder>
           <w:text/>
         </w:sdtPr>
-        <w:sdtEndPr/>
         <w:sdtContent>
           <w:r>
             <w:rPr>
@@ -12071,11 +12730,11 @@
           <w:lang w:eastAsia="en-US"/>
         </w:rPr>
       </w:pPr>
-      <w:bookmarkStart w:id="78" w:name="_Toc427057250"/>
-      <w:bookmarkStart w:id="79" w:name="_Toc430943235"/>
-      <w:bookmarkStart w:id="80" w:name="_Toc430958127"/>
-      <w:bookmarkStart w:id="81" w:name="_Toc209703498"/>
-      <w:bookmarkStart w:id="82" w:name="_Toc221000971"/>
+      <w:bookmarkStart w:id="77" w:name="_Toc427057250"/>
+      <w:bookmarkStart w:id="78" w:name="_Toc430943235"/>
+      <w:bookmarkStart w:id="79" w:name="_Toc430958127"/>
+      <w:bookmarkStart w:id="80" w:name="_Toc209703498"/>
+      <w:bookmarkStart w:id="81" w:name="_Toc221000971"/>
       <w:r>
         <w:rPr>
           <w:lang w:eastAsia="en-US"/>
@@ -12089,11 +12748,11 @@
         </w:rPr>
         <w:t>. Система взаимного обмена информацией между организациями – участниками локализации и ликвидации последствий аварий на объекте</w:t>
       </w:r>
+      <w:bookmarkEnd w:id="77"/>
       <w:bookmarkEnd w:id="78"/>
       <w:bookmarkEnd w:id="79"/>
       <w:bookmarkEnd w:id="80"/>
       <w:bookmarkEnd w:id="81"/>
-      <w:bookmarkEnd w:id="82"/>
     </w:p>
     <w:p>
       <w:pPr>
@@ -12164,12 +12823,12 @@
           <w:lang w:eastAsia="en-US"/>
         </w:rPr>
       </w:pPr>
-      <w:bookmarkStart w:id="83" w:name="_Toc394928129"/>
-      <w:bookmarkStart w:id="84" w:name="_Toc427057251"/>
-      <w:bookmarkStart w:id="85" w:name="_Toc430943236"/>
-      <w:bookmarkStart w:id="86" w:name="_Toc430958128"/>
-      <w:bookmarkStart w:id="87" w:name="_Toc209703499"/>
-      <w:bookmarkStart w:id="88" w:name="_Toc221000972"/>
+      <w:bookmarkStart w:id="82" w:name="_Toc394928129"/>
+      <w:bookmarkStart w:id="83" w:name="_Toc427057251"/>
+      <w:bookmarkStart w:id="84" w:name="_Toc430943236"/>
+      <w:bookmarkStart w:id="85" w:name="_Toc430958128"/>
+      <w:bookmarkStart w:id="86" w:name="_Toc209703499"/>
+      <w:bookmarkStart w:id="87" w:name="_Toc221000972"/>
       <w:r>
         <w:rPr>
           <w:lang w:eastAsia="en-US"/>
@@ -12182,12 +12841,12 @@
         </w:rPr>
         <w:t>. Первоочередные действия при получении сигнала об аварии на объекте</w:t>
       </w:r>
+      <w:bookmarkEnd w:id="82"/>
       <w:bookmarkEnd w:id="83"/>
       <w:bookmarkEnd w:id="84"/>
       <w:bookmarkEnd w:id="85"/>
       <w:bookmarkEnd w:id="86"/>
       <w:bookmarkEnd w:id="87"/>
-      <w:bookmarkEnd w:id="88"/>
     </w:p>
     <w:p>
       <w:pPr>
@@ -12303,25 +12962,25 @@
           <w:szCs w:val="24"/>
         </w:rPr>
       </w:pPr>
-      <w:bookmarkStart w:id="89" w:name="_Toc430943237"/>
-      <w:bookmarkStart w:id="90" w:name="_Toc430958129"/>
+      <w:bookmarkStart w:id="88" w:name="_Toc430943237"/>
+      <w:bookmarkStart w:id="89" w:name="_Toc430958129"/>
     </w:p>
     <w:p>
       <w:pPr>
         <w:pStyle w:val="2a"/>
       </w:pPr>
-      <w:bookmarkStart w:id="91" w:name="_Toc209703500"/>
-      <w:bookmarkStart w:id="92" w:name="_Toc221000973"/>
+      <w:bookmarkStart w:id="90" w:name="_Toc209703500"/>
+      <w:bookmarkStart w:id="91" w:name="_Toc221000973"/>
       <w:r>
         <w:t>10</w:t>
       </w:r>
       <w:r>
         <w:t>. Действия производственного персонала и аварийно-спасательных служб (формирований) по локализации и ликвидации аварийных ситуаций на ОПО</w:t>
       </w:r>
+      <w:bookmarkEnd w:id="88"/>
       <w:bookmarkEnd w:id="89"/>
       <w:bookmarkEnd w:id="90"/>
       <w:bookmarkEnd w:id="91"/>
-      <w:bookmarkEnd w:id="92"/>
     </w:p>
     <w:p>
       <w:pPr>
@@ -12347,7 +13006,6 @@
           </w:placeholder>
           <w:text/>
         </w:sdtPr>
-        <w:sdtEndPr/>
         <w:sdtContent>
           <w:r>
             <w:t>${OBJ_LINC_TEXT_9_TABLE}</w:t>
@@ -12357,9 +13015,21 @@
       <w:r>
         <w:t xml:space="preserve"> </w:t>
       </w:r>
-      <w:r>
-        <w:t>9</w:t>
-      </w:r>
+      <w:sdt>
+        <w:sdtPr>
+          <w:tag w:val="OBJ_NUM_9_TABLE"/>
+          <w:id w:val="-1498796735"/>
+          <w:placeholder>
+            <w:docPart w:val="7482627ADC844A4DAD8BFB302B085887"/>
+          </w:placeholder>
+          <w:text/>
+        </w:sdtPr>
+        <w:sdtContent>
+          <w:r>
+            <w:t>${OBJ_NUM_9_TABLE}</w:t>
+          </w:r>
+        </w:sdtContent>
+      </w:sdt>
       <w:r>
         <w:t>.</w:t>
       </w:r>
@@ -12375,20 +13045,20 @@
       <w:pPr>
         <w:pStyle w:val="2a"/>
       </w:pPr>
-      <w:bookmarkStart w:id="93" w:name="_Toc209703501"/>
-      <w:bookmarkStart w:id="94" w:name="_Toc221000974"/>
+      <w:bookmarkStart w:id="92" w:name="_Toc209703501"/>
+      <w:bookmarkStart w:id="93" w:name="_Toc221000974"/>
       <w:r>
         <w:t>11</w:t>
       </w:r>
       <w:r>
         <w:t>. Мероприятия, направленные на обеспечение безопасности населения</w:t>
       </w:r>
+      <w:bookmarkEnd w:id="92"/>
       <w:bookmarkEnd w:id="93"/>
-      <w:bookmarkEnd w:id="94"/>
-    </w:p>
-    <w:p>
-      <w:pPr>
-        <w:spacing w:before="240" w:line="240" w:lineRule="auto"/>
+    </w:p>
+    <w:p>
+      <w:pPr>
+        <w:spacing w:after="240" w:line="240" w:lineRule="auto"/>
         <w:ind w:firstLine="709"/>
         <w:rPr>
           <w:color w:val="000000"/>
@@ -13029,37 +13699,36 @@
     </w:p>
     <w:p>
       <w:pPr>
-        <w:spacing w:line="240" w:lineRule="auto"/>
-        <w:ind w:firstLine="709"/>
-      </w:pPr>
-      <w:r>
-        <w:t>- установка дополнительных инженерных препятствий на въездах.</w:t>
-      </w:r>
-    </w:p>
-    <w:p>
-      <w:pPr>
-        <w:pStyle w:val="2a"/>
-      </w:pPr>
-      <w:bookmarkStart w:id="95" w:name="_Toc209703502"/>
-      <w:bookmarkStart w:id="96" w:name="_Toc221000975"/>
-      <w:r>
-        <w:t>1</w:t>
-      </w:r>
-      <w:r>
-        <w:t>2</w:t>
-      </w:r>
-      <w:r>
-        <w:t>. Организация материально-технического, инженерного и финансового обеспечения операций по локализации и ликвидации аварий на объекте</w:t>
-      </w:r>
-      <w:bookmarkEnd w:id="95"/>
-      <w:bookmarkEnd w:id="96"/>
-    </w:p>
-    <w:p>
-      <w:pPr>
         <w:spacing w:after="0" w:line="240" w:lineRule="auto"/>
         <w:ind w:firstLine="709"/>
-        <w:jc w:val="both"/>
-      </w:pPr>
+      </w:pPr>
+      <w:r>
+        <w:t>- установка дополнительных инженерных препятствий на въездах.</w:t>
+      </w:r>
+    </w:p>
+    <w:p>
+      <w:pPr>
+        <w:spacing w:after="0" w:line="240" w:lineRule="auto"/>
+        <w:ind w:firstLine="709"/>
+      </w:pPr>
+    </w:p>
+    <w:p>
+      <w:pPr>
+        <w:pStyle w:val="2a"/>
+      </w:pPr>
+      <w:bookmarkStart w:id="94" w:name="_Toc209703502"/>
+      <w:bookmarkStart w:id="95" w:name="_Toc221000975"/>
+      <w:r>
+        <w:t>1</w:t>
+      </w:r>
+      <w:r>
+        <w:t>2</w:t>
+      </w:r>
+      <w:r>
+        <w:t>. Организация материально-технического, инженерного и финансового обеспечения операций по локализации и ликвидации аварий на объекте</w:t>
+      </w:r>
+      <w:bookmarkEnd w:id="94"/>
+      <w:bookmarkEnd w:id="95"/>
     </w:p>
     <w:p>
       <w:pPr>
@@ -13088,7 +13757,6 @@
           </w:placeholder>
           <w:text/>
         </w:sdtPr>
-        <w:sdtEndPr/>
         <w:sdtContent>
           <w:r>
             <w:t>${OBJ_ORDER_MINIMUM_BALANCE_NUMBER}</w:t>
@@ -13107,7 +13775,6 @@
           </w:placeholder>
           <w:text/>
         </w:sdtPr>
-        <w:sdtEndPr/>
         <w:sdtContent>
           <w:r>
             <w:t>${OBJ_ORDER_MINIMUM_BALANCE_DATE}</w:t>
@@ -13125,7 +13792,13 @@
         <w:jc w:val="both"/>
       </w:pPr>
       <w:r>
-        <w:t>Согласно данного приказа средства аварийного запаса расходуются на:</w:t>
+        <w:t>Согласно данно</w:t>
+      </w:r>
+      <w:r>
+        <w:t>му приказу</w:t>
+      </w:r>
+      <w:r>
+        <w:t xml:space="preserve"> средства аварийного запаса расходуются на:</w:t>
       </w:r>
     </w:p>
     <w:p>
@@ -13185,7 +13858,7 @@
         <w:jc w:val="both"/>
         <w:sectPr>
           <w:pgSz w:w="11906" w:h="16838"/>
-          <w:pgMar w:top="1134" w:right="850" w:bottom="1134" w:left="1701" w:header="708" w:footer="708" w:gutter="0"/>
+          <w:pgMar w:top="1276" w:right="850" w:bottom="1134" w:left="1701" w:header="708" w:footer="708" w:gutter="0"/>
           <w:cols w:space="708"/>
           <w:docGrid w:linePitch="360"/>
         </w:sectPr>
@@ -13217,7 +13890,6 @@
           </w:placeholder>
           <w:text/>
         </w:sdtPr>
-        <w:sdtEndPr/>
         <w:sdtContent>
           <w:r>
             <w:t>${OBJ_INSURANCE_POLICY_NUMBER}</w:t>
@@ -13245,32 +13917,37 @@
           </w:placeholder>
           <w:text/>
         </w:sdtPr>
-        <w:sdtEndPr/>
         <w:sdtContent>
           <w:r>
             <w:t>${OBJ_INSURANCE_POLICY_DATE}</w:t>
           </w:r>
         </w:sdtContent>
       </w:sdt>
+      <w:r>
+        <w:t xml:space="preserve"> г</w:t>
+      </w:r>
+      <w:r>
+        <w:t>.</w:t>
+      </w:r>
     </w:p>
     <w:p>
       <w:pPr>
         <w:pStyle w:val="1"/>
       </w:pPr>
-      <w:bookmarkStart w:id="97" w:name="_Toc394651834"/>
-      <w:bookmarkStart w:id="98" w:name="_Toc430097612"/>
-      <w:bookmarkStart w:id="99" w:name="_Toc430255939"/>
-      <w:bookmarkStart w:id="100" w:name="_Toc209703503"/>
-      <w:bookmarkStart w:id="101" w:name="_Toc221000976"/>
+      <w:bookmarkStart w:id="96" w:name="_Toc394651834"/>
+      <w:bookmarkStart w:id="97" w:name="_Toc430097612"/>
+      <w:bookmarkStart w:id="98" w:name="_Toc430255939"/>
+      <w:bookmarkStart w:id="99" w:name="_Toc209703503"/>
+      <w:bookmarkStart w:id="100" w:name="_Toc221000976"/>
       <w:r>
         <w:lastRenderedPageBreak/>
         <w:t>Специальные разделы плана мероприятий</w:t>
       </w:r>
+      <w:bookmarkEnd w:id="96"/>
       <w:bookmarkEnd w:id="97"/>
       <w:bookmarkEnd w:id="98"/>
       <w:bookmarkEnd w:id="99"/>
       <w:bookmarkEnd w:id="100"/>
-      <w:bookmarkEnd w:id="101"/>
     </w:p>
     <w:p>
       <w:pPr>
@@ -13283,9 +13960,21 @@
       <w:r>
         <w:t xml:space="preserve"> </w:t>
       </w:r>
-      <w:r>
-        <w:t>9</w:t>
-      </w:r>
+      <w:sdt>
+        <w:sdtPr>
+          <w:tag w:val="OBJ_NUM_9_TABLE"/>
+          <w:id w:val="281387101"/>
+          <w:placeholder>
+            <w:docPart w:val="C1D44B86F3654B518458293EA76B26E3"/>
+          </w:placeholder>
+          <w:text/>
+        </w:sdtPr>
+        <w:sdtContent>
+          <w:r>
+            <w:t>${OBJ_NUM_9_TABLE}</w:t>
+          </w:r>
+        </w:sdtContent>
+      </w:sdt>
       <w:r>
         <w:t xml:space="preserve"> – </w:t>
       </w:r>
@@ -13298,7 +13987,6 @@
           </w:placeholder>
           <w:text/>
         </w:sdtPr>
-        <w:sdtEndPr/>
         <w:sdtContent>
           <w:r>
             <w:t>${OBJ_TEXT_NAME_9_TABLE}</w:t>
@@ -13315,8 +14003,8 @@
     <w:tbl>
       <w:tblPr>
         <w:tblStyle w:val="afb"/>
-        <w:tblW w:w="15310" w:type="dxa"/>
-        <w:tblInd w:w="-289" w:type="dxa"/>
+        <w:tblW w:w="15452" w:type="dxa"/>
+        <w:tblInd w:w="-431" w:type="dxa"/>
         <w:tblLook w:val="0400" w:firstRow="0" w:lastRow="0" w:firstColumn="0" w:lastColumn="0" w:noHBand="0" w:noVBand="1"/>
       </w:tblPr>
       <w:tblGrid>
@@ -13324,7 +14012,7 @@
         <w:gridCol w:w="2976"/>
         <w:gridCol w:w="2268"/>
         <w:gridCol w:w="2835"/>
-        <w:gridCol w:w="5246"/>
+        <w:gridCol w:w="5388"/>
       </w:tblGrid>
       <w:tr>
         <w:tc>
@@ -13389,7 +14077,7 @@
         </w:tc>
         <w:tc>
           <w:tcPr>
-            <w:tcW w:w="5246" w:type="dxa"/>
+            <w:tcW w:w="5388" w:type="dxa"/>
           </w:tcPr>
           <w:p>
             <w:pPr>
@@ -13530,8 +14218,11 @@
               <w:suppressAutoHyphens/>
             </w:pPr>
             <w:r>
+              <w:t xml:space="preserve">- срабатывание световой и </w:t>
+            </w:r>
+            <w:r>
               <w:lastRenderedPageBreak/>
-              <w:t>- срабатывание световой и звуковой сигнализации.</w:t>
+              <w:t>звуковой сигнализации.</w:t>
             </w:r>
           </w:p>
           <w:p>
@@ -13714,7 +14405,7 @@
         </w:tc>
         <w:tc>
           <w:tcPr>
-            <w:tcW w:w="5246" w:type="dxa"/>
+            <w:tcW w:w="5388" w:type="dxa"/>
           </w:tcPr>
           <w:p>
             <w:pPr>
@@ -13723,7 +14414,13 @@
               <w:suppressAutoHyphens/>
             </w:pPr>
             <w:r>
-              <w:t>1. Первый заметивший:</w:t>
+              <w:t xml:space="preserve">1. </w:t>
+            </w:r>
+            <w:r>
+              <w:t>Лицо, первым обнаружившее признаки аварии, обязано</w:t>
+            </w:r>
+            <w:r>
+              <w:t>:</w:t>
             </w:r>
           </w:p>
           <w:p>
@@ -13733,7 +14430,18 @@
               <w:suppressAutoHyphens/>
             </w:pPr>
             <w:r>
-              <w:t>- окриком или любым доступным средством связи предупреждает об опасности всех людей, находящихся в районе аварии,</w:t>
+              <w:t>- окриком ил</w:t>
+            </w:r>
+            <w:bookmarkStart w:id="101" w:name="_GoBack"/>
+            <w:bookmarkEnd w:id="101"/>
+            <w:r>
+              <w:t xml:space="preserve">и любым доступным средством связи </w:t>
+            </w:r>
+            <w:r>
+              <w:t>предупредить об опасности</w:t>
+            </w:r>
+            <w:r>
+              <w:t xml:space="preserve"> всех людей, находящихся в районе аварии,</w:t>
             </w:r>
           </w:p>
           <w:p>
@@ -13743,7 +14451,13 @@
               <w:suppressAutoHyphens/>
             </w:pPr>
             <w:r>
-              <w:t>- сообщает об аварии ответственному за газовое хозяйство.</w:t>
+              <w:t>- сообщат</w:t>
+            </w:r>
+            <w:r>
+              <w:t>ь</w:t>
+            </w:r>
+            <w:r>
+              <w:t xml:space="preserve"> об аварии ответственному за газовое хозяйство.</w:t>
             </w:r>
           </w:p>
           <w:p>
@@ -13783,7 +14497,6 @@
                 </w:placeholder>
                 <w:text/>
               </w:sdtPr>
-              <w:sdtEndPr/>
               <w:sdtContent>
                 <w:r>
                   <w:rPr>
@@ -13811,7 +14524,6 @@
                 </w:placeholder>
                 <w:text/>
               </w:sdtPr>
-              <w:sdtEndPr/>
               <w:sdtContent>
                 <w:r>
                   <w:rPr>
@@ -13832,20 +14544,19 @@
                 <w:rPr>
                   <w:lang w:val="en-US"/>
                 </w:rPr>
-                <w:tag w:val="ASF_CONTACT_NUMBER"/>
+                <w:tag w:val="ASF_DUTY_OFFICER_PHONE"/>
                 <w:id w:val="1086886691"/>
                 <w:placeholder>
                   <w:docPart w:val="DefaultPlaceholder_-1854013440"/>
                 </w:placeholder>
                 <w:text/>
               </w:sdtPr>
-              <w:sdtEndPr/>
               <w:sdtContent>
                 <w:r>
                   <w:rPr>
                     <w:lang w:val="en-US"/>
                   </w:rPr>
-                  <w:t>${ASF_CONTACT_NUMBER}</w:t>
+                  <w:t>${ASF_DUTY_OFFICER_PHONE}</w:t>
                 </w:r>
               </w:sdtContent>
             </w:sdt>
@@ -13863,7 +14574,7 @@
               <w:suppressAutoHyphens/>
             </w:pPr>
             <w:r>
-              <w:t>- при необходимости вызывает скорую медицинскую помощь по телефону 103;</w:t>
+              <w:t>- скорую медицинскую помощь по телефону 103;</w:t>
             </w:r>
           </w:p>
           <w:p>
@@ -13873,7 +14584,10 @@
               <w:suppressAutoHyphens/>
             </w:pPr>
             <w:r>
-              <w:t>-при необходимости оповещает организацию-поставщика газа о необходимости прекращения поставки газа;</w:t>
+              <w:t>при необходимости</w:t>
+            </w:r>
+            <w:r>
+              <w:t xml:space="preserve"> оповещает организацию-поставщика газа о необходимости прекращения поставки газа;</w:t>
             </w:r>
           </w:p>
           <w:p>
@@ -13935,8 +14649,11 @@
               <w:suppressAutoHyphens/>
             </w:pPr>
             <w:r>
+              <w:t xml:space="preserve">- до прибытия медицинских работников </w:t>
+            </w:r>
+            <w:r>
               <w:lastRenderedPageBreak/>
-              <w:t>- до прибытия медицинских работников организует и оказывает первую медицинскую помощь пострадавшим;</w:t>
+              <w:t>организует и оказывает первую медицинскую помощь пострадавшим;</w:t>
             </w:r>
           </w:p>
           <w:p>
@@ -13993,7 +14710,6 @@
                 </w:placeholder>
                 <w:text/>
               </w:sdtPr>
-              <w:sdtEndPr/>
               <w:sdtContent>
                 <w:r>
                   <w:t>${ASF_STATUS_SHORT}</w:t>
@@ -14012,7 +14728,6 @@
                 </w:placeholder>
                 <w:text/>
               </w:sdtPr>
-              <w:sdtEndPr/>
               <w:sdtContent>
                 <w:r>
                   <w:t>${ASF_SHORT_NAME}</w:t>
@@ -14034,7 +14749,6 @@
                 </w:placeholder>
                 <w:text/>
               </w:sdtPr>
-              <w:sdtEndPr/>
               <w:sdtContent>
                 <w:r>
                   <w:t>${ASF_ARRIVAL_TIME}</w:t>
@@ -14042,7 +14756,13 @@
               </w:sdtContent>
             </w:sdt>
             <w:r>
-              <w:t>), используя необходимые средства защиты, по прибытию приступает к локализации и ликвидации аварийной ситуации в соответствии со своими должностными обязанностями по согласованию с ответственным руководителем работ.</w:t>
+              <w:t>), используя необходимые средства защиты, по прибыти</w:t>
+            </w:r>
+            <w:r>
+              <w:t>и</w:t>
+            </w:r>
+            <w:r>
+              <w:t xml:space="preserve"> приступает к локализации и ликвидации аварийной ситуации в соответствии со своими должностными обязанностями по согласованию с ответственным руководителем работ.</w:t>
             </w:r>
           </w:p>
           <w:p>
@@ -14108,11 +14828,7 @@
               <w:suppressAutoHyphens/>
             </w:pPr>
             <w:r>
-              <w:t xml:space="preserve">- информирует руководство организации о ходе выполнения работ по ликвидации последствий </w:t>
-            </w:r>
-            <w:r>
-              <w:lastRenderedPageBreak/>
-              <w:t>аварии.</w:t>
+              <w:t>- информирует руководство организации о ходе выполнения работ по ликвидации последствий аварии.</w:t>
             </w:r>
           </w:p>
           <w:p>
@@ -14412,7 +15128,7 @@
         </w:tc>
         <w:tc>
           <w:tcPr>
-            <w:tcW w:w="5246" w:type="dxa"/>
+            <w:tcW w:w="5388" w:type="dxa"/>
           </w:tcPr>
           <w:p>
             <w:pPr>
@@ -14421,7 +15137,13 @@
               <w:suppressAutoHyphens/>
             </w:pPr>
             <w:r>
-              <w:t>1. Первый заметивший:</w:t>
+              <w:t xml:space="preserve">1. </w:t>
+            </w:r>
+            <w:r>
+              <w:t>Лицо, первым обнаружившее признаки аварии, обязано</w:t>
+            </w:r>
+            <w:r>
+              <w:t>:</w:t>
             </w:r>
           </w:p>
           <w:p>
@@ -14431,7 +15153,13 @@
               <w:suppressAutoHyphens/>
             </w:pPr>
             <w:r>
-              <w:t>- окриком или любым доступным средством связи предупреждает об опасности всех людей, находящихся в районе аварии,</w:t>
+              <w:t xml:space="preserve">- окриком или любым доступным средством связи </w:t>
+            </w:r>
+            <w:r>
+              <w:t>предупредить об опасности</w:t>
+            </w:r>
+            <w:r>
+              <w:t xml:space="preserve"> всех людей, находящихся в районе аварии,</w:t>
             </w:r>
           </w:p>
           <w:p>
@@ -14441,7 +15169,13 @@
               <w:suppressAutoHyphens/>
             </w:pPr>
             <w:r>
-              <w:t>- сообщает об аварии ответственному за газовое хозяйство.</w:t>
+              <w:t>- сообщат</w:t>
+            </w:r>
+            <w:r>
+              <w:t>ь</w:t>
+            </w:r>
+            <w:r>
+              <w:t xml:space="preserve"> об аварии ответственному за газовое хозяйство.</w:t>
             </w:r>
           </w:p>
           <w:p>
@@ -14481,7 +15215,6 @@
                 </w:placeholder>
                 <w:text/>
               </w:sdtPr>
-              <w:sdtEndPr/>
               <w:sdtContent>
                 <w:r>
                   <w:rPr>
@@ -14509,7 +15242,6 @@
                 </w:placeholder>
                 <w:text/>
               </w:sdtPr>
-              <w:sdtEndPr/>
               <w:sdtContent>
                 <w:r>
                   <w:rPr>
@@ -14530,20 +15262,19 @@
                 <w:rPr>
                   <w:lang w:val="en-US"/>
                 </w:rPr>
-                <w:tag w:val="ASF_CONTACT_NUMBER"/>
-                <w:id w:val="-1029409828"/>
+                <w:tag w:val="ASF_DUTY_OFFICER_PHONE"/>
+                <w:id w:val="1798876870"/>
                 <w:placeholder>
-                  <w:docPart w:val="DefaultPlaceholder_-1854013440"/>
+                  <w:docPart w:val="BFD193C2EFBF4EE0A8AFB14D1C5771E1"/>
                 </w:placeholder>
                 <w:text/>
               </w:sdtPr>
-              <w:sdtEndPr/>
               <w:sdtContent>
                 <w:r>
                   <w:rPr>
                     <w:lang w:val="en-US"/>
                   </w:rPr>
-                  <w:t>${ASF_CONTACT_NUMBER}</w:t>
+                  <w:t>${ASF_DUTY_OFFICER_PHONE}</w:t>
                 </w:r>
               </w:sdtContent>
             </w:sdt>
@@ -14561,7 +15292,7 @@
               <w:suppressAutoHyphens/>
             </w:pPr>
             <w:r>
-              <w:t>- вызывает пожарную команду по телефону 112;</w:t>
+              <w:t>- пожарную команду по телефону 112;</w:t>
             </w:r>
           </w:p>
           <w:p>
@@ -14571,7 +15302,7 @@
               <w:suppressAutoHyphens/>
             </w:pPr>
             <w:r>
-              <w:t>- при необходимости вызывает скорую медицинскую помощь по телефону 103;</w:t>
+              <w:t>- скорую медицинскую помощь по телефону 103;</w:t>
             </w:r>
           </w:p>
           <w:p>
@@ -14581,7 +15312,7 @@
               <w:suppressAutoHyphens/>
             </w:pPr>
             <w:r>
-              <w:t>- при необходимости оповещает организацию-поставщика газа о необходимости прекращения поставки газа;</w:t>
+              <w:t>при необходимости оповещает организацию-поставщика газа о необходимости прекращения поставки газа;</w:t>
             </w:r>
           </w:p>
           <w:p>
@@ -14651,7 +15382,6 @@
               <w:suppressAutoHyphens/>
             </w:pPr>
             <w:r>
-              <w:lastRenderedPageBreak/>
               <w:t>- организует работу персонала организации по ликвидации аварии;</w:t>
             </w:r>
           </w:p>
@@ -14662,7 +15392,11 @@
               <w:suppressAutoHyphens/>
             </w:pPr>
             <w:r>
-              <w:t>- дежурит до полной ликвидации аварийной ситуации.</w:t>
+              <w:t xml:space="preserve">- дежурит до полной ликвидации аварийной </w:t>
+            </w:r>
+            <w:r>
+              <w:lastRenderedPageBreak/>
+              <w:t>ситуации.</w:t>
             </w:r>
           </w:p>
           <w:p>
@@ -14713,7 +15447,6 @@
                 </w:placeholder>
                 <w:text/>
               </w:sdtPr>
-              <w:sdtEndPr/>
               <w:sdtContent>
                 <w:r>
                   <w:t>${ASF_STATUS_SHORT}</w:t>
@@ -14732,7 +15465,6 @@
                 </w:placeholder>
                 <w:text/>
               </w:sdtPr>
-              <w:sdtEndPr/>
               <w:sdtContent>
                 <w:r>
                   <w:t>${ASF_SHORT_NAME}</w:t>
@@ -14754,7 +15486,6 @@
                 </w:placeholder>
                 <w:text/>
               </w:sdtPr>
-              <w:sdtEndPr/>
               <w:sdtContent>
                 <w:r>
                   <w:t>${ASF_ARRIVAL_TIME}</w:t>
@@ -14762,7 +15493,13 @@
               </w:sdtContent>
             </w:sdt>
             <w:r>
-              <w:t>), используя необходимые средства защиты, по прибытию приступает к локализации и ликвидации аварийной ситуации в соответствии со своими должностными обязанностями по согласованию с ответственным руководителем работ.</w:t>
+              <w:t>), используя необходимые средства защиты, по прибыти</w:t>
+            </w:r>
+            <w:r>
+              <w:t>и</w:t>
+            </w:r>
+            <w:r>
+              <w:t xml:space="preserve"> приступает к локализации и ликвидации аварийной ситуации в соответствии со своими должностными обязанностями по согласованию с ответственным руководителем работ.</w:t>
             </w:r>
           </w:p>
           <w:p>
@@ -14822,11 +15559,7 @@
               <w:suppressAutoHyphens/>
             </w:pPr>
             <w:r>
-              <w:t xml:space="preserve">- при необходимости выполняет другие работы по локализации и ликвидации аварийной </w:t>
-            </w:r>
-            <w:r>
-              <w:lastRenderedPageBreak/>
-              <w:t>ситуации по согласованию с ответственным руководителем работ;</w:t>
+              <w:t>- при необходимости выполняет другие работы по локализации и ликвидации аварийной ситуации по согласованию с ответственным руководителем работ;</w:t>
             </w:r>
           </w:p>
           <w:p>
@@ -14846,6 +15579,7 @@
               <w:suppressAutoHyphens/>
             </w:pPr>
             <w:r>
+              <w:lastRenderedPageBreak/>
               <w:t>8. Персонал скорой помощи (примерное время прибытия 10 мин.):</w:t>
             </w:r>
           </w:p>
@@ -15008,7 +15742,6 @@
               <w:spacing w:after="0" w:line="240" w:lineRule="auto"/>
             </w:pPr>
             <w:r>
-              <w:lastRenderedPageBreak/>
               <w:t>Возможные последствия:</w:t>
             </w:r>
           </w:p>
@@ -15039,6 +15772,7 @@
               <w:spacing w:after="0" w:line="240" w:lineRule="auto"/>
             </w:pPr>
             <w:r>
+              <w:lastRenderedPageBreak/>
               <w:t>- пожар.</w:t>
             </w:r>
           </w:p>
@@ -15101,11 +15835,7 @@
               <w:spacing w:after="0" w:line="240" w:lineRule="auto"/>
             </w:pPr>
             <w:r>
-              <w:t xml:space="preserve">Аварийное </w:t>
-            </w:r>
-            <w:r>
-              <w:lastRenderedPageBreak/>
-              <w:t>освобождение трубопровода на свечу.</w:t>
+              <w:t>Аварийное освобождение трубопровода на свечу.</w:t>
             </w:r>
           </w:p>
         </w:tc>
@@ -15120,7 +15850,6 @@
               <w:spacing w:after="0" w:line="240" w:lineRule="auto"/>
             </w:pPr>
             <w:r>
-              <w:lastRenderedPageBreak/>
               <w:t xml:space="preserve">Ручная </w:t>
             </w:r>
             <w:r>
@@ -15163,7 +15892,6 @@
               <w:spacing w:after="0" w:line="240" w:lineRule="auto"/>
             </w:pPr>
             <w:r>
-              <w:lastRenderedPageBreak/>
               <w:t>Система автоматической сигнализации и противоаварийной защиты.</w:t>
             </w:r>
           </w:p>
@@ -15174,7 +15902,11 @@
               <w:spacing w:after="0" w:line="240" w:lineRule="auto"/>
             </w:pPr>
             <w:r>
-              <w:t>Первичные средства пожаротушения.</w:t>
+              <w:t xml:space="preserve">Первичные средства </w:t>
+            </w:r>
+            <w:r>
+              <w:lastRenderedPageBreak/>
+              <w:t>пожаротушения.</w:t>
             </w:r>
           </w:p>
           <w:p>
@@ -15200,7 +15932,7 @@
         </w:tc>
         <w:tc>
           <w:tcPr>
-            <w:tcW w:w="5246" w:type="dxa"/>
+            <w:tcW w:w="5388" w:type="dxa"/>
           </w:tcPr>
           <w:p>
             <w:pPr>
@@ -15240,11 +15972,7 @@
               <w:spacing w:after="0" w:line="240" w:lineRule="auto"/>
             </w:pPr>
             <w:r>
-              <w:t xml:space="preserve">- вызваны и приступили к ликвидации </w:t>
-            </w:r>
-            <w:r>
-              <w:lastRenderedPageBreak/>
-              <w:t>аварийной ситуации аварийная служба;</w:t>
+              <w:t>- вызваны и приступили к ликвидации аварийной ситуации аварийная служба;</w:t>
             </w:r>
           </w:p>
           <w:p>
@@ -15280,6 +16008,7 @@
               <w:spacing w:after="0" w:line="240" w:lineRule="auto"/>
             </w:pPr>
             <w:r>
+              <w:lastRenderedPageBreak/>
               <w:t>- освещение производственных площадок, и путей подъезда к ним соответствуют нормам;</w:t>
             </w:r>
           </w:p>
@@ -15376,11 +16105,7 @@
               <w:spacing w:after="0" w:line="240" w:lineRule="auto"/>
             </w:pPr>
             <w:r>
-              <w:t xml:space="preserve">- производит ограждение опасной зоны, устанавливает предупредительные и </w:t>
-            </w:r>
-            <w:r>
-              <w:lastRenderedPageBreak/>
-              <w:t>запрещающие проезд знаки;</w:t>
+              <w:t>- производит ограждение опасной зоны, устанавливает предупредительные и запрещающие проезд знаки;</w:t>
             </w:r>
           </w:p>
           <w:p>
@@ -15430,7 +16155,6 @@
                 </w:placeholder>
                 <w:text/>
               </w:sdtPr>
-              <w:sdtEndPr/>
               <w:sdtContent>
                 <w:r>
                   <w:rPr>
@@ -15458,7 +16182,6 @@
                 </w:placeholder>
                 <w:text/>
               </w:sdtPr>
-              <w:sdtEndPr/>
               <w:sdtContent>
                 <w:r>
                   <w:rPr>
@@ -15593,11 +16316,7 @@
             </w:pPr>
             <w:r>
               <w:lastRenderedPageBreak/>
-              <w:t xml:space="preserve">Механическое повреждение </w:t>
-            </w:r>
-            <w:r>
-              <w:lastRenderedPageBreak/>
-              <w:t>газопровода или оборудования в результате воздействия внешних факторов (включая БПЛА)</w:t>
+              <w:t>Механическое повреждение газопровода или оборудования в результате воздействия внешних факторов (включая БПЛА)</w:t>
             </w:r>
           </w:p>
         </w:tc>
@@ -15612,7 +16331,6 @@
               <w:spacing w:after="0" w:line="240" w:lineRule="auto"/>
             </w:pPr>
             <w:r>
-              <w:lastRenderedPageBreak/>
               <w:t>Причины:</w:t>
             </w:r>
           </w:p>
@@ -15623,11 +16341,7 @@
               <w:spacing w:after="0" w:line="240" w:lineRule="auto"/>
             </w:pPr>
             <w:r>
-              <w:t xml:space="preserve">- повреждение </w:t>
-            </w:r>
-            <w:r>
-              <w:lastRenderedPageBreak/>
-              <w:t>трубопроводов, оборудования;</w:t>
+              <w:t>- повреждение трубопроводов, оборудования;</w:t>
             </w:r>
           </w:p>
           <w:p>
@@ -15682,15 +16396,10 @@
               <w:spacing w:after="0" w:line="240" w:lineRule="auto"/>
             </w:pPr>
             <w:r>
-              <w:lastRenderedPageBreak/>
               <w:t>А</w:t>
             </w:r>
             <w:r>
-              <w:t xml:space="preserve">варийное отключение подачи </w:t>
-            </w:r>
-            <w:r>
-              <w:lastRenderedPageBreak/>
-              <w:t>газа</w:t>
+              <w:t>варийное отключение подачи газа</w:t>
             </w:r>
             <w:r>
               <w:t>.</w:t>
@@ -15753,12 +16462,7 @@
               <w:spacing w:after="0" w:line="240" w:lineRule="auto"/>
             </w:pPr>
             <w:r>
-              <w:lastRenderedPageBreak/>
-              <w:t xml:space="preserve">Запорная арматура (ручная, </w:t>
-            </w:r>
-            <w:r>
-              <w:lastRenderedPageBreak/>
-              <w:t>автоматическая).</w:t>
+              <w:t>Запорная арматура (ручная, автоматическая).</w:t>
             </w:r>
           </w:p>
           <w:p>
@@ -15794,7 +16498,7 @@
         </w:tc>
         <w:tc>
           <w:tcPr>
-            <w:tcW w:w="5246" w:type="dxa"/>
+            <w:tcW w:w="5388" w:type="dxa"/>
           </w:tcPr>
           <w:p>
             <w:pPr>
@@ -15803,8 +16507,13 @@
               <w:spacing w:after="0" w:line="240" w:lineRule="auto"/>
             </w:pPr>
             <w:r>
-              <w:lastRenderedPageBreak/>
-              <w:t>1. Первый обнаруживший:</w:t>
+              <w:t xml:space="preserve">1. </w:t>
+            </w:r>
+            <w:r>
+              <w:t>Лицо, первым обнаружившее признаки аварии, обязано</w:t>
+            </w:r>
+            <w:r>
+              <w:t>:</w:t>
             </w:r>
           </w:p>
           <w:p>
@@ -15814,11 +16523,13 @@
               <w:spacing w:after="0" w:line="240" w:lineRule="auto"/>
             </w:pPr>
             <w:r>
-              <w:t xml:space="preserve">немедленно оповещает руководство и </w:t>
-            </w:r>
-            <w:r>
-              <w:lastRenderedPageBreak/>
-              <w:t>диспетчера;</w:t>
+              <w:t xml:space="preserve">- </w:t>
+            </w:r>
+            <w:r>
+              <w:t>немедленно оповестить руководство</w:t>
+            </w:r>
+            <w:r>
+              <w:t xml:space="preserve"> и диспетчера;</w:t>
             </w:r>
           </w:p>
           <w:p>
@@ -15828,6 +16539,9 @@
               <w:spacing w:after="0" w:line="240" w:lineRule="auto"/>
             </w:pPr>
             <w:r>
+              <w:t xml:space="preserve">- </w:t>
+            </w:r>
+            <w:r>
               <w:t>предупреждает персонал об опасности;</w:t>
             </w:r>
           </w:p>
@@ -15838,6 +16552,9 @@
               <w:spacing w:after="0" w:line="240" w:lineRule="auto"/>
             </w:pPr>
             <w:r>
+              <w:t xml:space="preserve">- </w:t>
+            </w:r>
+            <w:r>
               <w:t>прекращает работы и покидает опасную зону.</w:t>
             </w:r>
           </w:p>
@@ -15858,6 +16575,9 @@
               <w:spacing w:after="0" w:line="240" w:lineRule="auto"/>
             </w:pPr>
             <w:r>
+              <w:t xml:space="preserve">- </w:t>
+            </w:r>
+            <w:r>
               <w:t>организует аварийное отключение газа (при возможности);</w:t>
             </w:r>
           </w:p>
@@ -15868,6 +16588,9 @@
               <w:spacing w:after="0" w:line="240" w:lineRule="auto"/>
             </w:pPr>
             <w:r>
+              <w:t xml:space="preserve">- </w:t>
+            </w:r>
+            <w:r>
               <w:t>обеспечивает эвакуацию персонала;</w:t>
             </w:r>
           </w:p>
@@ -15888,6 +16611,10 @@
               <w:spacing w:after="0" w:line="240" w:lineRule="auto"/>
             </w:pPr>
             <w:r>
+              <w:lastRenderedPageBreak/>
+              <w:t xml:space="preserve">- </w:t>
+            </w:r>
+            <w:r>
               <w:t>организует ограждение опасной зоны.</w:t>
             </w:r>
           </w:p>
@@ -15920,7 +16647,7 @@
         <w:jc w:val="both"/>
         <w:sectPr>
           <w:pgSz w:w="16838" w:h="11906" w:orient="landscape"/>
-          <w:pgMar w:top="1701" w:right="1134" w:bottom="850" w:left="1134" w:header="708" w:footer="708" w:gutter="0"/>
+          <w:pgMar w:top="1276" w:right="1134" w:bottom="850" w:left="1134" w:header="708" w:footer="708" w:gutter="0"/>
           <w:cols w:space="708"/>
           <w:docGrid w:linePitch="360"/>
         </w:sectPr>
@@ -15959,6 +16686,14 @@
       <w:bookmarkEnd w:id="104"/>
       <w:bookmarkEnd w:id="105"/>
       <w:bookmarkEnd w:id="106"/>
+    </w:p>
+    <w:p>
+      <w:pPr>
+        <w:pStyle w:val="2a"/>
+        <w:rPr>
+          <w:lang w:eastAsia="en-US"/>
+        </w:rPr>
+      </w:pPr>
     </w:p>
     <w:p>
       <w:pPr>
@@ -16339,7 +17074,6 @@
           </w:placeholder>
           <w:text/>
         </w:sdtPr>
-        <w:sdtEndPr/>
         <w:sdtContent>
           <w:r>
             <w:rPr>
@@ -16394,7 +17128,6 @@
           </w:placeholder>
           <w:text/>
         </w:sdtPr>
-        <w:sdtEndPr/>
         <w:sdtContent>
           <w:r>
             <w:rPr>
@@ -16430,7 +17163,25 @@
           <w:sz w:val="24"/>
           <w:szCs w:val="24"/>
         </w:rPr>
-        <w:t>рковод</w:t>
+        <w:t>р</w:t>
+      </w:r>
+      <w:r>
+        <w:rPr>
+          <w:rFonts w:ascii="Times New Roman" w:hAnsi="Times New Roman" w:cs="Times New Roman"/>
+          <w:noProof/>
+          <w:sz w:val="24"/>
+          <w:szCs w:val="24"/>
+        </w:rPr>
+        <w:t>у</w:t>
+      </w:r>
+      <w:r>
+        <w:rPr>
+          <w:rFonts w:ascii="Times New Roman" w:hAnsi="Times New Roman" w:cs="Times New Roman"/>
+          <w:noProof/>
+          <w:sz w:val="24"/>
+          <w:szCs w:val="24"/>
+        </w:rPr>
+        <w:t>ковод</w:t>
       </w:r>
       <w:r>
         <w:rPr>
@@ -16463,7 +17214,6 @@
           </w:placeholder>
           <w:text/>
         </w:sdtPr>
-        <w:sdtEndPr/>
         <w:sdtContent>
           <w:r>
             <w:rPr>
@@ -16975,61 +17725,7 @@
           <w:sz w:val="24"/>
           <w:szCs w:val="24"/>
         </w:rPr>
-        <w:t xml:space="preserve">- разработку специальных программ (с указанием приоритетности реализации), предусматривающих дооснащение объекта средствами контроля, автоматического регулирования, устройствами </w:t>
-      </w:r>
-      <w:proofErr w:type="spellStart"/>
-      <w:r>
-        <w:rPr>
-          <w:rFonts w:ascii="Times New Roman" w:hAnsi="Times New Roman"/>
-          <w:sz w:val="24"/>
-          <w:szCs w:val="24"/>
-        </w:rPr>
-        <w:t>взрывопредупреждения</w:t>
-      </w:r>
-      <w:proofErr w:type="spellEnd"/>
-      <w:r>
-        <w:rPr>
-          <w:rFonts w:ascii="Times New Roman" w:hAnsi="Times New Roman"/>
-          <w:sz w:val="24"/>
-          <w:szCs w:val="24"/>
-        </w:rPr>
-        <w:t xml:space="preserve"> и </w:t>
-      </w:r>
-      <w:proofErr w:type="spellStart"/>
-      <w:r>
-        <w:rPr>
-          <w:rFonts w:ascii="Times New Roman" w:hAnsi="Times New Roman"/>
-          <w:sz w:val="24"/>
-          <w:szCs w:val="24"/>
-        </w:rPr>
-        <w:t>взрывозащиты</w:t>
-      </w:r>
-      <w:proofErr w:type="spellEnd"/>
-      <w:r>
-        <w:rPr>
-          <w:rFonts w:ascii="Times New Roman" w:hAnsi="Times New Roman"/>
-          <w:sz w:val="24"/>
-          <w:szCs w:val="24"/>
-        </w:rPr>
-        <w:t xml:space="preserve">, быстродействующими </w:t>
-      </w:r>
-      <w:proofErr w:type="spellStart"/>
-      <w:r>
-        <w:rPr>
-          <w:rFonts w:ascii="Times New Roman" w:hAnsi="Times New Roman"/>
-          <w:sz w:val="24"/>
-          <w:szCs w:val="24"/>
-        </w:rPr>
-        <w:t>отсекателями</w:t>
-      </w:r>
-      <w:proofErr w:type="spellEnd"/>
-      <w:r>
-        <w:rPr>
-          <w:rFonts w:ascii="Times New Roman" w:hAnsi="Times New Roman"/>
-          <w:sz w:val="24"/>
-          <w:szCs w:val="24"/>
-        </w:rPr>
-        <w:t xml:space="preserve">, системами безопасной аварийной остановки объекта, оповещения, защиты и спасения людей, создание запасов дегазирующих реагентов, совершенствование систем улавливания и дегазации вредных выбросов, устройство систем локализации, препятствующих распространению неорганизованных выбросов на территории организации и за ее пределами, и т.п., если при разработке </w:t>
+        <w:t xml:space="preserve">- разработку специальных программ (с указанием приоритетности реализации), предусматривающих дооснащение объекта средствами контроля, автоматического регулирования, устройствами взрывопредупреждения и взрывозащиты, быстродействующими отсекателями, системами безопасной аварийной остановки объекта, оповещения, защиты и спасения людей, создание запасов дегазирующих реагентов, совершенствование систем улавливания и дегазации вредных выбросов, устройство систем локализации, препятствующих распространению неорганизованных выбросов на территории организации и за ее пределами, и т.п., если при разработке </w:t>
       </w:r>
       <w:r>
         <w:rPr>
@@ -17398,7 +18094,6 @@
           </w:placeholder>
           <w:text/>
         </w:sdtPr>
-        <w:sdtEndPr/>
         <w:sdtContent>
           <w:r>
             <w:rPr>
@@ -17556,7 +18251,6 @@
           </w:placeholder>
           <w:text/>
         </w:sdtPr>
-        <w:sdtEndPr/>
         <w:sdtContent>
           <w:r>
             <w:rPr>
@@ -18203,7 +18897,6 @@
           </w:placeholder>
           <w:text/>
         </w:sdtPr>
-        <w:sdtEndPr/>
         <w:sdtContent>
           <w:r>
             <w:rPr>
@@ -18346,7 +19039,6 @@
           </w:placeholder>
           <w:text/>
         </w:sdtPr>
-        <w:sdtEndPr/>
         <w:sdtContent>
           <w:r>
             <w:t>${ASF_STATUS_SHORT}</w:t>
@@ -18366,7 +19058,6 @@
           </w:placeholder>
           <w:text/>
         </w:sdtPr>
-        <w:sdtEndPr/>
         <w:sdtContent>
           <w:r>
             <w:t>${ASF_SHORT_NAME}</w:t>
@@ -19203,7 +19894,7 @@
         <w:jc w:val="both"/>
         <w:sectPr>
           <w:pgSz w:w="11907" w:h="16839" w:code="9"/>
-          <w:pgMar w:top="1134" w:right="850" w:bottom="1134" w:left="1701" w:header="708" w:footer="708" w:gutter="0"/>
+          <w:pgMar w:top="1276" w:right="850" w:bottom="1134" w:left="1701" w:header="708" w:footer="708" w:gutter="0"/>
           <w:cols w:space="708"/>
           <w:docGrid w:linePitch="360"/>
         </w:sectPr>
@@ -19261,7 +19952,6 @@
           </w:placeholder>
           <w:text/>
         </w:sdtPr>
-        <w:sdtEndPr/>
         <w:sdtContent>
           <w:r>
             <w:rPr>
@@ -19302,7 +19992,6 @@
           </w:placeholder>
           <w:text/>
         </w:sdtPr>
-        <w:sdtEndPr/>
         <w:sdtContent>
           <w:r>
             <w:rPr>
@@ -19322,6 +20011,7 @@
     <w:p>
       <w:pPr>
         <w:spacing w:after="0" w:line="240" w:lineRule="auto"/>
+        <w:jc w:val="center"/>
         <w:rPr>
           <w:lang w:val="en-US"/>
         </w:rPr>
@@ -19363,7 +20053,7 @@
       <w:pPr>
         <w:pStyle w:val="2"/>
         <w:keepLines w:val="0"/>
-        <w:spacing w:before="0" w:line="360" w:lineRule="auto"/>
+        <w:spacing w:before="0" w:line="240" w:lineRule="auto"/>
         <w:ind w:firstLine="720"/>
         <w:jc w:val="both"/>
         <w:rPr>
@@ -19439,7 +20129,6 @@
           </w:placeholder>
           <w:text/>
         </w:sdtPr>
-        <w:sdtEndPr/>
         <w:sdtContent>
           <w:r>
             <w:rPr>
@@ -19482,7 +20171,6 @@
           </w:placeholder>
           <w:text/>
         </w:sdtPr>
-        <w:sdtEndPr/>
         <w:sdtContent>
           <w:r>
             <w:rPr>
@@ -19501,6 +20189,7 @@
     <w:p>
       <w:pPr>
         <w:spacing w:after="0"/>
+        <w:jc w:val="center"/>
       </w:pPr>
       <w:r>
         <w:rPr>
@@ -19535,7 +20224,7 @@
     </w:p>
     <w:sectPr>
       <w:pgSz w:w="11907" w:h="16839" w:code="9"/>
-      <w:pgMar w:top="1134" w:right="850" w:bottom="1134" w:left="851" w:header="708" w:footer="708" w:gutter="0"/>
+      <w:pgMar w:top="1276" w:right="850" w:bottom="1134" w:left="851" w:header="708" w:footer="708" w:gutter="0"/>
       <w:cols w:space="708"/>
       <w:docGrid w:linePitch="360"/>
     </w:sectPr>
@@ -19588,7 +20277,7 @@
       <w:rPr>
         <w:noProof/>
       </w:rPr>
-      <w:t>18</w:t>
+      <w:t>29</w:t>
     </w:r>
     <w:r>
       <w:fldChar w:fldCharType="end"/>
@@ -19678,7 +20367,6 @@
       </w:placeholder>
       <w:text/>
     </w:sdtPr>
-    <w:sdtEndPr/>
     <w:sdtContent>
       <w:p>
         <w:pPr>
@@ -25324,7 +26012,7 @@
   <w:style w:type="paragraph" w:default="1" w:styleId="a">
     <w:name w:val="Normal"/>
     <w:qFormat/>
-    <w:rsid w:val="00AD0BC7"/>
+    <w:rsid w:val="00F92031"/>
     <w:pPr>
       <w:spacing w:after="200" w:line="276" w:lineRule="auto"/>
     </w:pPr>
@@ -27633,6 +28321,180 @@
         </w:p>
       </w:docPartBody>
     </w:docPart>
+    <w:docPart>
+      <w:docPartPr>
+        <w:name w:val="B609DC87062C4BCB851A40A916F065A2"/>
+        <w:category>
+          <w:name w:val="Общие"/>
+          <w:gallery w:val="placeholder"/>
+        </w:category>
+        <w:types>
+          <w:type w:val="bbPlcHdr"/>
+        </w:types>
+        <w:behaviors>
+          <w:behavior w:val="content"/>
+        </w:behaviors>
+        <w:guid w:val="{79012F2B-6271-421C-8689-54F77B1AB6C1}"/>
+      </w:docPartPr>
+      <w:docPartBody>
+        <w:p>
+          <w:pPr>
+            <w:pStyle w:val="B609DC87062C4BCB851A40A916F065A2"/>
+          </w:pPr>
+          <w:r>
+            <w:rPr>
+              <w:rStyle w:val="a3"/>
+            </w:rPr>
+            <w:t>Место для ввода текста.</w:t>
+          </w:r>
+        </w:p>
+      </w:docPartBody>
+    </w:docPart>
+    <w:docPart>
+      <w:docPartPr>
+        <w:name w:val="C1D44B86F3654B518458293EA76B26E3"/>
+        <w:category>
+          <w:name w:val="Общие"/>
+          <w:gallery w:val="placeholder"/>
+        </w:category>
+        <w:types>
+          <w:type w:val="bbPlcHdr"/>
+        </w:types>
+        <w:behaviors>
+          <w:behavior w:val="content"/>
+        </w:behaviors>
+        <w:guid w:val="{D4D5D6FD-310F-47D8-A181-05E8D69288CE}"/>
+      </w:docPartPr>
+      <w:docPartBody>
+        <w:p>
+          <w:pPr>
+            <w:pStyle w:val="C1D44B86F3654B518458293EA76B26E3"/>
+          </w:pPr>
+          <w:r>
+            <w:rPr>
+              <w:rStyle w:val="a3"/>
+            </w:rPr>
+            <w:t>Место для ввода текста.</w:t>
+          </w:r>
+        </w:p>
+      </w:docPartBody>
+    </w:docPart>
+    <w:docPart>
+      <w:docPartPr>
+        <w:name w:val="2C5C71BCBCE540ACB0F5F69DB6BB6D39"/>
+        <w:category>
+          <w:name w:val="Общие"/>
+          <w:gallery w:val="placeholder"/>
+        </w:category>
+        <w:types>
+          <w:type w:val="bbPlcHdr"/>
+        </w:types>
+        <w:behaviors>
+          <w:behavior w:val="content"/>
+        </w:behaviors>
+        <w:guid w:val="{59268CCD-15BC-4D0C-ACED-E2A2C0DF882B}"/>
+      </w:docPartPr>
+      <w:docPartBody>
+        <w:p>
+          <w:pPr>
+            <w:pStyle w:val="2C5C71BCBCE540ACB0F5F69DB6BB6D39"/>
+          </w:pPr>
+          <w:r>
+            <w:rPr>
+              <w:rStyle w:val="a3"/>
+            </w:rPr>
+            <w:t>Место для ввода текста.</w:t>
+          </w:r>
+        </w:p>
+      </w:docPartBody>
+    </w:docPart>
+    <w:docPart>
+      <w:docPartPr>
+        <w:name w:val="BFD193C2EFBF4EE0A8AFB14D1C5771E1"/>
+        <w:category>
+          <w:name w:val="Общие"/>
+          <w:gallery w:val="placeholder"/>
+        </w:category>
+        <w:types>
+          <w:type w:val="bbPlcHdr"/>
+        </w:types>
+        <w:behaviors>
+          <w:behavior w:val="content"/>
+        </w:behaviors>
+        <w:guid w:val="{54E80EC0-E800-47D8-AACF-DAFDB716F87E}"/>
+      </w:docPartPr>
+      <w:docPartBody>
+        <w:p>
+          <w:pPr>
+            <w:pStyle w:val="BFD193C2EFBF4EE0A8AFB14D1C5771E1"/>
+          </w:pPr>
+          <w:r>
+            <w:rPr>
+              <w:rStyle w:val="a3"/>
+            </w:rPr>
+            <w:t>Место для ввода текста.</w:t>
+          </w:r>
+        </w:p>
+      </w:docPartBody>
+    </w:docPart>
+    <w:docPart>
+      <w:docPartPr>
+        <w:name w:val="7482627ADC844A4DAD8BFB302B085887"/>
+        <w:category>
+          <w:name w:val="Общие"/>
+          <w:gallery w:val="placeholder"/>
+        </w:category>
+        <w:types>
+          <w:type w:val="bbPlcHdr"/>
+        </w:types>
+        <w:behaviors>
+          <w:behavior w:val="content"/>
+        </w:behaviors>
+        <w:guid w:val="{0D7F851F-17AF-4990-A715-629B48B13E0D}"/>
+      </w:docPartPr>
+      <w:docPartBody>
+        <w:p>
+          <w:pPr>
+            <w:pStyle w:val="7482627ADC844A4DAD8BFB302B085887"/>
+          </w:pPr>
+          <w:r>
+            <w:rPr>
+              <w:rStyle w:val="a3"/>
+            </w:rPr>
+            <w:t>Место для ввода текста.</w:t>
+          </w:r>
+        </w:p>
+      </w:docPartBody>
+    </w:docPart>
+    <w:docPart>
+      <w:docPartPr>
+        <w:name w:val="25C393A9F5674557B3B86A4BD59F57FE"/>
+        <w:category>
+          <w:name w:val="Общие"/>
+          <w:gallery w:val="placeholder"/>
+        </w:category>
+        <w:types>
+          <w:type w:val="bbPlcHdr"/>
+        </w:types>
+        <w:behaviors>
+          <w:behavior w:val="content"/>
+        </w:behaviors>
+        <w:guid w:val="{0397BC21-354D-4BC5-AE7C-6356614B9D8C}"/>
+      </w:docPartPr>
+      <w:docPartBody>
+        <w:p>
+          <w:pPr>
+            <w:pStyle w:val="25C393A9F5674557B3B86A4BD59F57FE"/>
+          </w:pPr>
+          <w:r>
+            <w:rPr>
+              <w:rStyle w:val="a3"/>
+            </w:rPr>
+            <w:t>Место для ввода текста.</w:t>
+          </w:r>
+        </w:p>
+      </w:docPartBody>
+    </w:docPart>
   </w:docParts>
 </w:glossaryDocument>
 </file>
@@ -27744,7 +28606,9 @@
     <w:rsidRoot w:val="00EC6E2E"/>
     <w:rsid w:val="0004186D"/>
     <w:rsid w:val="000B3288"/>
+    <w:rsid w:val="00116899"/>
     <w:rsid w:val="00152D9F"/>
+    <w:rsid w:val="0015781E"/>
     <w:rsid w:val="00161281"/>
     <w:rsid w:val="001B085C"/>
     <w:rsid w:val="00222FCC"/>
@@ -27760,9 +28624,9 @@
     <w:rsid w:val="004322BD"/>
     <w:rsid w:val="00451345"/>
     <w:rsid w:val="00482A4F"/>
+    <w:rsid w:val="00496CD3"/>
     <w:rsid w:val="004C0405"/>
     <w:rsid w:val="004F48F4"/>
-    <w:rsid w:val="00571464"/>
     <w:rsid w:val="00594162"/>
     <w:rsid w:val="005A552B"/>
     <w:rsid w:val="005E12F1"/>
@@ -27771,12 +28635,15 @@
     <w:rsid w:val="006D2117"/>
     <w:rsid w:val="006D70DB"/>
     <w:rsid w:val="006E301C"/>
+    <w:rsid w:val="007A2208"/>
     <w:rsid w:val="008568AE"/>
+    <w:rsid w:val="00895A16"/>
     <w:rsid w:val="0089646B"/>
     <w:rsid w:val="008B6AFA"/>
     <w:rsid w:val="008C64D6"/>
     <w:rsid w:val="008D5632"/>
     <w:rsid w:val="008F7EFA"/>
+    <w:rsid w:val="00936A97"/>
     <w:rsid w:val="00983331"/>
     <w:rsid w:val="00987BD2"/>
     <w:rsid w:val="00991C9C"/>
@@ -27803,6 +28670,8 @@
     <w:rsid w:val="00E95897"/>
     <w:rsid w:val="00EC2765"/>
     <w:rsid w:val="00EC6E2E"/>
+    <w:rsid w:val="00EF1414"/>
+    <w:rsid w:val="00F25C9D"/>
     <w:rsid w:val="00FF50B0"/>
   </w:rsids>
   <m:mathPr>
@@ -28252,7 +29121,7 @@
     <w:basedOn w:val="a0"/>
     <w:uiPriority w:val="99"/>
     <w:semiHidden/>
-    <w:rsid w:val="00D122CB"/>
+    <w:rsid w:val="00116899"/>
     <w:rPr>
       <w:color w:val="808080"/>
     </w:rPr>
@@ -28492,6 +29361,30 @@
   <w:style w:type="paragraph" w:customStyle="1" w:styleId="97D5E08249F0454E9B0C7266B9AEA5B0">
     <w:name w:val="97D5E08249F0454E9B0C7266B9AEA5B0"/>
     <w:rsid w:val="00D122CB"/>
+  </w:style>
+  <w:style w:type="paragraph" w:customStyle="1" w:styleId="B609DC87062C4BCB851A40A916F065A2">
+    <w:name w:val="B609DC87062C4BCB851A40A916F065A2"/>
+    <w:rsid w:val="0015781E"/>
+  </w:style>
+  <w:style w:type="paragraph" w:customStyle="1" w:styleId="C1D44B86F3654B518458293EA76B26E3">
+    <w:name w:val="C1D44B86F3654B518458293EA76B26E3"/>
+    <w:rsid w:val="00EF1414"/>
+  </w:style>
+  <w:style w:type="paragraph" w:customStyle="1" w:styleId="2C5C71BCBCE540ACB0F5F69DB6BB6D39">
+    <w:name w:val="2C5C71BCBCE540ACB0F5F69DB6BB6D39"/>
+    <w:rsid w:val="00EF1414"/>
+  </w:style>
+  <w:style w:type="paragraph" w:customStyle="1" w:styleId="BFD193C2EFBF4EE0A8AFB14D1C5771E1">
+    <w:name w:val="BFD193C2EFBF4EE0A8AFB14D1C5771E1"/>
+    <w:rsid w:val="00116899"/>
+  </w:style>
+  <w:style w:type="paragraph" w:customStyle="1" w:styleId="7482627ADC844A4DAD8BFB302B085887">
+    <w:name w:val="7482627ADC844A4DAD8BFB302B085887"/>
+    <w:rsid w:val="00116899"/>
+  </w:style>
+  <w:style w:type="paragraph" w:customStyle="1" w:styleId="25C393A9F5674557B3B86A4BD59F57FE">
+    <w:name w:val="25C393A9F5674557B3B86A4BD59F57FE"/>
+    <w:rsid w:val="00116899"/>
   </w:style>
 </w:styles>
 </file>
@@ -28803,7 +29696,7 @@
 </file>
 
 <file path=customXml/itemProps1.xml><?xml version="1.0" encoding="utf-8"?>
-<ds:datastoreItem xmlns:ds="http://schemas.openxmlformats.org/officeDocument/2006/customXml" ds:itemID="{A400CD9D-7977-4727-B047-84D0B980069F}">
+<ds:datastoreItem xmlns:ds="http://schemas.openxmlformats.org/officeDocument/2006/customXml" ds:itemID="{DC8FC27E-0C38-4FEC-8136-2845B6195AC8}">
   <ds:schemaRefs>
     <ds:schemaRef ds:uri="http://schemas.openxmlformats.org/officeDocument/2006/bibliography"/>
   </ds:schemaRefs>

--- a/template/tagtemplate.docx
+++ b/template/tagtemplate.docx
@@ -1,6 +1,6 @@
 
 <file path=word/document.xml><?xml version="1.0" encoding="utf-8"?>
-<w:document xmlns:wpc="http://schemas.microsoft.com/office/word/2010/wordprocessingCanvas" xmlns:cx="http://schemas.microsoft.com/office/drawing/2014/chartex" xmlns:cx1="http://schemas.microsoft.com/office/drawing/2015/9/8/chartex" xmlns:mc="http://schemas.openxmlformats.org/markup-compatibility/2006" xmlns:o="urn:schemas-microsoft-com:office:office" xmlns:r="http://schemas.openxmlformats.org/officeDocument/2006/relationships" xmlns:m="http://schemas.openxmlformats.org/officeDocument/2006/math" xmlns:v="urn:schemas-microsoft-com:vml" xmlns:wp14="http://schemas.microsoft.com/office/word/2010/wordprocessingDrawing" xmlns:wp="http://schemas.openxmlformats.org/drawingml/2006/wordprocessingDrawing" xmlns:w10="urn:schemas-microsoft-com:office:word" xmlns:w="http://schemas.openxmlformats.org/wordprocessingml/2006/main" xmlns:w14="http://schemas.microsoft.com/office/word/2010/wordml" xmlns:w15="http://schemas.microsoft.com/office/word/2012/wordml" xmlns:w16se="http://schemas.microsoft.com/office/word/2015/wordml/symex" xmlns:wpg="http://schemas.microsoft.com/office/word/2010/wordprocessingGroup" xmlns:wpi="http://schemas.microsoft.com/office/word/2010/wordprocessingInk" xmlns:wne="http://schemas.microsoft.com/office/word/2006/wordml" xmlns:wps="http://schemas.microsoft.com/office/word/2010/wordprocessingShape" mc:Ignorable="w14 w15 w16se wp14">
+<w:document xmlns:wpc="http://schemas.microsoft.com/office/word/2010/wordprocessingCanvas" xmlns:cx="http://schemas.microsoft.com/office/drawing/2014/chartex" xmlns:cx1="http://schemas.microsoft.com/office/drawing/2015/9/8/chartex" xmlns:cx2="http://schemas.microsoft.com/office/drawing/2015/10/21/chartex" xmlns:cx3="http://schemas.microsoft.com/office/drawing/2016/5/9/chartex" xmlns:cx4="http://schemas.microsoft.com/office/drawing/2016/5/10/chartex" xmlns:cx5="http://schemas.microsoft.com/office/drawing/2016/5/11/chartex" xmlns:cx6="http://schemas.microsoft.com/office/drawing/2016/5/12/chartex" xmlns:cx7="http://schemas.microsoft.com/office/drawing/2016/5/13/chartex" xmlns:cx8="http://schemas.microsoft.com/office/drawing/2016/5/14/chartex" xmlns:mc="http://schemas.openxmlformats.org/markup-compatibility/2006" xmlns:aink="http://schemas.microsoft.com/office/drawing/2016/ink" xmlns:am3d="http://schemas.microsoft.com/office/drawing/2017/model3d" xmlns:o="urn:schemas-microsoft-com:office:office" xmlns:r="http://schemas.openxmlformats.org/officeDocument/2006/relationships" xmlns:m="http://schemas.openxmlformats.org/officeDocument/2006/math" xmlns:v="urn:schemas-microsoft-com:vml" xmlns:wp14="http://schemas.microsoft.com/office/word/2010/wordprocessingDrawing" xmlns:wp="http://schemas.openxmlformats.org/drawingml/2006/wordprocessingDrawing" xmlns:w10="urn:schemas-microsoft-com:office:word" xmlns:w="http://schemas.openxmlformats.org/wordprocessingml/2006/main" xmlns:w14="http://schemas.microsoft.com/office/word/2010/wordml" xmlns:w15="http://schemas.microsoft.com/office/word/2012/wordml" xmlns:w16cex="http://schemas.microsoft.com/office/word/2018/wordml/cex" xmlns:w16cid="http://schemas.microsoft.com/office/word/2016/wordml/cid" xmlns:w16="http://schemas.microsoft.com/office/word/2018/wordml" xmlns:w16se="http://schemas.microsoft.com/office/word/2015/wordml/symex" xmlns:wpg="http://schemas.microsoft.com/office/word/2010/wordprocessingGroup" xmlns:wpi="http://schemas.microsoft.com/office/word/2010/wordprocessingInk" xmlns:wne="http://schemas.microsoft.com/office/word/2006/wordml" xmlns:wps="http://schemas.microsoft.com/office/word/2010/wordprocessingShape" mc:Ignorable="w14 w15 w16se w16cid w16 w16cex wp14">
   <w:body>
     <w:sdt>
       <w:sdtPr>
@@ -19,6 +19,7 @@
         </w:placeholder>
         <w:text/>
       </w:sdtPr>
+      <w:sdtEndPr/>
       <w:sdtContent>
         <w:p>
           <w:pPr>
@@ -142,6 +143,7 @@
               </w:placeholder>
               <w:text/>
             </w:sdtPr>
+            <w:sdtEndPr/>
             <w:sdtContent>
               <w:p>
                 <w:pPr>
@@ -177,6 +179,7 @@
               </w:placeholder>
               <w:text/>
             </w:sdtPr>
+            <w:sdtEndPr/>
             <w:sdtContent>
               <w:p>
                 <w:pPr>
@@ -248,6 +251,7 @@
               </w:placeholder>
               <w:text/>
             </w:sdtPr>
+            <w:sdtEndPr/>
             <w:sdtContent>
               <w:p>
                 <w:pPr>
@@ -284,6 +288,7 @@
               </w:placeholder>
               <w:text/>
             </w:sdtPr>
+            <w:sdtEndPr/>
             <w:sdtContent>
               <w:p>
                 <w:pPr>
@@ -354,6 +359,7 @@
                 </w:placeholder>
                 <w:text/>
               </w:sdtPr>
+              <w:sdtEndPr/>
               <w:sdtContent>
                 <w:r>
                   <w:rPr>
@@ -446,6 +452,7 @@
                 </w:placeholder>
                 <w:text/>
               </w:sdtPr>
+              <w:sdtEndPr/>
               <w:sdtContent>
                 <w:r>
                   <w:rPr>
@@ -656,6 +663,7 @@
         </w:placeholder>
         <w:text/>
       </w:sdtPr>
+      <w:sdtEndPr/>
       <w:sdtContent>
         <w:p>
           <w:pPr>
@@ -953,6 +961,7 @@
           <w:docPartUnique/>
         </w:docPartObj>
       </w:sdtPr>
+      <w:sdtEndPr/>
       <w:sdtContent>
         <w:p>
           <w:pPr>
@@ -3466,8 +3475,9 @@
           <w:color w:val="000000"/>
           <w:lang w:bidi="ru-RU"/>
         </w:rPr>
-        <w:t>АСР ЛРН(море)</w:t>
-      </w:r>
+        <w:t xml:space="preserve">АСР </w:t>
+      </w:r>
+      <w:proofErr w:type="gramStart"/>
       <w:r>
         <w:rPr>
           <w:rFonts w:eastAsia="Lucida Sans Unicode"/>
@@ -3475,45 +3485,9 @@
           <w:color w:val="000000"/>
           <w:lang w:bidi="ru-RU"/>
         </w:rPr>
-        <w:t xml:space="preserve"> </w:t>
-      </w:r>
-      <w:r>
-        <w:rPr>
-          <w:rFonts w:eastAsia="Lucida Sans Unicode"/>
-          <w:color w:val="000000"/>
-          <w:lang w:bidi="ru-RU"/>
-        </w:rPr>
-        <w:t xml:space="preserve">– </w:t>
-      </w:r>
-      <w:r>
-        <w:rPr>
-          <w:rFonts w:eastAsia="Lucida Sans Unicode"/>
-          <w:color w:val="000000"/>
-          <w:lang w:bidi="ru-RU"/>
-        </w:rPr>
-        <w:t>аварийно-спасательные работы по ликвидации разливов нефти и нефтепродуктов на море</w:t>
-      </w:r>
-      <w:r>
-        <w:rPr>
-          <w:rFonts w:eastAsia="Lucida Sans Unicode"/>
-          <w:color w:val="000000"/>
-          <w:lang w:bidi="ru-RU"/>
-        </w:rPr>
-        <w:t>.</w:t>
-      </w:r>
-    </w:p>
-    <w:p>
-      <w:pPr>
-        <w:widowControl w:val="0"/>
-        <w:spacing w:after="0" w:line="360" w:lineRule="auto"/>
-        <w:ind w:left="40"/>
-        <w:jc w:val="both"/>
-        <w:rPr>
-          <w:rFonts w:eastAsia="Lucida Sans Unicode"/>
-          <w:color w:val="000000"/>
-          <w:lang w:bidi="ru-RU"/>
-        </w:rPr>
-      </w:pPr>
+        <w:t>ЛРН(</w:t>
+      </w:r>
+      <w:proofErr w:type="gramEnd"/>
       <w:r>
         <w:rPr>
           <w:rFonts w:eastAsia="Lucida Sans Unicode"/>
@@ -3521,7 +3495,7 @@
           <w:color w:val="000000"/>
           <w:lang w:bidi="ru-RU"/>
         </w:rPr>
-        <w:t>АСР ЛРН(тер.)</w:t>
+        <w:t>море)</w:t>
       </w:r>
       <w:r>
         <w:rPr>
@@ -3546,7 +3520,7 @@
           <w:color w:val="000000"/>
           <w:lang w:bidi="ru-RU"/>
         </w:rPr>
-        <w:t>аварийно-спасательные работы по ликвидации разливов нефти и нефтепродуктов на сухопутной территории РФ</w:t>
+        <w:t>аварийно-спасательные работы по ликвидации разливов нефти и нефтепродуктов на море</w:t>
       </w:r>
       <w:r>
         <w:rPr>
@@ -3576,8 +3550,9 @@
           <w:color w:val="000000"/>
           <w:lang w:bidi="ru-RU"/>
         </w:rPr>
-        <w:t>АСР ТП</w:t>
-      </w:r>
+        <w:t xml:space="preserve">АСР </w:t>
+      </w:r>
+      <w:proofErr w:type="gramStart"/>
       <w:r>
         <w:rPr>
           <w:rFonts w:eastAsia="Lucida Sans Unicode"/>
@@ -3585,16 +3560,9 @@
           <w:color w:val="000000"/>
           <w:lang w:bidi="ru-RU"/>
         </w:rPr>
-        <w:t xml:space="preserve"> </w:t>
-      </w:r>
-      <w:r>
-        <w:rPr>
-          <w:rFonts w:eastAsia="Lucida Sans Unicode"/>
-          <w:color w:val="000000"/>
-          <w:lang w:bidi="ru-RU"/>
-        </w:rPr>
-        <w:t>–</w:t>
-      </w:r>
+        <w:t>ЛРН(</w:t>
+      </w:r>
+      <w:proofErr w:type="gramEnd"/>
       <w:r>
         <w:rPr>
           <w:rFonts w:eastAsia="Lucida Sans Unicode"/>
@@ -3602,37 +3570,8 @@
           <w:color w:val="000000"/>
           <w:lang w:bidi="ru-RU"/>
         </w:rPr>
-        <w:t xml:space="preserve"> </w:t>
-      </w:r>
-      <w:r>
-        <w:rPr>
-          <w:rFonts w:eastAsia="Lucida Sans Unicode"/>
-          <w:color w:val="000000"/>
-          <w:lang w:bidi="ru-RU"/>
-        </w:rPr>
-        <w:t>Аварийно-спасательные работы, связанные с тушением пожаров</w:t>
-      </w:r>
-      <w:r>
-        <w:rPr>
-          <w:rFonts w:eastAsia="Lucida Sans Unicode"/>
-          <w:color w:val="000000"/>
-          <w:lang w:bidi="ru-RU"/>
-        </w:rPr>
-        <w:t>.</w:t>
-      </w:r>
-    </w:p>
-    <w:p>
-      <w:pPr>
-        <w:widowControl w:val="0"/>
-        <w:spacing w:after="0" w:line="360" w:lineRule="auto"/>
-        <w:ind w:left="40"/>
-        <w:jc w:val="both"/>
-        <w:rPr>
-          <w:rFonts w:eastAsia="Lucida Sans Unicode"/>
-          <w:color w:val="000000"/>
-          <w:lang w:bidi="ru-RU"/>
-        </w:rPr>
-      </w:pPr>
+        <w:t>тер.)</w:t>
+      </w:r>
       <w:r>
         <w:rPr>
           <w:rFonts w:eastAsia="Lucida Sans Unicode"/>
@@ -3640,7 +3579,7 @@
           <w:color w:val="000000"/>
           <w:lang w:bidi="ru-RU"/>
         </w:rPr>
-        <w:t>ГВС</w:t>
+        <w:t xml:space="preserve"> </w:t>
       </w:r>
       <w:r>
         <w:rPr>
@@ -3648,25 +3587,117 @@
           <w:color w:val="000000"/>
           <w:lang w:bidi="ru-RU"/>
         </w:rPr>
-        <w:t xml:space="preserve"> – </w:t>
-      </w:r>
-      <w:proofErr w:type="spellStart"/>
+        <w:t xml:space="preserve">– </w:t>
+      </w:r>
       <w:r>
         <w:rPr>
           <w:rFonts w:eastAsia="Lucida Sans Unicode"/>
           <w:color w:val="000000"/>
           <w:lang w:bidi="ru-RU"/>
         </w:rPr>
-        <w:t>газовоздушная</w:t>
-      </w:r>
-      <w:proofErr w:type="spellEnd"/>
+        <w:t>аварийно-спасательные работы по ликвидации разливов нефти и нефтепродуктов на сухопутной территории РФ</w:t>
+      </w:r>
       <w:r>
         <w:rPr>
           <w:rFonts w:eastAsia="Lucida Sans Unicode"/>
           <w:color w:val="000000"/>
           <w:lang w:bidi="ru-RU"/>
         </w:rPr>
-        <w:t xml:space="preserve"> смесь.</w:t>
+        <w:t>.</w:t>
+      </w:r>
+    </w:p>
+    <w:p>
+      <w:pPr>
+        <w:widowControl w:val="0"/>
+        <w:spacing w:after="0" w:line="360" w:lineRule="auto"/>
+        <w:ind w:left="40"/>
+        <w:jc w:val="both"/>
+        <w:rPr>
+          <w:rFonts w:eastAsia="Lucida Sans Unicode"/>
+          <w:color w:val="000000"/>
+          <w:lang w:bidi="ru-RU"/>
+        </w:rPr>
+      </w:pPr>
+      <w:r>
+        <w:rPr>
+          <w:rFonts w:eastAsia="Lucida Sans Unicode"/>
+          <w:b/>
+          <w:color w:val="000000"/>
+          <w:lang w:bidi="ru-RU"/>
+        </w:rPr>
+        <w:t>АСР ТП</w:t>
+      </w:r>
+      <w:r>
+        <w:rPr>
+          <w:rFonts w:eastAsia="Lucida Sans Unicode"/>
+          <w:b/>
+          <w:color w:val="000000"/>
+          <w:lang w:bidi="ru-RU"/>
+        </w:rPr>
+        <w:t xml:space="preserve"> </w:t>
+      </w:r>
+      <w:r>
+        <w:rPr>
+          <w:rFonts w:eastAsia="Lucida Sans Unicode"/>
+          <w:color w:val="000000"/>
+          <w:lang w:bidi="ru-RU"/>
+        </w:rPr>
+        <w:t>–</w:t>
+      </w:r>
+      <w:r>
+        <w:rPr>
+          <w:rFonts w:eastAsia="Lucida Sans Unicode"/>
+          <w:b/>
+          <w:color w:val="000000"/>
+          <w:lang w:bidi="ru-RU"/>
+        </w:rPr>
+        <w:t xml:space="preserve"> </w:t>
+      </w:r>
+      <w:r>
+        <w:rPr>
+          <w:rFonts w:eastAsia="Lucida Sans Unicode"/>
+          <w:color w:val="000000"/>
+          <w:lang w:bidi="ru-RU"/>
+        </w:rPr>
+        <w:t>Аварийно-спасательные работы, связанные с тушением пожаров</w:t>
+      </w:r>
+      <w:r>
+        <w:rPr>
+          <w:rFonts w:eastAsia="Lucida Sans Unicode"/>
+          <w:color w:val="000000"/>
+          <w:lang w:bidi="ru-RU"/>
+        </w:rPr>
+        <w:t>.</w:t>
+      </w:r>
+    </w:p>
+    <w:p>
+      <w:pPr>
+        <w:widowControl w:val="0"/>
+        <w:spacing w:after="0" w:line="360" w:lineRule="auto"/>
+        <w:ind w:left="40"/>
+        <w:jc w:val="both"/>
+        <w:rPr>
+          <w:rFonts w:eastAsia="Lucida Sans Unicode"/>
+          <w:color w:val="000000"/>
+          <w:lang w:bidi="ru-RU"/>
+        </w:rPr>
+      </w:pPr>
+      <w:r>
+        <w:rPr>
+          <w:rFonts w:eastAsia="Lucida Sans Unicode"/>
+          <w:b/>
+          <w:color w:val="000000"/>
+          <w:lang w:bidi="ru-RU"/>
+        </w:rPr>
+        <w:t>ГВС</w:t>
+      </w:r>
+      <w:r>
+        <w:rPr>
+          <w:rFonts w:eastAsia="Lucida Sans Unicode"/>
+          <w:color w:val="000000"/>
+          <w:lang w:bidi="ru-RU"/>
+        </w:rPr>
+        <w:t xml:space="preserve"> – газовоздушная смесь.</w:t>
       </w:r>
     </w:p>
     <w:p>
@@ -4757,6 +4788,7 @@
           </w:placeholder>
           <w:text/>
         </w:sdtPr>
+        <w:sdtEndPr/>
         <w:sdtContent>
           <w:r>
             <w:rPr>
@@ -5323,6 +5355,7 @@
           </w:placeholder>
           <w:text/>
         </w:sdtPr>
+        <w:sdtEndPr/>
         <w:sdtContent>
           <w:r>
             <w:rPr>
@@ -5354,7 +5387,7 @@
         <w:jc w:val="both"/>
         <w:sectPr>
           <w:pgSz w:w="11906" w:h="16838"/>
-          <w:pgMar w:top="1276" w:right="850" w:bottom="1134" w:left="1701" w:header="708" w:footer="708" w:gutter="0"/>
+          <w:pgMar w:top="1134" w:right="850" w:bottom="1134" w:left="1701" w:header="708" w:footer="708" w:gutter="0"/>
           <w:cols w:space="708"/>
           <w:docGrid w:linePitch="360"/>
         </w:sectPr>
@@ -5451,6 +5484,7 @@
           </w:placeholder>
           <w:text/>
         </w:sdtPr>
+        <w:sdtEndPr/>
         <w:sdtContent>
           <w:r>
             <w:t>${OBJ_ADDRESS_FULL}</w:t>
@@ -5475,6 +5509,7 @@
           </w:placeholder>
           <w:text/>
         </w:sdtPr>
+        <w:sdtEndPr/>
         <w:sdtContent>
           <w:r>
             <w:rPr>
@@ -5514,6 +5549,7 @@
           </w:placeholder>
           <w:text/>
         </w:sdtPr>
+        <w:sdtEndPr/>
         <w:sdtContent>
           <w:r>
             <w:rPr>
@@ -5597,6 +5633,7 @@
           </w:placeholder>
           <w:text/>
         </w:sdtPr>
+        <w:sdtEndPr/>
         <w:sdtContent>
           <w:r>
             <w:rPr>
@@ -5645,6 +5682,7 @@
           </w:placeholder>
           <w:text/>
         </w:sdtPr>
+        <w:sdtEndPr/>
         <w:sdtContent>
           <w:r>
             <w:rPr>
@@ -5718,6 +5756,7 @@
           </w:placeholder>
           <w:text/>
         </w:sdtPr>
+        <w:sdtEndPr/>
         <w:sdtContent>
           <w:r>
             <w:rPr>
@@ -5799,6 +5838,7 @@
           </w:placeholder>
           <w:text/>
         </w:sdtPr>
+        <w:sdtEndPr/>
         <w:sdtContent>
           <w:r>
             <w:rPr>
@@ -5848,6 +5888,7 @@
           </w:placeholder>
           <w:text/>
         </w:sdtPr>
+        <w:sdtEndPr/>
         <w:sdtContent>
           <w:r>
             <w:rPr>
@@ -5889,6 +5930,7 @@
           </w:placeholder>
           <w:text/>
         </w:sdtPr>
+        <w:sdtEndPr/>
         <w:sdtContent>
           <w:r>
             <w:rPr>
@@ -6030,6 +6072,7 @@
           </w:placeholder>
           <w:text/>
         </w:sdtPr>
+        <w:sdtEndPr/>
         <w:sdtContent>
           <w:r>
             <w:rPr>
@@ -6088,6 +6131,12 @@
           <w:bCs/>
           <w:lang w:val="en-US"/>
         </w:rPr>
+        <w:sectPr>
+          <w:pgSz w:w="11906" w:h="16838"/>
+          <w:pgMar w:top="1322" w:right="850" w:bottom="1134" w:left="1701" w:header="708" w:footer="708" w:gutter="0"/>
+          <w:cols w:space="708"/>
+          <w:docGrid w:linePitch="360"/>
+        </w:sectPr>
       </w:pPr>
       <w:sdt>
         <w:sdtPr>
@@ -6101,6 +6150,7 @@
           </w:placeholder>
           <w:text/>
         </w:sdtPr>
+        <w:sdtEndPr/>
         <w:sdtContent>
           <w:r>
             <w:rPr>
@@ -6128,6 +6178,7 @@
           </w:placeholder>
           <w:text/>
         </w:sdtPr>
+        <w:sdtEndPr/>
         <w:sdtContent>
           <w:r>
             <w:rPr>
@@ -6146,21 +6197,6 @@
     </w:p>
     <w:p>
       <w:pPr>
-        <w:spacing w:after="0" w:line="240" w:lineRule="auto"/>
-        <w:ind w:firstLine="708"/>
-        <w:rPr>
-          <w:lang w:val="en-US"/>
-        </w:rPr>
-        <w:sectPr>
-          <w:pgSz w:w="11906" w:h="16838"/>
-          <w:pgMar w:top="1276" w:right="850" w:bottom="1134" w:left="1701" w:header="708" w:footer="708" w:gutter="0"/>
-          <w:cols w:space="708"/>
-          <w:docGrid w:linePitch="360"/>
-        </w:sectPr>
-      </w:pPr>
-    </w:p>
-    <w:p>
-      <w:pPr>
         <w:pStyle w:val="2a"/>
       </w:pPr>
       <w:bookmarkStart w:id="15" w:name="_Toc209703487"/>
@@ -6187,6 +6223,7 @@
           </w:placeholder>
           <w:text/>
         </w:sdtPr>
+        <w:sdtEndPr/>
         <w:sdtContent>
           <w:r>
             <w:t>${OBJ_LINC_TEXT_1_TABLE}</w:t>
@@ -6205,6 +6242,7 @@
           </w:placeholder>
           <w:text/>
         </w:sdtPr>
+        <w:sdtEndPr/>
         <w:sdtContent>
           <w:r>
             <w:t>${OBJ_NUM_1_TABLE}</w:t>
@@ -6252,6 +6290,7 @@
           </w:placeholder>
           <w:text/>
         </w:sdtPr>
+        <w:sdtEndPr/>
         <w:sdtContent>
           <w:r>
             <w:rPr>
@@ -6297,6 +6336,7 @@
           </w:placeholder>
           <w:text/>
         </w:sdtPr>
+        <w:sdtEndPr/>
         <w:sdtContent>
           <w:r>
             <w:rPr>
@@ -6493,51 +6533,39 @@
         </w:tc>
       </w:tr>
     </w:tbl>
-    <w:sdt>
-      <w:sdtPr>
-        <w:tag w:val="OBJ_AMOUNT_HAZARDOUS_SUBSTANCE"/>
-        <w:id w:val="-294517212"/>
-        <w:placeholder>
-          <w:docPart w:val="DefaultPlaceholder_-1854013440"/>
-        </w:placeholder>
-        <w:text/>
-      </w:sdtPr>
-      <w:sdtContent>
-        <w:p>
-          <w:pPr>
-            <w:spacing w:after="0" w:line="240" w:lineRule="auto"/>
-            <w:ind w:firstLine="708"/>
-            <w:rPr>
-              <w:rStyle w:val="aff4"/>
-            </w:rPr>
-          </w:pPr>
+    <w:p>
+      <w:pPr>
+        <w:spacing w:after="0" w:line="240" w:lineRule="auto"/>
+        <w:ind w:firstLine="708"/>
+        <w:rPr>
+          <w:color w:val="191A1A"/>
+        </w:rPr>
+        <w:sectPr>
+          <w:pgSz w:w="11906" w:h="16838"/>
+          <w:pgMar w:top="1134" w:right="850" w:bottom="1134" w:left="1134" w:header="708" w:footer="708" w:gutter="0"/>
+          <w:cols w:space="708"/>
+          <w:docGrid w:linePitch="360"/>
+        </w:sectPr>
+      </w:pPr>
+      <w:sdt>
+        <w:sdtPr>
+          <w:tag w:val="OBJ_AMOUNT_HAZARDOUS_SUBSTANCE"/>
+          <w:id w:val="-294517212"/>
+          <w:placeholder>
+            <w:docPart w:val="DefaultPlaceholder_-1854013440"/>
+          </w:placeholder>
+          <w:text/>
+        </w:sdtPr>
+        <w:sdtEndPr/>
+        <w:sdtContent>
           <w:r>
             <w:t>${OBJ_AMOUNT_HAZARDOUS_SUBSTANCE}</w:t>
           </w:r>
-        </w:p>
-      </w:sdtContent>
-    </w:sdt>
-    <w:p>
-      <w:pPr>
-        <w:spacing w:after="0" w:line="240" w:lineRule="auto"/>
-        <w:rPr>
-          <w:b/>
-          <w:bCs/>
-          <w:iCs/>
-          <w:color w:val="000000"/>
-        </w:rPr>
-      </w:pPr>
-    </w:p>
-    <w:p>
-      <w:pPr>
-        <w:pStyle w:val="2a"/>
-        <w:sectPr>
-          <w:pgSz w:w="11906" w:h="16838"/>
-          <w:pgMar w:top="1276" w:right="850" w:bottom="1134" w:left="1134" w:header="708" w:footer="708" w:gutter="0"/>
-          <w:cols w:space="708"/>
-          <w:docGrid w:linePitch="360"/>
-        </w:sectPr>
-      </w:pPr>
+        </w:sdtContent>
+      </w:sdt>
+      <w:r>
+        <w:t>.</w:t>
+      </w:r>
     </w:p>
     <w:p>
       <w:pPr>
@@ -6597,6 +6625,7 @@
           </w:placeholder>
           <w:text/>
         </w:sdtPr>
+        <w:sdtEndPr/>
         <w:sdtContent>
           <w:r>
             <w:t>${OBJ_HAZARDOUS_SUBSTANCE}</w:t>
@@ -6615,6 +6644,7 @@
           </w:placeholder>
           <w:text/>
         </w:sdtPr>
+        <w:sdtEndPr/>
         <w:sdtContent>
           <w:r>
             <w:t>${OBJ_LINC_TEXT_</w:t>
@@ -6639,6 +6669,7 @@
           </w:placeholder>
           <w:text/>
         </w:sdtPr>
+        <w:sdtEndPr/>
         <w:sdtContent>
           <w:r>
             <w:t>${OBJ_NUM_2_TABLE}</w:t>
@@ -6685,6 +6716,7 @@
           </w:placeholder>
           <w:text/>
         </w:sdtPr>
+        <w:sdtEndPr/>
         <w:sdtContent>
           <w:r>
             <w:rPr>
@@ -6730,6 +6762,7 @@
           </w:placeholder>
           <w:text/>
         </w:sdtPr>
+        <w:sdtEndPr/>
         <w:sdtContent>
           <w:r>
             <w:rPr>
@@ -6781,6 +6814,7 @@
           </w:placeholder>
           <w:text/>
         </w:sdtPr>
+        <w:sdtEndPr/>
         <w:sdtContent>
           <w:r>
             <w:rPr>
@@ -6994,7 +7028,7 @@
         <w:ind w:right="-766"/>
         <w:sectPr>
           <w:pgSz w:w="11906" w:h="16838"/>
-          <w:pgMar w:top="1276" w:right="850" w:bottom="1134" w:left="1134" w:header="708" w:footer="708" w:gutter="0"/>
+          <w:pgMar w:top="1134" w:right="850" w:bottom="1134" w:left="1134" w:header="708" w:footer="708" w:gutter="0"/>
           <w:cols w:space="708"/>
           <w:docGrid w:linePitch="360"/>
         </w:sectPr>
@@ -7110,6 +7144,7 @@
           </w:placeholder>
           <w:text/>
         </w:sdtPr>
+        <w:sdtEndPr/>
         <w:sdtContent>
           <w:r>
             <w:rPr>
@@ -7161,6 +7196,7 @@
           </w:placeholder>
           <w:text/>
         </w:sdtPr>
+        <w:sdtEndPr/>
         <w:sdtContent>
           <w:r>
             <w:rPr>
@@ -7200,52 +7236,43 @@
         <w:spacing w:after="0" w:line="240" w:lineRule="auto"/>
         <w:rPr>
           <w:bCs/>
-          <w:lang w:val="en-US"/>
-        </w:rPr>
-      </w:pPr>
-      <w:r>
-        <w:rPr>
-          <w:lang w:val="en-US"/>
-        </w:rPr>
-        <w:br w:type="page"/>
-      </w:r>
-      <w:r>
-        <w:rPr>
-          <w:bCs/>
-          <w:lang w:val="en-US"/>
-        </w:rPr>
-        <w:lastRenderedPageBreak/>
-        <w:t>OBJ_IMAGE_</w:t>
-      </w:r>
-      <w:r>
-        <w:rPr>
-          <w:bCs/>
-          <w:lang w:val="en-US"/>
-        </w:rPr>
-        <w:t>2</w:t>
-      </w:r>
-      <w:r>
-        <w:rPr>
-          <w:bCs/>
-          <w:lang w:val="en-US"/>
-        </w:rPr>
-        <w:t>_PLACEHOLDER</w:t>
-      </w:r>
-    </w:p>
-    <w:p>
-      <w:pPr>
-        <w:spacing w:after="0" w:line="240" w:lineRule="auto"/>
-        <w:rPr>
-          <w:bCs/>
           <w:sz w:val="8"/>
           <w:szCs w:val="8"/>
           <w:lang w:val="en-US"/>
         </w:rPr>
       </w:pPr>
-    </w:p>
-    <w:p>
-      <w:pPr>
-        <w:spacing w:after="160" w:line="259" w:lineRule="auto"/>
+      <w:r>
+        <w:rPr>
+          <w:lang w:val="en-US"/>
+        </w:rPr>
+        <w:br w:type="page"/>
+      </w:r>
+      <w:r>
+        <w:rPr>
+          <w:bCs/>
+          <w:lang w:val="en-US"/>
+        </w:rPr>
+        <w:lastRenderedPageBreak/>
+        <w:t>OBJ_IMAGE_</w:t>
+      </w:r>
+      <w:r>
+        <w:rPr>
+          <w:bCs/>
+          <w:lang w:val="en-US"/>
+        </w:rPr>
+        <w:t>2</w:t>
+      </w:r>
+      <w:r>
+        <w:rPr>
+          <w:bCs/>
+          <w:lang w:val="en-US"/>
+        </w:rPr>
+        <w:t>_PLACEHOLDER</w:t>
+      </w:r>
+    </w:p>
+    <w:p>
+      <w:pPr>
+        <w:spacing w:before="120" w:after="0" w:line="240" w:lineRule="auto"/>
         <w:rPr>
           <w:bCs/>
           <w:lang w:val="en-US"/>
@@ -7272,6 +7299,7 @@
           </w:placeholder>
           <w:text/>
         </w:sdtPr>
+        <w:sdtEndPr/>
         <w:sdtContent>
           <w:r>
             <w:rPr>
@@ -7311,6 +7339,7 @@
           </w:placeholder>
           <w:text/>
         </w:sdtPr>
+        <w:sdtEndPr/>
         <w:sdtContent>
           <w:r>
             <w:rPr>
@@ -7359,7 +7388,7 @@
         <w:sectPr>
           <w:type w:val="continuous"/>
           <w:pgSz w:w="11907" w:h="16839" w:code="9"/>
-          <w:pgMar w:top="1276" w:right="1134" w:bottom="1276" w:left="1134" w:header="708" w:footer="708" w:gutter="0"/>
+          <w:pgMar w:top="1134" w:right="1134" w:bottom="1276" w:left="1134" w:header="708" w:footer="708" w:gutter="0"/>
           <w:cols w:space="708"/>
           <w:docGrid w:linePitch="360"/>
         </w:sectPr>
@@ -7723,6 +7752,7 @@
           </w:placeholder>
           <w:text/>
         </w:sdtPr>
+        <w:sdtEndPr/>
         <w:sdtContent>
           <w:r>
             <w:rPr>
@@ -7749,7 +7779,35 @@
         <w:rPr>
           <w:lang w:val="en-US"/>
         </w:rPr>
-        <w:t xml:space="preserve"> 3.</w:t>
+        <w:t xml:space="preserve"> </w:t>
+      </w:r>
+      <w:sdt>
+        <w:sdtPr>
+          <w:rPr>
+            <w:lang w:val="en-US"/>
+          </w:rPr>
+          <w:tag w:val="OBJ_NUM_3_TABLE"/>
+          <w:id w:val="-2044973933"/>
+          <w:placeholder>
+            <w:docPart w:val="80703FD64F58496F9427243699B684CE"/>
+          </w:placeholder>
+          <w:text/>
+        </w:sdtPr>
+        <w:sdtEndPr/>
+        <w:sdtContent>
+          <w:r>
+            <w:rPr>
+              <w:lang w:val="en-US"/>
+            </w:rPr>
+            <w:t>${OBJ_NUM_3_TABLE}</w:t>
+          </w:r>
+        </w:sdtContent>
+      </w:sdt>
+      <w:r>
+        <w:rPr>
+          <w:lang w:val="en-US"/>
+        </w:rPr>
+        <w:t>.</w:t>
       </w:r>
     </w:p>
     <w:p>
@@ -7792,6 +7850,7 @@
           </w:placeholder>
           <w:text/>
         </w:sdtPr>
+        <w:sdtEndPr/>
         <w:sdtContent>
           <w:r>
             <w:rPr>
@@ -7820,6 +7879,7 @@
           </w:placeholder>
           <w:text/>
         </w:sdtPr>
+        <w:sdtEndPr/>
         <w:sdtContent>
           <w:r>
             <w:rPr>
@@ -7994,6 +8054,7 @@
           </w:placeholder>
           <w:text/>
         </w:sdtPr>
+        <w:sdtEndPr/>
         <w:sdtContent>
           <w:r>
             <w:rPr>
@@ -8007,7 +8068,35 @@
         <w:rPr>
           <w:lang w:val="en-US"/>
         </w:rPr>
-        <w:t xml:space="preserve"> 4.</w:t>
+        <w:t xml:space="preserve"> </w:t>
+      </w:r>
+      <w:sdt>
+        <w:sdtPr>
+          <w:rPr>
+            <w:lang w:val="en-US"/>
+          </w:rPr>
+          <w:tag w:val="OBJ_NUM_4_TABLE"/>
+          <w:id w:val="-21014799"/>
+          <w:placeholder>
+            <w:docPart w:val="4CD1E67F7C854A8E8E94F60A06DFEB00"/>
+          </w:placeholder>
+          <w:text/>
+        </w:sdtPr>
+        <w:sdtEndPr/>
+        <w:sdtContent>
+          <w:r>
+            <w:rPr>
+              <w:lang w:val="en-US"/>
+            </w:rPr>
+            <w:t>${OBJ_NUM_4_TABLE}</w:t>
+          </w:r>
+        </w:sdtContent>
+      </w:sdt>
+      <w:r>
+        <w:rPr>
+          <w:lang w:val="en-US"/>
+        </w:rPr>
+        <w:t>.</w:t>
       </w:r>
     </w:p>
     <w:p>
@@ -8049,6 +8138,7 @@
           </w:placeholder>
           <w:text/>
         </w:sdtPr>
+        <w:sdtEndPr/>
         <w:sdtContent>
           <w:r>
             <w:rPr>
@@ -8076,6 +8166,7 @@
           </w:placeholder>
           <w:text/>
         </w:sdtPr>
+        <w:sdtEndPr/>
         <w:sdtContent>
           <w:r>
             <w:rPr>
@@ -8244,6 +8335,12 @@
         <w:rPr>
           <w:lang w:val="en-US"/>
         </w:rPr>
+        <w:sectPr>
+          <w:pgSz w:w="11906" w:h="16838"/>
+          <w:pgMar w:top="1134" w:right="850" w:bottom="1134" w:left="1418" w:header="708" w:footer="708" w:gutter="0"/>
+          <w:cols w:space="708"/>
+          <w:docGrid w:linePitch="360"/>
+        </w:sectPr>
       </w:pPr>
       <w:sdt>
         <w:sdtPr>
@@ -8257,6 +8354,7 @@
           </w:placeholder>
           <w:text/>
         </w:sdtPr>
+        <w:sdtEndPr/>
         <w:sdtContent>
           <w:r>
             <w:rPr>
@@ -8296,6 +8394,7 @@
           </w:placeholder>
           <w:text/>
         </w:sdtPr>
+        <w:sdtEndPr/>
         <w:sdtContent>
           <w:r>
             <w:rPr>
@@ -8326,78 +8425,48 @@
     </w:p>
     <w:p>
       <w:pPr>
-        <w:spacing w:before="240" w:after="0" w:line="240" w:lineRule="auto"/>
-        <w:ind w:firstLine="709"/>
-        <w:jc w:val="both"/>
-        <w:rPr>
+        <w:pStyle w:val="25"/>
+        <w:spacing w:line="240" w:lineRule="auto"/>
+        <w:ind w:firstLine="0"/>
+        <w:rPr>
+          <w:sz w:val="8"/>
+          <w:szCs w:val="8"/>
           <w:lang w:val="en-US"/>
         </w:rPr>
       </w:pPr>
-    </w:p>
-    <w:p>
-      <w:pPr>
-        <w:spacing w:before="240" w:after="0" w:line="240" w:lineRule="auto"/>
-        <w:ind w:firstLine="709"/>
-        <w:jc w:val="both"/>
+      <w:r>
         <w:rPr>
           <w:lang w:val="en-US"/>
         </w:rPr>
+        <w:lastRenderedPageBreak/>
+        <w:t>OBJ_IMAGE_</w:t>
+      </w:r>
+      <w:r>
+        <w:rPr>
+          <w:lang w:val="en-US"/>
+        </w:rPr>
+        <w:t>3</w:t>
+      </w:r>
+      <w:r>
+        <w:rPr>
+          <w:lang w:val="en-US"/>
+        </w:rPr>
+        <w:t>_PLACEHOLDER</w:t>
+      </w:r>
+    </w:p>
+    <w:p>
+      <w:pPr>
+        <w:pStyle w:val="25"/>
+        <w:spacing w:before="120" w:line="240" w:lineRule="auto"/>
+        <w:rPr>
+          <w:lang w:val="en-US"/>
+        </w:rPr>
         <w:sectPr>
-          <w:pgSz w:w="11906" w:h="16838"/>
-          <w:pgMar w:top="1276" w:right="850" w:bottom="1134" w:left="1418" w:header="708" w:footer="708" w:gutter="0"/>
+          <w:pgSz w:w="16838" w:h="11906" w:orient="landscape"/>
+          <w:pgMar w:top="1276" w:right="1134" w:bottom="850" w:left="1134" w:header="708" w:footer="708" w:gutter="0"/>
           <w:cols w:space="708"/>
           <w:docGrid w:linePitch="360"/>
         </w:sectPr>
-      </w:pPr>
-    </w:p>
-    <w:p>
-      <w:pPr>
-        <w:pStyle w:val="25"/>
-        <w:spacing w:line="240" w:lineRule="auto"/>
-        <w:ind w:firstLine="0"/>
-        <w:rPr>
-          <w:lang w:val="en-US"/>
-        </w:rPr>
-      </w:pPr>
-      <w:r>
-        <w:rPr>
-          <w:lang w:val="en-US"/>
-        </w:rPr>
-        <w:lastRenderedPageBreak/>
-        <w:t>OBJ_IMAGE_</w:t>
-      </w:r>
-      <w:r>
-        <w:rPr>
-          <w:lang w:val="en-US"/>
-        </w:rPr>
-        <w:t>3</w:t>
-      </w:r>
-      <w:r>
-        <w:rPr>
-          <w:lang w:val="en-US"/>
-        </w:rPr>
-        <w:t>_PLACEHOLDER</w:t>
-      </w:r>
-    </w:p>
-    <w:p>
-      <w:pPr>
-        <w:pStyle w:val="25"/>
-        <w:spacing w:line="240" w:lineRule="auto"/>
-        <w:ind w:firstLine="0"/>
-        <w:rPr>
-          <w:sz w:val="8"/>
-          <w:szCs w:val="8"/>
-          <w:lang w:val="en-US"/>
-        </w:rPr>
-      </w:pPr>
-    </w:p>
-    <w:p>
-      <w:pPr>
-        <w:pStyle w:val="25"/>
-        <w:spacing w:line="240" w:lineRule="auto"/>
-        <w:rPr>
-          <w:lang w:val="en-US"/>
-        </w:rPr>
       </w:pPr>
       <w:r>
         <w:t>Рисунок</w:t>
@@ -8420,6 +8489,7 @@
           </w:placeholder>
           <w:text/>
         </w:sdtPr>
+        <w:sdtEndPr/>
         <w:sdtContent>
           <w:r>
             <w:rPr>
@@ -8459,6 +8529,7 @@
           </w:placeholder>
           <w:text/>
         </w:sdtPr>
+        <w:sdtEndPr/>
         <w:sdtContent>
           <w:r>
             <w:rPr>
@@ -8489,28 +8560,6 @@
     </w:p>
     <w:p>
       <w:pPr>
-        <w:pStyle w:val="25"/>
-        <w:rPr>
-          <w:lang w:val="en-US"/>
-        </w:rPr>
-      </w:pPr>
-    </w:p>
-    <w:p>
-      <w:pPr>
-        <w:pStyle w:val="25"/>
-        <w:rPr>
-          <w:lang w:val="en-US"/>
-        </w:rPr>
-        <w:sectPr>
-          <w:pgSz w:w="16838" w:h="11906" w:orient="landscape"/>
-          <w:pgMar w:top="1276" w:right="1134" w:bottom="850" w:left="1134" w:header="708" w:footer="708" w:gutter="0"/>
-          <w:cols w:space="708"/>
-          <w:docGrid w:linePitch="360"/>
-        </w:sectPr>
-      </w:pPr>
-    </w:p>
-    <w:p>
-      <w:pPr>
         <w:pStyle w:val="2a"/>
       </w:pPr>
       <w:bookmarkStart w:id="39" w:name="_Toc392754515"/>
@@ -8661,7 +8710,7 @@
         <w:jc w:val="both"/>
         <w:sectPr>
           <w:pgSz w:w="11906" w:h="16838"/>
-          <w:pgMar w:top="1276" w:right="850" w:bottom="1134" w:left="1701" w:header="708" w:footer="708" w:gutter="0"/>
+          <w:pgMar w:top="1134" w:right="850" w:bottom="1134" w:left="1701" w:header="708" w:footer="708" w:gutter="0"/>
           <w:cols w:space="708"/>
           <w:docGrid w:linePitch="360"/>
         </w:sectPr>
@@ -8791,6 +8840,7 @@
           </w:placeholder>
           <w:text/>
         </w:sdtPr>
+        <w:sdtEndPr/>
         <w:sdtContent>
           <w:r>
             <w:t>${ASF_STATUS_SHORT}</w:t>
@@ -8812,6 +8862,7 @@
           </w:placeholder>
           <w:text/>
         </w:sdtPr>
+        <w:sdtEndPr/>
         <w:sdtContent>
           <w:r>
             <w:t>${ASF_FULL_NAME_GEN}</w:t>
@@ -8830,6 +8881,7 @@
           </w:placeholder>
           <w:text/>
         </w:sdtPr>
+        <w:sdtEndPr/>
         <w:sdtContent>
           <w:r>
             <w:t>${ASF_SHORT_NAME}</w:t>
@@ -8858,6 +8910,7 @@
           </w:placeholder>
           <w:text/>
         </w:sdtPr>
+        <w:sdtEndPr/>
         <w:sdtContent>
           <w:r>
             <w:rPr>
@@ -8903,6 +8956,7 @@
           </w:placeholder>
           <w:text/>
         </w:sdtPr>
+        <w:sdtEndPr/>
         <w:sdtContent>
           <w:r>
             <w:rPr>
@@ -8930,6 +8984,7 @@
           </w:placeholder>
           <w:text/>
         </w:sdtPr>
+        <w:sdtEndPr/>
         <w:sdtContent>
           <w:r>
             <w:t>${ASF_CERTIFICATE_TEXT}</w:t>
@@ -8958,6 +9013,7 @@
           </w:placeholder>
           <w:text/>
         </w:sdtPr>
+        <w:sdtEndPr/>
         <w:sdtContent>
           <w:r>
             <w:t>${ASF_WORK_TYPES}</w:t>
@@ -9002,6 +9058,7 @@
           </w:placeholder>
           <w:text/>
         </w:sdtPr>
+        <w:sdtEndPr/>
         <w:sdtContent>
           <w:r>
             <w:t>${ORG_SHORT_NAME}</w:t>
@@ -9021,6 +9078,7 @@
           </w:placeholder>
           <w:text/>
         </w:sdtPr>
+        <w:sdtEndPr/>
         <w:sdtContent>
           <w:r>
             <w:t>${ASF_SHORT_NAME}</w:t>
@@ -9063,6 +9121,7 @@
           </w:placeholder>
           <w:text/>
         </w:sdtPr>
+        <w:sdtEndPr/>
         <w:sdtContent>
           <w:r>
             <w:rPr>
@@ -9322,6 +9381,7 @@
           </w:placeholder>
           <w:text/>
         </w:sdtPr>
+        <w:sdtEndPr/>
         <w:sdtContent>
           <w:r>
             <w:t>${ORG_SHORT_NAME}</w:t>
@@ -9337,33 +9397,43 @@
         <w:spacing w:after="0" w:line="240" w:lineRule="auto"/>
         <w:ind w:firstLine="709"/>
         <w:jc w:val="both"/>
-      </w:pPr>
-      <w:r>
-        <w:t>Схема в</w:t>
-      </w:r>
-      <w:r>
-        <w:t xml:space="preserve">заимодействия и оповещения </w:t>
-      </w:r>
+        <w:rPr>
+          <w:lang w:val="en-US"/>
+        </w:rPr>
+      </w:pPr>
       <w:sdt>
         <w:sdtPr>
-          <w:tag w:val="ASF_STATUS_SHORT"/>
-          <w:id w:val="1093592879"/>
+          <w:rPr>
+            <w:lang w:val="en-US"/>
+          </w:rPr>
+          <w:tag w:val="OBJ_LINC_TEXT_4_IMAGE"/>
+          <w:id w:val="-1408988557"/>
           <w:placeholder>
-            <w:docPart w:val="DefaultPlaceholder_-1854013440"/>
+            <w:docPart w:val="67B76415D41042959957F334A8A2BF24"/>
           </w:placeholder>
           <w:text/>
         </w:sdtPr>
+        <w:sdtEndPr/>
         <w:sdtContent>
           <w:r>
-            <w:t>${ASF_STATUS_SHORT}</w:t>
+            <w:rPr>
+              <w:lang w:val="en-US"/>
+            </w:rPr>
+            <w:t>${OBJ_LINC_TEXT_4_IMAGE}</w:t>
           </w:r>
         </w:sdtContent>
       </w:sdt>
       <w:r>
-        <w:t xml:space="preserve"> при возникновении ЧС приведена на рисунке </w:t>
+        <w:rPr>
+          <w:lang w:val="en-US"/>
+        </w:rPr>
+        <w:t xml:space="preserve"> </w:t>
       </w:r>
       <w:sdt>
         <w:sdtPr>
+          <w:rPr>
+            <w:lang w:val="en-US"/>
+          </w:rPr>
           <w:tag w:val="OBJ_NUM_4_IMAGE"/>
           <w:id w:val="-816187138"/>
           <w:placeholder>
@@ -9371,13 +9441,20 @@
           </w:placeholder>
           <w:text/>
         </w:sdtPr>
+        <w:sdtEndPr/>
         <w:sdtContent>
           <w:r>
+            <w:rPr>
+              <w:lang w:val="en-US"/>
+            </w:rPr>
             <w:t>${OBJ_NUM_4_IMAGE}</w:t>
           </w:r>
         </w:sdtContent>
       </w:sdt>
       <w:r>
+        <w:rPr>
+          <w:lang w:val="en-US"/>
+        </w:rPr>
         <w:t>.</w:t>
       </w:r>
     </w:p>
@@ -9386,6 +9463,9 @@
         <w:spacing w:after="0" w:line="240" w:lineRule="auto"/>
         <w:ind w:firstLine="709"/>
         <w:jc w:val="both"/>
+        <w:rPr>
+          <w:lang w:val="en-US"/>
+        </w:rPr>
       </w:pPr>
     </w:p>
     <w:p>
@@ -9397,6 +9477,7 @@
       <w:bookmarkStart w:id="64" w:name="_Toc209703495"/>
       <w:bookmarkStart w:id="65" w:name="_Toc221000968"/>
       <w:r>
+        <w:lastRenderedPageBreak/>
         <w:t>5</w:t>
       </w:r>
       <w:r>
@@ -9448,6 +9529,7 @@
           </w:placeholder>
           <w:text/>
         </w:sdtPr>
+        <w:sdtEndPr/>
         <w:sdtContent>
           <w:r>
             <w:t>${ORG_SHORT_NAME}</w:t>
@@ -9499,6 +9581,7 @@
           </w:placeholder>
           <w:text/>
         </w:sdtPr>
+        <w:sdtEndPr/>
         <w:sdtContent>
           <w:r>
             <w:rPr>
@@ -9550,6 +9633,7 @@
           </w:placeholder>
           <w:text/>
         </w:sdtPr>
+        <w:sdtEndPr/>
         <w:sdtContent>
           <w:r>
             <w:rPr>
@@ -9603,6 +9687,7 @@
           </w:placeholder>
           <w:text/>
         </w:sdtPr>
+        <w:sdtEndPr/>
         <w:sdtContent>
           <w:r>
             <w:rPr>
@@ -9630,6 +9715,7 @@
           </w:placeholder>
           <w:text/>
         </w:sdtPr>
+        <w:sdtEndPr/>
         <w:sdtContent>
           <w:r>
             <w:rPr>
@@ -9903,6 +9989,7 @@
           </w:placeholder>
           <w:text/>
         </w:sdtPr>
+        <w:sdtEndPr/>
         <w:sdtContent>
           <w:r>
             <w:t>${ASF_STATUS_SHORT}</w:t>
@@ -9925,6 +10012,7 @@
           </w:placeholder>
           <w:text/>
         </w:sdtPr>
+        <w:sdtEndPr/>
         <w:sdtContent>
           <w:r>
             <w:t>${ASF_SHORT_NAME}</w:t>
@@ -9977,6 +10065,7 @@
           </w:placeholder>
           <w:text/>
         </w:sdtPr>
+        <w:sdtEndPr/>
         <w:sdtContent>
           <w:r>
             <w:t>${ASF_AREA_RESPONSIBILITY}</w:t>
@@ -10037,6 +10126,7 @@
           </w:placeholder>
           <w:text/>
         </w:sdtPr>
+        <w:sdtEndPr/>
         <w:sdtContent>
           <w:r>
             <w:rPr>
@@ -10091,6 +10181,7 @@
           </w:placeholder>
           <w:text/>
         </w:sdtPr>
+        <w:sdtEndPr/>
         <w:sdtContent>
           <w:r>
             <w:rPr>
@@ -10170,6 +10261,7 @@
           </w:placeholder>
           <w:text/>
         </w:sdtPr>
+        <w:sdtEndPr/>
         <w:sdtContent>
           <w:r>
             <w:rPr>
@@ -10230,6 +10322,7 @@
           </w:placeholder>
           <w:text/>
         </w:sdtPr>
+        <w:sdtEndPr/>
         <w:sdtContent>
           <w:r>
             <w:rPr>
@@ -10319,6 +10412,7 @@
           </w:placeholder>
           <w:text/>
         </w:sdtPr>
+        <w:sdtEndPr/>
         <w:sdtContent>
           <w:r>
             <w:rPr>
@@ -10382,6 +10476,7 @@
           </w:placeholder>
           <w:text/>
         </w:sdtPr>
+        <w:sdtEndPr/>
         <w:sdtContent>
           <w:r>
             <w:rPr>
@@ -10501,6 +10596,7 @@
           </w:placeholder>
           <w:text/>
         </w:sdtPr>
+        <w:sdtEndPr/>
         <w:sdtContent>
           <w:r>
             <w:rPr>
@@ -10580,6 +10676,7 @@
           </w:placeholder>
           <w:text/>
         </w:sdtPr>
+        <w:sdtEndPr/>
         <w:sdtContent>
           <w:r>
             <w:rPr>
@@ -10622,6 +10719,7 @@
         </w:placeholder>
         <w:text/>
       </w:sdtPr>
+      <w:sdtEndPr/>
       <w:sdtContent>
         <w:p>
           <w:pPr>
@@ -10696,6 +10794,7 @@
           </w:placeholder>
           <w:text/>
         </w:sdtPr>
+        <w:sdtEndPr/>
         <w:sdtContent>
           <w:r>
             <w:rPr>
@@ -10742,6 +10841,7 @@
           </w:placeholder>
           <w:text/>
         </w:sdtPr>
+        <w:sdtEndPr/>
         <w:sdtContent>
           <w:r>
             <w:t>${ASF_STATUS_SHORT}</w:t>
@@ -10763,6 +10863,7 @@
           </w:placeholder>
           <w:text/>
         </w:sdtPr>
+        <w:sdtEndPr/>
         <w:sdtContent>
           <w:r>
             <w:t>${ASF_SHORT_NAME}</w:t>
@@ -10844,6 +10945,7 @@
           </w:placeholder>
           <w:text/>
         </w:sdtPr>
+        <w:sdtEndPr/>
         <w:sdtContent>
           <w:r>
             <w:t>${ASF_STATUS_SHORT}</w:t>
@@ -10865,6 +10967,7 @@
           </w:placeholder>
           <w:text/>
         </w:sdtPr>
+        <w:sdtEndPr/>
         <w:sdtContent>
           <w:r>
             <w:t>${ASF_SHORT_NAME}</w:t>
@@ -11021,6 +11124,7 @@
           </w:placeholder>
           <w:text/>
         </w:sdtPr>
+        <w:sdtEndPr/>
         <w:sdtContent>
           <w:r>
             <w:t>${ASF_STATUS_SHORT}</w:t>
@@ -11043,6 +11147,7 @@
           </w:placeholder>
           <w:text/>
         </w:sdtPr>
+        <w:sdtEndPr/>
         <w:sdtContent>
           <w:r>
             <w:t>${ASF_SHORT_NAME}</w:t>
@@ -11177,6 +11282,7 @@
           </w:placeholder>
           <w:text/>
         </w:sdtPr>
+        <w:sdtEndPr/>
         <w:sdtContent>
           <w:r>
             <w:t>${ORG_SHORT_NAME}</w:t>
@@ -11251,6 +11357,7 @@
           </w:placeholder>
           <w:text/>
         </w:sdtPr>
+        <w:sdtEndPr/>
         <w:sdtContent>
           <w:r>
             <w:t>${ORG_SHORT_NAME}</w:t>
@@ -11294,17 +11401,27 @@
       <w:r>
         <w:t xml:space="preserve"> </w:t>
       </w:r>
+      <w:proofErr w:type="gramStart"/>
       <w:r>
         <w:t xml:space="preserve">радио </w:t>
       </w:r>
       <w:r>
-        <w:t xml:space="preserve">связь. </w:t>
-      </w:r>
+        <w:t>связь</w:t>
+      </w:r>
+      <w:proofErr w:type="gramEnd"/>
+      <w:r>
+        <w:t xml:space="preserve">. </w:t>
+      </w:r>
+      <w:proofErr w:type="gramStart"/>
       <w:r>
         <w:t>Радио</w:t>
       </w:r>
       <w:r>
-        <w:t xml:space="preserve"> связь наход</w:t>
+        <w:t xml:space="preserve"> связь</w:t>
+      </w:r>
+      <w:proofErr w:type="gramEnd"/>
+      <w:r>
+        <w:t xml:space="preserve"> наход</w:t>
       </w:r>
       <w:r>
         <w:t>и</w:t>
@@ -11352,6 +11469,7 @@
           </w:placeholder>
           <w:text/>
         </w:sdtPr>
+        <w:sdtEndPr/>
         <w:sdtContent>
           <w:r>
             <w:rPr>
@@ -11379,6 +11497,7 @@
           </w:placeholder>
           <w:text/>
         </w:sdtPr>
+        <w:sdtEndPr/>
         <w:sdtContent>
           <w:r>
             <w:rPr>
@@ -11426,6 +11545,7 @@
           </w:placeholder>
           <w:text/>
         </w:sdtPr>
+        <w:sdtEndPr/>
         <w:sdtContent>
           <w:r>
             <w:rPr>
@@ -11453,6 +11573,7 @@
           </w:placeholder>
           <w:text/>
         </w:sdtPr>
+        <w:sdtEndPr/>
         <w:sdtContent>
           <w:r>
             <w:rPr>
@@ -11490,6 +11611,7 @@
           </w:placeholder>
           <w:text/>
         </w:sdtPr>
+        <w:sdtEndPr/>
         <w:sdtContent>
           <w:r>
             <w:rPr>
@@ -11541,6 +11663,7 @@
           </w:placeholder>
           <w:text/>
         </w:sdtPr>
+        <w:sdtEndPr/>
         <w:sdtContent>
           <w:r>
             <w:rPr>
@@ -11591,6 +11714,7 @@
           </w:placeholder>
           <w:text/>
         </w:sdtPr>
+        <w:sdtEndPr/>
         <w:sdtContent>
           <w:r>
             <w:rPr>
@@ -11642,6 +11766,7 @@
           </w:placeholder>
           <w:text/>
         </w:sdtPr>
+        <w:sdtEndPr/>
         <w:sdtContent>
           <w:r>
             <w:rPr>
@@ -11691,6 +11816,7 @@
           </w:placeholder>
           <w:text/>
         </w:sdtPr>
+        <w:sdtEndPr/>
         <w:sdtContent>
           <w:r>
             <w:rPr>
@@ -11718,6 +11844,7 @@
           </w:placeholder>
           <w:text/>
         </w:sdtPr>
+        <w:sdtEndPr/>
         <w:sdtContent>
           <w:r>
             <w:rPr>
@@ -11772,6 +11899,7 @@
           </w:placeholder>
           <w:text/>
         </w:sdtPr>
+        <w:sdtEndPr/>
         <w:sdtContent>
           <w:r>
             <w:rPr>
@@ -11799,6 +11927,7 @@
           </w:placeholder>
           <w:text/>
         </w:sdtPr>
+        <w:sdtEndPr/>
         <w:sdtContent>
           <w:r>
             <w:rPr>
@@ -11833,8 +11962,6 @@
     <w:tbl>
       <w:tblPr>
         <w:tblStyle w:val="afb"/>
-        <w:tblpPr w:leftFromText="180" w:rightFromText="180" w:vertAnchor="text" w:tblpX="-147" w:tblpY="1"/>
-        <w:tblOverlap w:val="never"/>
         <w:tblW w:w="9781" w:type="dxa"/>
         <w:tblLayout w:type="fixed"/>
         <w:tblLook w:val="04A0" w:firstRow="1" w:lastRow="0" w:firstColumn="1" w:lastColumn="0" w:noHBand="0" w:noVBand="1"/>
@@ -11897,7 +12024,7 @@
               </w:rPr>
             </w:pPr>
             <w:r>
-              <w:t>Должность принимающего звонок</w:t>
+              <w:t>Должность</w:t>
             </w:r>
           </w:p>
         </w:tc>
@@ -11954,11 +12081,11 @@
               </w:rPr>
             </w:pPr>
             <w:r>
-              <w:t>OBJ_TABLE_6_</w:t>
+              <w:t>OBJ_TABLE_6_PL</w:t>
             </w:r>
             <w:r>
               <w:lastRenderedPageBreak/>
-              <w:t>PLACEHOLDER</w:t>
+              <w:t>ACEHOLDER</w:t>
             </w:r>
           </w:p>
         </w:tc>
@@ -12067,6 +12194,7 @@
           </w:placeholder>
           <w:text/>
         </w:sdtPr>
+        <w:sdtEndPr/>
         <w:sdtContent>
           <w:r>
             <w:rPr>
@@ -12094,6 +12222,7 @@
           </w:placeholder>
           <w:text/>
         </w:sdtPr>
+        <w:sdtEndPr/>
         <w:sdtContent>
           <w:r>
             <w:rPr>
@@ -12300,6 +12429,7 @@
           </w:placeholder>
           <w:text/>
         </w:sdtPr>
+        <w:sdtEndPr/>
         <w:sdtContent>
           <w:r>
             <w:rPr>
@@ -12333,6 +12463,7 @@
           </w:placeholder>
           <w:text/>
         </w:sdtPr>
+        <w:sdtEndPr/>
         <w:sdtContent>
           <w:r>
             <w:rPr>
@@ -12600,7 +12731,7 @@
         </w:tabs>
         <w:sectPr>
           <w:pgSz w:w="11906" w:h="16838"/>
-          <w:pgMar w:top="1276" w:right="850" w:bottom="1134" w:left="1701" w:header="708" w:footer="708" w:gutter="0"/>
+          <w:pgMar w:top="1134" w:right="850" w:bottom="1134" w:left="1701" w:header="708" w:footer="708" w:gutter="0"/>
           <w:cols w:space="708"/>
           <w:docGrid w:linePitch="360"/>
         </w:sectPr>
@@ -12612,41 +12743,31 @@
         <w:spacing w:line="240" w:lineRule="auto"/>
         <w:ind w:firstLine="0"/>
         <w:rPr>
-          <w:lang w:val="en-US"/>
-        </w:rPr>
-      </w:pPr>
-      <w:r>
-        <w:rPr>
-          <w:lang w:val="en-US"/>
-        </w:rPr>
-        <w:lastRenderedPageBreak/>
-        <w:t>OBJ_IMAGE_</w:t>
-      </w:r>
-      <w:r>
-        <w:t>4</w:t>
-      </w:r>
-      <w:r>
-        <w:rPr>
-          <w:lang w:val="en-US"/>
-        </w:rPr>
-        <w:t>_PLACEHOLDER</w:t>
-      </w:r>
-    </w:p>
-    <w:p>
-      <w:pPr>
-        <w:pStyle w:val="25"/>
-        <w:spacing w:line="240" w:lineRule="auto"/>
-        <w:ind w:firstLine="0"/>
-        <w:rPr>
           <w:sz w:val="8"/>
           <w:szCs w:val="8"/>
           <w:lang w:val="en-US"/>
         </w:rPr>
       </w:pPr>
-    </w:p>
-    <w:p>
-      <w:pPr>
-        <w:spacing w:after="0" w:line="360" w:lineRule="auto"/>
+      <w:r>
+        <w:rPr>
+          <w:lang w:val="en-US"/>
+        </w:rPr>
+        <w:lastRenderedPageBreak/>
+        <w:t>OBJ_IMAGE_</w:t>
+      </w:r>
+      <w:r>
+        <w:t>4</w:t>
+      </w:r>
+      <w:r>
+        <w:rPr>
+          <w:lang w:val="en-US"/>
+        </w:rPr>
+        <w:t>_PLACEHOLDER</w:t>
+      </w:r>
+    </w:p>
+    <w:p>
+      <w:pPr>
+        <w:spacing w:before="120" w:after="0" w:line="240" w:lineRule="auto"/>
         <w:ind w:firstLine="709"/>
         <w:jc w:val="both"/>
         <w:rPr>
@@ -12680,6 +12801,7 @@
           </w:placeholder>
           <w:text/>
         </w:sdtPr>
+        <w:sdtEndPr/>
         <w:sdtContent>
           <w:r>
             <w:rPr>
@@ -12707,6 +12829,7 @@
           </w:placeholder>
           <w:text/>
         </w:sdtPr>
+        <w:sdtEndPr/>
         <w:sdtContent>
           <w:r>
             <w:rPr>
@@ -13006,6 +13129,7 @@
           </w:placeholder>
           <w:text/>
         </w:sdtPr>
+        <w:sdtEndPr/>
         <w:sdtContent>
           <w:r>
             <w:t>${OBJ_LINC_TEXT_9_TABLE}</w:t>
@@ -13024,6 +13148,7 @@
           </w:placeholder>
           <w:text/>
         </w:sdtPr>
+        <w:sdtEndPr/>
         <w:sdtContent>
           <w:r>
             <w:t>${OBJ_NUM_9_TABLE}</w:t>
@@ -13172,8 +13297,13 @@
         <w:ind w:left="0" w:firstLine="709"/>
       </w:pPr>
       <w:r>
-        <w:t>организовано оповещение об аварии (пожаре), инциденте согласно списков</w:t>
-      </w:r>
+        <w:t xml:space="preserve">организовано оповещение об аварии (пожаре), инциденте </w:t>
+      </w:r>
+      <w:proofErr w:type="gramStart"/>
+      <w:r>
+        <w:t>согласно списков</w:t>
+      </w:r>
+      <w:proofErr w:type="gramEnd"/>
       <w:r>
         <w:t xml:space="preserve"> </w:t>
       </w:r>
@@ -13757,6 +13887,7 @@
           </w:placeholder>
           <w:text/>
         </w:sdtPr>
+        <w:sdtEndPr/>
         <w:sdtContent>
           <w:r>
             <w:t>${OBJ_ORDER_MINIMUM_BALANCE_NUMBER}</w:t>
@@ -13775,6 +13906,7 @@
           </w:placeholder>
           <w:text/>
         </w:sdtPr>
+        <w:sdtEndPr/>
         <w:sdtContent>
           <w:r>
             <w:t>${OBJ_ORDER_MINIMUM_BALANCE_DATE}</w:t>
@@ -13858,7 +13990,7 @@
         <w:jc w:val="both"/>
         <w:sectPr>
           <w:pgSz w:w="11906" w:h="16838"/>
-          <w:pgMar w:top="1276" w:right="850" w:bottom="1134" w:left="1701" w:header="708" w:footer="708" w:gutter="0"/>
+          <w:pgMar w:top="1134" w:right="850" w:bottom="1134" w:left="1701" w:header="708" w:footer="708" w:gutter="0"/>
           <w:cols w:space="708"/>
           <w:docGrid w:linePitch="360"/>
         </w:sectPr>
@@ -13890,6 +14022,7 @@
           </w:placeholder>
           <w:text/>
         </w:sdtPr>
+        <w:sdtEndPr/>
         <w:sdtContent>
           <w:r>
             <w:t>${OBJ_INSURANCE_POLICY_NUMBER}</w:t>
@@ -13917,6 +14050,7 @@
           </w:placeholder>
           <w:text/>
         </w:sdtPr>
+        <w:sdtEndPr/>
         <w:sdtContent>
           <w:r>
             <w:t>${OBJ_INSURANCE_POLICY_DATE}</w:t>
@@ -13969,6 +14103,7 @@
           </w:placeholder>
           <w:text/>
         </w:sdtPr>
+        <w:sdtEndPr/>
         <w:sdtContent>
           <w:r>
             <w:t>${OBJ_NUM_9_TABLE}</w:t>
@@ -13987,6 +14122,7 @@
           </w:placeholder>
           <w:text/>
         </w:sdtPr>
+        <w:sdtEndPr/>
         <w:sdtContent>
           <w:r>
             <w:t>${OBJ_TEXT_NAME_9_TABLE}</w:t>
@@ -14430,12 +14566,7 @@
               <w:suppressAutoHyphens/>
             </w:pPr>
             <w:r>
-              <w:t>- окриком ил</w:t>
-            </w:r>
-            <w:bookmarkStart w:id="101" w:name="_GoBack"/>
-            <w:bookmarkEnd w:id="101"/>
-            <w:r>
-              <w:t xml:space="preserve">и любым доступным средством связи </w:t>
+              <w:t xml:space="preserve">- окриком или любым доступным средством связи </w:t>
             </w:r>
             <w:r>
               <w:t>предупредить об опасности</w:t>
@@ -14497,6 +14628,7 @@
                 </w:placeholder>
                 <w:text/>
               </w:sdtPr>
+              <w:sdtEndPr/>
               <w:sdtContent>
                 <w:r>
                   <w:rPr>
@@ -14524,6 +14656,7 @@
                 </w:placeholder>
                 <w:text/>
               </w:sdtPr>
+              <w:sdtEndPr/>
               <w:sdtContent>
                 <w:r>
                   <w:rPr>
@@ -14551,6 +14684,7 @@
                 </w:placeholder>
                 <w:text/>
               </w:sdtPr>
+              <w:sdtEndPr/>
               <w:sdtContent>
                 <w:r>
                   <w:rPr>
@@ -14710,6 +14844,7 @@
                 </w:placeholder>
                 <w:text/>
               </w:sdtPr>
+              <w:sdtEndPr/>
               <w:sdtContent>
                 <w:r>
                   <w:t>${ASF_STATUS_SHORT}</w:t>
@@ -14728,6 +14863,7 @@
                 </w:placeholder>
                 <w:text/>
               </w:sdtPr>
+              <w:sdtEndPr/>
               <w:sdtContent>
                 <w:r>
                   <w:t>${ASF_SHORT_NAME}</w:t>
@@ -14749,6 +14885,7 @@
                 </w:placeholder>
                 <w:text/>
               </w:sdtPr>
+              <w:sdtEndPr/>
               <w:sdtContent>
                 <w:r>
                   <w:t>${ASF_ARRIVAL_TIME}</w:t>
@@ -15215,6 +15352,7 @@
                 </w:placeholder>
                 <w:text/>
               </w:sdtPr>
+              <w:sdtEndPr/>
               <w:sdtContent>
                 <w:r>
                   <w:rPr>
@@ -15242,6 +15380,7 @@
                 </w:placeholder>
                 <w:text/>
               </w:sdtPr>
+              <w:sdtEndPr/>
               <w:sdtContent>
                 <w:r>
                   <w:rPr>
@@ -15269,6 +15408,7 @@
                 </w:placeholder>
                 <w:text/>
               </w:sdtPr>
+              <w:sdtEndPr/>
               <w:sdtContent>
                 <w:r>
                   <w:rPr>
@@ -15447,6 +15587,7 @@
                 </w:placeholder>
                 <w:text/>
               </w:sdtPr>
+              <w:sdtEndPr/>
               <w:sdtContent>
                 <w:r>
                   <w:t>${ASF_STATUS_SHORT}</w:t>
@@ -15465,6 +15606,7 @@
                 </w:placeholder>
                 <w:text/>
               </w:sdtPr>
+              <w:sdtEndPr/>
               <w:sdtContent>
                 <w:r>
                   <w:t>${ASF_SHORT_NAME}</w:t>
@@ -15486,6 +15628,7 @@
                 </w:placeholder>
                 <w:text/>
               </w:sdtPr>
+              <w:sdtEndPr/>
               <w:sdtContent>
                 <w:r>
                   <w:t>${ASF_ARRIVAL_TIME}</w:t>
@@ -16155,6 +16298,7 @@
                 </w:placeholder>
                 <w:text/>
               </w:sdtPr>
+              <w:sdtEndPr/>
               <w:sdtContent>
                 <w:r>
                   <w:rPr>
@@ -16182,6 +16326,7 @@
                 </w:placeholder>
                 <w:text/>
               </w:sdtPr>
+              <w:sdtEndPr/>
               <w:sdtContent>
                 <w:r>
                   <w:rPr>
@@ -16647,7 +16792,7 @@
         <w:jc w:val="both"/>
         <w:sectPr>
           <w:pgSz w:w="16838" w:h="11906" w:orient="landscape"/>
-          <w:pgMar w:top="1276" w:right="1134" w:bottom="850" w:left="1134" w:header="708" w:footer="708" w:gutter="0"/>
+          <w:pgMar w:top="1134" w:right="1134" w:bottom="850" w:left="1134" w:header="708" w:footer="708" w:gutter="0"/>
           <w:cols w:space="708"/>
           <w:docGrid w:linePitch="360"/>
         </w:sectPr>
@@ -16660,14 +16805,14 @@
           <w:lang w:eastAsia="en-US"/>
         </w:rPr>
       </w:pPr>
-      <w:bookmarkStart w:id="102" w:name="_Toc414022297"/>
-      <w:bookmarkStart w:id="103" w:name="_Toc427057254"/>
-      <w:bookmarkStart w:id="104" w:name="_Toc431390633"/>
-      <w:bookmarkStart w:id="105" w:name="_Toc209703504"/>
-      <w:bookmarkStart w:id="106" w:name="_Toc221000977"/>
-      <w:bookmarkStart w:id="107" w:name="_Toc427057264"/>
-      <w:bookmarkStart w:id="108" w:name="_Toc430943242"/>
-      <w:bookmarkStart w:id="109" w:name="_Toc430958131"/>
+      <w:bookmarkStart w:id="101" w:name="_Toc414022297"/>
+      <w:bookmarkStart w:id="102" w:name="_Toc427057254"/>
+      <w:bookmarkStart w:id="103" w:name="_Toc431390633"/>
+      <w:bookmarkStart w:id="104" w:name="_Toc209703504"/>
+      <w:bookmarkStart w:id="105" w:name="_Toc221000977"/>
+      <w:bookmarkStart w:id="106" w:name="_Toc427057264"/>
+      <w:bookmarkStart w:id="107" w:name="_Toc430943242"/>
+      <w:bookmarkStart w:id="108" w:name="_Toc430958131"/>
       <w:r>
         <w:rPr>
           <w:lang w:eastAsia="en-US"/>
@@ -16681,11 +16826,11 @@
         </w:rPr>
         <w:t>. Распределение обязанностей между отдельными лицами, участвующими в ликвидации аварии</w:t>
       </w:r>
+      <w:bookmarkEnd w:id="101"/>
       <w:bookmarkEnd w:id="102"/>
       <w:bookmarkEnd w:id="103"/>
       <w:bookmarkEnd w:id="104"/>
       <w:bookmarkEnd w:id="105"/>
-      <w:bookmarkEnd w:id="106"/>
     </w:p>
     <w:p>
       <w:pPr>
@@ -16699,16 +16844,16 @@
       <w:pPr>
         <w:pStyle w:val="2a"/>
       </w:pPr>
-      <w:bookmarkStart w:id="110" w:name="_Toc209703505"/>
-      <w:bookmarkStart w:id="111" w:name="_Toc221000978"/>
+      <w:bookmarkStart w:id="109" w:name="_Toc209703505"/>
+      <w:bookmarkStart w:id="110" w:name="_Toc221000978"/>
       <w:r>
         <w:t>13.</w:t>
       </w:r>
       <w:r>
         <w:t>1. Общие положения</w:t>
       </w:r>
+      <w:bookmarkEnd w:id="109"/>
       <w:bookmarkEnd w:id="110"/>
-      <w:bookmarkEnd w:id="111"/>
     </w:p>
     <w:p>
       <w:pPr>
@@ -17074,6 +17219,7 @@
           </w:placeholder>
           <w:text/>
         </w:sdtPr>
+        <w:sdtEndPr/>
         <w:sdtContent>
           <w:r>
             <w:rPr>
@@ -17128,6 +17274,7 @@
           </w:placeholder>
           <w:text/>
         </w:sdtPr>
+        <w:sdtEndPr/>
         <w:sdtContent>
           <w:r>
             <w:rPr>
@@ -17214,6 +17361,7 @@
           </w:placeholder>
           <w:text/>
         </w:sdtPr>
+        <w:sdtEndPr/>
         <w:sdtContent>
           <w:r>
             <w:rPr>
@@ -17250,8 +17398,8 @@
       <w:pPr>
         <w:pStyle w:val="2a"/>
       </w:pPr>
-      <w:bookmarkStart w:id="112" w:name="_Toc209703506"/>
-      <w:bookmarkStart w:id="113" w:name="_Toc221000979"/>
+      <w:bookmarkStart w:id="111" w:name="_Toc209703506"/>
+      <w:bookmarkStart w:id="112" w:name="_Toc221000979"/>
       <w:r>
         <w:t>13.</w:t>
       </w:r>
@@ -17264,8 +17412,8 @@
       <w:r>
         <w:t xml:space="preserve"> руководителем выполняется следующий комплекс мер:</w:t>
       </w:r>
+      <w:bookmarkEnd w:id="111"/>
       <w:bookmarkEnd w:id="112"/>
-      <w:bookmarkEnd w:id="113"/>
     </w:p>
     <w:p>
       <w:pPr>
@@ -17684,16 +17832,16 @@
       <w:pPr>
         <w:pStyle w:val="2a"/>
       </w:pPr>
-      <w:bookmarkStart w:id="114" w:name="_Toc209703507"/>
-      <w:bookmarkStart w:id="115" w:name="_Toc221000980"/>
+      <w:bookmarkStart w:id="113" w:name="_Toc209703507"/>
+      <w:bookmarkStart w:id="114" w:name="_Toc221000980"/>
       <w:r>
         <w:t>13.</w:t>
       </w:r>
       <w:r>
         <w:t>3. Обязанности технического руководителя</w:t>
       </w:r>
+      <w:bookmarkEnd w:id="113"/>
       <w:bookmarkEnd w:id="114"/>
-      <w:bookmarkEnd w:id="115"/>
     </w:p>
     <w:p>
       <w:pPr>
@@ -17725,7 +17873,43 @@
           <w:sz w:val="24"/>
           <w:szCs w:val="24"/>
         </w:rPr>
-        <w:t xml:space="preserve">- разработку специальных программ (с указанием приоритетности реализации), предусматривающих дооснащение объекта средствами контроля, автоматического регулирования, устройствами взрывопредупреждения и взрывозащиты, быстродействующими отсекателями, системами безопасной аварийной остановки объекта, оповещения, защиты и спасения людей, создание запасов дегазирующих реагентов, совершенствование систем улавливания и дегазации вредных выбросов, устройство систем локализации, препятствующих распространению неорганизованных выбросов на территории организации и за ее пределами, и т.п., если при разработке </w:t>
+        <w:t xml:space="preserve">- разработку специальных программ (с указанием приоритетности реализации), предусматривающих дооснащение объекта средствами контроля, автоматического регулирования, устройствами </w:t>
+      </w:r>
+      <w:proofErr w:type="spellStart"/>
+      <w:r>
+        <w:rPr>
+          <w:rFonts w:ascii="Times New Roman" w:hAnsi="Times New Roman"/>
+          <w:sz w:val="24"/>
+          <w:szCs w:val="24"/>
+        </w:rPr>
+        <w:t>взрывопредупреждения</w:t>
+      </w:r>
+      <w:proofErr w:type="spellEnd"/>
+      <w:r>
+        <w:rPr>
+          <w:rFonts w:ascii="Times New Roman" w:hAnsi="Times New Roman"/>
+          <w:sz w:val="24"/>
+          <w:szCs w:val="24"/>
+        </w:rPr>
+        <w:t xml:space="preserve"> и взрывозащиты, быстродействующими </w:t>
+      </w:r>
+      <w:proofErr w:type="spellStart"/>
+      <w:r>
+        <w:rPr>
+          <w:rFonts w:ascii="Times New Roman" w:hAnsi="Times New Roman"/>
+          <w:sz w:val="24"/>
+          <w:szCs w:val="24"/>
+        </w:rPr>
+        <w:t>отсекателями</w:t>
+      </w:r>
+      <w:proofErr w:type="spellEnd"/>
+      <w:r>
+        <w:rPr>
+          <w:rFonts w:ascii="Times New Roman" w:hAnsi="Times New Roman"/>
+          <w:sz w:val="24"/>
+          <w:szCs w:val="24"/>
+        </w:rPr>
+        <w:t xml:space="preserve">, системами безопасной аварийной остановки объекта, оповещения, защиты и спасения людей, создание запасов дегазирующих реагентов, совершенствование систем улавливания и дегазации вредных выбросов, устройство систем локализации, препятствующих распространению неорганизованных выбросов на территории организации и за ее пределами, и т.п., если при разработке </w:t>
       </w:r>
       <w:r>
         <w:rPr>
@@ -18066,8 +18250,8 @@
       <w:pPr>
         <w:pStyle w:val="2a"/>
       </w:pPr>
-      <w:bookmarkStart w:id="116" w:name="_Toc209703508"/>
-      <w:bookmarkStart w:id="117" w:name="_Toc221000981"/>
+      <w:bookmarkStart w:id="115" w:name="_Toc209703508"/>
+      <w:bookmarkStart w:id="116" w:name="_Toc221000981"/>
       <w:r>
         <w:t>13.4.</w:t>
       </w:r>
@@ -18080,8 +18264,8 @@
       <w:r>
         <w:t xml:space="preserve"> </w:t>
       </w:r>
-      <w:bookmarkStart w:id="118" w:name="_Hlk221183206"/>
-      <w:bookmarkEnd w:id="116"/>
+      <w:bookmarkStart w:id="117" w:name="_Hlk221183206"/>
+      <w:bookmarkEnd w:id="115"/>
       <w:sdt>
         <w:sdtPr>
           <w:rPr>
@@ -18094,6 +18278,7 @@
           </w:placeholder>
           <w:text/>
         </w:sdtPr>
+        <w:sdtEndPr/>
         <w:sdtContent>
           <w:r>
             <w:rPr>
@@ -18103,8 +18288,8 @@
           </w:r>
         </w:sdtContent>
       </w:sdt>
+      <w:bookmarkEnd w:id="116"/>
       <w:bookmarkEnd w:id="117"/>
-      <w:bookmarkEnd w:id="118"/>
     </w:p>
     <w:p>
       <w:pPr>
@@ -18251,6 +18436,7 @@
           </w:placeholder>
           <w:text/>
         </w:sdtPr>
+        <w:sdtEndPr/>
         <w:sdtContent>
           <w:r>
             <w:rPr>
@@ -18520,8 +18706,8 @@
       <w:pPr>
         <w:pStyle w:val="2a"/>
       </w:pPr>
-      <w:bookmarkStart w:id="119" w:name="_Toc209703509"/>
-      <w:bookmarkStart w:id="120" w:name="_Toc221000982"/>
+      <w:bookmarkStart w:id="118" w:name="_Toc209703509"/>
+      <w:bookmarkStart w:id="119" w:name="_Toc221000982"/>
       <w:r>
         <w:t>13.</w:t>
       </w:r>
@@ -18531,8 +18717,8 @@
       <w:r>
         <w:t>начальника участка</w:t>
       </w:r>
+      <w:bookmarkEnd w:id="118"/>
       <w:bookmarkEnd w:id="119"/>
-      <w:bookmarkEnd w:id="120"/>
     </w:p>
     <w:p>
       <w:pPr>
@@ -18806,8 +18992,8 @@
       <w:pPr>
         <w:pStyle w:val="2a"/>
       </w:pPr>
-      <w:bookmarkStart w:id="121" w:name="_Toc209703510"/>
-      <w:bookmarkStart w:id="122" w:name="_Toc221000983"/>
+      <w:bookmarkStart w:id="120" w:name="_Toc209703510"/>
+      <w:bookmarkStart w:id="121" w:name="_Toc221000983"/>
       <w:r>
         <w:t>13.</w:t>
       </w:r>
@@ -18817,11 +19003,11 @@
       <w:r>
         <w:t xml:space="preserve"> </w:t>
       </w:r>
+      <w:bookmarkEnd w:id="120"/>
+      <w:r>
+        <w:t>Объекта</w:t>
+      </w:r>
       <w:bookmarkEnd w:id="121"/>
-      <w:r>
-        <w:t>Объекта</w:t>
-      </w:r>
-      <w:bookmarkEnd w:id="122"/>
     </w:p>
     <w:p>
       <w:pPr>
@@ -18897,6 +19083,7 @@
           </w:placeholder>
           <w:text/>
         </w:sdtPr>
+        <w:sdtEndPr/>
         <w:sdtContent>
           <w:r>
             <w:rPr>
@@ -19021,15 +19208,15 @@
       <w:pPr>
         <w:pStyle w:val="2a"/>
       </w:pPr>
-      <w:bookmarkStart w:id="123" w:name="_Toc209703511"/>
-      <w:bookmarkStart w:id="124" w:name="_Toc221000984"/>
+      <w:bookmarkStart w:id="122" w:name="_Toc209703511"/>
+      <w:bookmarkStart w:id="123" w:name="_Toc221000984"/>
       <w:r>
         <w:t>13.</w:t>
       </w:r>
       <w:r>
         <w:t xml:space="preserve">7. Обязанности членов </w:t>
       </w:r>
-      <w:bookmarkStart w:id="125" w:name="_Hlk221183488"/>
+      <w:bookmarkStart w:id="124" w:name="_Hlk221183488"/>
       <w:sdt>
         <w:sdtPr>
           <w:tag w:val="ASF_STATUS_SHORT"/>
@@ -19039,13 +19226,14 @@
           </w:placeholder>
           <w:text/>
         </w:sdtPr>
+        <w:sdtEndPr/>
         <w:sdtContent>
           <w:r>
             <w:t>${ASF_STATUS_SHORT}</w:t>
           </w:r>
         </w:sdtContent>
       </w:sdt>
-      <w:bookmarkEnd w:id="125"/>
+      <w:bookmarkEnd w:id="124"/>
       <w:r>
         <w:t xml:space="preserve"> </w:t>
       </w:r>
@@ -19058,14 +19246,15 @@
           </w:placeholder>
           <w:text/>
         </w:sdtPr>
+        <w:sdtEndPr/>
         <w:sdtContent>
           <w:r>
             <w:t>${ASF_SHORT_NAME}</w:t>
           </w:r>
         </w:sdtContent>
       </w:sdt>
+      <w:bookmarkEnd w:id="122"/>
       <w:bookmarkEnd w:id="123"/>
-      <w:bookmarkEnd w:id="124"/>
     </w:p>
     <w:p>
       <w:pPr>
@@ -19496,14 +19685,16 @@
       <w:pPr>
         <w:pStyle w:val="2a"/>
       </w:pPr>
-      <w:bookmarkStart w:id="126" w:name="_Toc209703512"/>
-      <w:bookmarkStart w:id="127" w:name="_Toc221000985"/>
+      <w:bookmarkStart w:id="125" w:name="_Toc209703512"/>
+      <w:bookmarkStart w:id="126" w:name="_Toc221000985"/>
       <w:r>
         <w:t>13.</w:t>
       </w:r>
       <w:r>
         <w:t>8. Обязанности начальника ПЧ</w:t>
       </w:r>
+      <w:bookmarkStart w:id="127" w:name="_GoBack"/>
+      <w:bookmarkEnd w:id="125"/>
       <w:bookmarkEnd w:id="126"/>
       <w:bookmarkEnd w:id="127"/>
     </w:p>
@@ -19894,7 +20085,7 @@
         <w:jc w:val="both"/>
         <w:sectPr>
           <w:pgSz w:w="11907" w:h="16839" w:code="9"/>
-          <w:pgMar w:top="1276" w:right="850" w:bottom="1134" w:left="1701" w:header="708" w:footer="708" w:gutter="0"/>
+          <w:pgMar w:top="1134" w:right="850" w:bottom="1134" w:left="1701" w:header="708" w:footer="708" w:gutter="0"/>
           <w:cols w:space="708"/>
           <w:docGrid w:linePitch="360"/>
         </w:sectPr>
@@ -19922,9 +20113,9 @@
       <w:bookmarkStart w:id="136" w:name="_Toc391383493"/>
       <w:bookmarkStart w:id="137" w:name="_Toc414977744"/>
       <w:bookmarkStart w:id="138" w:name="_Toc430943246"/>
+      <w:bookmarkEnd w:id="106"/>
       <w:bookmarkEnd w:id="107"/>
       <w:bookmarkEnd w:id="108"/>
-      <w:bookmarkEnd w:id="109"/>
       <w:r>
         <w:rPr>
           <w:rFonts w:ascii="Times New Roman" w:hAnsi="Times New Roman"/>
@@ -19952,6 +20143,7 @@
           </w:placeholder>
           <w:text/>
         </w:sdtPr>
+        <w:sdtEndPr/>
         <w:sdtContent>
           <w:r>
             <w:rPr>
@@ -19992,6 +20184,7 @@
           </w:placeholder>
           <w:text/>
         </w:sdtPr>
+        <w:sdtEndPr/>
         <w:sdtContent>
           <w:r>
             <w:rPr>
@@ -20129,6 +20322,7 @@
           </w:placeholder>
           <w:text/>
         </w:sdtPr>
+        <w:sdtEndPr/>
         <w:sdtContent>
           <w:r>
             <w:rPr>
@@ -20171,6 +20365,7 @@
           </w:placeholder>
           <w:text/>
         </w:sdtPr>
+        <w:sdtEndPr/>
         <w:sdtContent>
           <w:r>
             <w:rPr>
@@ -20233,7 +20428,7 @@
 </file>
 
 <file path=word/endnotes.xml><?xml version="1.0" encoding="utf-8"?>
-<w:endnotes xmlns:wpc="http://schemas.microsoft.com/office/word/2010/wordprocessingCanvas" xmlns:cx="http://schemas.microsoft.com/office/drawing/2014/chartex" xmlns:cx1="http://schemas.microsoft.com/office/drawing/2015/9/8/chartex" xmlns:mc="http://schemas.openxmlformats.org/markup-compatibility/2006" xmlns:o="urn:schemas-microsoft-com:office:office" xmlns:r="http://schemas.openxmlformats.org/officeDocument/2006/relationships" xmlns:m="http://schemas.openxmlformats.org/officeDocument/2006/math" xmlns:v="urn:schemas-microsoft-com:vml" xmlns:wp14="http://schemas.microsoft.com/office/word/2010/wordprocessingDrawing" xmlns:wp="http://schemas.openxmlformats.org/drawingml/2006/wordprocessingDrawing" xmlns:w10="urn:schemas-microsoft-com:office:word" xmlns:w="http://schemas.openxmlformats.org/wordprocessingml/2006/main" xmlns:w14="http://schemas.microsoft.com/office/word/2010/wordml" xmlns:w15="http://schemas.microsoft.com/office/word/2012/wordml" xmlns:w16se="http://schemas.microsoft.com/office/word/2015/wordml/symex" xmlns:wpg="http://schemas.microsoft.com/office/word/2010/wordprocessingGroup" xmlns:wpi="http://schemas.microsoft.com/office/word/2010/wordprocessingInk" xmlns:wne="http://schemas.microsoft.com/office/word/2006/wordml" xmlns:wps="http://schemas.microsoft.com/office/word/2010/wordprocessingShape" mc:Ignorable="w14 w15 w16se wp14">
+<w:endnotes xmlns:wpc="http://schemas.microsoft.com/office/word/2010/wordprocessingCanvas" xmlns:cx="http://schemas.microsoft.com/office/drawing/2014/chartex" xmlns:cx1="http://schemas.microsoft.com/office/drawing/2015/9/8/chartex" xmlns:cx2="http://schemas.microsoft.com/office/drawing/2015/10/21/chartex" xmlns:cx3="http://schemas.microsoft.com/office/drawing/2016/5/9/chartex" xmlns:cx4="http://schemas.microsoft.com/office/drawing/2016/5/10/chartex" xmlns:cx5="http://schemas.microsoft.com/office/drawing/2016/5/11/chartex" xmlns:cx6="http://schemas.microsoft.com/office/drawing/2016/5/12/chartex" xmlns:cx7="http://schemas.microsoft.com/office/drawing/2016/5/13/chartex" xmlns:cx8="http://schemas.microsoft.com/office/drawing/2016/5/14/chartex" xmlns:mc="http://schemas.openxmlformats.org/markup-compatibility/2006" xmlns:aink="http://schemas.microsoft.com/office/drawing/2016/ink" xmlns:am3d="http://schemas.microsoft.com/office/drawing/2017/model3d" xmlns:o="urn:schemas-microsoft-com:office:office" xmlns:r="http://schemas.openxmlformats.org/officeDocument/2006/relationships" xmlns:m="http://schemas.openxmlformats.org/officeDocument/2006/math" xmlns:v="urn:schemas-microsoft-com:vml" xmlns:wp14="http://schemas.microsoft.com/office/word/2010/wordprocessingDrawing" xmlns:wp="http://schemas.openxmlformats.org/drawingml/2006/wordprocessingDrawing" xmlns:w10="urn:schemas-microsoft-com:office:word" xmlns:w="http://schemas.openxmlformats.org/wordprocessingml/2006/main" xmlns:w14="http://schemas.microsoft.com/office/word/2010/wordml" xmlns:w15="http://schemas.microsoft.com/office/word/2012/wordml" xmlns:w16cex="http://schemas.microsoft.com/office/word/2018/wordml/cex" xmlns:w16cid="http://schemas.microsoft.com/office/word/2016/wordml/cid" xmlns:w16="http://schemas.microsoft.com/office/word/2018/wordml" xmlns:w16se="http://schemas.microsoft.com/office/word/2015/wordml/symex" xmlns:wpg="http://schemas.microsoft.com/office/word/2010/wordprocessingGroup" xmlns:wpi="http://schemas.microsoft.com/office/word/2010/wordprocessingInk" xmlns:wne="http://schemas.microsoft.com/office/word/2006/wordml" xmlns:wps="http://schemas.microsoft.com/office/word/2010/wordprocessingShape" mc:Ignorable="w14 w15 w16se w16cid w16 w16cex wp14">
   <w:endnote w:type="separator" w:id="-1">
     <w:p>
       <w:pPr>
@@ -20258,7 +20453,7 @@
 </file>
 
 <file path=word/footer1.xml><?xml version="1.0" encoding="utf-8"?>
-<w:ftr xmlns:wpc="http://schemas.microsoft.com/office/word/2010/wordprocessingCanvas" xmlns:cx="http://schemas.microsoft.com/office/drawing/2014/chartex" xmlns:cx1="http://schemas.microsoft.com/office/drawing/2015/9/8/chartex" xmlns:mc="http://schemas.openxmlformats.org/markup-compatibility/2006" xmlns:o="urn:schemas-microsoft-com:office:office" xmlns:r="http://schemas.openxmlformats.org/officeDocument/2006/relationships" xmlns:m="http://schemas.openxmlformats.org/officeDocument/2006/math" xmlns:v="urn:schemas-microsoft-com:vml" xmlns:wp14="http://schemas.microsoft.com/office/word/2010/wordprocessingDrawing" xmlns:wp="http://schemas.openxmlformats.org/drawingml/2006/wordprocessingDrawing" xmlns:w10="urn:schemas-microsoft-com:office:word" xmlns:w="http://schemas.openxmlformats.org/wordprocessingml/2006/main" xmlns:w14="http://schemas.microsoft.com/office/word/2010/wordml" xmlns:w15="http://schemas.microsoft.com/office/word/2012/wordml" xmlns:w16se="http://schemas.microsoft.com/office/word/2015/wordml/symex" xmlns:wpg="http://schemas.microsoft.com/office/word/2010/wordprocessingGroup" xmlns:wpi="http://schemas.microsoft.com/office/word/2010/wordprocessingInk" xmlns:wne="http://schemas.microsoft.com/office/word/2006/wordml" xmlns:wps="http://schemas.microsoft.com/office/word/2010/wordprocessingShape" mc:Ignorable="w14 w15 w16se wp14">
+<w:ftr xmlns:wpc="http://schemas.microsoft.com/office/word/2010/wordprocessingCanvas" xmlns:cx="http://schemas.microsoft.com/office/drawing/2014/chartex" xmlns:cx1="http://schemas.microsoft.com/office/drawing/2015/9/8/chartex" xmlns:cx2="http://schemas.microsoft.com/office/drawing/2015/10/21/chartex" xmlns:cx3="http://schemas.microsoft.com/office/drawing/2016/5/9/chartex" xmlns:cx4="http://schemas.microsoft.com/office/drawing/2016/5/10/chartex" xmlns:cx5="http://schemas.microsoft.com/office/drawing/2016/5/11/chartex" xmlns:cx6="http://schemas.microsoft.com/office/drawing/2016/5/12/chartex" xmlns:cx7="http://schemas.microsoft.com/office/drawing/2016/5/13/chartex" xmlns:cx8="http://schemas.microsoft.com/office/drawing/2016/5/14/chartex" xmlns:mc="http://schemas.openxmlformats.org/markup-compatibility/2006" xmlns:aink="http://schemas.microsoft.com/office/drawing/2016/ink" xmlns:am3d="http://schemas.microsoft.com/office/drawing/2017/model3d" xmlns:o="urn:schemas-microsoft-com:office:office" xmlns:r="http://schemas.openxmlformats.org/officeDocument/2006/relationships" xmlns:m="http://schemas.openxmlformats.org/officeDocument/2006/math" xmlns:v="urn:schemas-microsoft-com:vml" xmlns:wp14="http://schemas.microsoft.com/office/word/2010/wordprocessingDrawing" xmlns:wp="http://schemas.openxmlformats.org/drawingml/2006/wordprocessingDrawing" xmlns:w10="urn:schemas-microsoft-com:office:word" xmlns:w="http://schemas.openxmlformats.org/wordprocessingml/2006/main" xmlns:w14="http://schemas.microsoft.com/office/word/2010/wordml" xmlns:w15="http://schemas.microsoft.com/office/word/2012/wordml" xmlns:w16cex="http://schemas.microsoft.com/office/word/2018/wordml/cex" xmlns:w16cid="http://schemas.microsoft.com/office/word/2016/wordml/cid" xmlns:w16="http://schemas.microsoft.com/office/word/2018/wordml" xmlns:w16se="http://schemas.microsoft.com/office/word/2015/wordml/symex" xmlns:wpg="http://schemas.microsoft.com/office/word/2010/wordprocessingGroup" xmlns:wpi="http://schemas.microsoft.com/office/word/2010/wordprocessingInk" xmlns:wne="http://schemas.microsoft.com/office/word/2006/wordml" xmlns:wps="http://schemas.microsoft.com/office/word/2010/wordprocessingShape" mc:Ignorable="w14 w15 w16se w16cid w16 w16cex wp14">
   <w:p>
     <w:pPr>
       <w:pStyle w:val="aa"/>
@@ -20277,7 +20472,7 @@
       <w:rPr>
         <w:noProof/>
       </w:rPr>
-      <w:t>29</w:t>
+      <w:t>14</w:t>
     </w:r>
     <w:r>
       <w:fldChar w:fldCharType="end"/>
@@ -20287,7 +20482,7 @@
 </file>
 
 <file path=word/footnotes.xml><?xml version="1.0" encoding="utf-8"?>
-<w:footnotes xmlns:wpc="http://schemas.microsoft.com/office/word/2010/wordprocessingCanvas" xmlns:cx="http://schemas.microsoft.com/office/drawing/2014/chartex" xmlns:cx1="http://schemas.microsoft.com/office/drawing/2015/9/8/chartex" xmlns:mc="http://schemas.openxmlformats.org/markup-compatibility/2006" xmlns:o="urn:schemas-microsoft-com:office:office" xmlns:r="http://schemas.openxmlformats.org/officeDocument/2006/relationships" xmlns:m="http://schemas.openxmlformats.org/officeDocument/2006/math" xmlns:v="urn:schemas-microsoft-com:vml" xmlns:wp14="http://schemas.microsoft.com/office/word/2010/wordprocessingDrawing" xmlns:wp="http://schemas.openxmlformats.org/drawingml/2006/wordprocessingDrawing" xmlns:w10="urn:schemas-microsoft-com:office:word" xmlns:w="http://schemas.openxmlformats.org/wordprocessingml/2006/main" xmlns:w14="http://schemas.microsoft.com/office/word/2010/wordml" xmlns:w15="http://schemas.microsoft.com/office/word/2012/wordml" xmlns:w16se="http://schemas.microsoft.com/office/word/2015/wordml/symex" xmlns:wpg="http://schemas.microsoft.com/office/word/2010/wordprocessingGroup" xmlns:wpi="http://schemas.microsoft.com/office/word/2010/wordprocessingInk" xmlns:wne="http://schemas.microsoft.com/office/word/2006/wordml" xmlns:wps="http://schemas.microsoft.com/office/word/2010/wordprocessingShape" mc:Ignorable="w14 w15 w16se wp14">
+<w:footnotes xmlns:wpc="http://schemas.microsoft.com/office/word/2010/wordprocessingCanvas" xmlns:cx="http://schemas.microsoft.com/office/drawing/2014/chartex" xmlns:cx1="http://schemas.microsoft.com/office/drawing/2015/9/8/chartex" xmlns:cx2="http://schemas.microsoft.com/office/drawing/2015/10/21/chartex" xmlns:cx3="http://schemas.microsoft.com/office/drawing/2016/5/9/chartex" xmlns:cx4="http://schemas.microsoft.com/office/drawing/2016/5/10/chartex" xmlns:cx5="http://schemas.microsoft.com/office/drawing/2016/5/11/chartex" xmlns:cx6="http://schemas.microsoft.com/office/drawing/2016/5/12/chartex" xmlns:cx7="http://schemas.microsoft.com/office/drawing/2016/5/13/chartex" xmlns:cx8="http://schemas.microsoft.com/office/drawing/2016/5/14/chartex" xmlns:mc="http://schemas.openxmlformats.org/markup-compatibility/2006" xmlns:aink="http://schemas.microsoft.com/office/drawing/2016/ink" xmlns:am3d="http://schemas.microsoft.com/office/drawing/2017/model3d" xmlns:o="urn:schemas-microsoft-com:office:office" xmlns:r="http://schemas.openxmlformats.org/officeDocument/2006/relationships" xmlns:m="http://schemas.openxmlformats.org/officeDocument/2006/math" xmlns:v="urn:schemas-microsoft-com:vml" xmlns:wp14="http://schemas.microsoft.com/office/word/2010/wordprocessingDrawing" xmlns:wp="http://schemas.openxmlformats.org/drawingml/2006/wordprocessingDrawing" xmlns:w10="urn:schemas-microsoft-com:office:word" xmlns:w="http://schemas.openxmlformats.org/wordprocessingml/2006/main" xmlns:w14="http://schemas.microsoft.com/office/word/2010/wordml" xmlns:w15="http://schemas.microsoft.com/office/word/2012/wordml" xmlns:w16cex="http://schemas.microsoft.com/office/word/2018/wordml/cex" xmlns:w16cid="http://schemas.microsoft.com/office/word/2016/wordml/cid" xmlns:w16="http://schemas.microsoft.com/office/word/2018/wordml" xmlns:w16se="http://schemas.microsoft.com/office/word/2015/wordml/symex" xmlns:wpg="http://schemas.microsoft.com/office/word/2010/wordprocessingGroup" xmlns:wpi="http://schemas.microsoft.com/office/word/2010/wordprocessingInk" xmlns:wne="http://schemas.microsoft.com/office/word/2006/wordml" xmlns:wps="http://schemas.microsoft.com/office/word/2010/wordprocessingShape" mc:Ignorable="w14 w15 w16se w16cid w16 w16cex wp14">
   <w:footnote w:type="separator" w:id="-1">
     <w:p>
       <w:pPr>
@@ -20312,7 +20507,7 @@
 </file>
 
 <file path=word/header1.xml><?xml version="1.0" encoding="utf-8"?>
-<w:hdr xmlns:wpc="http://schemas.microsoft.com/office/word/2010/wordprocessingCanvas" xmlns:cx="http://schemas.microsoft.com/office/drawing/2014/chartex" xmlns:cx1="http://schemas.microsoft.com/office/drawing/2015/9/8/chartex" xmlns:mc="http://schemas.openxmlformats.org/markup-compatibility/2006" xmlns:o="urn:schemas-microsoft-com:office:office" xmlns:r="http://schemas.openxmlformats.org/officeDocument/2006/relationships" xmlns:m="http://schemas.openxmlformats.org/officeDocument/2006/math" xmlns:v="urn:schemas-microsoft-com:vml" xmlns:wp14="http://schemas.microsoft.com/office/word/2010/wordprocessingDrawing" xmlns:wp="http://schemas.openxmlformats.org/drawingml/2006/wordprocessingDrawing" xmlns:w10="urn:schemas-microsoft-com:office:word" xmlns:w="http://schemas.openxmlformats.org/wordprocessingml/2006/main" xmlns:w14="http://schemas.microsoft.com/office/word/2010/wordml" xmlns:w15="http://schemas.microsoft.com/office/word/2012/wordml" xmlns:w16se="http://schemas.microsoft.com/office/word/2015/wordml/symex" xmlns:wpg="http://schemas.microsoft.com/office/word/2010/wordprocessingGroup" xmlns:wpi="http://schemas.microsoft.com/office/word/2010/wordprocessingInk" xmlns:wne="http://schemas.microsoft.com/office/word/2006/wordml" xmlns:wps="http://schemas.microsoft.com/office/word/2010/wordprocessingShape" mc:Ignorable="w14 w15 w16se wp14">
+<w:hdr xmlns:wpc="http://schemas.microsoft.com/office/word/2010/wordprocessingCanvas" xmlns:cx="http://schemas.microsoft.com/office/drawing/2014/chartex" xmlns:cx1="http://schemas.microsoft.com/office/drawing/2015/9/8/chartex" xmlns:cx2="http://schemas.microsoft.com/office/drawing/2015/10/21/chartex" xmlns:cx3="http://schemas.microsoft.com/office/drawing/2016/5/9/chartex" xmlns:cx4="http://schemas.microsoft.com/office/drawing/2016/5/10/chartex" xmlns:cx5="http://schemas.microsoft.com/office/drawing/2016/5/11/chartex" xmlns:cx6="http://schemas.microsoft.com/office/drawing/2016/5/12/chartex" xmlns:cx7="http://schemas.microsoft.com/office/drawing/2016/5/13/chartex" xmlns:cx8="http://schemas.microsoft.com/office/drawing/2016/5/14/chartex" xmlns:mc="http://schemas.openxmlformats.org/markup-compatibility/2006" xmlns:aink="http://schemas.microsoft.com/office/drawing/2016/ink" xmlns:am3d="http://schemas.microsoft.com/office/drawing/2017/model3d" xmlns:o="urn:schemas-microsoft-com:office:office" xmlns:r="http://schemas.openxmlformats.org/officeDocument/2006/relationships" xmlns:m="http://schemas.openxmlformats.org/officeDocument/2006/math" xmlns:v="urn:schemas-microsoft-com:vml" xmlns:wp14="http://schemas.microsoft.com/office/word/2010/wordprocessingDrawing" xmlns:wp="http://schemas.openxmlformats.org/drawingml/2006/wordprocessingDrawing" xmlns:w10="urn:schemas-microsoft-com:office:word" xmlns:w="http://schemas.openxmlformats.org/wordprocessingml/2006/main" xmlns:w14="http://schemas.microsoft.com/office/word/2010/wordml" xmlns:w15="http://schemas.microsoft.com/office/word/2012/wordml" xmlns:w16cex="http://schemas.microsoft.com/office/word/2018/wordml/cex" xmlns:w16cid="http://schemas.microsoft.com/office/word/2016/wordml/cid" xmlns:w16="http://schemas.microsoft.com/office/word/2018/wordml" xmlns:w16se="http://schemas.microsoft.com/office/word/2015/wordml/symex" xmlns:wpg="http://schemas.microsoft.com/office/word/2010/wordprocessingGroup" xmlns:wpi="http://schemas.microsoft.com/office/word/2010/wordprocessingInk" xmlns:wne="http://schemas.microsoft.com/office/word/2006/wordml" xmlns:wps="http://schemas.microsoft.com/office/word/2010/wordprocessingShape" mc:Ignorable="w14 w15 w16se w16cid w16 w16cex wp14">
   <w:p>
     <w:pPr>
       <w:pStyle w:val="a8"/>
@@ -20327,7 +20522,7 @@
 </file>
 
 <file path=word/header2.xml><?xml version="1.0" encoding="utf-8"?>
-<w:hdr xmlns:wpc="http://schemas.microsoft.com/office/word/2010/wordprocessingCanvas" xmlns:cx="http://schemas.microsoft.com/office/drawing/2014/chartex" xmlns:cx1="http://schemas.microsoft.com/office/drawing/2015/9/8/chartex" xmlns:mc="http://schemas.openxmlformats.org/markup-compatibility/2006" xmlns:o="urn:schemas-microsoft-com:office:office" xmlns:r="http://schemas.openxmlformats.org/officeDocument/2006/relationships" xmlns:m="http://schemas.openxmlformats.org/officeDocument/2006/math" xmlns:v="urn:schemas-microsoft-com:vml" xmlns:wp14="http://schemas.microsoft.com/office/word/2010/wordprocessingDrawing" xmlns:wp="http://schemas.openxmlformats.org/drawingml/2006/wordprocessingDrawing" xmlns:w10="urn:schemas-microsoft-com:office:word" xmlns:w="http://schemas.openxmlformats.org/wordprocessingml/2006/main" xmlns:w14="http://schemas.microsoft.com/office/word/2010/wordml" xmlns:w15="http://schemas.microsoft.com/office/word/2012/wordml" xmlns:w16se="http://schemas.microsoft.com/office/word/2015/wordml/symex" xmlns:wpg="http://schemas.microsoft.com/office/word/2010/wordprocessingGroup" xmlns:wpi="http://schemas.microsoft.com/office/word/2010/wordprocessingInk" xmlns:wne="http://schemas.microsoft.com/office/word/2006/wordml" xmlns:wps="http://schemas.microsoft.com/office/word/2010/wordprocessingShape" mc:Ignorable="w14 w15 w16se wp14">
+<w:hdr xmlns:wpc="http://schemas.microsoft.com/office/word/2010/wordprocessingCanvas" xmlns:cx="http://schemas.microsoft.com/office/drawing/2014/chartex" xmlns:cx1="http://schemas.microsoft.com/office/drawing/2015/9/8/chartex" xmlns:cx2="http://schemas.microsoft.com/office/drawing/2015/10/21/chartex" xmlns:cx3="http://schemas.microsoft.com/office/drawing/2016/5/9/chartex" xmlns:cx4="http://schemas.microsoft.com/office/drawing/2016/5/10/chartex" xmlns:cx5="http://schemas.microsoft.com/office/drawing/2016/5/11/chartex" xmlns:cx6="http://schemas.microsoft.com/office/drawing/2016/5/12/chartex" xmlns:cx7="http://schemas.microsoft.com/office/drawing/2016/5/13/chartex" xmlns:cx8="http://schemas.microsoft.com/office/drawing/2016/5/14/chartex" xmlns:mc="http://schemas.openxmlformats.org/markup-compatibility/2006" xmlns:aink="http://schemas.microsoft.com/office/drawing/2016/ink" xmlns:am3d="http://schemas.microsoft.com/office/drawing/2017/model3d" xmlns:o="urn:schemas-microsoft-com:office:office" xmlns:r="http://schemas.openxmlformats.org/officeDocument/2006/relationships" xmlns:m="http://schemas.openxmlformats.org/officeDocument/2006/math" xmlns:v="urn:schemas-microsoft-com:vml" xmlns:wp14="http://schemas.microsoft.com/office/word/2010/wordprocessingDrawing" xmlns:wp="http://schemas.openxmlformats.org/drawingml/2006/wordprocessingDrawing" xmlns:w10="urn:schemas-microsoft-com:office:word" xmlns:w="http://schemas.openxmlformats.org/wordprocessingml/2006/main" xmlns:w14="http://schemas.microsoft.com/office/word/2010/wordml" xmlns:w15="http://schemas.microsoft.com/office/word/2012/wordml" xmlns:w16cex="http://schemas.microsoft.com/office/word/2018/wordml/cex" xmlns:w16cid="http://schemas.microsoft.com/office/word/2016/wordml/cid" xmlns:w16="http://schemas.microsoft.com/office/word/2018/wordml" xmlns:w16se="http://schemas.microsoft.com/office/word/2015/wordml/symex" xmlns:wpg="http://schemas.microsoft.com/office/word/2010/wordprocessingGroup" xmlns:wpi="http://schemas.microsoft.com/office/word/2010/wordprocessingInk" xmlns:wne="http://schemas.microsoft.com/office/word/2006/wordml" xmlns:wps="http://schemas.microsoft.com/office/word/2010/wordprocessingShape" mc:Ignorable="w14 w15 w16se w16cid w16 w16cex wp14">
   <w:p>
     <w:pPr>
       <w:pStyle w:val="11"/>
@@ -20367,6 +20562,7 @@
       </w:placeholder>
       <w:text/>
     </w:sdtPr>
+    <w:sdtEndPr/>
     <w:sdtContent>
       <w:p>
         <w:pPr>
@@ -20374,6 +20570,7 @@
           <w:pBdr>
             <w:bottom w:val="single" w:sz="4" w:space="1" w:color="auto"/>
           </w:pBdr>
+          <w:spacing w:after="120"/>
           <w:jc w:val="center"/>
         </w:pPr>
         <w:r>
@@ -20386,7 +20583,7 @@
 </file>
 
 <file path=word/numbering.xml><?xml version="1.0" encoding="utf-8"?>
-<w:numbering xmlns:wpc="http://schemas.microsoft.com/office/word/2010/wordprocessingCanvas" xmlns:cx="http://schemas.microsoft.com/office/drawing/2014/chartex" xmlns:cx1="http://schemas.microsoft.com/office/drawing/2015/9/8/chartex" xmlns:mc="http://schemas.openxmlformats.org/markup-compatibility/2006" xmlns:o="urn:schemas-microsoft-com:office:office" xmlns:r="http://schemas.openxmlformats.org/officeDocument/2006/relationships" xmlns:m="http://schemas.openxmlformats.org/officeDocument/2006/math" xmlns:v="urn:schemas-microsoft-com:vml" xmlns:wp14="http://schemas.microsoft.com/office/word/2010/wordprocessingDrawing" xmlns:wp="http://schemas.openxmlformats.org/drawingml/2006/wordprocessingDrawing" xmlns:w10="urn:schemas-microsoft-com:office:word" xmlns:w="http://schemas.openxmlformats.org/wordprocessingml/2006/main" xmlns:w14="http://schemas.microsoft.com/office/word/2010/wordml" xmlns:w15="http://schemas.microsoft.com/office/word/2012/wordml" xmlns:w16se="http://schemas.microsoft.com/office/word/2015/wordml/symex" xmlns:wpg="http://schemas.microsoft.com/office/word/2010/wordprocessingGroup" xmlns:wpi="http://schemas.microsoft.com/office/word/2010/wordprocessingInk" xmlns:wne="http://schemas.microsoft.com/office/word/2006/wordml" xmlns:wps="http://schemas.microsoft.com/office/word/2010/wordprocessingShape" mc:Ignorable="w14 w15 w16se wp14">
+<w:numbering xmlns:wpc="http://schemas.microsoft.com/office/word/2010/wordprocessingCanvas" xmlns:cx="http://schemas.microsoft.com/office/drawing/2014/chartex" xmlns:cx1="http://schemas.microsoft.com/office/drawing/2015/9/8/chartex" xmlns:cx2="http://schemas.microsoft.com/office/drawing/2015/10/21/chartex" xmlns:cx3="http://schemas.microsoft.com/office/drawing/2016/5/9/chartex" xmlns:cx4="http://schemas.microsoft.com/office/drawing/2016/5/10/chartex" xmlns:cx5="http://schemas.microsoft.com/office/drawing/2016/5/11/chartex" xmlns:cx6="http://schemas.microsoft.com/office/drawing/2016/5/12/chartex" xmlns:cx7="http://schemas.microsoft.com/office/drawing/2016/5/13/chartex" xmlns:cx8="http://schemas.microsoft.com/office/drawing/2016/5/14/chartex" xmlns:mc="http://schemas.openxmlformats.org/markup-compatibility/2006" xmlns:aink="http://schemas.microsoft.com/office/drawing/2016/ink" xmlns:am3d="http://schemas.microsoft.com/office/drawing/2017/model3d" xmlns:o="urn:schemas-microsoft-com:office:office" xmlns:r="http://schemas.openxmlformats.org/officeDocument/2006/relationships" xmlns:m="http://schemas.openxmlformats.org/officeDocument/2006/math" xmlns:v="urn:schemas-microsoft-com:vml" xmlns:wp14="http://schemas.microsoft.com/office/word/2010/wordprocessingDrawing" xmlns:wp="http://schemas.openxmlformats.org/drawingml/2006/wordprocessingDrawing" xmlns:w10="urn:schemas-microsoft-com:office:word" xmlns:w="http://schemas.openxmlformats.org/wordprocessingml/2006/main" xmlns:w14="http://schemas.microsoft.com/office/word/2010/wordml" xmlns:w15="http://schemas.microsoft.com/office/word/2012/wordml" xmlns:w16cex="http://schemas.microsoft.com/office/word/2018/wordml/cex" xmlns:w16cid="http://schemas.microsoft.com/office/word/2016/wordml/cid" xmlns:w16="http://schemas.microsoft.com/office/word/2018/wordml" xmlns:w16se="http://schemas.microsoft.com/office/word/2015/wordml/symex" xmlns:wpg="http://schemas.microsoft.com/office/word/2010/wordprocessingGroup" xmlns:wpi="http://schemas.microsoft.com/office/word/2010/wordprocessingInk" xmlns:wne="http://schemas.microsoft.com/office/word/2006/wordml" xmlns:wps="http://schemas.microsoft.com/office/word/2010/wordprocessingShape" mc:Ignorable="w14 w15 w16se w16cid w16 w16cex wp14">
   <w:abstractNum w:abstractNumId="0" w15:restartNumberingAfterBreak="0">
     <w:nsid w:val="08BF3D70"/>
     <w:multiLevelType w:val="hybridMultilevel"/>
@@ -25620,7 +25817,7 @@
 </file>
 
 <file path=word/styles.xml><?xml version="1.0" encoding="utf-8"?>
-<w:styles xmlns:mc="http://schemas.openxmlformats.org/markup-compatibility/2006" xmlns:r="http://schemas.openxmlformats.org/officeDocument/2006/relationships" xmlns:w="http://schemas.openxmlformats.org/wordprocessingml/2006/main" xmlns:w14="http://schemas.microsoft.com/office/word/2010/wordml" xmlns:w15="http://schemas.microsoft.com/office/word/2012/wordml" xmlns:w16se="http://schemas.microsoft.com/office/word/2015/wordml/symex" mc:Ignorable="w14 w15 w16se">
+<w:styles xmlns:mc="http://schemas.openxmlformats.org/markup-compatibility/2006" xmlns:r="http://schemas.openxmlformats.org/officeDocument/2006/relationships" xmlns:w="http://schemas.openxmlformats.org/wordprocessingml/2006/main" xmlns:w14="http://schemas.microsoft.com/office/word/2010/wordml" xmlns:w15="http://schemas.microsoft.com/office/word/2012/wordml" xmlns:w16cex="http://schemas.microsoft.com/office/word/2018/wordml/cex" xmlns:w16cid="http://schemas.microsoft.com/office/word/2016/wordml/cid" xmlns:w16="http://schemas.microsoft.com/office/word/2018/wordml" xmlns:w16se="http://schemas.microsoft.com/office/word/2015/wordml/symex" mc:Ignorable="w14 w15 w16se w16cid w16 w16cex">
   <w:docDefaults>
     <w:rPrDefault>
       <w:rPr>
@@ -25636,7 +25833,7 @@
       </w:pPr>
     </w:pPrDefault>
   </w:docDefaults>
-  <w:latentStyles w:defLockedState="0" w:defUIPriority="99" w:defSemiHidden="0" w:defUnhideWhenUsed="0" w:defQFormat="0" w:count="371">
+  <w:latentStyles w:defLockedState="0" w:defUIPriority="99" w:defSemiHidden="0" w:defUnhideWhenUsed="0" w:defQFormat="0" w:count="376">
     <w:lsdException w:name="Normal" w:uiPriority="0" w:qFormat="1"/>
     <w:lsdException w:name="heading 1" w:uiPriority="0" w:qFormat="1"/>
     <w:lsdException w:name="heading 2" w:semiHidden="1" w:uiPriority="0" w:unhideWhenUsed="1" w:qFormat="1"/>
@@ -26008,6 +26205,11 @@
     <w:lsdException w:name="List Table 5 Dark Accent 6" w:uiPriority="50"/>
     <w:lsdException w:name="List Table 6 Colorful Accent 6" w:uiPriority="51"/>
     <w:lsdException w:name="List Table 7 Colorful Accent 6" w:uiPriority="52"/>
+    <w:lsdException w:name="Mention" w:semiHidden="1" w:unhideWhenUsed="1"/>
+    <w:lsdException w:name="Smart Hyperlink" w:semiHidden="1" w:unhideWhenUsed="1"/>
+    <w:lsdException w:name="Hashtag" w:semiHidden="1" w:unhideWhenUsed="1"/>
+    <w:lsdException w:name="Unresolved Mention" w:semiHidden="1" w:unhideWhenUsed="1"/>
+    <w:lsdException w:name="Smart Link" w:semiHidden="1" w:unhideWhenUsed="1"/>
   </w:latentStyles>
   <w:style w:type="paragraph" w:default="1" w:styleId="a">
     <w:name w:val="Normal"/>
@@ -27162,7 +27364,7 @@
 </file>
 
 <file path=word/glossary/document.xml><?xml version="1.0" encoding="utf-8"?>
-<w:glossaryDocument xmlns:wpc="http://schemas.microsoft.com/office/word/2010/wordprocessingCanvas" xmlns:cx="http://schemas.microsoft.com/office/drawing/2014/chartex" xmlns:cx1="http://schemas.microsoft.com/office/drawing/2015/9/8/chartex" xmlns:mc="http://schemas.openxmlformats.org/markup-compatibility/2006" xmlns:o="urn:schemas-microsoft-com:office:office" xmlns:r="http://schemas.openxmlformats.org/officeDocument/2006/relationships" xmlns:m="http://schemas.openxmlformats.org/officeDocument/2006/math" xmlns:v="urn:schemas-microsoft-com:vml" xmlns:wp14="http://schemas.microsoft.com/office/word/2010/wordprocessingDrawing" xmlns:wp="http://schemas.openxmlformats.org/drawingml/2006/wordprocessingDrawing" xmlns:w10="urn:schemas-microsoft-com:office:word" xmlns:w="http://schemas.openxmlformats.org/wordprocessingml/2006/main" xmlns:w14="http://schemas.microsoft.com/office/word/2010/wordml" xmlns:w15="http://schemas.microsoft.com/office/word/2012/wordml" xmlns:w16se="http://schemas.microsoft.com/office/word/2015/wordml/symex" xmlns:wpg="http://schemas.microsoft.com/office/word/2010/wordprocessingGroup" xmlns:wpi="http://schemas.microsoft.com/office/word/2010/wordprocessingInk" xmlns:wne="http://schemas.microsoft.com/office/word/2006/wordml" xmlns:wps="http://schemas.microsoft.com/office/word/2010/wordprocessingShape" mc:Ignorable="w14 w15 w16se wp14">
+<w:glossaryDocument xmlns:wpc="http://schemas.microsoft.com/office/word/2010/wordprocessingCanvas" xmlns:cx="http://schemas.microsoft.com/office/drawing/2014/chartex" xmlns:cx1="http://schemas.microsoft.com/office/drawing/2015/9/8/chartex" xmlns:cx2="http://schemas.microsoft.com/office/drawing/2015/10/21/chartex" xmlns:cx3="http://schemas.microsoft.com/office/drawing/2016/5/9/chartex" xmlns:cx4="http://schemas.microsoft.com/office/drawing/2016/5/10/chartex" xmlns:cx5="http://schemas.microsoft.com/office/drawing/2016/5/11/chartex" xmlns:cx6="http://schemas.microsoft.com/office/drawing/2016/5/12/chartex" xmlns:cx7="http://schemas.microsoft.com/office/drawing/2016/5/13/chartex" xmlns:cx8="http://schemas.microsoft.com/office/drawing/2016/5/14/chartex" xmlns:mc="http://schemas.openxmlformats.org/markup-compatibility/2006" xmlns:aink="http://schemas.microsoft.com/office/drawing/2016/ink" xmlns:am3d="http://schemas.microsoft.com/office/drawing/2017/model3d" xmlns:o="urn:schemas-microsoft-com:office:office" xmlns:r="http://schemas.openxmlformats.org/officeDocument/2006/relationships" xmlns:m="http://schemas.openxmlformats.org/officeDocument/2006/math" xmlns:v="urn:schemas-microsoft-com:vml" xmlns:wp14="http://schemas.microsoft.com/office/word/2010/wordprocessingDrawing" xmlns:wp="http://schemas.openxmlformats.org/drawingml/2006/wordprocessingDrawing" xmlns:w10="urn:schemas-microsoft-com:office:word" xmlns:w="http://schemas.openxmlformats.org/wordprocessingml/2006/main" xmlns:w14="http://schemas.microsoft.com/office/word/2010/wordml" xmlns:w15="http://schemas.microsoft.com/office/word/2012/wordml" xmlns:w16cex="http://schemas.microsoft.com/office/word/2018/wordml/cex" xmlns:w16cid="http://schemas.microsoft.com/office/word/2016/wordml/cid" xmlns:w16="http://schemas.microsoft.com/office/word/2018/wordml" xmlns:w16se="http://schemas.microsoft.com/office/word/2015/wordml/symex" xmlns:wpg="http://schemas.microsoft.com/office/word/2010/wordprocessingGroup" xmlns:wpi="http://schemas.microsoft.com/office/word/2010/wordprocessingInk" xmlns:wne="http://schemas.microsoft.com/office/word/2006/wordml" xmlns:wps="http://schemas.microsoft.com/office/word/2010/wordprocessingShape" mc:Ignorable="w14 w15 w16se w16cid w16 w16cex wp14">
   <w:docParts>
     <w:docPart>
       <w:docPartPr>
@@ -28495,15 +28697,102 @@
         </w:p>
       </w:docPartBody>
     </w:docPart>
+    <w:docPart>
+      <w:docPartPr>
+        <w:name w:val="67B76415D41042959957F334A8A2BF24"/>
+        <w:category>
+          <w:name w:val="Общие"/>
+          <w:gallery w:val="placeholder"/>
+        </w:category>
+        <w:types>
+          <w:type w:val="bbPlcHdr"/>
+        </w:types>
+        <w:behaviors>
+          <w:behavior w:val="content"/>
+        </w:behaviors>
+        <w:guid w:val="{8C1BF9EA-A1FF-4E61-97FA-B05BB1FAA0C7}"/>
+      </w:docPartPr>
+      <w:docPartBody>
+        <w:p>
+          <w:pPr>
+            <w:pStyle w:val="67B76415D41042959957F334A8A2BF24"/>
+          </w:pPr>
+          <w:r>
+            <w:rPr>
+              <w:rStyle w:val="a3"/>
+            </w:rPr>
+            <w:t>Место для ввода текста.</w:t>
+          </w:r>
+        </w:p>
+      </w:docPartBody>
+    </w:docPart>
+    <w:docPart>
+      <w:docPartPr>
+        <w:name w:val="80703FD64F58496F9427243699B684CE"/>
+        <w:category>
+          <w:name w:val="Общие"/>
+          <w:gallery w:val="placeholder"/>
+        </w:category>
+        <w:types>
+          <w:type w:val="bbPlcHdr"/>
+        </w:types>
+        <w:behaviors>
+          <w:behavior w:val="content"/>
+        </w:behaviors>
+        <w:guid w:val="{2DDBA2BE-D862-412F-A76B-82801C96B35D}"/>
+      </w:docPartPr>
+      <w:docPartBody>
+        <w:p>
+          <w:pPr>
+            <w:pStyle w:val="80703FD64F58496F9427243699B684CE"/>
+          </w:pPr>
+          <w:r>
+            <w:rPr>
+              <w:rStyle w:val="a3"/>
+            </w:rPr>
+            <w:t>Место для ввода текста.</w:t>
+          </w:r>
+        </w:p>
+      </w:docPartBody>
+    </w:docPart>
+    <w:docPart>
+      <w:docPartPr>
+        <w:name w:val="4CD1E67F7C854A8E8E94F60A06DFEB00"/>
+        <w:category>
+          <w:name w:val="Общие"/>
+          <w:gallery w:val="placeholder"/>
+        </w:category>
+        <w:types>
+          <w:type w:val="bbPlcHdr"/>
+        </w:types>
+        <w:behaviors>
+          <w:behavior w:val="content"/>
+        </w:behaviors>
+        <w:guid w:val="{7CB20A11-4745-4B46-BED6-68206BDE8DBE}"/>
+      </w:docPartPr>
+      <w:docPartBody>
+        <w:p>
+          <w:pPr>
+            <w:pStyle w:val="4CD1E67F7C854A8E8E94F60A06DFEB00"/>
+          </w:pPr>
+          <w:r>
+            <w:rPr>
+              <w:rStyle w:val="a3"/>
+            </w:rPr>
+            <w:t>Место для ввода текста.</w:t>
+          </w:r>
+        </w:p>
+      </w:docPartBody>
+    </w:docPart>
   </w:docParts>
 </w:glossaryDocument>
 </file>
 
 <file path=word/glossary/fontTable.xml><?xml version="1.0" encoding="utf-8"?>
-<w:fonts xmlns:mc="http://schemas.openxmlformats.org/markup-compatibility/2006" xmlns:r="http://schemas.openxmlformats.org/officeDocument/2006/relationships" xmlns:w="http://schemas.openxmlformats.org/wordprocessingml/2006/main" xmlns:w14="http://schemas.microsoft.com/office/word/2010/wordml" xmlns:w15="http://schemas.microsoft.com/office/word/2012/wordml" xmlns:w16se="http://schemas.microsoft.com/office/word/2015/wordml/symex" mc:Ignorable="w14 w15 w16se">
+<w:fonts xmlns:mc="http://schemas.openxmlformats.org/markup-compatibility/2006" xmlns:r="http://schemas.openxmlformats.org/officeDocument/2006/relationships" xmlns:w="http://schemas.openxmlformats.org/wordprocessingml/2006/main" xmlns:w14="http://schemas.microsoft.com/office/word/2010/wordml" xmlns:w15="http://schemas.microsoft.com/office/word/2012/wordml" xmlns:w16cex="http://schemas.microsoft.com/office/word/2018/wordml/cex" xmlns:w16cid="http://schemas.microsoft.com/office/word/2016/wordml/cid" xmlns:w16="http://schemas.microsoft.com/office/word/2018/wordml" xmlns:w16se="http://schemas.microsoft.com/office/word/2015/wordml/symex" mc:Ignorable="w14 w15 w16se w16cid w16 w16cex">
   <w:font w:name="Times New Roman">
     <w:panose1 w:val="02020603050405020304"/>
-    <w:charset w:val="CC"/>
+    <w:charset w:val="00"/>
     <w:family w:val="roman"/>
     <w:pitch w:val="variable"/>
     <w:sig w:usb0="E0002EFF" w:usb1="C000785B" w:usb2="00000009" w:usb3="00000000" w:csb0="000001FF" w:csb1="00000000"/>
@@ -28534,7 +28823,7 @@
     <w:charset w:val="CC"/>
     <w:family w:val="swiss"/>
     <w:pitch w:val="variable"/>
-    <w:sig w:usb0="E4002EFF" w:usb1="C000247B" w:usb2="00000009" w:usb3="00000000" w:csb0="000001FF" w:csb1="00000000"/>
+    <w:sig w:usb0="E4002EFF" w:usb1="C200247B" w:usb2="00000009" w:usb3="00000000" w:csb0="000001FF" w:csb1="00000000"/>
   </w:font>
   <w:font w:name="Cambria">
     <w:panose1 w:val="02040503050406030204"/>
@@ -28552,7 +28841,7 @@
   </w:font>
   <w:font w:name="Arial">
     <w:panose1 w:val="020B0604020202020204"/>
-    <w:charset w:val="CC"/>
+    <w:charset w:val="00"/>
     <w:family w:val="swiss"/>
     <w:pitch w:val="variable"/>
     <w:sig w:usb0="E0002EFF" w:usb1="C000785B" w:usb2="00000009" w:usb3="00000000" w:csb0="000001FF" w:csb1="00000000"/>
@@ -28562,7 +28851,7 @@
     <w:charset w:val="CC"/>
     <w:family w:val="swiss"/>
     <w:pitch w:val="variable"/>
-    <w:sig w:usb0="E4002EFF" w:usb1="C000247B" w:usb2="00000009" w:usb3="00000000" w:csb0="000001FF" w:csb1="00000000"/>
+    <w:sig w:usb0="E4002EFF" w:usb1="C200247B" w:usb2="00000009" w:usb3="00000000" w:csb0="000001FF" w:csb1="00000000"/>
   </w:font>
   <w:font w:name="MS Gothic">
     <w:altName w:val="ＭＳ ゴシック"/>
@@ -28590,7 +28879,7 @@
 </file>
 
 <file path=word/glossary/settings.xml><?xml version="1.0" encoding="utf-8"?>
-<w:settings xmlns:mc="http://schemas.openxmlformats.org/markup-compatibility/2006" xmlns:o="urn:schemas-microsoft-com:office:office" xmlns:r="http://schemas.openxmlformats.org/officeDocument/2006/relationships" xmlns:m="http://schemas.openxmlformats.org/officeDocument/2006/math" xmlns:v="urn:schemas-microsoft-com:vml" xmlns:w10="urn:schemas-microsoft-com:office:word" xmlns:w="http://schemas.openxmlformats.org/wordprocessingml/2006/main" xmlns:w14="http://schemas.microsoft.com/office/word/2010/wordml" xmlns:w15="http://schemas.microsoft.com/office/word/2012/wordml" xmlns:w16se="http://schemas.microsoft.com/office/word/2015/wordml/symex" xmlns:sl="http://schemas.openxmlformats.org/schemaLibrary/2006/main" mc:Ignorable="w14 w15 w16se">
+<w:settings xmlns:mc="http://schemas.openxmlformats.org/markup-compatibility/2006" xmlns:o="urn:schemas-microsoft-com:office:office" xmlns:r="http://schemas.openxmlformats.org/officeDocument/2006/relationships" xmlns:m="http://schemas.openxmlformats.org/officeDocument/2006/math" xmlns:v="urn:schemas-microsoft-com:vml" xmlns:w10="urn:schemas-microsoft-com:office:word" xmlns:w="http://schemas.openxmlformats.org/wordprocessingml/2006/main" xmlns:w14="http://schemas.microsoft.com/office/word/2010/wordml" xmlns:w15="http://schemas.microsoft.com/office/word/2012/wordml" xmlns:w16cex="http://schemas.microsoft.com/office/word/2018/wordml/cex" xmlns:w16cid="http://schemas.microsoft.com/office/word/2016/wordml/cid" xmlns:w16="http://schemas.microsoft.com/office/word/2018/wordml" xmlns:w16se="http://schemas.microsoft.com/office/word/2015/wordml/symex" xmlns:sl="http://schemas.openxmlformats.org/schemaLibrary/2006/main" mc:Ignorable="w14 w15 w16se w16cid w16 w16cex">
   <w:view w:val="normal"/>
   <w:defaultTabStop w:val="708"/>
   <w:characterSpacingControl w:val="doNotCompress"/>
@@ -28601,13 +28890,16 @@
     <w:compatSetting w:name="enableOpenTypeFeatures" w:uri="http://schemas.microsoft.com/office/word" w:val="1"/>
     <w:compatSetting w:name="doNotFlipMirrorIndents" w:uri="http://schemas.microsoft.com/office/word" w:val="1"/>
     <w:compatSetting w:name="differentiateMultirowTableHeaders" w:uri="http://schemas.microsoft.com/office/word" w:val="1"/>
+    <w:compatSetting w:name="useWord2013TrackBottomHyphenation" w:uri="http://schemas.microsoft.com/office/word" w:val="1"/>
   </w:compat>
   <w:rsids>
     <w:rsidRoot w:val="00EC6E2E"/>
     <w:rsid w:val="0004186D"/>
     <w:rsid w:val="000B3288"/>
+    <w:rsid w:val="000F7952"/>
     <w:rsid w:val="00116899"/>
     <w:rsid w:val="00152D9F"/>
+    <w:rsid w:val="001548AF"/>
     <w:rsid w:val="0015781E"/>
     <w:rsid w:val="00161281"/>
     <w:rsid w:val="001B085C"/>
@@ -28617,6 +28909,7 @@
     <w:rsid w:val="002E32E4"/>
     <w:rsid w:val="00301474"/>
     <w:rsid w:val="0032338D"/>
+    <w:rsid w:val="00334991"/>
     <w:rsid w:val="00341460"/>
     <w:rsid w:val="003473D0"/>
     <w:rsid w:val="00383679"/>
@@ -28624,17 +28917,22 @@
     <w:rsid w:val="004322BD"/>
     <w:rsid w:val="00451345"/>
     <w:rsid w:val="00482A4F"/>
+    <w:rsid w:val="00496262"/>
     <w:rsid w:val="00496CD3"/>
     <w:rsid w:val="004C0405"/>
     <w:rsid w:val="004F48F4"/>
+    <w:rsid w:val="0054338E"/>
     <w:rsid w:val="00594162"/>
+    <w:rsid w:val="00595627"/>
     <w:rsid w:val="005A552B"/>
     <w:rsid w:val="005E12F1"/>
+    <w:rsid w:val="005E201E"/>
     <w:rsid w:val="006034BD"/>
     <w:rsid w:val="00691E12"/>
     <w:rsid w:val="006D2117"/>
     <w:rsid w:val="006D70DB"/>
     <w:rsid w:val="006E301C"/>
+    <w:rsid w:val="00793841"/>
     <w:rsid w:val="007A2208"/>
     <w:rsid w:val="008568AE"/>
     <w:rsid w:val="00895A16"/>
@@ -28670,6 +28968,7 @@
     <w:rsid w:val="00E95897"/>
     <w:rsid w:val="00EC2765"/>
     <w:rsid w:val="00EC6E2E"/>
+    <w:rsid w:val="00EE1FBF"/>
     <w:rsid w:val="00EF1414"/>
     <w:rsid w:val="00F25C9D"/>
     <w:rsid w:val="00FF50B0"/>
@@ -28696,7 +28995,7 @@
 </file>
 
 <file path=word/glossary/styles.xml><?xml version="1.0" encoding="utf-8"?>
-<w:styles xmlns:mc="http://schemas.openxmlformats.org/markup-compatibility/2006" xmlns:r="http://schemas.openxmlformats.org/officeDocument/2006/relationships" xmlns:w="http://schemas.openxmlformats.org/wordprocessingml/2006/main" xmlns:w14="http://schemas.microsoft.com/office/word/2010/wordml" xmlns:w15="http://schemas.microsoft.com/office/word/2012/wordml" xmlns:w16se="http://schemas.microsoft.com/office/word/2015/wordml/symex" mc:Ignorable="w14 w15 w16se">
+<w:styles xmlns:mc="http://schemas.openxmlformats.org/markup-compatibility/2006" xmlns:r="http://schemas.openxmlformats.org/officeDocument/2006/relationships" xmlns:w="http://schemas.openxmlformats.org/wordprocessingml/2006/main" xmlns:w14="http://schemas.microsoft.com/office/word/2010/wordml" xmlns:w15="http://schemas.microsoft.com/office/word/2012/wordml" xmlns:w16cex="http://schemas.microsoft.com/office/word/2018/wordml/cex" xmlns:w16cid="http://schemas.microsoft.com/office/word/2016/wordml/cid" xmlns:w16="http://schemas.microsoft.com/office/word/2018/wordml" xmlns:w16se="http://schemas.microsoft.com/office/word/2015/wordml/symex" mc:Ignorable="w14 w15 w16se w16cid w16 w16cex">
   <w:docDefaults>
     <w:rPrDefault>
       <w:rPr>
@@ -28712,7 +29011,7 @@
       </w:pPr>
     </w:pPrDefault>
   </w:docDefaults>
-  <w:latentStyles w:defLockedState="0" w:defUIPriority="99" w:defSemiHidden="0" w:defUnhideWhenUsed="0" w:defQFormat="0" w:count="371">
+  <w:latentStyles w:defLockedState="0" w:defUIPriority="99" w:defSemiHidden="0" w:defUnhideWhenUsed="0" w:defQFormat="0" w:count="376">
     <w:lsdException w:name="Normal" w:uiPriority="0" w:qFormat="1"/>
     <w:lsdException w:name="heading 1" w:uiPriority="9" w:qFormat="1"/>
     <w:lsdException w:name="heading 2" w:semiHidden="1" w:uiPriority="9" w:unhideWhenUsed="1" w:qFormat="1"/>
@@ -29084,6 +29383,11 @@
     <w:lsdException w:name="List Table 5 Dark Accent 6" w:uiPriority="50"/>
     <w:lsdException w:name="List Table 6 Colorful Accent 6" w:uiPriority="51"/>
     <w:lsdException w:name="List Table 7 Colorful Accent 6" w:uiPriority="52"/>
+    <w:lsdException w:name="Mention" w:semiHidden="1" w:unhideWhenUsed="1"/>
+    <w:lsdException w:name="Smart Hyperlink" w:semiHidden="1" w:unhideWhenUsed="1"/>
+    <w:lsdException w:name="Hashtag" w:semiHidden="1" w:unhideWhenUsed="1"/>
+    <w:lsdException w:name="Unresolved Mention" w:semiHidden="1" w:unhideWhenUsed="1"/>
+    <w:lsdException w:name="Smart Link" w:semiHidden="1" w:unhideWhenUsed="1"/>
   </w:latentStyles>
   <w:style w:type="paragraph" w:default="1" w:styleId="a">
     <w:name w:val="Normal"/>
@@ -29121,7 +29425,7 @@
     <w:basedOn w:val="a0"/>
     <w:uiPriority w:val="99"/>
     <w:semiHidden/>
-    <w:rsid w:val="00116899"/>
+    <w:rsid w:val="00EE1FBF"/>
     <w:rPr>
       <w:color w:val="808080"/>
     </w:rPr>
@@ -29386,11 +29690,23 @@
     <w:name w:val="25C393A9F5674557B3B86A4BD59F57FE"/>
     <w:rsid w:val="00116899"/>
   </w:style>
+  <w:style w:type="paragraph" w:customStyle="1" w:styleId="67B76415D41042959957F334A8A2BF24">
+    <w:name w:val="67B76415D41042959957F334A8A2BF24"/>
+    <w:rsid w:val="00595627"/>
+  </w:style>
+  <w:style w:type="paragraph" w:customStyle="1" w:styleId="80703FD64F58496F9427243699B684CE">
+    <w:name w:val="80703FD64F58496F9427243699B684CE"/>
+    <w:rsid w:val="00EE1FBF"/>
+  </w:style>
+  <w:style w:type="paragraph" w:customStyle="1" w:styleId="4CD1E67F7C854A8E8E94F60A06DFEB00">
+    <w:name w:val="4CD1E67F7C854A8E8E94F60A06DFEB00"/>
+    <w:rsid w:val="00EE1FBF"/>
+  </w:style>
 </w:styles>
 </file>
 
 <file path=word/glossary/webSettings.xml><?xml version="1.0" encoding="utf-8"?>
-<w:webSettings xmlns:mc="http://schemas.openxmlformats.org/markup-compatibility/2006" xmlns:r="http://schemas.openxmlformats.org/officeDocument/2006/relationships" xmlns:w="http://schemas.openxmlformats.org/wordprocessingml/2006/main" xmlns:w14="http://schemas.microsoft.com/office/word/2010/wordml" xmlns:w15="http://schemas.microsoft.com/office/word/2012/wordml" xmlns:w16se="http://schemas.microsoft.com/office/word/2015/wordml/symex" mc:Ignorable="w14 w15 w16se">
+<w:webSettings xmlns:mc="http://schemas.openxmlformats.org/markup-compatibility/2006" xmlns:r="http://schemas.openxmlformats.org/officeDocument/2006/relationships" xmlns:w="http://schemas.openxmlformats.org/wordprocessingml/2006/main" xmlns:w14="http://schemas.microsoft.com/office/word/2010/wordml" xmlns:w15="http://schemas.microsoft.com/office/word/2012/wordml" xmlns:w16cex="http://schemas.microsoft.com/office/word/2018/wordml/cex" xmlns:w16cid="http://schemas.microsoft.com/office/word/2016/wordml/cid" xmlns:w16="http://schemas.microsoft.com/office/word/2018/wordml" xmlns:w16se="http://schemas.microsoft.com/office/word/2015/wordml/symex" mc:Ignorable="w14 w15 w16se w16cid w16 w16cex">
   <w:optimizeForBrowser/>
   <w:allowPNG/>
 </w:webSettings>
@@ -29696,7 +30012,7 @@
 </file>
 
 <file path=customXml/itemProps1.xml><?xml version="1.0" encoding="utf-8"?>
-<ds:datastoreItem xmlns:ds="http://schemas.openxmlformats.org/officeDocument/2006/customXml" ds:itemID="{DC8FC27E-0C38-4FEC-8136-2845B6195AC8}">
+<ds:datastoreItem xmlns:ds="http://schemas.openxmlformats.org/officeDocument/2006/customXml" ds:itemID="{021049C3-34D6-4371-8E29-AB4310B6B1C8}">
   <ds:schemaRefs>
     <ds:schemaRef ds:uri="http://schemas.openxmlformats.org/officeDocument/2006/bibliography"/>
   </ds:schemaRefs>
